--- a/data_base/бд.docx
+++ b/data_base/бд.docx
@@ -124,8 +124,13 @@
         <w:jc w:val="both"/>
       </w:pPr>
       <w:r>
-        <w:t>Логический сбой – оператор пытается добавить информацию в бд</w:t>
-      </w:r>
+        <w:t xml:space="preserve">Логический сбой – оператор пытается добавить информацию в </w:t>
+      </w:r>
+      <w:proofErr w:type="spellStart"/>
+      <w:r>
+        <w:t>бд</w:t>
+      </w:r>
+      <w:proofErr w:type="spellEnd"/>
       <w:r>
         <w:t>,</w:t>
       </w:r>
@@ -136,13 +141,29 @@
         <w:t>,</w:t>
       </w:r>
       <w:r>
-        <w:t xml:space="preserve"> и субд должна предотвратить дублирование данных – ошибка 1 рода или ограничения сущности. Оператор пытается удалить данные из базы данных</w:t>
+        <w:t xml:space="preserve"> и </w:t>
+      </w:r>
+      <w:proofErr w:type="spellStart"/>
+      <w:r>
+        <w:t>субд</w:t>
+      </w:r>
+      <w:proofErr w:type="spellEnd"/>
+      <w:r>
+        <w:t xml:space="preserve"> должна предотвратить дублирование данных – ошибка 1 рода или ограничения сущности. Оператор пытается удалить данные из базы данных</w:t>
       </w:r>
       <w:r>
         <w:t>,</w:t>
       </w:r>
       <w:r>
-        <w:t xml:space="preserve"> на которые есть ссылка из других таблиц бд – ошибка 2 рода – ссылочная целостность</w:t>
+        <w:t xml:space="preserve"> на которые есть ссылка из других таблиц </w:t>
+      </w:r>
+      <w:proofErr w:type="spellStart"/>
+      <w:r>
+        <w:t>бд</w:t>
+      </w:r>
+      <w:proofErr w:type="spellEnd"/>
+      <w:r>
+        <w:t xml:space="preserve"> – ошибка 2 рода – ссылочная целостность</w:t>
       </w:r>
     </w:p>
     <w:p>
@@ -157,14 +178,27 @@
         <w:jc w:val="both"/>
       </w:pPr>
       <w:r>
-        <w:t xml:space="preserve">Физический сбой – если во время работы субд </w:t>
+        <w:t xml:space="preserve">Физический сбой – если во время работы </w:t>
+      </w:r>
+      <w:proofErr w:type="spellStart"/>
+      <w:r>
+        <w:t>субд</w:t>
+      </w:r>
+      <w:proofErr w:type="spellEnd"/>
+      <w:r>
+        <w:t xml:space="preserve"> </w:t>
       </w:r>
       <w:r>
         <w:t xml:space="preserve">произошёл </w:t>
       </w:r>
       <w:r>
-        <w:t>какой-либо сбой (ошибка субд</w:t>
-      </w:r>
+        <w:t xml:space="preserve">какой-либо сбой (ошибка </w:t>
+      </w:r>
+      <w:proofErr w:type="spellStart"/>
+      <w:r>
+        <w:t>субд</w:t>
+      </w:r>
+      <w:proofErr w:type="spellEnd"/>
       <w:r>
         <w:t>,</w:t>
       </w:r>
@@ -181,7 +215,15 @@
         <w:t>.</w:t>
       </w:r>
       <w:r>
-        <w:t xml:space="preserve"> Если субд модифицировало структуру базы данных</w:t>
+        <w:t xml:space="preserve"> Если </w:t>
+      </w:r>
+      <w:proofErr w:type="spellStart"/>
+      <w:r>
+        <w:t>субд</w:t>
+      </w:r>
+      <w:proofErr w:type="spellEnd"/>
+      <w:r>
+        <w:t xml:space="preserve"> модифицировало структуру базы данных</w:t>
       </w:r>
       <w:r>
         <w:t>,</w:t>
@@ -213,7 +255,15 @@
         <w:t>Локальность модифицирующих воздействий.</w:t>
       </w:r>
       <w:r>
-        <w:t xml:space="preserve"> Допустим записи в базе данных в основной файле бд связаны в цепочку</w:t>
+        <w:t xml:space="preserve"> Допустим записи в базе данных в основной файле </w:t>
+      </w:r>
+      <w:proofErr w:type="spellStart"/>
+      <w:r>
+        <w:t>бд</w:t>
+      </w:r>
+      <w:proofErr w:type="spellEnd"/>
+      <w:r>
+        <w:t xml:space="preserve"> связаны в цепочку</w:t>
       </w:r>
       <w:r>
         <w:t>,</w:t>
@@ -279,7 +329,15 @@
         <w:t>.</w:t>
       </w:r>
       <w:r>
-        <w:t xml:space="preserve"> Перед началом операции модификации субд помещает в буфер объем данных</w:t>
+        <w:t xml:space="preserve"> Перед началом операции модификации </w:t>
+      </w:r>
+      <w:proofErr w:type="spellStart"/>
+      <w:r>
+        <w:t>субд</w:t>
+      </w:r>
+      <w:proofErr w:type="spellEnd"/>
+      <w:r>
+        <w:t xml:space="preserve"> помещает в буфер объем данных</w:t>
       </w:r>
       <w:r>
         <w:t>,</w:t>
@@ -343,8 +401,21 @@
         <w:t>.</w:t>
       </w:r>
       <w:r>
-        <w:t xml:space="preserve"> Средствами субд создается 2 копии бд</w:t>
-      </w:r>
+        <w:t xml:space="preserve"> Средствами </w:t>
+      </w:r>
+      <w:proofErr w:type="spellStart"/>
+      <w:r>
+        <w:t>субд</w:t>
+      </w:r>
+      <w:proofErr w:type="spellEnd"/>
+      <w:r>
+        <w:t xml:space="preserve"> создается 2 копии </w:t>
+      </w:r>
+      <w:proofErr w:type="spellStart"/>
+      <w:r>
+        <w:t>бд</w:t>
+      </w:r>
+      <w:proofErr w:type="spellEnd"/>
       <w:r>
         <w:t xml:space="preserve">: 1 </w:t>
       </w:r>
@@ -411,7 +482,23 @@
           <w:i/>
           <w:iCs/>
         </w:rPr>
-        <w:t xml:space="preserve">Прикладной программой бд – </w:t>
+        <w:t xml:space="preserve">Прикладной программой </w:t>
+      </w:r>
+      <w:proofErr w:type="spellStart"/>
+      <w:r>
+        <w:rPr>
+          <w:i/>
+          <w:iCs/>
+        </w:rPr>
+        <w:t>бд</w:t>
+      </w:r>
+      <w:proofErr w:type="spellEnd"/>
+      <w:r>
+        <w:rPr>
+          <w:i/>
+          <w:iCs/>
+        </w:rPr>
+        <w:t xml:space="preserve"> – </w:t>
       </w:r>
       <w:r>
         <w:t>программа</w:t>
@@ -420,8 +507,21 @@
         <w:t>,</w:t>
       </w:r>
       <w:r>
-        <w:t xml:space="preserve"> реализующая единичную функцию пользователя, и обеспечивающаяся бд по средствам субд</w:t>
-      </w:r>
+        <w:t xml:space="preserve"> реализующая единичную функцию пользователя, и обеспечивающаяся </w:t>
+      </w:r>
+      <w:proofErr w:type="spellStart"/>
+      <w:r>
+        <w:t>бд</w:t>
+      </w:r>
+      <w:proofErr w:type="spellEnd"/>
+      <w:r>
+        <w:t xml:space="preserve"> по средствам </w:t>
+      </w:r>
+      <w:proofErr w:type="spellStart"/>
+      <w:r>
+        <w:t>субд</w:t>
+      </w:r>
+      <w:proofErr w:type="spellEnd"/>
     </w:p>
     <w:p>
       <w:pPr>
@@ -467,8 +567,17 @@
           <w:i/>
           <w:iCs/>
         </w:rPr>
-        <w:t>Прикладная программа в бд</w:t>
-      </w:r>
+        <w:t xml:space="preserve">Прикладная программа в </w:t>
+      </w:r>
+      <w:proofErr w:type="spellStart"/>
+      <w:r>
+        <w:rPr>
+          <w:i/>
+          <w:iCs/>
+        </w:rPr>
+        <w:t>бд</w:t>
+      </w:r>
+      <w:proofErr w:type="spellEnd"/>
       <w:r>
         <w:rPr>
           <w:i/>
@@ -533,6 +642,7 @@
           <w:i/>
           <w:iCs/>
         </w:rPr>
+        <w:lastRenderedPageBreak/>
         <w:t>Физическое описание представления</w:t>
       </w:r>
       <w:r>
@@ -573,11 +683,18 @@
           <w:i/>
           <w:iCs/>
         </w:rPr>
-        <w:lastRenderedPageBreak/>
         <w:t>Глобальное логическое описание</w:t>
       </w:r>
       <w:r>
-        <w:t xml:space="preserve"> – это описание бд как единого целого</w:t>
+        <w:t xml:space="preserve"> – это описание </w:t>
+      </w:r>
+      <w:proofErr w:type="spellStart"/>
+      <w:r>
+        <w:t>бд</w:t>
+      </w:r>
+      <w:proofErr w:type="spellEnd"/>
+      <w:r>
+        <w:t xml:space="preserve"> как единого целого</w:t>
       </w:r>
       <w:r>
         <w:t>.</w:t>
@@ -645,7 +762,15 @@
         <w:t xml:space="preserve"> </w:t>
       </w:r>
       <w:r>
-        <w:t>В процессе развития технологий бд стало очевидно</w:t>
+        <w:t xml:space="preserve">В процессе развития технологий </w:t>
+      </w:r>
+      <w:proofErr w:type="spellStart"/>
+      <w:r>
+        <w:t>бд</w:t>
+      </w:r>
+      <w:proofErr w:type="spellEnd"/>
+      <w:r>
+        <w:t xml:space="preserve"> стало очевидно</w:t>
       </w:r>
       <w:r>
         <w:t xml:space="preserve">, </w:t>
@@ -666,8 +791,13 @@
         <w:t xml:space="preserve"> но и на внешние схемы.</w:t>
       </w:r>
       <w:r>
-        <w:t xml:space="preserve"> 2 уровень является фундаментом любой бд</w:t>
-      </w:r>
+        <w:t xml:space="preserve"> 2 уровень является фундаментом любой </w:t>
+      </w:r>
+      <w:proofErr w:type="spellStart"/>
+      <w:r>
+        <w:t>бд</w:t>
+      </w:r>
+      <w:proofErr w:type="spellEnd"/>
       <w:r>
         <w:t>,</w:t>
       </w:r>
@@ -964,8 +1094,13 @@
               <w:t xml:space="preserve">Дополняется новая запись </w:t>
             </w:r>
             <w:r>
-              <w:t>в бд</w:t>
+              <w:t xml:space="preserve">в </w:t>
             </w:r>
+            <w:proofErr w:type="spellStart"/>
+            <w:r>
+              <w:t>бд</w:t>
+            </w:r>
+            <w:proofErr w:type="spellEnd"/>
           </w:p>
         </w:tc>
         <w:tc>
@@ -1053,7 +1188,15 @@
               <w:jc w:val="center"/>
             </w:pPr>
             <w:r>
-              <w:t>Объединение двух разнотипных бд в одну</w:t>
+              <w:t xml:space="preserve">Объединение двух разнотипных </w:t>
+            </w:r>
+            <w:proofErr w:type="spellStart"/>
+            <w:r>
+              <w:t>бд</w:t>
+            </w:r>
+            <w:proofErr w:type="spellEnd"/>
+            <w:r>
+              <w:t xml:space="preserve"> в одну</w:t>
             </w:r>
           </w:p>
         </w:tc>
@@ -1142,7 +1285,15 @@
               <w:jc w:val="center"/>
             </w:pPr>
             <w:r>
-              <w:t>Объединение двух однотипных бд в одну</w:t>
+              <w:t xml:space="preserve">Объединение двух однотипных </w:t>
+            </w:r>
+            <w:proofErr w:type="spellStart"/>
+            <w:r>
+              <w:t>бд</w:t>
+            </w:r>
+            <w:proofErr w:type="spellEnd"/>
+            <w:r>
+              <w:t xml:space="preserve"> в одну</w:t>
             </w:r>
           </w:p>
         </w:tc>
@@ -1320,8 +1471,17 @@
               <w:jc w:val="center"/>
             </w:pPr>
             <w:r>
-              <w:t>Изменение в аппаратном устройстве сервера бд</w:t>
+              <w:t xml:space="preserve">Изменение в аппаратном </w:t>
             </w:r>
+            <w:r>
+              <w:lastRenderedPageBreak/>
+              <w:t xml:space="preserve">устройстве сервера </w:t>
+            </w:r>
+            <w:proofErr w:type="spellStart"/>
+            <w:r>
+              <w:t>бд</w:t>
+            </w:r>
+            <w:proofErr w:type="spellEnd"/>
           </w:p>
         </w:tc>
         <w:tc>
@@ -1343,6 +1503,7 @@
                 <w:sz w:val="44"/>
                 <w:szCs w:val="44"/>
               </w:rPr>
+              <w:lastRenderedPageBreak/>
               <w:t>+</w:t>
             </w:r>
           </w:p>
@@ -1470,14 +1631,24 @@
         <w:t xml:space="preserve"> </w:t>
       </w:r>
       <w:r>
-        <w:t>Злоумышленник получил бд</w:t>
-      </w:r>
+        <w:t xml:space="preserve">Злоумышленник получил </w:t>
+      </w:r>
+      <w:proofErr w:type="spellStart"/>
+      <w:r>
+        <w:t>бд</w:t>
+      </w:r>
+      <w:proofErr w:type="spellEnd"/>
       <w:r>
         <w:t>,</w:t>
       </w:r>
       <w:r>
-        <w:t xml:space="preserve"> миную субд</w:t>
-      </w:r>
+        <w:t xml:space="preserve"> миную </w:t>
+      </w:r>
+      <w:proofErr w:type="spellStart"/>
+      <w:r>
+        <w:t>субд</w:t>
+      </w:r>
+      <w:proofErr w:type="spellEnd"/>
     </w:p>
     <w:p>
       <w:pPr>
@@ -1676,8 +1847,30 @@
         <w:rPr>
           <w:rFonts w:ascii="Calibri" w:hAnsi="Calibri" w:cs="Calibri"/>
         </w:rPr>
-        <w:t>Порядок работы субд при чтении из бд</w:t>
-      </w:r>
+        <w:t xml:space="preserve">Порядок работы </w:t>
+      </w:r>
+      <w:proofErr w:type="spellStart"/>
+      <w:r>
+        <w:rPr>
+          <w:rFonts w:ascii="Calibri" w:hAnsi="Calibri" w:cs="Calibri"/>
+        </w:rPr>
+        <w:t>субд</w:t>
+      </w:r>
+      <w:proofErr w:type="spellEnd"/>
+      <w:r>
+        <w:rPr>
+          <w:rFonts w:ascii="Calibri" w:hAnsi="Calibri" w:cs="Calibri"/>
+        </w:rPr>
+        <w:t xml:space="preserve"> при чтении из </w:t>
+      </w:r>
+      <w:proofErr w:type="spellStart"/>
+      <w:r>
+        <w:rPr>
+          <w:rFonts w:ascii="Calibri" w:hAnsi="Calibri" w:cs="Calibri"/>
+        </w:rPr>
+        <w:t>бд</w:t>
+      </w:r>
+      <w:proofErr w:type="spellEnd"/>
       <w:r>
         <w:rPr>
           <w:rFonts w:ascii="Calibri" w:hAnsi="Calibri" w:cs="Calibri"/>
@@ -1738,8 +1931,16 @@
         <w:rPr>
           <w:rFonts w:ascii="Calibri" w:hAnsi="Calibri" w:cs="Calibri"/>
         </w:rPr>
-        <w:t xml:space="preserve"> Передает это в субд</w:t>
-      </w:r>
+        <w:t xml:space="preserve"> Передает это в </w:t>
+      </w:r>
+      <w:proofErr w:type="spellStart"/>
+      <w:r>
+        <w:rPr>
+          <w:rFonts w:ascii="Calibri" w:hAnsi="Calibri" w:cs="Calibri"/>
+        </w:rPr>
+        <w:t>субд</w:t>
+      </w:r>
+      <w:proofErr w:type="spellEnd"/>
     </w:p>
     <w:p>
       <w:pPr>
@@ -1826,7 +2027,21 @@
         <w:rPr>
           <w:rFonts w:ascii="Calibri" w:hAnsi="Calibri" w:cs="Calibri"/>
         </w:rPr>
-        <w:t xml:space="preserve"> в которой просматривается бд).</w:t>
+        <w:t xml:space="preserve"> в которой просматривается </w:t>
+      </w:r>
+      <w:proofErr w:type="spellStart"/>
+      <w:r>
+        <w:rPr>
+          <w:rFonts w:ascii="Calibri" w:hAnsi="Calibri" w:cs="Calibri"/>
+        </w:rPr>
+        <w:t>бд</w:t>
+      </w:r>
+      <w:proofErr w:type="spellEnd"/>
+      <w:r>
+        <w:rPr>
+          <w:rFonts w:ascii="Calibri" w:hAnsi="Calibri" w:cs="Calibri"/>
+        </w:rPr>
+        <w:t>).</w:t>
       </w:r>
       <w:r>
         <w:rPr>
@@ -1966,7 +2181,21 @@
         <w:rPr>
           <w:rFonts w:ascii="Calibri" w:hAnsi="Calibri" w:cs="Calibri"/>
         </w:rPr>
-        <w:t xml:space="preserve"> количество циклов зависит от качества СУБД. Последовательность действий при записи в бд аналогичны</w:t>
+        <w:t xml:space="preserve"> количество циклов зависит от качества СУБД. Последовательность действий при записи в </w:t>
+      </w:r>
+      <w:proofErr w:type="spellStart"/>
+      <w:r>
+        <w:rPr>
+          <w:rFonts w:ascii="Calibri" w:hAnsi="Calibri" w:cs="Calibri"/>
+        </w:rPr>
+        <w:t>бд</w:t>
+      </w:r>
+      <w:proofErr w:type="spellEnd"/>
+      <w:r>
+        <w:rPr>
+          <w:rFonts w:ascii="Calibri" w:hAnsi="Calibri" w:cs="Calibri"/>
+        </w:rPr>
+        <w:t xml:space="preserve"> аналогичны</w:t>
       </w:r>
       <w:r>
         <w:rPr>
@@ -1990,7 +2219,21 @@
         <w:rPr>
           <w:rFonts w:ascii="Calibri" w:hAnsi="Calibri" w:cs="Calibri"/>
         </w:rPr>
-        <w:t xml:space="preserve"> Ни одна субд не выполняет оптимизацию при записи данных.</w:t>
+        <w:t xml:space="preserve"> Ни одна </w:t>
+      </w:r>
+      <w:proofErr w:type="spellStart"/>
+      <w:r>
+        <w:rPr>
+          <w:rFonts w:ascii="Calibri" w:hAnsi="Calibri" w:cs="Calibri"/>
+        </w:rPr>
+        <w:t>субд</w:t>
+      </w:r>
+      <w:proofErr w:type="spellEnd"/>
+      <w:r>
+        <w:rPr>
+          <w:rFonts w:ascii="Calibri" w:hAnsi="Calibri" w:cs="Calibri"/>
+        </w:rPr>
+        <w:t xml:space="preserve"> не выполняет оптимизацию при записи данных.</w:t>
       </w:r>
     </w:p>
     <w:p>
@@ -2025,8 +2268,19 @@
           <w:szCs w:val="28"/>
         </w:rPr>
         <w:lastRenderedPageBreak/>
-        <w:t>1.5 Языковые средства для работы с бд</w:t>
-      </w:r>
+        <w:t xml:space="preserve">1.5 Языковые средства для работы с </w:t>
+      </w:r>
+      <w:proofErr w:type="spellStart"/>
+      <w:r>
+        <w:rPr>
+          <w:rFonts w:ascii="Calibri" w:hAnsi="Calibri" w:cs="Calibri"/>
+          <w:b/>
+          <w:sz w:val="28"/>
+          <w:szCs w:val="28"/>
+        </w:rPr>
+        <w:t>бд</w:t>
+      </w:r>
+      <w:proofErr w:type="spellEnd"/>
     </w:p>
     <w:p>
       <w:pPr>
@@ -2041,7 +2295,21 @@
         <w:rPr>
           <w:rFonts w:ascii="Calibri" w:hAnsi="Calibri" w:cs="Calibri"/>
         </w:rPr>
-        <w:t>Для формирования запросов при работе с бд чаще всего используются традиционные яп</w:t>
+        <w:t xml:space="preserve">Для формирования запросов при работе с </w:t>
+      </w:r>
+      <w:proofErr w:type="spellStart"/>
+      <w:r>
+        <w:rPr>
+          <w:rFonts w:ascii="Calibri" w:hAnsi="Calibri" w:cs="Calibri"/>
+        </w:rPr>
+        <w:t>бд</w:t>
+      </w:r>
+      <w:proofErr w:type="spellEnd"/>
+      <w:r>
+        <w:rPr>
+          <w:rFonts w:ascii="Calibri" w:hAnsi="Calibri" w:cs="Calibri"/>
+        </w:rPr>
+        <w:t xml:space="preserve"> чаще всего используются традиционные яп</w:t>
       </w:r>
       <w:r>
         <w:rPr>
@@ -2099,7 +2367,35 @@
         <w:rPr>
           <w:rFonts w:ascii="Calibri" w:hAnsi="Calibri" w:cs="Calibri"/>
         </w:rPr>
-        <w:t>ЯОД – для формирования внешних схем. Создание схемы бд и физическое описание без яод невозможно.</w:t>
+        <w:t xml:space="preserve">ЯОД – для формирования внешних схем. Создание схемы </w:t>
+      </w:r>
+      <w:proofErr w:type="spellStart"/>
+      <w:r>
+        <w:rPr>
+          <w:rFonts w:ascii="Calibri" w:hAnsi="Calibri" w:cs="Calibri"/>
+        </w:rPr>
+        <w:t>бд</w:t>
+      </w:r>
+      <w:proofErr w:type="spellEnd"/>
+      <w:r>
+        <w:rPr>
+          <w:rFonts w:ascii="Calibri" w:hAnsi="Calibri" w:cs="Calibri"/>
+        </w:rPr>
+        <w:t xml:space="preserve"> и физическое описание без </w:t>
+      </w:r>
+      <w:proofErr w:type="spellStart"/>
+      <w:r>
+        <w:rPr>
+          <w:rFonts w:ascii="Calibri" w:hAnsi="Calibri" w:cs="Calibri"/>
+        </w:rPr>
+        <w:t>яод</w:t>
+      </w:r>
+      <w:proofErr w:type="spellEnd"/>
+      <w:r>
+        <w:rPr>
+          <w:rFonts w:ascii="Calibri" w:hAnsi="Calibri" w:cs="Calibri"/>
+        </w:rPr>
+        <w:t xml:space="preserve"> невозможно.</w:t>
       </w:r>
     </w:p>
     <w:p>
@@ -2179,8 +2475,30 @@
         <w:rPr>
           <w:rFonts w:ascii="Calibri" w:hAnsi="Calibri" w:cs="Calibri"/>
         </w:rPr>
-        <w:t>Способы организации и реализации яод и ямд</w:t>
-      </w:r>
+        <w:t xml:space="preserve">Способы организации и реализации </w:t>
+      </w:r>
+      <w:proofErr w:type="spellStart"/>
+      <w:r>
+        <w:rPr>
+          <w:rFonts w:ascii="Calibri" w:hAnsi="Calibri" w:cs="Calibri"/>
+        </w:rPr>
+        <w:t>яод</w:t>
+      </w:r>
+      <w:proofErr w:type="spellEnd"/>
+      <w:r>
+        <w:rPr>
+          <w:rFonts w:ascii="Calibri" w:hAnsi="Calibri" w:cs="Calibri"/>
+        </w:rPr>
+        <w:t xml:space="preserve"> и </w:t>
+      </w:r>
+      <w:proofErr w:type="spellStart"/>
+      <w:r>
+        <w:rPr>
+          <w:rFonts w:ascii="Calibri" w:hAnsi="Calibri" w:cs="Calibri"/>
+        </w:rPr>
+        <w:t>ямд</w:t>
+      </w:r>
+      <w:proofErr w:type="spellEnd"/>
       <w:r>
         <w:rPr>
           <w:rFonts w:ascii="Calibri" w:hAnsi="Calibri" w:cs="Calibri"/>
@@ -2270,7 +2588,21 @@
         <w:rPr>
           <w:rFonts w:ascii="Calibri" w:hAnsi="Calibri" w:cs="Calibri"/>
         </w:rPr>
-        <w:t xml:space="preserve"> которые динамические настраиваются на эту бд. При этом необходима доработка или расширение транслятора (</w:t>
+        <w:t xml:space="preserve"> которые динамические настраиваются на эту </w:t>
+      </w:r>
+      <w:proofErr w:type="spellStart"/>
+      <w:r>
+        <w:rPr>
+          <w:rFonts w:ascii="Calibri" w:hAnsi="Calibri" w:cs="Calibri"/>
+        </w:rPr>
+        <w:t>бд</w:t>
+      </w:r>
+      <w:proofErr w:type="spellEnd"/>
+      <w:r>
+        <w:rPr>
+          <w:rFonts w:ascii="Calibri" w:hAnsi="Calibri" w:cs="Calibri"/>
+        </w:rPr>
+        <w:t>. При этом необходима доработка или расширение транслятора (</w:t>
       </w:r>
       <w:r>
         <w:rPr>
@@ -2323,7 +2655,35 @@
         <w:rPr>
           <w:rFonts w:ascii="Calibri" w:hAnsi="Calibri" w:cs="Calibri"/>
         </w:rPr>
-        <w:t>Функции яод реализуются средствами субд. Она имеет встроенный язык</w:t>
+        <w:t xml:space="preserve">Функции </w:t>
+      </w:r>
+      <w:proofErr w:type="spellStart"/>
+      <w:r>
+        <w:rPr>
+          <w:rFonts w:ascii="Calibri" w:hAnsi="Calibri" w:cs="Calibri"/>
+        </w:rPr>
+        <w:t>яод</w:t>
+      </w:r>
+      <w:proofErr w:type="spellEnd"/>
+      <w:r>
+        <w:rPr>
+          <w:rFonts w:ascii="Calibri" w:hAnsi="Calibri" w:cs="Calibri"/>
+        </w:rPr>
+        <w:t xml:space="preserve"> реализуются средствами </w:t>
+      </w:r>
+      <w:proofErr w:type="spellStart"/>
+      <w:r>
+        <w:rPr>
+          <w:rFonts w:ascii="Calibri" w:hAnsi="Calibri" w:cs="Calibri"/>
+        </w:rPr>
+        <w:t>субд</w:t>
+      </w:r>
+      <w:proofErr w:type="spellEnd"/>
+      <w:r>
+        <w:rPr>
+          <w:rFonts w:ascii="Calibri" w:hAnsi="Calibri" w:cs="Calibri"/>
+        </w:rPr>
+        <w:t>. Она имеет встроенный язык</w:t>
       </w:r>
       <w:r>
         <w:rPr>
@@ -2335,8 +2695,16 @@
         <w:rPr>
           <w:rFonts w:ascii="Calibri" w:hAnsi="Calibri" w:cs="Calibri"/>
         </w:rPr>
-        <w:t xml:space="preserve"> имеющий яод</w:t>
-      </w:r>
+        <w:t xml:space="preserve"> имеющий </w:t>
+      </w:r>
+      <w:proofErr w:type="spellStart"/>
+      <w:r>
+        <w:rPr>
+          <w:rFonts w:ascii="Calibri" w:hAnsi="Calibri" w:cs="Calibri"/>
+        </w:rPr>
+        <w:t>яод</w:t>
+      </w:r>
+      <w:proofErr w:type="spellEnd"/>
       <w:r>
         <w:rPr>
           <w:rFonts w:ascii="Calibri" w:hAnsi="Calibri" w:cs="Calibri"/>
@@ -2347,7 +2715,21 @@
         <w:rPr>
           <w:rFonts w:ascii="Calibri" w:hAnsi="Calibri" w:cs="Calibri"/>
         </w:rPr>
-        <w:t xml:space="preserve"> ямд и классические итераторы</w:t>
+        <w:t xml:space="preserve"> </w:t>
+      </w:r>
+      <w:proofErr w:type="spellStart"/>
+      <w:r>
+        <w:rPr>
+          <w:rFonts w:ascii="Calibri" w:hAnsi="Calibri" w:cs="Calibri"/>
+        </w:rPr>
+        <w:t>ямд</w:t>
+      </w:r>
+      <w:proofErr w:type="spellEnd"/>
+      <w:r>
+        <w:rPr>
+          <w:rFonts w:ascii="Calibri" w:hAnsi="Calibri" w:cs="Calibri"/>
+        </w:rPr>
+        <w:t xml:space="preserve"> и классические итераторы</w:t>
       </w:r>
     </w:p>
     <w:p>
@@ -2367,12 +2749,40 @@
         <w:rPr>
           <w:rFonts w:ascii="Calibri" w:hAnsi="Calibri" w:cs="Calibri"/>
         </w:rPr>
-        <w:t>Разработка независимых яод и ямд (</w:t>
+        <w:t xml:space="preserve">Разработка независимых </w:t>
       </w:r>
       <w:proofErr w:type="spellStart"/>
       <w:r>
         <w:rPr>
           <w:rFonts w:ascii="Calibri" w:hAnsi="Calibri" w:cs="Calibri"/>
+        </w:rPr>
+        <w:t>яод</w:t>
+      </w:r>
+      <w:proofErr w:type="spellEnd"/>
+      <w:r>
+        <w:rPr>
+          <w:rFonts w:ascii="Calibri" w:hAnsi="Calibri" w:cs="Calibri"/>
+        </w:rPr>
+        <w:t xml:space="preserve"> и </w:t>
+      </w:r>
+      <w:proofErr w:type="spellStart"/>
+      <w:r>
+        <w:rPr>
+          <w:rFonts w:ascii="Calibri" w:hAnsi="Calibri" w:cs="Calibri"/>
+        </w:rPr>
+        <w:t>ямд</w:t>
+      </w:r>
+      <w:proofErr w:type="spellEnd"/>
+      <w:r>
+        <w:rPr>
+          <w:rFonts w:ascii="Calibri" w:hAnsi="Calibri" w:cs="Calibri"/>
+        </w:rPr>
+        <w:t xml:space="preserve"> (</w:t>
+      </w:r>
+      <w:proofErr w:type="spellStart"/>
+      <w:r>
+        <w:rPr>
+          <w:rFonts w:ascii="Calibri" w:hAnsi="Calibri" w:cs="Calibri"/>
           <w:lang w:val="en-US"/>
         </w:rPr>
         <w:t>sql</w:t>
@@ -2408,98 +2818,1389 @@
         </w:rPr>
         <w:t xml:space="preserve">что произойдет если в 1 ячейку попадет несколько </w:t>
       </w:r>
+      <w:r>
+        <w:rPr>
+          <w:rFonts w:ascii="Calibri" w:hAnsi="Calibri" w:cs="Calibri"/>
+        </w:rPr>
+        <w:t xml:space="preserve">значений </w:t>
+      </w:r>
+      <w:r>
+        <w:rPr>
+          <w:rFonts w:ascii="Calibri" w:hAnsi="Calibri" w:cs="Calibri"/>
+        </w:rPr>
+        <w:t xml:space="preserve">(функция агрегации: </w:t>
+      </w:r>
+      <w:proofErr w:type="gramStart"/>
+      <w:r>
+        <w:rPr>
+          <w:rFonts w:ascii="Calibri" w:hAnsi="Calibri" w:cs="Calibri"/>
+        </w:rPr>
+        <w:t>показать</w:t>
+      </w:r>
+      <w:proofErr w:type="gramEnd"/>
+      <w:r>
+        <w:rPr>
+          <w:rFonts w:ascii="Calibri" w:hAnsi="Calibri" w:cs="Calibri"/>
+        </w:rPr>
+        <w:t xml:space="preserve"> где она и какая). параметры </w:t>
+      </w:r>
+      <w:r>
+        <w:rPr>
+          <w:rFonts w:ascii="Calibri" w:hAnsi="Calibri" w:cs="Calibri"/>
+          <w:lang w:val="en-US"/>
+        </w:rPr>
+        <w:t>g</w:t>
+      </w:r>
       <w:proofErr w:type="spellStart"/>
+      <w:r>
+        <w:rPr>
+          <w:rFonts w:ascii="Calibri" w:hAnsi="Calibri" w:cs="Calibri"/>
+        </w:rPr>
+        <w:t>rp</w:t>
+      </w:r>
+      <w:proofErr w:type="spellEnd"/>
+      <w:r>
+        <w:rPr>
+          <w:rFonts w:ascii="Calibri" w:hAnsi="Calibri" w:cs="Calibri"/>
+          <w:lang w:val="en-US"/>
+        </w:rPr>
+        <w:t>o</w:t>
+      </w:r>
+      <w:proofErr w:type="spellStart"/>
+      <w:r>
+        <w:rPr>
+          <w:rFonts w:ascii="Calibri" w:hAnsi="Calibri" w:cs="Calibri"/>
+        </w:rPr>
+        <w:t>up</w:t>
+      </w:r>
+      <w:proofErr w:type="spellEnd"/>
+      <w:r>
+        <w:rPr>
+          <w:rFonts w:ascii="Calibri" w:hAnsi="Calibri" w:cs="Calibri"/>
+        </w:rPr>
+        <w:t xml:space="preserve"> </w:t>
+      </w:r>
       <w:proofErr w:type="gramStart"/>
       <w:r>
         <w:rPr>
           <w:rFonts w:ascii="Calibri" w:hAnsi="Calibri" w:cs="Calibri"/>
-        </w:rPr>
-        <w:t>значенией</w:t>
+          <w:lang w:val="en-US"/>
+        </w:rPr>
+        <w:t>b</w:t>
+      </w:r>
+      <w:r>
+        <w:rPr>
+          <w:rFonts w:ascii="Calibri" w:hAnsi="Calibri" w:cs="Calibri"/>
+        </w:rPr>
+        <w:t>y</w:t>
+      </w:r>
+      <w:proofErr w:type="gramEnd"/>
+      <w:r>
+        <w:rPr>
+          <w:rFonts w:ascii="Calibri" w:hAnsi="Calibri" w:cs="Calibri"/>
+        </w:rPr>
+        <w:t xml:space="preserve"> где они есть и как они работают (можно ли без них работать). 1 </w:t>
+      </w:r>
+      <w:r>
+        <w:rPr>
+          <w:rFonts w:ascii="Calibri" w:hAnsi="Calibri" w:cs="Calibri"/>
+        </w:rPr>
+        <w:t xml:space="preserve">запрос – </w:t>
+      </w:r>
+      <w:proofErr w:type="gramStart"/>
+      <w:r>
+        <w:rPr>
+          <w:rFonts w:ascii="Calibri" w:hAnsi="Calibri" w:cs="Calibri"/>
+        </w:rPr>
+        <w:t>2х</w:t>
+      </w:r>
+      <w:proofErr w:type="gramEnd"/>
+      <w:r>
+        <w:rPr>
+          <w:rFonts w:ascii="Calibri" w:hAnsi="Calibri" w:cs="Calibri"/>
+        </w:rPr>
+        <w:t xml:space="preserve"> табличный</w:t>
+      </w:r>
+      <w:r>
+        <w:rPr>
+          <w:rFonts w:ascii="Calibri" w:hAnsi="Calibri" w:cs="Calibri"/>
+        </w:rPr>
+        <w:t>,</w:t>
+      </w:r>
+      <w:r>
+        <w:rPr>
+          <w:rFonts w:ascii="Calibri" w:hAnsi="Calibri" w:cs="Calibri"/>
+        </w:rPr>
+        <w:t xml:space="preserve"> 2 запрос – </w:t>
+      </w:r>
+      <w:proofErr w:type="gramStart"/>
+      <w:r>
+        <w:rPr>
+          <w:rFonts w:ascii="Calibri" w:hAnsi="Calibri" w:cs="Calibri"/>
+        </w:rPr>
+        <w:t>3х</w:t>
+      </w:r>
+      <w:proofErr w:type="gramEnd"/>
+      <w:r>
+        <w:rPr>
+          <w:rFonts w:ascii="Calibri" w:hAnsi="Calibri" w:cs="Calibri"/>
+        </w:rPr>
+        <w:t xml:space="preserve"> табличный (заголовки команд должны совпадать). Как сделать так чтобы у этих 2 запросов сделать разное количество записей (записи не трогаем</w:t>
+      </w:r>
+      <w:r>
+        <w:rPr>
+          <w:rFonts w:ascii="Calibri" w:hAnsi="Calibri" w:cs="Calibri"/>
+        </w:rPr>
+        <w:t>,</w:t>
+      </w:r>
+      <w:r>
+        <w:rPr>
+          <w:rFonts w:ascii="Calibri" w:hAnsi="Calibri" w:cs="Calibri"/>
+        </w:rPr>
+        <w:t xml:space="preserve"> параметры не делаем (связывается ссылочное ограничение с ограничением сущности. Редактируем только данные</w:t>
+      </w:r>
+      <w:r>
+        <w:rPr>
+          <w:rFonts w:ascii="Calibri" w:hAnsi="Calibri" w:cs="Calibri"/>
+        </w:rPr>
+        <w:t>,</w:t>
+      </w:r>
+      <w:r>
+        <w:rPr>
+          <w:rFonts w:ascii="Calibri" w:hAnsi="Calibri" w:cs="Calibri"/>
+        </w:rPr>
+        <w:t xml:space="preserve"> запросы не трогаем. Функция интеграции</w:t>
+      </w:r>
+      <w:r>
+        <w:rPr>
+          <w:rFonts w:ascii="Calibri" w:hAnsi="Calibri" w:cs="Calibri"/>
+        </w:rPr>
+        <w:t>,</w:t>
+      </w:r>
+      <w:r>
+        <w:rPr>
+          <w:rFonts w:ascii="Calibri" w:hAnsi="Calibri" w:cs="Calibri"/>
+        </w:rPr>
+        <w:t xml:space="preserve"> </w:t>
+      </w:r>
+      <w:r>
+        <w:rPr>
+          <w:rFonts w:ascii="Calibri" w:hAnsi="Calibri" w:cs="Calibri"/>
+          <w:lang w:val="en-US"/>
+        </w:rPr>
+        <w:t>pivot</w:t>
+      </w:r>
+      <w:r>
+        <w:rPr>
+          <w:rFonts w:ascii="Calibri" w:hAnsi="Calibri" w:cs="Calibri"/>
+        </w:rPr>
+        <w:t xml:space="preserve">, </w:t>
+      </w:r>
+      <w:r>
+        <w:rPr>
+          <w:rFonts w:ascii="Calibri" w:hAnsi="Calibri" w:cs="Calibri"/>
+          <w:lang w:val="en-US"/>
+        </w:rPr>
+        <w:t>group</w:t>
+      </w:r>
+      <w:r>
+        <w:rPr>
+          <w:rFonts w:ascii="Calibri" w:hAnsi="Calibri" w:cs="Calibri"/>
+        </w:rPr>
+        <w:t xml:space="preserve"> </w:t>
+      </w:r>
+      <w:r>
+        <w:rPr>
+          <w:rFonts w:ascii="Calibri" w:hAnsi="Calibri" w:cs="Calibri"/>
+          <w:lang w:val="en-US"/>
+        </w:rPr>
+        <w:t>by</w:t>
+      </w:r>
+      <w:r>
+        <w:rPr>
+          <w:rFonts w:ascii="Calibri" w:hAnsi="Calibri" w:cs="Calibri"/>
+        </w:rPr>
+        <w:t>:</w:t>
+      </w:r>
+      <w:r>
+        <w:rPr>
+          <w:rFonts w:ascii="Calibri" w:hAnsi="Calibri" w:cs="Calibri"/>
+        </w:rPr>
+        <w:t xml:space="preserve"> рассказать, что и как работает. Источник данных – вся база данных</w:t>
+      </w:r>
+      <w:r>
+        <w:rPr>
+          <w:rFonts w:ascii="Calibri" w:hAnsi="Calibri" w:cs="Calibri"/>
+        </w:rPr>
+        <w:t xml:space="preserve">. Несколько кортежей – достаточно 1. При дополнении </w:t>
+      </w:r>
+      <w:proofErr w:type="gramStart"/>
+      <w:r>
+        <w:rPr>
+          <w:rFonts w:ascii="Calibri" w:hAnsi="Calibri" w:cs="Calibri"/>
+        </w:rPr>
+        <w:t>подумать</w:t>
+      </w:r>
+      <w:proofErr w:type="gramEnd"/>
+      <w:r>
+        <w:rPr>
+          <w:rFonts w:ascii="Calibri" w:hAnsi="Calibri" w:cs="Calibri"/>
+        </w:rPr>
+        <w:t xml:space="preserve"> как привольно написать её</w:t>
+      </w:r>
+      <w:r>
+        <w:rPr>
+          <w:rFonts w:ascii="Calibri" w:hAnsi="Calibri" w:cs="Calibri"/>
+        </w:rPr>
+        <w:t>,</w:t>
+      </w:r>
+      <w:r>
+        <w:rPr>
+          <w:rFonts w:ascii="Calibri" w:hAnsi="Calibri" w:cs="Calibri"/>
+        </w:rPr>
+        <w:t xml:space="preserve"> чтобы выполнялся принцип независимости данных (она выставляет не по имени</w:t>
+      </w:r>
+      <w:r>
+        <w:rPr>
+          <w:rFonts w:ascii="Calibri" w:hAnsi="Calibri" w:cs="Calibri"/>
+        </w:rPr>
+        <w:t>,</w:t>
+      </w:r>
+      <w:r>
+        <w:rPr>
+          <w:rFonts w:ascii="Calibri" w:hAnsi="Calibri" w:cs="Calibri"/>
+        </w:rPr>
+        <w:t xml:space="preserve"> а по позиции – не пользоваться таким форматом)</w:t>
+      </w:r>
+    </w:p>
+    <w:p>
+      <w:pPr>
+        <w:rPr>
+          <w:rFonts w:ascii="Calibri" w:hAnsi="Calibri" w:cs="Calibri"/>
+        </w:rPr>
+      </w:pPr>
+      <w:r>
+        <w:rPr>
+          <w:rFonts w:ascii="Calibri" w:hAnsi="Calibri" w:cs="Calibri"/>
+        </w:rPr>
+        <w:br w:type="page"/>
+      </w:r>
+    </w:p>
+    <w:p>
+      <w:pPr>
+        <w:spacing w:after="0" w:line="240" w:lineRule="auto"/>
+        <w:jc w:val="center"/>
+        <w:rPr>
+          <w:rFonts w:ascii="Calibri" w:hAnsi="Calibri" w:cs="Calibri"/>
+          <w:b/>
+          <w:bCs/>
+          <w:sz w:val="36"/>
+          <w:szCs w:val="36"/>
+        </w:rPr>
+      </w:pPr>
+      <w:r>
+        <w:rPr>
+          <w:rFonts w:ascii="Calibri" w:hAnsi="Calibri" w:cs="Calibri"/>
+          <w:b/>
+          <w:bCs/>
+          <w:sz w:val="36"/>
+          <w:szCs w:val="36"/>
+        </w:rPr>
+        <w:lastRenderedPageBreak/>
+        <w:t>Глава 2. Логический уровень описания данных</w:t>
+      </w:r>
+    </w:p>
+    <w:p>
+      <w:pPr>
+        <w:spacing w:after="0" w:line="240" w:lineRule="auto"/>
+        <w:jc w:val="center"/>
+        <w:rPr>
+          <w:rFonts w:ascii="Calibri" w:hAnsi="Calibri" w:cs="Calibri"/>
+          <w:b/>
+          <w:bCs/>
+          <w:sz w:val="32"/>
+          <w:szCs w:val="32"/>
+        </w:rPr>
+      </w:pPr>
+      <w:r>
+        <w:rPr>
+          <w:rFonts w:ascii="Calibri" w:hAnsi="Calibri" w:cs="Calibri"/>
+          <w:b/>
+          <w:bCs/>
+          <w:sz w:val="32"/>
+          <w:szCs w:val="32"/>
+        </w:rPr>
+        <w:t xml:space="preserve">2.1 </w:t>
+      </w:r>
+      <w:r>
+        <w:rPr>
+          <w:rFonts w:ascii="Calibri" w:hAnsi="Calibri" w:cs="Calibri"/>
+          <w:b/>
+          <w:bCs/>
+          <w:sz w:val="32"/>
+          <w:szCs w:val="32"/>
+        </w:rPr>
+        <w:t>Элементы</w:t>
+      </w:r>
+      <w:r>
+        <w:rPr>
+          <w:rFonts w:ascii="Calibri" w:hAnsi="Calibri" w:cs="Calibri"/>
+          <w:b/>
+          <w:bCs/>
+          <w:sz w:val="32"/>
+          <w:szCs w:val="32"/>
+        </w:rPr>
+        <w:t xml:space="preserve"> данных и связей</w:t>
+      </w:r>
+    </w:p>
+    <w:p>
+      <w:pPr>
+        <w:spacing w:after="0" w:line="240" w:lineRule="auto"/>
+        <w:ind w:firstLine="567"/>
+        <w:jc w:val="both"/>
+        <w:rPr>
+          <w:rFonts w:ascii="Calibri" w:hAnsi="Calibri" w:cs="Calibri"/>
+        </w:rPr>
+      </w:pPr>
+      <w:r>
+        <w:rPr>
+          <w:rFonts w:ascii="Calibri" w:hAnsi="Calibri" w:cs="Calibri"/>
+        </w:rPr>
+        <w:t>Элемент данных – это неизменяемое с определенным типом и семантически однозначным интерпретированием атомарное данное</w:t>
+      </w:r>
+      <w:r>
+        <w:rPr>
+          <w:rFonts w:ascii="Calibri" w:hAnsi="Calibri" w:cs="Calibri"/>
+        </w:rPr>
+        <w:t xml:space="preserve">. </w:t>
+      </w:r>
+      <w:r>
+        <w:rPr>
+          <w:rFonts w:ascii="Calibri" w:hAnsi="Calibri" w:cs="Calibri"/>
+        </w:rPr>
+        <w:t>Данное является изменяемым</w:t>
+      </w:r>
+      <w:r>
+        <w:rPr>
+          <w:rFonts w:ascii="Calibri" w:hAnsi="Calibri" w:cs="Calibri"/>
+        </w:rPr>
+        <w:t>,</w:t>
+      </w:r>
+      <w:r>
+        <w:rPr>
+          <w:rFonts w:ascii="Calibri" w:hAnsi="Calibri" w:cs="Calibri"/>
+        </w:rPr>
+        <w:t xml:space="preserve"> если в системе или прикладной области отсутствует событие</w:t>
+      </w:r>
+      <w:r>
+        <w:rPr>
+          <w:rFonts w:ascii="Calibri" w:hAnsi="Calibri" w:cs="Calibri"/>
+        </w:rPr>
+        <w:t>,</w:t>
+      </w:r>
+      <w:r>
+        <w:rPr>
+          <w:rFonts w:ascii="Calibri" w:hAnsi="Calibri" w:cs="Calibri"/>
+        </w:rPr>
+        <w:t xml:space="preserve"> приводящее к его модификации.</w:t>
+      </w:r>
+      <w:r>
+        <w:rPr>
+          <w:rFonts w:ascii="Calibri" w:hAnsi="Calibri" w:cs="Calibri"/>
+        </w:rPr>
+        <w:t xml:space="preserve"> </w:t>
+      </w:r>
+      <w:r>
+        <w:rPr>
+          <w:rFonts w:ascii="Calibri" w:hAnsi="Calibri" w:cs="Calibri"/>
+        </w:rPr>
+        <w:t>Семантические однозначное интерпретирование – отсутствие связи с контекстом.</w:t>
+      </w:r>
+      <w:r>
+        <w:rPr>
+          <w:rFonts w:ascii="Calibri" w:hAnsi="Calibri" w:cs="Calibri"/>
+        </w:rPr>
+        <w:t xml:space="preserve"> </w:t>
+      </w:r>
+    </w:p>
+    <w:p>
+      <w:pPr>
+        <w:spacing w:after="0" w:line="240" w:lineRule="auto"/>
+        <w:ind w:firstLine="567"/>
+        <w:jc w:val="both"/>
+        <w:rPr>
+          <w:rFonts w:ascii="Calibri" w:hAnsi="Calibri" w:cs="Calibri"/>
+        </w:rPr>
+      </w:pPr>
+      <w:r>
+        <w:rPr>
+          <w:rFonts w:ascii="Calibri" w:hAnsi="Calibri" w:cs="Calibri"/>
+        </w:rPr>
+        <w:t>Примеры ошибок в определении элементов данных</w:t>
+      </w:r>
+      <w:r>
+        <w:rPr>
+          <w:rFonts w:ascii="Calibri" w:hAnsi="Calibri" w:cs="Calibri"/>
+        </w:rPr>
+        <w:t>:</w:t>
+      </w:r>
+    </w:p>
+    <w:p>
+      <w:pPr>
+        <w:pStyle w:val="a7"/>
+        <w:numPr>
+          <w:ilvl w:val="0"/>
+          <w:numId w:val="20"/>
+        </w:numPr>
+        <w:spacing w:after="0" w:line="240" w:lineRule="auto"/>
+        <w:jc w:val="both"/>
+        <w:rPr>
+          <w:rFonts w:ascii="Calibri" w:hAnsi="Calibri" w:cs="Calibri"/>
+        </w:rPr>
+      </w:pPr>
+      <w:r>
+        <w:rPr>
+          <w:rFonts w:ascii="Calibri" w:hAnsi="Calibri" w:cs="Calibri"/>
+          <w:lang w:val="en-US"/>
+        </w:rPr>
+        <w:t>&lt;&lt;</w:t>
+      </w:r>
+      <w:r>
+        <w:rPr>
+          <w:rFonts w:ascii="Calibri" w:hAnsi="Calibri" w:cs="Calibri"/>
+        </w:rPr>
+        <w:t>Цех</w:t>
+      </w:r>
+      <w:r>
+        <w:rPr>
+          <w:rFonts w:ascii="Calibri" w:hAnsi="Calibri" w:cs="Calibri"/>
+          <w:lang w:val="en-US"/>
+        </w:rPr>
+        <w:t>&gt;&gt;</w:t>
+      </w:r>
+    </w:p>
+    <w:p>
+      <w:pPr>
+        <w:pStyle w:val="a7"/>
+        <w:numPr>
+          <w:ilvl w:val="0"/>
+          <w:numId w:val="20"/>
+        </w:numPr>
+        <w:spacing w:after="0" w:line="240" w:lineRule="auto"/>
+        <w:jc w:val="both"/>
+        <w:rPr>
+          <w:rFonts w:ascii="Calibri" w:hAnsi="Calibri" w:cs="Calibri"/>
+        </w:rPr>
+      </w:pPr>
+      <w:r>
+        <w:rPr>
+          <w:rFonts w:ascii="Calibri" w:hAnsi="Calibri" w:cs="Calibri"/>
+        </w:rPr>
+        <w:t>&lt;&lt;</w:t>
+      </w:r>
+      <w:r>
+        <w:rPr>
+          <w:rFonts w:ascii="Calibri" w:hAnsi="Calibri" w:cs="Calibri"/>
+        </w:rPr>
+        <w:t>Средняя зарплата в отделе</w:t>
+      </w:r>
+      <w:r>
+        <w:rPr>
+          <w:rFonts w:ascii="Calibri" w:hAnsi="Calibri" w:cs="Calibri"/>
+        </w:rPr>
+        <w:t>&gt;&gt;</w:t>
+      </w:r>
+      <w:r>
+        <w:rPr>
+          <w:rFonts w:ascii="Calibri" w:hAnsi="Calibri" w:cs="Calibri"/>
+        </w:rPr>
+        <w:t xml:space="preserve"> -</w:t>
+      </w:r>
+      <w:r>
+        <w:rPr>
+          <w:rFonts w:ascii="Calibri" w:hAnsi="Calibri" w:cs="Calibri"/>
+        </w:rPr>
+        <w:t>&gt;</w:t>
+      </w:r>
+      <w:r>
+        <w:rPr>
+          <w:rFonts w:ascii="Calibri" w:hAnsi="Calibri" w:cs="Calibri"/>
+        </w:rPr>
+        <w:t xml:space="preserve"> элементарные выплаты каждому сотруднику</w:t>
+      </w:r>
+    </w:p>
+    <w:p>
+      <w:pPr>
+        <w:pStyle w:val="a7"/>
+        <w:numPr>
+          <w:ilvl w:val="0"/>
+          <w:numId w:val="20"/>
+        </w:numPr>
+        <w:spacing w:after="0" w:line="240" w:lineRule="auto"/>
+        <w:jc w:val="both"/>
+        <w:rPr>
+          <w:rFonts w:ascii="Calibri" w:hAnsi="Calibri" w:cs="Calibri"/>
+        </w:rPr>
+      </w:pPr>
+      <w:r>
+        <w:rPr>
+          <w:rFonts w:ascii="Calibri" w:hAnsi="Calibri" w:cs="Calibri"/>
+          <w:lang w:val="en-US"/>
+        </w:rPr>
+        <w:t>&lt;&lt;</w:t>
+      </w:r>
+      <w:r>
+        <w:rPr>
+          <w:rFonts w:ascii="Calibri" w:hAnsi="Calibri" w:cs="Calibri"/>
+        </w:rPr>
+        <w:t>Возраст сотрудника</w:t>
+      </w:r>
+      <w:r>
+        <w:rPr>
+          <w:rFonts w:ascii="Calibri" w:hAnsi="Calibri" w:cs="Calibri"/>
+          <w:lang w:val="en-US"/>
+        </w:rPr>
+        <w:t>&gt;&gt;</w:t>
+      </w:r>
+      <w:r>
+        <w:rPr>
+          <w:rFonts w:ascii="Calibri" w:hAnsi="Calibri" w:cs="Calibri"/>
+        </w:rPr>
+        <w:t xml:space="preserve"> -</w:t>
+      </w:r>
+      <w:r>
+        <w:rPr>
+          <w:rFonts w:ascii="Calibri" w:hAnsi="Calibri" w:cs="Calibri"/>
+          <w:lang w:val="en-US"/>
+        </w:rPr>
+        <w:t>&gt;</w:t>
+      </w:r>
+      <w:r>
+        <w:rPr>
+          <w:rFonts w:ascii="Calibri" w:hAnsi="Calibri" w:cs="Calibri"/>
+        </w:rPr>
+        <w:t xml:space="preserve"> год рождения</w:t>
+      </w:r>
+    </w:p>
+    <w:p>
+      <w:pPr>
+        <w:pStyle w:val="a7"/>
+        <w:numPr>
+          <w:ilvl w:val="0"/>
+          <w:numId w:val="20"/>
+        </w:numPr>
+        <w:spacing w:after="0" w:line="240" w:lineRule="auto"/>
+        <w:jc w:val="both"/>
+        <w:rPr>
+          <w:rFonts w:ascii="Calibri" w:hAnsi="Calibri" w:cs="Calibri"/>
+          <w:i/>
+          <w:iCs/>
+        </w:rPr>
+      </w:pPr>
+      <w:r>
+        <w:rPr>
+          <w:rFonts w:ascii="Calibri" w:hAnsi="Calibri" w:cs="Calibri"/>
+        </w:rPr>
+        <w:t xml:space="preserve">&lt;&lt;Номер курса&gt;&gt;  </w:t>
+      </w:r>
+      <w:r>
+        <w:rPr>
+          <w:rFonts w:ascii="Calibri" w:hAnsi="Calibri" w:cs="Calibri"/>
+        </w:rPr>
+        <w:t>–</w:t>
+      </w:r>
+      <w:r>
+        <w:rPr>
+          <w:rFonts w:ascii="Calibri" w:hAnsi="Calibri" w:cs="Calibri"/>
+        </w:rPr>
+        <w:t xml:space="preserve"> ждем приказ по деканату – значит изменяемое (требует событие)</w:t>
+      </w:r>
+    </w:p>
+    <w:p>
+      <w:pPr>
+        <w:spacing w:after="0" w:line="240" w:lineRule="auto"/>
+        <w:ind w:firstLine="567"/>
+        <w:jc w:val="both"/>
+        <w:rPr>
+          <w:rFonts w:ascii="Calibri" w:hAnsi="Calibri" w:cs="Calibri"/>
+        </w:rPr>
+      </w:pPr>
+      <w:r>
+        <w:rPr>
+          <w:rFonts w:ascii="Calibri" w:hAnsi="Calibri" w:cs="Calibri"/>
+        </w:rPr>
+        <w:t>Замечание</w:t>
+      </w:r>
+      <w:r>
+        <w:rPr>
+          <w:rFonts w:ascii="Calibri" w:hAnsi="Calibri" w:cs="Calibri"/>
+        </w:rPr>
+        <w:t>:</w:t>
+      </w:r>
+      <w:r>
+        <w:rPr>
+          <w:rFonts w:ascii="Calibri" w:hAnsi="Calibri" w:cs="Calibri"/>
+        </w:rPr>
+        <w:t xml:space="preserve"> в </w:t>
+      </w:r>
+      <w:proofErr w:type="spellStart"/>
+      <w:r>
+        <w:rPr>
+          <w:rFonts w:ascii="Calibri" w:hAnsi="Calibri" w:cs="Calibri"/>
+        </w:rPr>
+        <w:t>бд</w:t>
       </w:r>
       <w:proofErr w:type="spellEnd"/>
       <w:r>
         <w:rPr>
           <w:rFonts w:ascii="Calibri" w:hAnsi="Calibri" w:cs="Calibri"/>
         </w:rPr>
-        <w:t>(</w:t>
-      </w:r>
-      <w:proofErr w:type="gramEnd"/>
-      <w:r>
-        <w:rPr>
-          <w:rFonts w:ascii="Calibri" w:hAnsi="Calibri" w:cs="Calibri"/>
-        </w:rPr>
-        <w:t xml:space="preserve">функция агрегации: </w:t>
-      </w:r>
-      <w:proofErr w:type="gramStart"/>
-      <w:r>
-        <w:rPr>
-          <w:rFonts w:ascii="Calibri" w:hAnsi="Calibri" w:cs="Calibri"/>
-        </w:rPr>
-        <w:t>показать</w:t>
-      </w:r>
-      <w:proofErr w:type="gramEnd"/>
-      <w:r>
-        <w:rPr>
-          <w:rFonts w:ascii="Calibri" w:hAnsi="Calibri" w:cs="Calibri"/>
-        </w:rPr>
-        <w:t xml:space="preserve"> где она и какая). параметры </w:t>
+        <w:t xml:space="preserve"> допускается комплексирование данных </w:t>
+      </w:r>
+      <w:r>
+        <w:rPr>
+          <w:rFonts w:ascii="Calibri" w:hAnsi="Calibri" w:cs="Calibri"/>
+        </w:rPr>
+        <w:t>–</w:t>
+      </w:r>
+      <w:r>
+        <w:rPr>
+          <w:rFonts w:ascii="Calibri" w:hAnsi="Calibri" w:cs="Calibri"/>
+        </w:rPr>
+        <w:t xml:space="preserve"> агрегаторы</w:t>
+      </w:r>
+      <w:r>
+        <w:rPr>
+          <w:rFonts w:ascii="Calibri" w:hAnsi="Calibri" w:cs="Calibri"/>
+        </w:rPr>
+        <w:t>. Компоненты связаны по значению и их количество фиксировано</w:t>
+      </w:r>
+    </w:p>
+    <w:p>
+      <w:pPr>
+        <w:spacing w:after="0" w:line="240" w:lineRule="auto"/>
+        <w:ind w:firstLine="567"/>
+        <w:jc w:val="both"/>
+        <w:rPr>
+          <w:rFonts w:ascii="Calibri" w:hAnsi="Calibri" w:cs="Calibri"/>
+        </w:rPr>
+      </w:pPr>
+      <w:r>
+        <w:rPr>
+          <w:rFonts w:ascii="Calibri" w:hAnsi="Calibri" w:cs="Calibri"/>
+        </w:rPr>
+        <w:t>Связь устанавливается между парой элементов данных и отражает количественное соотнесение этих элементов друг к другу. Если появляется необходимость каким-либо образом назвать связь</w:t>
+      </w:r>
+      <w:r>
+        <w:rPr>
+          <w:rFonts w:ascii="Calibri" w:hAnsi="Calibri" w:cs="Calibri"/>
+        </w:rPr>
+        <w:t>,</w:t>
+      </w:r>
+      <w:r>
+        <w:rPr>
+          <w:rFonts w:ascii="Calibri" w:hAnsi="Calibri" w:cs="Calibri"/>
+        </w:rPr>
+        <w:t xml:space="preserve"> то это значит</w:t>
+      </w:r>
+      <w:r>
+        <w:rPr>
+          <w:rFonts w:ascii="Calibri" w:hAnsi="Calibri" w:cs="Calibri"/>
+        </w:rPr>
+        <w:t>,</w:t>
+      </w:r>
+      <w:r>
+        <w:rPr>
+          <w:rFonts w:ascii="Calibri" w:hAnsi="Calibri" w:cs="Calibri"/>
+        </w:rPr>
+        <w:t xml:space="preserve"> что потерялся атрибут или элемент данных с такой семантикой</w:t>
+      </w:r>
+    </w:p>
+    <w:p>
+      <w:pPr>
+        <w:pStyle w:val="a7"/>
+        <w:numPr>
+          <w:ilvl w:val="0"/>
+          <w:numId w:val="21"/>
+        </w:numPr>
+        <w:spacing w:after="0" w:line="240" w:lineRule="auto"/>
+        <w:jc w:val="both"/>
+        <w:rPr>
+          <w:rFonts w:ascii="Calibri" w:hAnsi="Calibri" w:cs="Calibri"/>
+        </w:rPr>
+      </w:pPr>
+      <w:r>
+        <w:rPr>
+          <w:rFonts w:ascii="Calibri" w:hAnsi="Calibri" w:cs="Calibri"/>
+        </w:rPr>
+        <w:t>Один к одному 1</w:t>
+      </w:r>
+      <w:r>
+        <w:rPr>
+          <w:rFonts w:ascii="Calibri" w:hAnsi="Calibri" w:cs="Calibri"/>
+        </w:rPr>
+        <w:t>:1</w:t>
+      </w:r>
+      <w:r>
+        <w:rPr>
+          <w:rFonts w:ascii="Calibri" w:hAnsi="Calibri" w:cs="Calibri"/>
+        </w:rPr>
+        <w:t xml:space="preserve"> – одному элементу данных соответствует одно значение другого элемента данных</w:t>
+      </w:r>
+    </w:p>
+    <w:p>
+      <w:pPr>
+        <w:pStyle w:val="a7"/>
+        <w:spacing w:after="0" w:line="240" w:lineRule="auto"/>
+        <w:ind w:left="1287"/>
+        <w:jc w:val="both"/>
+        <w:rPr>
+          <w:rFonts w:ascii="Calibri" w:hAnsi="Calibri" w:cs="Calibri"/>
+        </w:rPr>
+      </w:pPr>
+      <w:r>
+        <w:rPr>
+          <w:rFonts w:ascii="Calibri" w:hAnsi="Calibri" w:cs="Calibri"/>
+        </w:rPr>
+        <w:t>(номер зачетной книжки)</w:t>
+      </w:r>
+      <w:r>
+        <w:rPr>
+          <w:rFonts w:ascii="Calibri" w:hAnsi="Calibri" w:cs="Calibri"/>
+        </w:rPr>
+        <w:t xml:space="preserve"> &lt;</w:t>
+      </w:r>
+      <w:r>
+        <w:rPr>
+          <w:rFonts w:ascii="Calibri" w:hAnsi="Calibri" w:cs="Calibri"/>
+        </w:rPr>
+        <w:t>-&gt;</w:t>
+      </w:r>
+      <w:r>
+        <w:rPr>
+          <w:rFonts w:ascii="Calibri" w:hAnsi="Calibri" w:cs="Calibri"/>
+        </w:rPr>
+        <w:t xml:space="preserve"> (номер читательского билета)</w:t>
+      </w:r>
+    </w:p>
+    <w:p>
+      <w:pPr>
+        <w:pStyle w:val="a7"/>
+        <w:numPr>
+          <w:ilvl w:val="0"/>
+          <w:numId w:val="21"/>
+        </w:numPr>
+        <w:spacing w:after="0" w:line="240" w:lineRule="auto"/>
+        <w:jc w:val="both"/>
+        <w:rPr>
+          <w:rFonts w:ascii="Calibri" w:hAnsi="Calibri" w:cs="Calibri"/>
+        </w:rPr>
+      </w:pPr>
+      <w:r>
+        <w:rPr>
+          <w:rFonts w:ascii="Calibri" w:hAnsi="Calibri" w:cs="Calibri"/>
+        </w:rPr>
+        <w:t xml:space="preserve">Многие к одному </w:t>
+      </w:r>
+      <w:r>
+        <w:rPr>
+          <w:rFonts w:ascii="Calibri" w:hAnsi="Calibri" w:cs="Calibri"/>
+        </w:rPr>
+        <w:t>М</w:t>
+      </w:r>
+      <w:r>
+        <w:rPr>
+          <w:rFonts w:ascii="Calibri" w:hAnsi="Calibri" w:cs="Calibri"/>
+        </w:rPr>
+        <w:t>:</w:t>
+      </w:r>
+      <w:r>
+        <w:rPr>
+          <w:rFonts w:ascii="Calibri" w:hAnsi="Calibri" w:cs="Calibri"/>
+        </w:rPr>
+        <w:t>1 – Множеству значений 1 элемента данных соответствует одно значение 2 элемента данных (таблица номер сотр</w:t>
+      </w:r>
+      <w:r>
+        <w:rPr>
+          <w:rFonts w:ascii="Calibri" w:hAnsi="Calibri" w:cs="Calibri"/>
+        </w:rPr>
+        <w:t>у</w:t>
+      </w:r>
+      <w:r>
+        <w:rPr>
+          <w:rFonts w:ascii="Calibri" w:hAnsi="Calibri" w:cs="Calibri"/>
+        </w:rPr>
+        <w:t xml:space="preserve">дника) </w:t>
+      </w:r>
+      <w:r>
+        <w:rPr>
+          <w:rFonts w:ascii="Calibri" w:hAnsi="Calibri" w:cs="Calibri"/>
+        </w:rPr>
+        <w:t>&lt;&lt;</w:t>
+      </w:r>
+      <w:r>
+        <w:rPr>
+          <w:rFonts w:ascii="Calibri" w:hAnsi="Calibri" w:cs="Calibri"/>
+        </w:rPr>
+        <w:t>-&gt;</w:t>
+      </w:r>
+      <w:r>
+        <w:rPr>
+          <w:rFonts w:ascii="Calibri" w:hAnsi="Calibri" w:cs="Calibri"/>
+        </w:rPr>
+        <w:t xml:space="preserve"> (должност</w:t>
+      </w:r>
+      <w:r>
+        <w:rPr>
+          <w:rFonts w:ascii="Calibri" w:hAnsi="Calibri" w:cs="Calibri"/>
+        </w:rPr>
+        <w:t>ь сотрудника)</w:t>
+      </w:r>
+    </w:p>
+    <w:p>
+      <w:pPr>
+        <w:pStyle w:val="a7"/>
+        <w:numPr>
+          <w:ilvl w:val="0"/>
+          <w:numId w:val="21"/>
+        </w:numPr>
+        <w:spacing w:after="0" w:line="240" w:lineRule="auto"/>
+        <w:jc w:val="both"/>
+        <w:rPr>
+          <w:rFonts w:ascii="Calibri" w:hAnsi="Calibri" w:cs="Calibri"/>
+        </w:rPr>
+      </w:pPr>
+      <w:r>
+        <w:rPr>
+          <w:rFonts w:ascii="Calibri" w:hAnsi="Calibri" w:cs="Calibri"/>
+        </w:rPr>
+        <w:t>Один ко многому 1</w:t>
+      </w:r>
+      <w:r>
+        <w:rPr>
+          <w:rFonts w:ascii="Calibri" w:hAnsi="Calibri" w:cs="Calibri"/>
+        </w:rPr>
+        <w:t>:</w:t>
+      </w:r>
+      <w:r>
+        <w:rPr>
+          <w:rFonts w:ascii="Calibri" w:hAnsi="Calibri" w:cs="Calibri"/>
+        </w:rPr>
+        <w:t>М – Одному элементу данных соответствует множество значений 2 элемента данных (должность сотрудника)</w:t>
+      </w:r>
+      <w:r>
+        <w:rPr>
+          <w:rFonts w:ascii="Calibri" w:hAnsi="Calibri" w:cs="Calibri"/>
+        </w:rPr>
+        <w:t xml:space="preserve"> &lt;</w:t>
+      </w:r>
+      <w:r>
+        <w:rPr>
+          <w:rFonts w:ascii="Calibri" w:hAnsi="Calibri" w:cs="Calibri"/>
+        </w:rPr>
+        <w:t>-</w:t>
+      </w:r>
+      <w:r>
+        <w:rPr>
+          <w:rFonts w:ascii="Calibri" w:hAnsi="Calibri" w:cs="Calibri"/>
+        </w:rPr>
+        <w:t>&gt;&gt;</w:t>
+      </w:r>
+      <w:r>
+        <w:rPr>
+          <w:rFonts w:ascii="Calibri" w:hAnsi="Calibri" w:cs="Calibri"/>
+        </w:rPr>
+        <w:t xml:space="preserve"> (номер сотрудника) (</w:t>
+      </w:r>
+      <w:r>
+        <w:rPr>
+          <w:rFonts w:ascii="Calibri" w:hAnsi="Calibri" w:cs="Calibri"/>
+          <w:lang w:val="en-US"/>
+        </w:rPr>
+        <w:t>n</w:t>
+      </w:r>
+      <w:r>
+        <w:rPr>
+          <w:rFonts w:ascii="Calibri" w:hAnsi="Calibri" w:cs="Calibri"/>
+        </w:rPr>
+        <w:t>=0, 1, 2</w:t>
+      </w:r>
+      <w:r>
+        <w:rPr>
+          <w:rFonts w:ascii="Calibri" w:hAnsi="Calibri" w:cs="Calibri"/>
+        </w:rPr>
+        <w:t xml:space="preserve"> </w:t>
+      </w:r>
+      <w:r>
+        <w:rPr>
+          <w:rFonts w:ascii="Calibri" w:hAnsi="Calibri" w:cs="Calibri"/>
+        </w:rPr>
+        <w:t>,</w:t>
+      </w:r>
+      <w:r>
+        <w:rPr>
+          <w:rFonts w:ascii="Calibri" w:hAnsi="Calibri" w:cs="Calibri"/>
+        </w:rPr>
+        <w:t>…</w:t>
+      </w:r>
+      <w:r>
+        <w:rPr>
+          <w:rFonts w:ascii="Calibri" w:hAnsi="Calibri" w:cs="Calibri"/>
+        </w:rPr>
+        <w:t>,)</w:t>
+      </w:r>
+    </w:p>
+    <w:p>
+      <w:pPr>
+        <w:pStyle w:val="a7"/>
+        <w:numPr>
+          <w:ilvl w:val="0"/>
+          <w:numId w:val="21"/>
+        </w:numPr>
+        <w:spacing w:after="0" w:line="240" w:lineRule="auto"/>
+        <w:jc w:val="both"/>
+        <w:rPr>
+          <w:rFonts w:ascii="Calibri" w:hAnsi="Calibri" w:cs="Calibri"/>
+        </w:rPr>
+      </w:pPr>
+      <w:r>
+        <w:rPr>
+          <w:rFonts w:ascii="Calibri" w:hAnsi="Calibri" w:cs="Calibri"/>
+        </w:rPr>
+        <w:t>Многие ко многому М</w:t>
+      </w:r>
+      <w:r>
+        <w:rPr>
+          <w:rFonts w:ascii="Calibri" w:hAnsi="Calibri" w:cs="Calibri"/>
+        </w:rPr>
+        <w:t>:</w:t>
+      </w:r>
+      <w:r>
+        <w:rPr>
+          <w:rFonts w:ascii="Calibri" w:hAnsi="Calibri" w:cs="Calibri"/>
+        </w:rPr>
+        <w:t xml:space="preserve">М </w:t>
+      </w:r>
+      <w:r>
+        <w:rPr>
+          <w:rFonts w:ascii="Calibri" w:hAnsi="Calibri" w:cs="Calibri"/>
+        </w:rPr>
+        <w:t xml:space="preserve">– </w:t>
+      </w:r>
+      <w:r>
+        <w:rPr>
+          <w:rFonts w:ascii="Calibri" w:hAnsi="Calibri" w:cs="Calibri"/>
+        </w:rPr>
+        <w:t>множеству значений 1 элементу данных соответствует множество значений 2 элемента данных (должность сотрудника</w:t>
+      </w:r>
+      <w:r>
+        <w:rPr>
+          <w:rFonts w:ascii="Calibri" w:hAnsi="Calibri" w:cs="Calibri"/>
+        </w:rPr>
+        <w:t>) &lt;&lt;-&gt;&gt;</w:t>
+      </w:r>
+      <w:r>
+        <w:rPr>
+          <w:rFonts w:ascii="Calibri" w:hAnsi="Calibri" w:cs="Calibri"/>
+        </w:rPr>
+        <w:t xml:space="preserve"> (категория сотрудника)</w:t>
+      </w:r>
+    </w:p>
+    <w:p>
+      <w:pPr>
+        <w:spacing w:after="0" w:line="240" w:lineRule="auto"/>
+        <w:ind w:firstLine="567"/>
+        <w:jc w:val="both"/>
+        <w:rPr>
+          <w:rFonts w:ascii="Calibri" w:hAnsi="Calibri" w:cs="Calibri"/>
+        </w:rPr>
+      </w:pPr>
+      <w:r>
+        <w:rPr>
+          <w:rFonts w:ascii="Calibri" w:hAnsi="Calibri" w:cs="Calibri"/>
+        </w:rPr>
+        <w:t>Если необходимо установить связь в обратную сторону</w:t>
+      </w:r>
+      <w:r>
+        <w:rPr>
+          <w:rFonts w:ascii="Calibri" w:hAnsi="Calibri" w:cs="Calibri"/>
+        </w:rPr>
+        <w:t>,</w:t>
+      </w:r>
+      <w:r>
+        <w:rPr>
+          <w:rFonts w:ascii="Calibri" w:hAnsi="Calibri" w:cs="Calibri"/>
+        </w:rPr>
+        <w:t xml:space="preserve"> то соответствующие стрелки рисуются на той же самой дуге</w:t>
+      </w:r>
+      <w:r>
+        <w:rPr>
+          <w:rFonts w:ascii="Calibri" w:hAnsi="Calibri" w:cs="Calibri"/>
+        </w:rPr>
+        <w:t>.</w:t>
+      </w:r>
+    </w:p>
+    <w:p>
+      <w:pPr>
+        <w:spacing w:after="0" w:line="240" w:lineRule="auto"/>
+        <w:ind w:firstLine="567"/>
+        <w:jc w:val="both"/>
+        <w:rPr>
+          <w:rFonts w:ascii="Calibri" w:hAnsi="Calibri" w:cs="Calibri"/>
+        </w:rPr>
+      </w:pPr>
+      <w:r>
+        <w:rPr>
+          <w:rFonts w:ascii="Calibri" w:hAnsi="Calibri" w:cs="Calibri"/>
+        </w:rPr>
+        <w:t>Связь на схеме является избыточной</w:t>
+      </w:r>
+      <w:r>
+        <w:rPr>
+          <w:rFonts w:ascii="Calibri" w:hAnsi="Calibri" w:cs="Calibri"/>
+        </w:rPr>
+        <w:t>,</w:t>
+      </w:r>
+      <w:r>
+        <w:rPr>
+          <w:rFonts w:ascii="Calibri" w:hAnsi="Calibri" w:cs="Calibri"/>
+        </w:rPr>
+        <w:t xml:space="preserve"> если от одного элемента к другому элементу данных идет несколько простых путей (вдоль одиночных стрелок)</w:t>
+      </w:r>
+    </w:p>
+    <w:p>
+      <w:pPr>
+        <w:spacing w:after="0" w:line="240" w:lineRule="auto"/>
+        <w:ind w:firstLine="567"/>
+        <w:jc w:val="both"/>
+        <w:rPr>
+          <w:rFonts w:ascii="Calibri" w:hAnsi="Calibri" w:cs="Calibri"/>
+        </w:rPr>
+      </w:pPr>
+      <w:r>
+        <w:rPr>
+          <w:rFonts w:ascii="Calibri" w:hAnsi="Calibri" w:cs="Calibri"/>
+        </w:rPr>
+        <w:t>Совокупность элементов данных с установленными связами называется овал диаграммой</w:t>
+      </w:r>
+    </w:p>
+    <w:p>
+      <w:pPr>
+        <w:spacing w:after="0" w:line="240" w:lineRule="auto"/>
+        <w:ind w:firstLine="567"/>
+        <w:jc w:val="both"/>
+        <w:rPr>
+          <w:rFonts w:ascii="Calibri" w:hAnsi="Calibri" w:cs="Calibri"/>
+        </w:rPr>
+      </w:pPr>
+      <w:r>
+        <w:rPr>
+          <w:rFonts w:ascii="Calibri" w:hAnsi="Calibri" w:cs="Calibri"/>
+        </w:rPr>
+        <w:t xml:space="preserve">П1) Правило склейки записей. Если от элемента данных А к элементу данных </w:t>
+      </w:r>
+      <w:r>
+        <w:rPr>
+          <w:rFonts w:ascii="Calibri" w:hAnsi="Calibri" w:cs="Calibri"/>
+          <w:lang w:val="en-US"/>
+        </w:rPr>
+        <w:t>B</w:t>
+      </w:r>
+      <w:r>
+        <w:rPr>
+          <w:rFonts w:ascii="Calibri" w:hAnsi="Calibri" w:cs="Calibri"/>
+        </w:rPr>
+        <w:t xml:space="preserve"> </w:t>
+      </w:r>
+      <w:r>
+        <w:rPr>
+          <w:rFonts w:ascii="Calibri" w:hAnsi="Calibri" w:cs="Calibri"/>
+        </w:rPr>
+        <w:t>установлен 1 или 2 тип связи</w:t>
+      </w:r>
+      <w:r>
+        <w:rPr>
+          <w:rFonts w:ascii="Calibri" w:hAnsi="Calibri" w:cs="Calibri"/>
+        </w:rPr>
+        <w:t>,</w:t>
+      </w:r>
+      <w:r>
+        <w:rPr>
+          <w:rFonts w:ascii="Calibri" w:hAnsi="Calibri" w:cs="Calibri"/>
+        </w:rPr>
+        <w:t xml:space="preserve"> то элемент данных </w:t>
+      </w:r>
+      <w:r>
+        <w:rPr>
+          <w:rFonts w:ascii="Calibri" w:hAnsi="Calibri" w:cs="Calibri"/>
+          <w:lang w:val="en-US"/>
+        </w:rPr>
+        <w:t>B</w:t>
+      </w:r>
+      <w:r>
+        <w:rPr>
+          <w:rFonts w:ascii="Calibri" w:hAnsi="Calibri" w:cs="Calibri"/>
+        </w:rPr>
+        <w:t xml:space="preserve"> </w:t>
+      </w:r>
+      <w:r>
+        <w:rPr>
+          <w:rFonts w:ascii="Calibri" w:hAnsi="Calibri" w:cs="Calibri"/>
+        </w:rPr>
+        <w:t>присоединяется к элементу данных А</w:t>
+      </w:r>
+      <w:r>
+        <w:rPr>
+          <w:rFonts w:ascii="Calibri" w:hAnsi="Calibri" w:cs="Calibri"/>
+        </w:rPr>
+        <w:t>,</w:t>
+      </w:r>
+      <w:r>
+        <w:rPr>
+          <w:rFonts w:ascii="Calibri" w:hAnsi="Calibri" w:cs="Calibri"/>
+        </w:rPr>
+        <w:t xml:space="preserve"> образуя логическую запись, в который элемент </w:t>
+      </w:r>
+      <w:r>
+        <w:rPr>
+          <w:rFonts w:ascii="Calibri" w:hAnsi="Calibri" w:cs="Calibri"/>
+          <w:lang w:val="en-US"/>
+        </w:rPr>
+        <w:t>A</w:t>
+      </w:r>
+      <w:r>
+        <w:rPr>
+          <w:rFonts w:ascii="Calibri" w:hAnsi="Calibri" w:cs="Calibri"/>
+        </w:rPr>
+        <w:t xml:space="preserve"> </w:t>
+      </w:r>
+      <w:r>
+        <w:rPr>
+          <w:rFonts w:ascii="Calibri" w:hAnsi="Calibri" w:cs="Calibri"/>
+        </w:rPr>
+        <w:t xml:space="preserve">становится ключевым (первичным ключом). </w:t>
+      </w:r>
+      <w:r>
+        <w:rPr>
+          <w:rFonts w:ascii="Calibri" w:hAnsi="Calibri" w:cs="Calibri"/>
+          <w:lang w:val="en-US"/>
+        </w:rPr>
+        <w:t>A</w:t>
+      </w:r>
+      <w:r>
+        <w:rPr>
+          <w:rFonts w:ascii="Calibri" w:hAnsi="Calibri" w:cs="Calibri"/>
+        </w:rPr>
+        <w:t>-&gt;</w:t>
+      </w:r>
+      <w:r>
+        <w:rPr>
+          <w:rFonts w:ascii="Calibri" w:hAnsi="Calibri" w:cs="Calibri"/>
+          <w:lang w:val="en-US"/>
+        </w:rPr>
+        <w:t>B</w:t>
+      </w:r>
+      <w:r>
+        <w:rPr>
+          <w:rFonts w:ascii="Calibri" w:hAnsi="Calibri" w:cs="Calibri"/>
+        </w:rPr>
+        <w:t xml:space="preserve"> = </w:t>
+      </w:r>
+      <w:r>
+        <w:rPr>
+          <w:rFonts w:ascii="Calibri" w:hAnsi="Calibri" w:cs="Calibri"/>
+          <w:u w:val="single"/>
+          <w:lang w:val="en-US"/>
+        </w:rPr>
+        <w:t>A</w:t>
+      </w:r>
+      <w:r>
+        <w:rPr>
+          <w:rFonts w:ascii="Calibri" w:hAnsi="Calibri" w:cs="Calibri"/>
+        </w:rPr>
+        <w:t xml:space="preserve"> </w:t>
+      </w:r>
+      <w:r>
+        <w:rPr>
+          <w:rFonts w:ascii="Calibri" w:hAnsi="Calibri" w:cs="Calibri"/>
+        </w:rPr>
+        <w:t xml:space="preserve">| </w:t>
+      </w:r>
+      <w:r>
+        <w:rPr>
+          <w:rFonts w:ascii="Calibri" w:hAnsi="Calibri" w:cs="Calibri"/>
+          <w:lang w:val="en-US"/>
+        </w:rPr>
+        <w:t>B</w:t>
+      </w:r>
+      <w:r>
+        <w:rPr>
+          <w:rFonts w:ascii="Calibri" w:hAnsi="Calibri" w:cs="Calibri"/>
+        </w:rPr>
+        <w:t>.</w:t>
+      </w:r>
+    </w:p>
+    <w:p>
+      <w:pPr>
+        <w:spacing w:after="0" w:line="240" w:lineRule="auto"/>
+        <w:ind w:firstLine="567"/>
+        <w:jc w:val="both"/>
+        <w:rPr>
+          <w:rFonts w:ascii="Calibri" w:hAnsi="Calibri" w:cs="Calibri"/>
+        </w:rPr>
+      </w:pPr>
+      <w:r>
+        <w:rPr>
+          <w:rFonts w:ascii="Calibri" w:hAnsi="Calibri" w:cs="Calibri"/>
+        </w:rPr>
+        <w:t>Замечание</w:t>
+      </w:r>
+      <w:r>
+        <w:rPr>
+          <w:rFonts w:ascii="Calibri" w:hAnsi="Calibri" w:cs="Calibri"/>
+        </w:rPr>
+        <w:t>:</w:t>
+      </w:r>
+      <w:r>
+        <w:rPr>
+          <w:rFonts w:ascii="Calibri" w:hAnsi="Calibri" w:cs="Calibri"/>
+        </w:rPr>
+        <w:t xml:space="preserve"> если после удаления избыточных связей имеются простые пути от А к С, то каждый из компонентов просто пути образует новый тип записи</w:t>
+      </w:r>
+    </w:p>
+    <w:p>
+      <w:pPr>
+        <w:spacing w:after="0" w:line="240" w:lineRule="auto"/>
+        <w:jc w:val="center"/>
+        <w:rPr>
+          <w:rFonts w:ascii="Calibri" w:hAnsi="Calibri" w:cs="Calibri"/>
+          <w:b/>
+          <w:bCs/>
+          <w:sz w:val="32"/>
+          <w:szCs w:val="32"/>
+        </w:rPr>
+      </w:pPr>
+      <w:r>
+        <w:rPr>
+          <w:rFonts w:ascii="Calibri" w:hAnsi="Calibri" w:cs="Calibri"/>
+          <w:b/>
+          <w:bCs/>
+          <w:sz w:val="32"/>
+          <w:szCs w:val="32"/>
+        </w:rPr>
+        <w:t>Классификация моделей данных</w:t>
+      </w:r>
+    </w:p>
+    <w:p>
+      <w:pPr>
+        <w:spacing w:after="0" w:line="240" w:lineRule="auto"/>
+        <w:ind w:firstLine="567"/>
+        <w:jc w:val="both"/>
+        <w:rPr>
+          <w:rFonts w:ascii="Calibri" w:hAnsi="Calibri" w:cs="Calibri"/>
+        </w:rPr>
+      </w:pPr>
+      <w:r>
+        <w:rPr>
+          <w:rFonts w:ascii="Calibri" w:hAnsi="Calibri" w:cs="Calibri"/>
+        </w:rPr>
+        <w:t xml:space="preserve">В технологиях </w:t>
       </w:r>
       <w:proofErr w:type="spellStart"/>
-      <w:proofErr w:type="gramStart"/>
-      <w:r>
-        <w:rPr>
-          <w:rFonts w:ascii="Calibri" w:hAnsi="Calibri" w:cs="Calibri"/>
-        </w:rPr>
-        <w:t>Grp</w:t>
+      <w:r>
+        <w:rPr>
+          <w:rFonts w:ascii="Calibri" w:hAnsi="Calibri" w:cs="Calibri"/>
+        </w:rPr>
+        <w:t>бд</w:t>
       </w:r>
       <w:proofErr w:type="spellEnd"/>
       <w:r>
         <w:rPr>
           <w:rFonts w:ascii="Calibri" w:hAnsi="Calibri" w:cs="Calibri"/>
-          <w:lang w:val="en-US"/>
-        </w:rPr>
-        <w:t>o</w:t>
-      </w:r>
-      <w:proofErr w:type="spellStart"/>
-      <w:r>
-        <w:rPr>
-          <w:rFonts w:ascii="Calibri" w:hAnsi="Calibri" w:cs="Calibri"/>
-        </w:rPr>
-        <w:t>upBy</w:t>
-      </w:r>
-      <w:proofErr w:type="spellEnd"/>
-      <w:proofErr w:type="gramEnd"/>
-      <w:r>
-        <w:rPr>
-          <w:rFonts w:ascii="Calibri" w:hAnsi="Calibri" w:cs="Calibri"/>
-        </w:rPr>
-        <w:t xml:space="preserve"> где они есть и как они работают (можно ли без них работать)</w:t>
-      </w:r>
-      <w:r>
-        <w:rPr>
-          <w:rFonts w:ascii="Calibri" w:hAnsi="Calibri" w:cs="Calibri"/>
-        </w:rPr>
-        <w:t xml:space="preserve">. 1 </w:t>
-      </w:r>
-      <w:r>
-        <w:rPr>
-          <w:rFonts w:ascii="Calibri" w:hAnsi="Calibri" w:cs="Calibri"/>
-        </w:rPr>
-        <w:t xml:space="preserve">запрос – </w:t>
-      </w:r>
-      <w:proofErr w:type="gramStart"/>
-      <w:r>
-        <w:rPr>
-          <w:rFonts w:ascii="Calibri" w:hAnsi="Calibri" w:cs="Calibri"/>
-        </w:rPr>
-        <w:t>2х</w:t>
-      </w:r>
-      <w:proofErr w:type="gramEnd"/>
-      <w:r>
-        <w:rPr>
-          <w:rFonts w:ascii="Calibri" w:hAnsi="Calibri" w:cs="Calibri"/>
-        </w:rPr>
-        <w:t xml:space="preserve"> табличный</w:t>
+        </w:rPr>
+        <w:t xml:space="preserve"> рассматриваются 3 классических моделей данных (в порядке вложенности от большего к меньшему)</w:t>
+      </w:r>
+      <w:r>
+        <w:rPr>
+          <w:rFonts w:ascii="Calibri" w:hAnsi="Calibri" w:cs="Calibri"/>
+        </w:rPr>
+        <w:t>:</w:t>
+      </w:r>
+    </w:p>
+    <w:p>
+      <w:pPr>
+        <w:pStyle w:val="a7"/>
+        <w:numPr>
+          <w:ilvl w:val="0"/>
+          <w:numId w:val="22"/>
+        </w:numPr>
+        <w:spacing w:after="0" w:line="240" w:lineRule="auto"/>
+        <w:jc w:val="both"/>
+        <w:rPr>
+          <w:rFonts w:ascii="Calibri" w:hAnsi="Calibri" w:cs="Calibri"/>
+        </w:rPr>
+      </w:pPr>
+      <w:r>
+        <w:rPr>
+          <w:rFonts w:ascii="Calibri" w:hAnsi="Calibri" w:cs="Calibri"/>
+        </w:rPr>
+        <w:t>Сетевая</w:t>
+      </w:r>
+    </w:p>
+    <w:p>
+      <w:pPr>
+        <w:pStyle w:val="a7"/>
+        <w:numPr>
+          <w:ilvl w:val="0"/>
+          <w:numId w:val="22"/>
+        </w:numPr>
+        <w:spacing w:after="0" w:line="240" w:lineRule="auto"/>
+        <w:jc w:val="both"/>
+        <w:rPr>
+          <w:rFonts w:ascii="Calibri" w:hAnsi="Calibri" w:cs="Calibri"/>
+        </w:rPr>
+      </w:pPr>
+      <w:r>
+        <w:rPr>
+          <w:rFonts w:ascii="Calibri" w:hAnsi="Calibri" w:cs="Calibri"/>
+        </w:rPr>
+        <w:t>Иерархическая</w:t>
+      </w:r>
+    </w:p>
+    <w:p>
+      <w:pPr>
+        <w:pStyle w:val="a7"/>
+        <w:numPr>
+          <w:ilvl w:val="0"/>
+          <w:numId w:val="22"/>
+        </w:numPr>
+        <w:spacing w:after="0" w:line="240" w:lineRule="auto"/>
+        <w:jc w:val="both"/>
+        <w:rPr>
+          <w:rFonts w:ascii="Calibri" w:hAnsi="Calibri" w:cs="Calibri"/>
+        </w:rPr>
+      </w:pPr>
+      <w:r>
+        <w:rPr>
+          <w:rFonts w:ascii="Calibri" w:hAnsi="Calibri" w:cs="Calibri"/>
+        </w:rPr>
+        <w:t xml:space="preserve">Реляционная </w:t>
+      </w:r>
+    </w:p>
+    <w:p>
+      <w:pPr>
+        <w:spacing w:after="0" w:line="360" w:lineRule="auto"/>
+        <w:ind w:firstLine="567"/>
+        <w:jc w:val="both"/>
+        <w:rPr>
+          <w:rFonts w:ascii="Calibri" w:hAnsi="Calibri" w:cs="Calibri"/>
+        </w:rPr>
+      </w:pPr>
+      <w:r>
+        <w:rPr>
+          <w:rFonts w:ascii="Calibri" w:hAnsi="Calibri" w:cs="Calibri"/>
+        </w:rPr>
+        <w:t>Применяя правило склейки к овал диаграмме в лучшем случае мы получим сетевую модель</w:t>
       </w:r>
       <w:r>
         <w:rPr>
@@ -2511,21 +4212,47 @@
         <w:rPr>
           <w:rFonts w:ascii="Calibri" w:hAnsi="Calibri" w:cs="Calibri"/>
         </w:rPr>
-        <w:t xml:space="preserve"> 2 запрос – </w:t>
-      </w:r>
-      <w:proofErr w:type="gramStart"/>
-      <w:r>
-        <w:rPr>
-          <w:rFonts w:ascii="Calibri" w:hAnsi="Calibri" w:cs="Calibri"/>
-        </w:rPr>
-        <w:t>3х</w:t>
-      </w:r>
-      <w:proofErr w:type="gramEnd"/>
-      <w:r>
-        <w:rPr>
-          <w:rFonts w:ascii="Calibri" w:hAnsi="Calibri" w:cs="Calibri"/>
-        </w:rPr>
-        <w:t xml:space="preserve"> табличный (заголовки команд должны совпадать). Как сделать так чтобы у этих 2 запросов сделать разное количество записей (записи не трогаем</w:t>
+        <w:t xml:space="preserve"> в худшем реляционную.</w:t>
+      </w:r>
+      <w:r>
+        <w:rPr>
+          <w:rFonts w:ascii="Calibri" w:hAnsi="Calibri" w:cs="Calibri"/>
+        </w:rPr>
+        <w:t xml:space="preserve"> </w:t>
+      </w:r>
+      <w:r>
+        <w:rPr>
+          <w:rFonts w:ascii="Calibri" w:hAnsi="Calibri" w:cs="Calibri"/>
+        </w:rPr>
+        <w:t>Существую алгоритмы преобразования к иерархическому виду -</w:t>
+      </w:r>
+      <w:r>
+        <w:rPr>
+          <w:rFonts w:ascii="Calibri" w:hAnsi="Calibri" w:cs="Calibri"/>
+        </w:rPr>
+        <w:t>&gt;</w:t>
+      </w:r>
+      <w:r>
+        <w:rPr>
+          <w:rFonts w:ascii="Calibri" w:hAnsi="Calibri" w:cs="Calibri"/>
+        </w:rPr>
+        <w:t xml:space="preserve"> к реляционному виду и сетевую к реляционной. Алгоритмы эти эвристические.</w:t>
+      </w:r>
+    </w:p>
+    <w:p>
+      <w:pPr>
+        <w:spacing w:after="0" w:line="360" w:lineRule="auto"/>
+        <w:ind w:firstLine="567"/>
+        <w:jc w:val="both"/>
+        <w:rPr>
+          <w:rFonts w:ascii="Calibri" w:hAnsi="Calibri" w:cs="Calibri"/>
+        </w:rPr>
+      </w:pPr>
+      <w:r>
+        <w:rPr>
+          <w:rFonts w:ascii="Calibri" w:hAnsi="Calibri" w:cs="Calibri"/>
+        </w:rPr>
+        <w:t>Дерево – это множество узлов</w:t>
       </w:r>
       <w:r>
         <w:rPr>
@@ -2537,7 +4264,7 @@
         <w:rPr>
           <w:rFonts w:ascii="Calibri" w:hAnsi="Calibri" w:cs="Calibri"/>
         </w:rPr>
-        <w:t xml:space="preserve"> параметры не делаем (связывается ссылочное ограничение с ограничением сущности. Редактируем только данные</w:t>
+        <w:t xml:space="preserve"> среди которых выделе один – корень. Остальные узлы находятся в попарно непересекающихся множествах</w:t>
       </w:r>
       <w:r>
         <w:rPr>
@@ -2549,7 +4276,192 @@
         <w:rPr>
           <w:rFonts w:ascii="Calibri" w:hAnsi="Calibri" w:cs="Calibri"/>
         </w:rPr>
-        <w:t xml:space="preserve"> запросы не трогаем. Функция интеграции</w:t>
+        <w:t xml:space="preserve"> каждое из которые дерево.</w:t>
+      </w:r>
+      <w:r>
+        <w:rPr>
+          <w:rFonts w:ascii="Calibri" w:hAnsi="Calibri" w:cs="Calibri"/>
+        </w:rPr>
+        <w:t xml:space="preserve"> </w:t>
+      </w:r>
+    </w:p>
+    <w:p>
+      <w:pPr>
+        <w:pStyle w:val="a7"/>
+        <w:numPr>
+          <w:ilvl w:val="0"/>
+          <w:numId w:val="23"/>
+        </w:numPr>
+        <w:spacing w:after="0" w:line="360" w:lineRule="auto"/>
+        <w:jc w:val="both"/>
+        <w:rPr>
+          <w:rFonts w:ascii="Calibri" w:hAnsi="Calibri" w:cs="Calibri"/>
+        </w:rPr>
+      </w:pPr>
+      <w:r>
+        <w:rPr>
+          <w:rFonts w:ascii="Calibri" w:hAnsi="Calibri" w:cs="Calibri"/>
+        </w:rPr>
+        <w:t xml:space="preserve">Дерево называется бинарным, если у каждого узла не более 2 потомка. </w:t>
+      </w:r>
+    </w:p>
+    <w:p>
+      <w:pPr>
+        <w:pStyle w:val="a7"/>
+        <w:numPr>
+          <w:ilvl w:val="0"/>
+          <w:numId w:val="23"/>
+        </w:numPr>
+        <w:spacing w:after="0" w:line="360" w:lineRule="auto"/>
+        <w:jc w:val="both"/>
+        <w:rPr>
+          <w:rFonts w:ascii="Calibri" w:hAnsi="Calibri" w:cs="Calibri"/>
+        </w:rPr>
+      </w:pPr>
+      <w:r>
+        <w:rPr>
+          <w:rFonts w:ascii="Calibri" w:hAnsi="Calibri" w:cs="Calibri"/>
+        </w:rPr>
+        <w:lastRenderedPageBreak/>
+        <w:t>Дерево сбалансировано, если () отличается не более чем на единицу</w:t>
+      </w:r>
+      <w:r>
+        <w:rPr>
+          <w:rFonts w:ascii="Calibri" w:hAnsi="Calibri" w:cs="Calibri"/>
+        </w:rPr>
+        <w:t>. Каждый из узлов имеет одинаковое количество потомков.</w:t>
+      </w:r>
+    </w:p>
+    <w:p>
+      <w:pPr>
+        <w:spacing w:after="0" w:line="360" w:lineRule="auto"/>
+        <w:ind w:firstLine="567"/>
+        <w:jc w:val="both"/>
+        <w:rPr>
+          <w:rFonts w:ascii="Calibri" w:hAnsi="Calibri" w:cs="Calibri"/>
+        </w:rPr>
+      </w:pPr>
+      <w:r>
+        <w:rPr>
+          <w:rFonts w:ascii="Calibri" w:hAnsi="Calibri" w:cs="Calibri"/>
+        </w:rPr>
+        <w:t>На логическом уровне бинарные и сбалансированные деревья применяются очень редко</w:t>
+      </w:r>
+      <w:r>
+        <w:rPr>
+          <w:rFonts w:ascii="Calibri" w:hAnsi="Calibri" w:cs="Calibri"/>
+        </w:rPr>
+        <w:t>.</w:t>
+      </w:r>
+    </w:p>
+    <w:p>
+      <w:pPr>
+        <w:spacing w:after="0" w:line="360" w:lineRule="auto"/>
+        <w:jc w:val="center"/>
+        <w:rPr>
+          <w:rFonts w:ascii="Calibri" w:hAnsi="Calibri" w:cs="Calibri"/>
+          <w:b/>
+          <w:bCs/>
+          <w:sz w:val="32"/>
+          <w:szCs w:val="32"/>
+        </w:rPr>
+      </w:pPr>
+      <w:r>
+        <w:rPr>
+          <w:rFonts w:ascii="Calibri" w:hAnsi="Calibri" w:cs="Calibri"/>
+          <w:b/>
+          <w:bCs/>
+          <w:sz w:val="32"/>
+          <w:szCs w:val="32"/>
+        </w:rPr>
+        <w:t>Зависимость данных от структуры</w:t>
+      </w:r>
+    </w:p>
+    <w:p>
+      <w:pPr>
+        <w:spacing w:after="0" w:line="360" w:lineRule="auto"/>
+        <w:ind w:firstLine="567"/>
+        <w:jc w:val="both"/>
+        <w:rPr>
+          <w:rFonts w:ascii="Calibri" w:hAnsi="Calibri" w:cs="Calibri"/>
+        </w:rPr>
+      </w:pPr>
+      <w:r>
+        <w:rPr>
+          <w:rFonts w:ascii="Calibri" w:hAnsi="Calibri" w:cs="Calibri"/>
+        </w:rPr>
+        <w:t>Если в структурированном представлении данных для получения сведений необходимо воспользоваться связью, то такой представление называется зависимым от структуры.</w:t>
+      </w:r>
+    </w:p>
+    <w:p>
+      <w:pPr>
+        <w:spacing w:after="0" w:line="360" w:lineRule="auto"/>
+        <w:ind w:firstLine="567"/>
+        <w:jc w:val="both"/>
+        <w:rPr>
+          <w:rFonts w:ascii="Calibri" w:hAnsi="Calibri" w:cs="Calibri"/>
+        </w:rPr>
+      </w:pPr>
+      <w:r>
+        <w:rPr>
+          <w:rFonts w:ascii="Calibri" w:hAnsi="Calibri" w:cs="Calibri"/>
+        </w:rPr>
+        <w:t>Для того, чтобы понять какую работу какой сотрудник выполняет, надо воспользоваться связью</w:t>
+      </w:r>
+    </w:p>
+    <w:p>
+      <w:pPr>
+        <w:spacing w:after="0" w:line="360" w:lineRule="auto"/>
+        <w:ind w:firstLine="567"/>
+        <w:jc w:val="both"/>
+        <w:rPr>
+          <w:rFonts w:ascii="Calibri" w:hAnsi="Calibri" w:cs="Calibri"/>
+        </w:rPr>
+      </w:pPr>
+      <w:r>
+        <w:rPr>
+          <w:rFonts w:ascii="Calibri" w:hAnsi="Calibri" w:cs="Calibri"/>
+        </w:rPr>
+        <w:t>Правило 2 (склейки-записи): Первичный ключ предка помещается в потомках, где становится неключевым (связи не меняются). Теперь экземпляру записи «Сотрудник» мы знаем в каком отделе он трудится, но не знаем какую работу выполняет</w:t>
+      </w:r>
+    </w:p>
+    <w:p>
+      <w:pPr>
+        <w:spacing w:after="0" w:line="360" w:lineRule="auto"/>
+        <w:jc w:val="center"/>
+        <w:rPr>
+          <w:rFonts w:ascii="Calibri" w:hAnsi="Calibri" w:cs="Calibri"/>
+          <w:b/>
+          <w:bCs/>
+          <w:sz w:val="24"/>
+          <w:szCs w:val="24"/>
+        </w:rPr>
+      </w:pPr>
+      <w:r>
+        <w:rPr>
+          <w:rFonts w:ascii="Calibri" w:hAnsi="Calibri" w:cs="Calibri"/>
+          <w:b/>
+          <w:bCs/>
+          <w:sz w:val="32"/>
+          <w:szCs w:val="32"/>
+        </w:rPr>
+        <w:t>Сетевые модели данных</w:t>
+      </w:r>
+    </w:p>
+    <w:p>
+      <w:pPr>
+        <w:spacing w:after="0" w:line="360" w:lineRule="auto"/>
+        <w:ind w:firstLine="567"/>
+        <w:jc w:val="both"/>
+        <w:rPr>
+          <w:rFonts w:ascii="Calibri" w:hAnsi="Calibri" w:cs="Calibri"/>
+        </w:rPr>
+      </w:pPr>
+      <w:r>
+        <w:rPr>
+          <w:rFonts w:ascii="Calibri" w:hAnsi="Calibri" w:cs="Calibri"/>
+        </w:rPr>
+        <w:t>Схема данных</w:t>
       </w:r>
       <w:r>
         <w:rPr>
@@ -2561,14 +4473,603 @@
         <w:rPr>
           <w:rFonts w:ascii="Calibri" w:hAnsi="Calibri" w:cs="Calibri"/>
         </w:rPr>
+        <w:t xml:space="preserve"> в которых потомок имеет более 1 </w:t>
+      </w:r>
+      <w:r>
+        <w:rPr>
+          <w:rFonts w:ascii="Calibri" w:hAnsi="Calibri" w:cs="Calibri"/>
+        </w:rPr>
+        <w:t>предка,</w:t>
+      </w:r>
+      <w:r>
+        <w:rPr>
+          <w:rFonts w:ascii="Calibri" w:hAnsi="Calibri" w:cs="Calibri"/>
+        </w:rPr>
+        <w:t xml:space="preserve"> называется сетевой</w:t>
+      </w:r>
+      <w:r>
+        <w:rPr>
+          <w:rFonts w:ascii="Calibri" w:hAnsi="Calibri" w:cs="Calibri"/>
+        </w:rPr>
+        <w:t>. Между поставщиками и потребителями неявно установлена связь М</w:t>
+      </w:r>
+      <w:r>
+        <w:rPr>
+          <w:rFonts w:ascii="Calibri" w:hAnsi="Calibri" w:cs="Calibri"/>
+        </w:rPr>
+        <w:t>:</w:t>
+      </w:r>
+      <w:r>
+        <w:rPr>
+          <w:rFonts w:ascii="Calibri" w:hAnsi="Calibri" w:cs="Calibri"/>
+        </w:rPr>
+        <w:t xml:space="preserve">М. </w:t>
+      </w:r>
+    </w:p>
+    <w:p>
+      <w:pPr>
+        <w:spacing w:after="0" w:line="360" w:lineRule="auto"/>
+        <w:ind w:firstLine="567"/>
+        <w:jc w:val="both"/>
+        <w:rPr>
+          <w:rFonts w:ascii="Calibri" w:hAnsi="Calibri" w:cs="Calibri"/>
+        </w:rPr>
+      </w:pPr>
+      <w:r>
+        <w:rPr>
+          <w:rFonts w:ascii="Calibri" w:hAnsi="Calibri" w:cs="Calibri"/>
+        </w:rPr>
+        <w:t>Если присутствует связь М</w:t>
+      </w:r>
+      <w:r>
+        <w:rPr>
+          <w:rFonts w:ascii="Calibri" w:hAnsi="Calibri" w:cs="Calibri"/>
+        </w:rPr>
+        <w:t>:</w:t>
+      </w:r>
+      <w:r>
+        <w:rPr>
+          <w:rFonts w:ascii="Calibri" w:hAnsi="Calibri" w:cs="Calibri"/>
+        </w:rPr>
+        <w:t>М – она называется сложной сетевой</w:t>
+      </w:r>
+      <w:r>
+        <w:rPr>
+          <w:rFonts w:ascii="Calibri" w:hAnsi="Calibri" w:cs="Calibri"/>
+        </w:rPr>
+        <w:t>,</w:t>
+      </w:r>
+      <w:r>
+        <w:rPr>
+          <w:rFonts w:ascii="Calibri" w:hAnsi="Calibri" w:cs="Calibri"/>
+        </w:rPr>
+        <w:t xml:space="preserve"> иначе простой.</w:t>
+      </w:r>
+    </w:p>
+    <w:p>
+      <w:pPr>
+        <w:spacing w:after="0" w:line="360" w:lineRule="auto"/>
+        <w:ind w:firstLine="567"/>
+        <w:jc w:val="both"/>
+        <w:rPr>
+          <w:rFonts w:ascii="Calibri" w:hAnsi="Calibri" w:cs="Calibri"/>
+        </w:rPr>
+      </w:pPr>
+      <w:r>
+        <w:rPr>
+          <w:rFonts w:ascii="Calibri" w:hAnsi="Calibri" w:cs="Calibri"/>
+        </w:rPr>
+        <w:t>Правило 3 (преобразование сложной сетевой к простой сетевой)</w:t>
+      </w:r>
+      <w:r>
+        <w:rPr>
+          <w:rFonts w:ascii="Calibri" w:hAnsi="Calibri" w:cs="Calibri"/>
+        </w:rPr>
+        <w:t>:</w:t>
+      </w:r>
+      <w:r>
+        <w:rPr>
+          <w:rFonts w:ascii="Calibri" w:hAnsi="Calibri" w:cs="Calibri"/>
+        </w:rPr>
+        <w:t xml:space="preserve"> допустим между 2 типам записей установлена связь М:М. Формируется новый тип записи</w:t>
+      </w:r>
+      <w:r>
+        <w:rPr>
+          <w:rFonts w:ascii="Calibri" w:hAnsi="Calibri" w:cs="Calibri"/>
+        </w:rPr>
+        <w:t>,</w:t>
+      </w:r>
+      <w:r>
+        <w:rPr>
+          <w:rFonts w:ascii="Calibri" w:hAnsi="Calibri" w:cs="Calibri"/>
+        </w:rPr>
+        <w:t xml:space="preserve"> содержащий ключевые атрибуты исходной записи. Связь М:М удаляется. Вместо неё создается 2 новых связей</w:t>
+      </w:r>
+      <w:r>
+        <w:rPr>
+          <w:rFonts w:ascii="Calibri" w:hAnsi="Calibri" w:cs="Calibri"/>
+        </w:rPr>
+        <w:t>:</w:t>
+      </w:r>
+      <w:r>
+        <w:rPr>
+          <w:rFonts w:ascii="Calibri" w:hAnsi="Calibri" w:cs="Calibri"/>
+        </w:rPr>
+        <w:t xml:space="preserve"> 1</w:t>
+      </w:r>
+      <w:r>
+        <w:rPr>
+          <w:rFonts w:ascii="Calibri" w:hAnsi="Calibri" w:cs="Calibri"/>
+        </w:rPr>
+        <w:t>:</w:t>
+      </w:r>
+      <w:r>
+        <w:rPr>
+          <w:rFonts w:ascii="Calibri" w:hAnsi="Calibri" w:cs="Calibri"/>
+        </w:rPr>
+        <w:t>М</w:t>
+      </w:r>
+      <w:r>
+        <w:rPr>
+          <w:rFonts w:ascii="Calibri" w:hAnsi="Calibri" w:cs="Calibri"/>
+        </w:rPr>
         <w:t xml:space="preserve"> </w:t>
       </w:r>
       <w:r>
         <w:rPr>
           <w:rFonts w:ascii="Calibri" w:hAnsi="Calibri" w:cs="Calibri"/>
-          <w:lang w:val="en-US"/>
-        </w:rPr>
-        <w:t>pivot</w:t>
+        </w:rPr>
+        <w:t>от исходных записей к вновь созданным. Оба атрибута новой записи становятся ключевыми</w:t>
+      </w:r>
+      <w:r>
+        <w:rPr>
+          <w:rFonts w:ascii="Calibri" w:hAnsi="Calibri" w:cs="Calibri"/>
+        </w:rPr>
+        <w:t>. Для поддержания М:М нудны множественные перекрестные ссылки, что нарушает свойство локальности модифицирующих воздействий. Ни одна из существующих СУБД не поддерживает связь М:М.</w:t>
+      </w:r>
+    </w:p>
+    <w:p>
+      <w:pPr>
+        <w:spacing w:after="0" w:line="360" w:lineRule="auto"/>
+        <w:ind w:firstLine="567"/>
+        <w:jc w:val="both"/>
+        <w:rPr>
+          <w:rFonts w:ascii="Calibri" w:hAnsi="Calibri" w:cs="Calibri"/>
+        </w:rPr>
+      </w:pPr>
+      <w:r>
+        <w:rPr>
+          <w:rFonts w:ascii="Calibri" w:hAnsi="Calibri" w:cs="Calibri"/>
+        </w:rPr>
+        <w:t>Элемент данных на схеме называется общим</w:t>
+      </w:r>
+      <w:r>
+        <w:rPr>
+          <w:rFonts w:ascii="Calibri" w:hAnsi="Calibri" w:cs="Calibri"/>
+        </w:rPr>
+        <w:t>,</w:t>
+      </w:r>
+      <w:r>
+        <w:rPr>
+          <w:rFonts w:ascii="Calibri" w:hAnsi="Calibri" w:cs="Calibri"/>
+        </w:rPr>
+        <w:t xml:space="preserve"> если по правилам склейки он может быть присоединен к нескольким типам записей.</w:t>
+      </w:r>
+    </w:p>
+    <w:p>
+      <w:pPr>
+        <w:spacing w:after="0" w:line="360" w:lineRule="auto"/>
+        <w:ind w:firstLine="567"/>
+        <w:jc w:val="both"/>
+        <w:rPr>
+          <w:rFonts w:ascii="Calibri" w:hAnsi="Calibri" w:cs="Calibri"/>
+        </w:rPr>
+      </w:pPr>
+      <w:r>
+        <w:rPr>
+          <w:rFonts w:ascii="Calibri" w:hAnsi="Calibri" w:cs="Calibri"/>
+        </w:rPr>
+        <w:t>Правило преобразования</w:t>
+      </w:r>
+      <w:r>
+        <w:rPr>
+          <w:rFonts w:ascii="Calibri" w:hAnsi="Calibri" w:cs="Calibri"/>
+        </w:rPr>
+        <w:t>:</w:t>
+      </w:r>
+      <w:r>
+        <w:rPr>
+          <w:rFonts w:ascii="Calibri" w:hAnsi="Calibri" w:cs="Calibri"/>
+        </w:rPr>
+        <w:t xml:space="preserve"> формируется новый тип записей</w:t>
+      </w:r>
+      <w:r>
+        <w:rPr>
+          <w:rFonts w:ascii="Calibri" w:hAnsi="Calibri" w:cs="Calibri"/>
+        </w:rPr>
+        <w:t>,</w:t>
+      </w:r>
+      <w:r>
+        <w:rPr>
+          <w:rFonts w:ascii="Calibri" w:hAnsi="Calibri" w:cs="Calibri"/>
+        </w:rPr>
+        <w:t xml:space="preserve"> содержащий ключевые атрибуты записей</w:t>
+      </w:r>
+      <w:r>
+        <w:rPr>
+          <w:rFonts w:ascii="Calibri" w:hAnsi="Calibri" w:cs="Calibri"/>
+        </w:rPr>
+        <w:t>,</w:t>
+      </w:r>
+      <w:r>
+        <w:rPr>
+          <w:rFonts w:ascii="Calibri" w:hAnsi="Calibri" w:cs="Calibri"/>
+        </w:rPr>
+        <w:t xml:space="preserve"> откуда приходят одиночные стрелки. Все эти атрибуты становятся ключевым – общее данное дополняется новым типом записи (аналог правила 3).</w:t>
+      </w:r>
+      <w:r>
+        <w:rPr>
+          <w:rFonts w:ascii="Calibri" w:hAnsi="Calibri" w:cs="Calibri"/>
+        </w:rPr>
+        <w:t xml:space="preserve"> </w:t>
+      </w:r>
+      <w:r>
+        <w:rPr>
+          <w:rFonts w:ascii="Calibri" w:hAnsi="Calibri" w:cs="Calibri"/>
+        </w:rPr>
+        <w:t xml:space="preserve">Семантика </w:t>
+      </w:r>
+      <w:r>
+        <w:rPr>
+          <w:rFonts w:ascii="Calibri" w:hAnsi="Calibri" w:cs="Calibri"/>
+        </w:rPr>
+        <w:t>общего данного</w:t>
+      </w:r>
+      <w:r>
+        <w:rPr>
+          <w:rFonts w:ascii="Calibri" w:hAnsi="Calibri" w:cs="Calibri"/>
+        </w:rPr>
+        <w:t xml:space="preserve"> </w:t>
+      </w:r>
+      <w:r>
+        <w:rPr>
+          <w:rFonts w:ascii="Calibri" w:hAnsi="Calibri" w:cs="Calibri"/>
+        </w:rPr>
+        <w:t>при этом детализируется</w:t>
+      </w:r>
+      <w:r>
+        <w:rPr>
+          <w:rFonts w:ascii="Calibri" w:hAnsi="Calibri" w:cs="Calibri"/>
+        </w:rPr>
+        <w:t>.</w:t>
+      </w:r>
+      <w:r>
+        <w:rPr>
+          <w:rFonts w:ascii="Calibri" w:hAnsi="Calibri" w:cs="Calibri"/>
+        </w:rPr>
+        <w:t xml:space="preserve"> </w:t>
+      </w:r>
+    </w:p>
+    <w:p>
+      <w:pPr>
+        <w:spacing w:after="0" w:line="360" w:lineRule="auto"/>
+        <w:ind w:firstLine="567"/>
+        <w:jc w:val="both"/>
+        <w:rPr>
+          <w:rFonts w:ascii="Calibri" w:hAnsi="Calibri" w:cs="Calibri"/>
+        </w:rPr>
+      </w:pPr>
+      <w:r>
+        <w:rPr>
+          <w:rFonts w:ascii="Calibri" w:hAnsi="Calibri" w:cs="Calibri"/>
+        </w:rPr>
+        <w:t>Элемент данных на схеме называется данным пересечения, если по правилу склейки он не может быть присоединен ни к одному из существующих типов записей, те к нему приходит несколько сдвоенных стрелок. Но значение данного пересечения однозначно идентифицируется ключами записей</w:t>
+      </w:r>
+      <w:r>
+        <w:rPr>
+          <w:rFonts w:ascii="Calibri" w:hAnsi="Calibri" w:cs="Calibri"/>
+        </w:rPr>
+        <w:t>,</w:t>
+      </w:r>
+      <w:r>
+        <w:rPr>
+          <w:rFonts w:ascii="Calibri" w:hAnsi="Calibri" w:cs="Calibri"/>
+        </w:rPr>
+        <w:t xml:space="preserve"> откуда приходят сдвоенные стрелки.</w:t>
+      </w:r>
+    </w:p>
+    <w:p>
+      <w:pPr>
+        <w:spacing w:after="0" w:line="360" w:lineRule="auto"/>
+        <w:ind w:firstLine="567"/>
+        <w:jc w:val="both"/>
+        <w:rPr>
+          <w:rFonts w:ascii="Calibri" w:hAnsi="Calibri" w:cs="Calibri"/>
+        </w:rPr>
+      </w:pPr>
+      <w:r>
+        <w:rPr>
+          <w:rFonts w:ascii="Calibri" w:hAnsi="Calibri" w:cs="Calibri"/>
+        </w:rPr>
+        <w:t>Правило преобразования</w:t>
+      </w:r>
+      <w:r>
+        <w:rPr>
+          <w:rFonts w:ascii="Calibri" w:hAnsi="Calibri" w:cs="Calibri"/>
+        </w:rPr>
+        <w:t>:</w:t>
+      </w:r>
+      <w:r>
+        <w:rPr>
+          <w:rFonts w:ascii="Calibri" w:hAnsi="Calibri" w:cs="Calibri"/>
+        </w:rPr>
+        <w:t xml:space="preserve">  формируется новый тип записей</w:t>
+      </w:r>
+      <w:r>
+        <w:rPr>
+          <w:rFonts w:ascii="Calibri" w:hAnsi="Calibri" w:cs="Calibri"/>
+        </w:rPr>
+        <w:t>,</w:t>
+      </w:r>
+      <w:r>
+        <w:rPr>
+          <w:rFonts w:ascii="Calibri" w:hAnsi="Calibri" w:cs="Calibri"/>
+        </w:rPr>
+        <w:t xml:space="preserve"> содержащий ключи исходной записи</w:t>
+      </w:r>
+      <w:r>
+        <w:rPr>
+          <w:rFonts w:ascii="Calibri" w:hAnsi="Calibri" w:cs="Calibri"/>
+        </w:rPr>
+        <w:t>,</w:t>
+      </w:r>
+      <w:r>
+        <w:rPr>
+          <w:rFonts w:ascii="Calibri" w:hAnsi="Calibri" w:cs="Calibri"/>
+        </w:rPr>
+        <w:t xml:space="preserve"> нормы типов присоединяются к данными пресечениям (правило 3).</w:t>
+      </w:r>
+    </w:p>
+    <w:p>
+      <w:pPr>
+        <w:spacing w:after="0" w:line="360" w:lineRule="auto"/>
+        <w:ind w:firstLine="567"/>
+        <w:jc w:val="both"/>
+        <w:rPr>
+          <w:rFonts w:ascii="Calibri" w:hAnsi="Calibri" w:cs="Calibri"/>
+        </w:rPr>
+      </w:pPr>
+      <w:r>
+        <w:rPr>
+          <w:rFonts w:ascii="Calibri" w:hAnsi="Calibri" w:cs="Calibri"/>
+        </w:rPr>
+        <w:t>Элемент данных</w:t>
+      </w:r>
+      <w:r>
+        <w:rPr>
+          <w:rFonts w:ascii="Calibri" w:hAnsi="Calibri" w:cs="Calibri"/>
+        </w:rPr>
+        <w:t>,</w:t>
+      </w:r>
+      <w:r>
+        <w:rPr>
+          <w:rFonts w:ascii="Calibri" w:hAnsi="Calibri" w:cs="Calibri"/>
+        </w:rPr>
+        <w:t xml:space="preserve"> который по правилу склейки невозможно присоединить</w:t>
+      </w:r>
+      <w:r>
+        <w:rPr>
+          <w:rFonts w:ascii="Calibri" w:hAnsi="Calibri" w:cs="Calibri"/>
+        </w:rPr>
+        <w:t>,</w:t>
+      </w:r>
+      <w:r>
+        <w:rPr>
+          <w:rFonts w:ascii="Calibri" w:hAnsi="Calibri" w:cs="Calibri"/>
+        </w:rPr>
+        <w:t xml:space="preserve"> и он </w:t>
+      </w:r>
+      <w:r>
+        <w:rPr>
+          <w:rFonts w:ascii="Calibri" w:hAnsi="Calibri" w:cs="Calibri"/>
+        </w:rPr>
+        <w:t xml:space="preserve">однозначно </w:t>
+      </w:r>
+      <w:r>
+        <w:rPr>
+          <w:rFonts w:ascii="Calibri" w:hAnsi="Calibri" w:cs="Calibri"/>
+        </w:rPr>
+        <w:t>не идентифицируется</w:t>
+      </w:r>
+      <w:r>
+        <w:rPr>
+          <w:rFonts w:ascii="Calibri" w:hAnsi="Calibri" w:cs="Calibri"/>
+        </w:rPr>
+        <w:t xml:space="preserve"> (по правилу склейки нельзя присоединить) называется изолированным </w:t>
+      </w:r>
+      <w:r>
+        <w:rPr>
+          <w:rFonts w:ascii="Calibri" w:hAnsi="Calibri" w:cs="Calibri"/>
+        </w:rPr>
+        <w:lastRenderedPageBreak/>
+        <w:t>данным. Этот элемент является классовой характеристикой объекта</w:t>
+      </w:r>
+      <w:r>
+        <w:rPr>
+          <w:rFonts w:ascii="Calibri" w:hAnsi="Calibri" w:cs="Calibri"/>
+        </w:rPr>
+        <w:t>,</w:t>
+      </w:r>
+      <w:r>
+        <w:rPr>
+          <w:rFonts w:ascii="Calibri" w:hAnsi="Calibri" w:cs="Calibri"/>
+        </w:rPr>
+        <w:t xml:space="preserve"> для которой отсутствует идентификатор (первичный ключ). В примере не хватает номера покупателя.</w:t>
+      </w:r>
+    </w:p>
+    <w:p>
+      <w:pPr>
+        <w:spacing w:after="0" w:line="360" w:lineRule="auto"/>
+        <w:ind w:firstLine="567"/>
+        <w:jc w:val="both"/>
+        <w:rPr>
+          <w:rFonts w:ascii="Calibri" w:hAnsi="Calibri" w:cs="Calibri"/>
+        </w:rPr>
+      </w:pPr>
+      <w:r>
+        <w:rPr>
+          <w:rFonts w:ascii="Calibri" w:hAnsi="Calibri" w:cs="Calibri"/>
+        </w:rPr>
+        <w:t>Правило формирования сетевой модели к иерархическому виду. Если какой-то тип записей имеет более 1 предка</w:t>
+      </w:r>
+      <w:r>
+        <w:rPr>
+          <w:rFonts w:ascii="Calibri" w:hAnsi="Calibri" w:cs="Calibri"/>
+        </w:rPr>
+        <w:t>,</w:t>
+      </w:r>
+      <w:r>
+        <w:rPr>
+          <w:rFonts w:ascii="Calibri" w:hAnsi="Calibri" w:cs="Calibri"/>
+        </w:rPr>
+        <w:t xml:space="preserve"> тогда каждому предку приписывается свой дублированный экземпляр</w:t>
+      </w:r>
+      <w:r>
+        <w:rPr>
+          <w:rFonts w:ascii="Calibri" w:hAnsi="Calibri" w:cs="Calibri"/>
+        </w:rPr>
+        <w:t>,</w:t>
+      </w:r>
+      <w:r>
+        <w:rPr>
+          <w:rFonts w:ascii="Calibri" w:hAnsi="Calibri" w:cs="Calibri"/>
+        </w:rPr>
+        <w:t xml:space="preserve"> содержащий свой ключевой атрибут.</w:t>
+      </w:r>
+    </w:p>
+    <w:p>
+      <w:pPr>
+        <w:spacing w:after="0" w:line="360" w:lineRule="auto"/>
+        <w:jc w:val="center"/>
+        <w:rPr>
+          <w:rFonts w:ascii="Calibri" w:hAnsi="Calibri" w:cs="Calibri"/>
+          <w:b/>
+          <w:bCs/>
+          <w:sz w:val="32"/>
+          <w:szCs w:val="32"/>
+        </w:rPr>
+      </w:pPr>
+      <w:r>
+        <w:rPr>
+          <w:rFonts w:ascii="Calibri" w:hAnsi="Calibri" w:cs="Calibri"/>
+          <w:b/>
+          <w:bCs/>
+          <w:sz w:val="32"/>
+          <w:szCs w:val="32"/>
+        </w:rPr>
+        <w:t>Реляционные модели данных</w:t>
+      </w:r>
+    </w:p>
+    <w:p>
+      <w:pPr>
+        <w:spacing w:after="0" w:line="360" w:lineRule="auto"/>
+        <w:ind w:firstLine="567"/>
+        <w:jc w:val="both"/>
+        <w:rPr>
+          <w:rFonts w:ascii="Calibri" w:hAnsi="Calibri" w:cs="Calibri"/>
+        </w:rPr>
+      </w:pPr>
+      <w:r>
+        <w:rPr>
+          <w:rFonts w:ascii="Calibri" w:hAnsi="Calibri" w:cs="Calibri"/>
+          <w:b/>
+          <w:bCs/>
+        </w:rPr>
+        <w:t xml:space="preserve"> </w:t>
+      </w:r>
+      <w:r>
+        <w:rPr>
+          <w:rFonts w:ascii="Calibri" w:hAnsi="Calibri" w:cs="Calibri"/>
+        </w:rPr>
+        <w:t>Табличное представление данных называется реляционным</w:t>
+      </w:r>
+      <w:r>
+        <w:rPr>
+          <w:rFonts w:ascii="Calibri" w:hAnsi="Calibri" w:cs="Calibri"/>
+        </w:rPr>
+        <w:t>,</w:t>
+      </w:r>
+      <w:r>
+        <w:rPr>
+          <w:rFonts w:ascii="Calibri" w:hAnsi="Calibri" w:cs="Calibri"/>
+        </w:rPr>
+        <w:t xml:space="preserve"> если</w:t>
+      </w:r>
+      <w:r>
+        <w:rPr>
+          <w:rFonts w:ascii="Calibri" w:hAnsi="Calibri" w:cs="Calibri"/>
+        </w:rPr>
+        <w:t>:</w:t>
+      </w:r>
+    </w:p>
+    <w:p>
+      <w:pPr>
+        <w:pStyle w:val="a7"/>
+        <w:numPr>
+          <w:ilvl w:val="0"/>
+          <w:numId w:val="24"/>
+        </w:numPr>
+        <w:spacing w:after="0" w:line="360" w:lineRule="auto"/>
+        <w:jc w:val="both"/>
+        <w:rPr>
+          <w:rFonts w:ascii="Calibri" w:hAnsi="Calibri" w:cs="Calibri"/>
+        </w:rPr>
+      </w:pPr>
+      <w:r>
+        <w:rPr>
+          <w:rFonts w:ascii="Calibri" w:hAnsi="Calibri" w:cs="Calibri"/>
+        </w:rPr>
+        <w:t>Запись (строка таблица) с одинаковым содержанием не может быть представлена более 1 раза – отсутствие дублирующих кортежей</w:t>
+      </w:r>
+    </w:p>
+    <w:p>
+      <w:pPr>
+        <w:pStyle w:val="a7"/>
+        <w:numPr>
+          <w:ilvl w:val="0"/>
+          <w:numId w:val="24"/>
+        </w:numPr>
+        <w:spacing w:after="0" w:line="360" w:lineRule="auto"/>
+        <w:jc w:val="both"/>
+        <w:rPr>
+          <w:rFonts w:ascii="Calibri" w:hAnsi="Calibri" w:cs="Calibri"/>
+        </w:rPr>
+      </w:pPr>
+      <w:r>
+        <w:rPr>
+          <w:rFonts w:ascii="Calibri" w:hAnsi="Calibri" w:cs="Calibri"/>
+        </w:rPr>
+        <w:t>Элементы каждого таблицы столбца являются однородными, те их значение отражает 1 и ту же характеристику класса объекта.</w:t>
+      </w:r>
+    </w:p>
+    <w:p>
+      <w:pPr>
+        <w:pStyle w:val="a7"/>
+        <w:numPr>
+          <w:ilvl w:val="0"/>
+          <w:numId w:val="24"/>
+        </w:numPr>
+        <w:spacing w:after="0" w:line="360" w:lineRule="auto"/>
+        <w:jc w:val="both"/>
+        <w:rPr>
+          <w:rFonts w:ascii="Calibri" w:hAnsi="Calibri" w:cs="Calibri"/>
+        </w:rPr>
+      </w:pPr>
+      <w:r>
+        <w:rPr>
+          <w:rFonts w:ascii="Calibri" w:hAnsi="Calibri" w:cs="Calibri"/>
+        </w:rPr>
+        <w:t>Каждый столбец таблицы имеет уникальное наименование, и имена столбцов в различных таблицах могут совпадать</w:t>
       </w:r>
       <w:r>
         <w:rPr>
@@ -2576,46 +5077,51 @@
         </w:rPr>
         <w:t xml:space="preserve">, </w:t>
       </w:r>
-      <w:proofErr w:type="spellStart"/>
-      <w:r>
-        <w:rPr>
-          <w:rFonts w:ascii="Calibri" w:hAnsi="Calibri" w:cs="Calibri"/>
-          <w:lang w:val="en-US"/>
-        </w:rPr>
-        <w:t>groupby</w:t>
-      </w:r>
-      <w:proofErr w:type="spellEnd"/>
-      <w:r>
-        <w:rPr>
-          <w:rFonts w:ascii="Calibri" w:hAnsi="Calibri" w:cs="Calibri"/>
-        </w:rPr>
-        <w:t>:</w:t>
-      </w:r>
-      <w:r>
-        <w:rPr>
-          <w:rFonts w:ascii="Calibri" w:hAnsi="Calibri" w:cs="Calibri"/>
-        </w:rPr>
-        <w:t xml:space="preserve"> рассказать, что и как работает. Источник данных – вся база данных</w:t>
-      </w:r>
-      <w:r>
-        <w:rPr>
-          <w:rFonts w:ascii="Calibri" w:hAnsi="Calibri" w:cs="Calibri"/>
-        </w:rPr>
-        <w:t xml:space="preserve">. Несколько кортежей – достаточно 1. При дополнении </w:t>
-      </w:r>
-      <w:proofErr w:type="gramStart"/>
-      <w:r>
-        <w:rPr>
-          <w:rFonts w:ascii="Calibri" w:hAnsi="Calibri" w:cs="Calibri"/>
-        </w:rPr>
-        <w:t>подумать</w:t>
-      </w:r>
-      <w:proofErr w:type="gramEnd"/>
-      <w:r>
-        <w:rPr>
-          <w:rFonts w:ascii="Calibri" w:hAnsi="Calibri" w:cs="Calibri"/>
-        </w:rPr>
-        <w:t xml:space="preserve"> как привольно написать её</w:t>
+      <w:r>
+        <w:rPr>
+          <w:rFonts w:ascii="Calibri" w:hAnsi="Calibri" w:cs="Calibri"/>
+        </w:rPr>
+        <w:t>если это 1 указана характеристика.</w:t>
+      </w:r>
+    </w:p>
+    <w:p>
+      <w:pPr>
+        <w:pStyle w:val="a7"/>
+        <w:numPr>
+          <w:ilvl w:val="0"/>
+          <w:numId w:val="24"/>
+        </w:numPr>
+        <w:spacing w:after="0" w:line="360" w:lineRule="auto"/>
+        <w:jc w:val="both"/>
+        <w:rPr>
+          <w:rFonts w:ascii="Calibri" w:hAnsi="Calibri" w:cs="Calibri"/>
+        </w:rPr>
+      </w:pPr>
+      <w:r>
+        <w:rPr>
+          <w:rFonts w:ascii="Calibri" w:hAnsi="Calibri" w:cs="Calibri"/>
+        </w:rPr>
+        <w:t>Каждая таблица в описании данных имеет уникальное имя.</w:t>
+      </w:r>
+    </w:p>
+    <w:p>
+      <w:pPr>
+        <w:pStyle w:val="a7"/>
+        <w:numPr>
+          <w:ilvl w:val="0"/>
+          <w:numId w:val="24"/>
+        </w:numPr>
+        <w:spacing w:after="0" w:line="360" w:lineRule="auto"/>
+        <w:jc w:val="both"/>
+        <w:rPr>
+          <w:rFonts w:ascii="Calibri" w:hAnsi="Calibri" w:cs="Calibri"/>
+        </w:rPr>
+      </w:pPr>
+      <w:r>
+        <w:rPr>
+          <w:rFonts w:ascii="Calibri" w:hAnsi="Calibri" w:cs="Calibri"/>
+        </w:rPr>
+        <w:t>Каждый элемент таблицы должен быть либо данным</w:t>
       </w:r>
       <w:r>
         <w:rPr>
@@ -2627,7 +5133,133 @@
         <w:rPr>
           <w:rFonts w:ascii="Calibri" w:hAnsi="Calibri" w:cs="Calibri"/>
         </w:rPr>
-        <w:t xml:space="preserve"> чтобы выполнялся принцип независимости данных (она выставляет не по имени</w:t>
+        <w:t xml:space="preserve"> либо агрегатом.</w:t>
+      </w:r>
+    </w:p>
+    <w:p>
+      <w:pPr>
+        <w:pStyle w:val="a7"/>
+        <w:numPr>
+          <w:ilvl w:val="0"/>
+          <w:numId w:val="24"/>
+        </w:numPr>
+        <w:spacing w:after="0" w:line="360" w:lineRule="auto"/>
+        <w:jc w:val="both"/>
+        <w:rPr>
+          <w:rFonts w:ascii="Calibri" w:hAnsi="Calibri" w:cs="Calibri"/>
+        </w:rPr>
+      </w:pPr>
+      <w:r>
+        <w:rPr>
+          <w:rFonts w:ascii="Calibri" w:hAnsi="Calibri" w:cs="Calibri"/>
+        </w:rPr>
+        <w:t>Связи между таблицами устанавливаются по одноименным атрибутам</w:t>
+      </w:r>
+      <w:r>
+        <w:rPr>
+          <w:rFonts w:ascii="Calibri" w:hAnsi="Calibri" w:cs="Calibri"/>
+        </w:rPr>
+        <w:t xml:space="preserve"> (типизированные связи) и указывают на количественное соотношение записей друг к другу</w:t>
+      </w:r>
+    </w:p>
+    <w:p>
+      <w:pPr>
+        <w:pStyle w:val="a7"/>
+        <w:numPr>
+          <w:ilvl w:val="0"/>
+          <w:numId w:val="25"/>
+        </w:numPr>
+        <w:spacing w:after="0" w:line="360" w:lineRule="auto"/>
+        <w:jc w:val="both"/>
+        <w:rPr>
+          <w:rFonts w:ascii="Calibri" w:hAnsi="Calibri" w:cs="Calibri"/>
+        </w:rPr>
+      </w:pPr>
+      <w:r>
+        <w:rPr>
+          <w:rFonts w:ascii="Calibri" w:hAnsi="Calibri" w:cs="Calibri"/>
+        </w:rPr>
+        <w:t>Таблицы будем называть отношениями</w:t>
+      </w:r>
+    </w:p>
+    <w:p>
+      <w:pPr>
+        <w:pStyle w:val="a7"/>
+        <w:numPr>
+          <w:ilvl w:val="0"/>
+          <w:numId w:val="25"/>
+        </w:numPr>
+        <w:spacing w:after="0" w:line="360" w:lineRule="auto"/>
+        <w:jc w:val="both"/>
+        <w:rPr>
+          <w:rFonts w:ascii="Calibri" w:hAnsi="Calibri" w:cs="Calibri"/>
+        </w:rPr>
+      </w:pPr>
+      <w:r>
+        <w:rPr>
+          <w:rFonts w:ascii="Calibri" w:hAnsi="Calibri" w:cs="Calibri"/>
+        </w:rPr>
+        <w:t>Количество записей в таблице называется мощностью отношения или кадрильным числом</w:t>
+      </w:r>
+    </w:p>
+    <w:p>
+      <w:pPr>
+        <w:pStyle w:val="a7"/>
+        <w:numPr>
+          <w:ilvl w:val="0"/>
+          <w:numId w:val="25"/>
+        </w:numPr>
+        <w:spacing w:after="0" w:line="360" w:lineRule="auto"/>
+        <w:jc w:val="both"/>
+        <w:rPr>
+          <w:rFonts w:ascii="Calibri" w:hAnsi="Calibri" w:cs="Calibri"/>
+        </w:rPr>
+      </w:pPr>
+      <w:r>
+        <w:rPr>
+          <w:rFonts w:ascii="Calibri" w:hAnsi="Calibri" w:cs="Calibri"/>
+        </w:rPr>
+        <w:t xml:space="preserve">Количество столбцов – арность </w:t>
+      </w:r>
+    </w:p>
+    <w:p>
+      <w:pPr>
+        <w:pStyle w:val="a7"/>
+        <w:numPr>
+          <w:ilvl w:val="0"/>
+          <w:numId w:val="25"/>
+        </w:numPr>
+        <w:spacing w:after="0" w:line="360" w:lineRule="auto"/>
+        <w:jc w:val="both"/>
+        <w:rPr>
+          <w:rFonts w:ascii="Calibri" w:hAnsi="Calibri" w:cs="Calibri"/>
+        </w:rPr>
+      </w:pPr>
+      <w:r>
+        <w:rPr>
+          <w:rFonts w:ascii="Calibri" w:hAnsi="Calibri" w:cs="Calibri"/>
+        </w:rPr>
+        <w:t>Множество допустимых значений в столбце – домен</w:t>
+      </w:r>
+    </w:p>
+    <w:p>
+      <w:pPr>
+        <w:pStyle w:val="a7"/>
+        <w:numPr>
+          <w:ilvl w:val="0"/>
+          <w:numId w:val="25"/>
+        </w:numPr>
+        <w:spacing w:after="0" w:line="360" w:lineRule="auto"/>
+        <w:jc w:val="both"/>
+        <w:rPr>
+          <w:rFonts w:ascii="Calibri" w:hAnsi="Calibri" w:cs="Calibri"/>
+        </w:rPr>
+      </w:pPr>
+      <w:r>
+        <w:rPr>
+          <w:rFonts w:ascii="Calibri" w:hAnsi="Calibri" w:cs="Calibri"/>
+        </w:rPr>
+        <w:t>Каждая таблица</w:t>
       </w:r>
       <w:r>
         <w:rPr>
@@ -2639,7 +5271,19 @@
         <w:rPr>
           <w:rFonts w:ascii="Calibri" w:hAnsi="Calibri" w:cs="Calibri"/>
         </w:rPr>
-        <w:t xml:space="preserve"> а по позиции – не пользоваться таким форматом)</w:t>
+        <w:t xml:space="preserve"> удовлетворяющая 6 требованиям – отношение</w:t>
+      </w:r>
+      <w:r>
+        <w:rPr>
+          <w:rFonts w:ascii="Calibri" w:hAnsi="Calibri" w:cs="Calibri"/>
+        </w:rPr>
+        <w:t>,</w:t>
+      </w:r>
+      <w:r>
+        <w:rPr>
+          <w:rFonts w:ascii="Calibri" w:hAnsi="Calibri" w:cs="Calibri"/>
+        </w:rPr>
+        <w:t xml:space="preserve"> относящееся к 1 нормальной форме (1НФ)</w:t>
       </w:r>
     </w:p>
     <w:sectPr>
@@ -2907,6 +5551,119 @@
     </w:lvl>
   </w:abstractNum>
   <w:abstractNum w:abstractNumId="2" w15:restartNumberingAfterBreak="0">
+    <w:nsid w:val="06354B5B"/>
+    <w:multiLevelType w:val="hybridMultilevel"/>
+    <w:tmpl w:val="6E8A3C2A"/>
+    <w:lvl w:ilvl="0" w:tplc="04190001">
+      <w:start w:val="1"/>
+      <w:numFmt w:val="bullet"/>
+      <w:lvlText w:val=""/>
+      <w:lvlJc w:val="left"/>
+      <w:pPr>
+        <w:ind w:left="1287" w:hanging="360"/>
+      </w:pPr>
+      <w:rPr>
+        <w:rFonts w:ascii="Symbol" w:hAnsi="Symbol" w:hint="default"/>
+      </w:rPr>
+    </w:lvl>
+    <w:lvl w:ilvl="1" w:tplc="04190003" w:tentative="1">
+      <w:start w:val="1"/>
+      <w:numFmt w:val="bullet"/>
+      <w:lvlText w:val="o"/>
+      <w:lvlJc w:val="left"/>
+      <w:pPr>
+        <w:ind w:left="2007" w:hanging="360"/>
+      </w:pPr>
+      <w:rPr>
+        <w:rFonts w:ascii="Courier New" w:hAnsi="Courier New" w:cs="Courier New" w:hint="default"/>
+      </w:rPr>
+    </w:lvl>
+    <w:lvl w:ilvl="2" w:tplc="04190005" w:tentative="1">
+      <w:start w:val="1"/>
+      <w:numFmt w:val="bullet"/>
+      <w:lvlText w:val=""/>
+      <w:lvlJc w:val="left"/>
+      <w:pPr>
+        <w:ind w:left="2727" w:hanging="360"/>
+      </w:pPr>
+      <w:rPr>
+        <w:rFonts w:ascii="Wingdings" w:hAnsi="Wingdings" w:hint="default"/>
+      </w:rPr>
+    </w:lvl>
+    <w:lvl w:ilvl="3" w:tplc="04190001" w:tentative="1">
+      <w:start w:val="1"/>
+      <w:numFmt w:val="bullet"/>
+      <w:lvlText w:val=""/>
+      <w:lvlJc w:val="left"/>
+      <w:pPr>
+        <w:ind w:left="3447" w:hanging="360"/>
+      </w:pPr>
+      <w:rPr>
+        <w:rFonts w:ascii="Symbol" w:hAnsi="Symbol" w:hint="default"/>
+      </w:rPr>
+    </w:lvl>
+    <w:lvl w:ilvl="4" w:tplc="04190003" w:tentative="1">
+      <w:start w:val="1"/>
+      <w:numFmt w:val="bullet"/>
+      <w:lvlText w:val="o"/>
+      <w:lvlJc w:val="left"/>
+      <w:pPr>
+        <w:ind w:left="4167" w:hanging="360"/>
+      </w:pPr>
+      <w:rPr>
+        <w:rFonts w:ascii="Courier New" w:hAnsi="Courier New" w:cs="Courier New" w:hint="default"/>
+      </w:rPr>
+    </w:lvl>
+    <w:lvl w:ilvl="5" w:tplc="04190005" w:tentative="1">
+      <w:start w:val="1"/>
+      <w:numFmt w:val="bullet"/>
+      <w:lvlText w:val=""/>
+      <w:lvlJc w:val="left"/>
+      <w:pPr>
+        <w:ind w:left="4887" w:hanging="360"/>
+      </w:pPr>
+      <w:rPr>
+        <w:rFonts w:ascii="Wingdings" w:hAnsi="Wingdings" w:hint="default"/>
+      </w:rPr>
+    </w:lvl>
+    <w:lvl w:ilvl="6" w:tplc="04190001" w:tentative="1">
+      <w:start w:val="1"/>
+      <w:numFmt w:val="bullet"/>
+      <w:lvlText w:val=""/>
+      <w:lvlJc w:val="left"/>
+      <w:pPr>
+        <w:ind w:left="5607" w:hanging="360"/>
+      </w:pPr>
+      <w:rPr>
+        <w:rFonts w:ascii="Symbol" w:hAnsi="Symbol" w:hint="default"/>
+      </w:rPr>
+    </w:lvl>
+    <w:lvl w:ilvl="7" w:tplc="04190003" w:tentative="1">
+      <w:start w:val="1"/>
+      <w:numFmt w:val="bullet"/>
+      <w:lvlText w:val="o"/>
+      <w:lvlJc w:val="left"/>
+      <w:pPr>
+        <w:ind w:left="6327" w:hanging="360"/>
+      </w:pPr>
+      <w:rPr>
+        <w:rFonts w:ascii="Courier New" w:hAnsi="Courier New" w:cs="Courier New" w:hint="default"/>
+      </w:rPr>
+    </w:lvl>
+    <w:lvl w:ilvl="8" w:tplc="04190005" w:tentative="1">
+      <w:start w:val="1"/>
+      <w:numFmt w:val="bullet"/>
+      <w:lvlText w:val=""/>
+      <w:lvlJc w:val="left"/>
+      <w:pPr>
+        <w:ind w:left="7047" w:hanging="360"/>
+      </w:pPr>
+      <w:rPr>
+        <w:rFonts w:ascii="Wingdings" w:hAnsi="Wingdings" w:hint="default"/>
+      </w:rPr>
+    </w:lvl>
+  </w:abstractNum>
+  <w:abstractNum w:abstractNumId="3" w15:restartNumberingAfterBreak="0">
     <w:nsid w:val="097328BF"/>
     <w:multiLevelType w:val="hybridMultilevel"/>
     <w:tmpl w:val="C7D03230"/>
@@ -2995,7 +5752,7 @@
       </w:pPr>
     </w:lvl>
   </w:abstractNum>
-  <w:abstractNum w:abstractNumId="3" w15:restartNumberingAfterBreak="0">
+  <w:abstractNum w:abstractNumId="4" w15:restartNumberingAfterBreak="0">
     <w:nsid w:val="0EA46F1C"/>
     <w:multiLevelType w:val="hybridMultilevel"/>
     <w:tmpl w:val="B218B072"/>
@@ -3108,7 +5865,7 @@
       </w:rPr>
     </w:lvl>
   </w:abstractNum>
-  <w:abstractNum w:abstractNumId="4" w15:restartNumberingAfterBreak="0">
+  <w:abstractNum w:abstractNumId="5" w15:restartNumberingAfterBreak="0">
     <w:nsid w:val="16C4139F"/>
     <w:multiLevelType w:val="hybridMultilevel"/>
     <w:tmpl w:val="BBE496CA"/>
@@ -3194,7 +5951,7 @@
       </w:pPr>
     </w:lvl>
   </w:abstractNum>
-  <w:abstractNum w:abstractNumId="5" w15:restartNumberingAfterBreak="0">
+  <w:abstractNum w:abstractNumId="6" w15:restartNumberingAfterBreak="0">
     <w:nsid w:val="16F278AC"/>
     <w:multiLevelType w:val="hybridMultilevel"/>
     <w:tmpl w:val="6ABE95B0"/>
@@ -3283,7 +6040,7 @@
       </w:pPr>
     </w:lvl>
   </w:abstractNum>
-  <w:abstractNum w:abstractNumId="6" w15:restartNumberingAfterBreak="0">
+  <w:abstractNum w:abstractNumId="7" w15:restartNumberingAfterBreak="0">
     <w:nsid w:val="1B6E7671"/>
     <w:multiLevelType w:val="hybridMultilevel"/>
     <w:tmpl w:val="5368193E"/>
@@ -3369,7 +6126,7 @@
       </w:pPr>
     </w:lvl>
   </w:abstractNum>
-  <w:abstractNum w:abstractNumId="7" w15:restartNumberingAfterBreak="0">
+  <w:abstractNum w:abstractNumId="8" w15:restartNumberingAfterBreak="0">
     <w:nsid w:val="21E87153"/>
     <w:multiLevelType w:val="hybridMultilevel"/>
     <w:tmpl w:val="9A7C2E24"/>
@@ -3482,7 +6239,7 @@
       </w:rPr>
     </w:lvl>
   </w:abstractNum>
-  <w:abstractNum w:abstractNumId="8" w15:restartNumberingAfterBreak="0">
+  <w:abstractNum w:abstractNumId="9" w15:restartNumberingAfterBreak="0">
     <w:nsid w:val="247C6681"/>
     <w:multiLevelType w:val="hybridMultilevel"/>
     <w:tmpl w:val="72F0E4EE"/>
@@ -3573,7 +6330,7 @@
       </w:pPr>
     </w:lvl>
   </w:abstractNum>
-  <w:abstractNum w:abstractNumId="9" w15:restartNumberingAfterBreak="0">
+  <w:abstractNum w:abstractNumId="10" w15:restartNumberingAfterBreak="0">
     <w:nsid w:val="2A1F2F0A"/>
     <w:multiLevelType w:val="hybridMultilevel"/>
     <w:tmpl w:val="013C9A6A"/>
@@ -3686,7 +6443,346 @@
       </w:rPr>
     </w:lvl>
   </w:abstractNum>
-  <w:abstractNum w:abstractNumId="10" w15:restartNumberingAfterBreak="0">
+  <w:abstractNum w:abstractNumId="11" w15:restartNumberingAfterBreak="0">
+    <w:nsid w:val="31984715"/>
+    <w:multiLevelType w:val="hybridMultilevel"/>
+    <w:tmpl w:val="57107164"/>
+    <w:lvl w:ilvl="0" w:tplc="04190001">
+      <w:start w:val="1"/>
+      <w:numFmt w:val="bullet"/>
+      <w:lvlText w:val=""/>
+      <w:lvlJc w:val="left"/>
+      <w:pPr>
+        <w:ind w:left="1287" w:hanging="360"/>
+      </w:pPr>
+      <w:rPr>
+        <w:rFonts w:ascii="Symbol" w:hAnsi="Symbol" w:hint="default"/>
+      </w:rPr>
+    </w:lvl>
+    <w:lvl w:ilvl="1" w:tplc="04190003" w:tentative="1">
+      <w:start w:val="1"/>
+      <w:numFmt w:val="bullet"/>
+      <w:lvlText w:val="o"/>
+      <w:lvlJc w:val="left"/>
+      <w:pPr>
+        <w:ind w:left="2007" w:hanging="360"/>
+      </w:pPr>
+      <w:rPr>
+        <w:rFonts w:ascii="Courier New" w:hAnsi="Courier New" w:cs="Courier New" w:hint="default"/>
+      </w:rPr>
+    </w:lvl>
+    <w:lvl w:ilvl="2" w:tplc="04190005" w:tentative="1">
+      <w:start w:val="1"/>
+      <w:numFmt w:val="bullet"/>
+      <w:lvlText w:val=""/>
+      <w:lvlJc w:val="left"/>
+      <w:pPr>
+        <w:ind w:left="2727" w:hanging="360"/>
+      </w:pPr>
+      <w:rPr>
+        <w:rFonts w:ascii="Wingdings" w:hAnsi="Wingdings" w:hint="default"/>
+      </w:rPr>
+    </w:lvl>
+    <w:lvl w:ilvl="3" w:tplc="04190001" w:tentative="1">
+      <w:start w:val="1"/>
+      <w:numFmt w:val="bullet"/>
+      <w:lvlText w:val=""/>
+      <w:lvlJc w:val="left"/>
+      <w:pPr>
+        <w:ind w:left="3447" w:hanging="360"/>
+      </w:pPr>
+      <w:rPr>
+        <w:rFonts w:ascii="Symbol" w:hAnsi="Symbol" w:hint="default"/>
+      </w:rPr>
+    </w:lvl>
+    <w:lvl w:ilvl="4" w:tplc="04190003" w:tentative="1">
+      <w:start w:val="1"/>
+      <w:numFmt w:val="bullet"/>
+      <w:lvlText w:val="o"/>
+      <w:lvlJc w:val="left"/>
+      <w:pPr>
+        <w:ind w:left="4167" w:hanging="360"/>
+      </w:pPr>
+      <w:rPr>
+        <w:rFonts w:ascii="Courier New" w:hAnsi="Courier New" w:cs="Courier New" w:hint="default"/>
+      </w:rPr>
+    </w:lvl>
+    <w:lvl w:ilvl="5" w:tplc="04190005" w:tentative="1">
+      <w:start w:val="1"/>
+      <w:numFmt w:val="bullet"/>
+      <w:lvlText w:val=""/>
+      <w:lvlJc w:val="left"/>
+      <w:pPr>
+        <w:ind w:left="4887" w:hanging="360"/>
+      </w:pPr>
+      <w:rPr>
+        <w:rFonts w:ascii="Wingdings" w:hAnsi="Wingdings" w:hint="default"/>
+      </w:rPr>
+    </w:lvl>
+    <w:lvl w:ilvl="6" w:tplc="04190001" w:tentative="1">
+      <w:start w:val="1"/>
+      <w:numFmt w:val="bullet"/>
+      <w:lvlText w:val=""/>
+      <w:lvlJc w:val="left"/>
+      <w:pPr>
+        <w:ind w:left="5607" w:hanging="360"/>
+      </w:pPr>
+      <w:rPr>
+        <w:rFonts w:ascii="Symbol" w:hAnsi="Symbol" w:hint="default"/>
+      </w:rPr>
+    </w:lvl>
+    <w:lvl w:ilvl="7" w:tplc="04190003" w:tentative="1">
+      <w:start w:val="1"/>
+      <w:numFmt w:val="bullet"/>
+      <w:lvlText w:val="o"/>
+      <w:lvlJc w:val="left"/>
+      <w:pPr>
+        <w:ind w:left="6327" w:hanging="360"/>
+      </w:pPr>
+      <w:rPr>
+        <w:rFonts w:ascii="Courier New" w:hAnsi="Courier New" w:cs="Courier New" w:hint="default"/>
+      </w:rPr>
+    </w:lvl>
+    <w:lvl w:ilvl="8" w:tplc="04190005" w:tentative="1">
+      <w:start w:val="1"/>
+      <w:numFmt w:val="bullet"/>
+      <w:lvlText w:val=""/>
+      <w:lvlJc w:val="left"/>
+      <w:pPr>
+        <w:ind w:left="7047" w:hanging="360"/>
+      </w:pPr>
+      <w:rPr>
+        <w:rFonts w:ascii="Wingdings" w:hAnsi="Wingdings" w:hint="default"/>
+      </w:rPr>
+    </w:lvl>
+  </w:abstractNum>
+  <w:abstractNum w:abstractNumId="12" w15:restartNumberingAfterBreak="0">
+    <w:nsid w:val="346D7473"/>
+    <w:multiLevelType w:val="hybridMultilevel"/>
+    <w:tmpl w:val="679AF5FE"/>
+    <w:lvl w:ilvl="0" w:tplc="04190001">
+      <w:start w:val="1"/>
+      <w:numFmt w:val="bullet"/>
+      <w:lvlText w:val=""/>
+      <w:lvlJc w:val="left"/>
+      <w:pPr>
+        <w:ind w:left="1287" w:hanging="360"/>
+      </w:pPr>
+      <w:rPr>
+        <w:rFonts w:ascii="Symbol" w:hAnsi="Symbol" w:hint="default"/>
+      </w:rPr>
+    </w:lvl>
+    <w:lvl w:ilvl="1" w:tplc="04190003" w:tentative="1">
+      <w:start w:val="1"/>
+      <w:numFmt w:val="bullet"/>
+      <w:lvlText w:val="o"/>
+      <w:lvlJc w:val="left"/>
+      <w:pPr>
+        <w:ind w:left="2007" w:hanging="360"/>
+      </w:pPr>
+      <w:rPr>
+        <w:rFonts w:ascii="Courier New" w:hAnsi="Courier New" w:cs="Courier New" w:hint="default"/>
+      </w:rPr>
+    </w:lvl>
+    <w:lvl w:ilvl="2" w:tplc="04190005" w:tentative="1">
+      <w:start w:val="1"/>
+      <w:numFmt w:val="bullet"/>
+      <w:lvlText w:val=""/>
+      <w:lvlJc w:val="left"/>
+      <w:pPr>
+        <w:ind w:left="2727" w:hanging="360"/>
+      </w:pPr>
+      <w:rPr>
+        <w:rFonts w:ascii="Wingdings" w:hAnsi="Wingdings" w:hint="default"/>
+      </w:rPr>
+    </w:lvl>
+    <w:lvl w:ilvl="3" w:tplc="04190001" w:tentative="1">
+      <w:start w:val="1"/>
+      <w:numFmt w:val="bullet"/>
+      <w:lvlText w:val=""/>
+      <w:lvlJc w:val="left"/>
+      <w:pPr>
+        <w:ind w:left="3447" w:hanging="360"/>
+      </w:pPr>
+      <w:rPr>
+        <w:rFonts w:ascii="Symbol" w:hAnsi="Symbol" w:hint="default"/>
+      </w:rPr>
+    </w:lvl>
+    <w:lvl w:ilvl="4" w:tplc="04190003" w:tentative="1">
+      <w:start w:val="1"/>
+      <w:numFmt w:val="bullet"/>
+      <w:lvlText w:val="o"/>
+      <w:lvlJc w:val="left"/>
+      <w:pPr>
+        <w:ind w:left="4167" w:hanging="360"/>
+      </w:pPr>
+      <w:rPr>
+        <w:rFonts w:ascii="Courier New" w:hAnsi="Courier New" w:cs="Courier New" w:hint="default"/>
+      </w:rPr>
+    </w:lvl>
+    <w:lvl w:ilvl="5" w:tplc="04190005" w:tentative="1">
+      <w:start w:val="1"/>
+      <w:numFmt w:val="bullet"/>
+      <w:lvlText w:val=""/>
+      <w:lvlJc w:val="left"/>
+      <w:pPr>
+        <w:ind w:left="4887" w:hanging="360"/>
+      </w:pPr>
+      <w:rPr>
+        <w:rFonts w:ascii="Wingdings" w:hAnsi="Wingdings" w:hint="default"/>
+      </w:rPr>
+    </w:lvl>
+    <w:lvl w:ilvl="6" w:tplc="04190001" w:tentative="1">
+      <w:start w:val="1"/>
+      <w:numFmt w:val="bullet"/>
+      <w:lvlText w:val=""/>
+      <w:lvlJc w:val="left"/>
+      <w:pPr>
+        <w:ind w:left="5607" w:hanging="360"/>
+      </w:pPr>
+      <w:rPr>
+        <w:rFonts w:ascii="Symbol" w:hAnsi="Symbol" w:hint="default"/>
+      </w:rPr>
+    </w:lvl>
+    <w:lvl w:ilvl="7" w:tplc="04190003" w:tentative="1">
+      <w:start w:val="1"/>
+      <w:numFmt w:val="bullet"/>
+      <w:lvlText w:val="o"/>
+      <w:lvlJc w:val="left"/>
+      <w:pPr>
+        <w:ind w:left="6327" w:hanging="360"/>
+      </w:pPr>
+      <w:rPr>
+        <w:rFonts w:ascii="Courier New" w:hAnsi="Courier New" w:cs="Courier New" w:hint="default"/>
+      </w:rPr>
+    </w:lvl>
+    <w:lvl w:ilvl="8" w:tplc="04190005" w:tentative="1">
+      <w:start w:val="1"/>
+      <w:numFmt w:val="bullet"/>
+      <w:lvlText w:val=""/>
+      <w:lvlJc w:val="left"/>
+      <w:pPr>
+        <w:ind w:left="7047" w:hanging="360"/>
+      </w:pPr>
+      <w:rPr>
+        <w:rFonts w:ascii="Wingdings" w:hAnsi="Wingdings" w:hint="default"/>
+      </w:rPr>
+    </w:lvl>
+  </w:abstractNum>
+  <w:abstractNum w:abstractNumId="13" w15:restartNumberingAfterBreak="0">
+    <w:nsid w:val="448C6BD6"/>
+    <w:multiLevelType w:val="hybridMultilevel"/>
+    <w:tmpl w:val="77822A86"/>
+    <w:lvl w:ilvl="0" w:tplc="04190001">
+      <w:start w:val="1"/>
+      <w:numFmt w:val="bullet"/>
+      <w:lvlText w:val=""/>
+      <w:lvlJc w:val="left"/>
+      <w:pPr>
+        <w:ind w:left="1287" w:hanging="360"/>
+      </w:pPr>
+      <w:rPr>
+        <w:rFonts w:ascii="Symbol" w:hAnsi="Symbol" w:hint="default"/>
+      </w:rPr>
+    </w:lvl>
+    <w:lvl w:ilvl="1" w:tplc="04190003" w:tentative="1">
+      <w:start w:val="1"/>
+      <w:numFmt w:val="bullet"/>
+      <w:lvlText w:val="o"/>
+      <w:lvlJc w:val="left"/>
+      <w:pPr>
+        <w:ind w:left="2007" w:hanging="360"/>
+      </w:pPr>
+      <w:rPr>
+        <w:rFonts w:ascii="Courier New" w:hAnsi="Courier New" w:cs="Courier New" w:hint="default"/>
+      </w:rPr>
+    </w:lvl>
+    <w:lvl w:ilvl="2" w:tplc="04190005" w:tentative="1">
+      <w:start w:val="1"/>
+      <w:numFmt w:val="bullet"/>
+      <w:lvlText w:val=""/>
+      <w:lvlJc w:val="left"/>
+      <w:pPr>
+        <w:ind w:left="2727" w:hanging="360"/>
+      </w:pPr>
+      <w:rPr>
+        <w:rFonts w:ascii="Wingdings" w:hAnsi="Wingdings" w:hint="default"/>
+      </w:rPr>
+    </w:lvl>
+    <w:lvl w:ilvl="3" w:tplc="04190001" w:tentative="1">
+      <w:start w:val="1"/>
+      <w:numFmt w:val="bullet"/>
+      <w:lvlText w:val=""/>
+      <w:lvlJc w:val="left"/>
+      <w:pPr>
+        <w:ind w:left="3447" w:hanging="360"/>
+      </w:pPr>
+      <w:rPr>
+        <w:rFonts w:ascii="Symbol" w:hAnsi="Symbol" w:hint="default"/>
+      </w:rPr>
+    </w:lvl>
+    <w:lvl w:ilvl="4" w:tplc="04190003" w:tentative="1">
+      <w:start w:val="1"/>
+      <w:numFmt w:val="bullet"/>
+      <w:lvlText w:val="o"/>
+      <w:lvlJc w:val="left"/>
+      <w:pPr>
+        <w:ind w:left="4167" w:hanging="360"/>
+      </w:pPr>
+      <w:rPr>
+        <w:rFonts w:ascii="Courier New" w:hAnsi="Courier New" w:cs="Courier New" w:hint="default"/>
+      </w:rPr>
+    </w:lvl>
+    <w:lvl w:ilvl="5" w:tplc="04190005" w:tentative="1">
+      <w:start w:val="1"/>
+      <w:numFmt w:val="bullet"/>
+      <w:lvlText w:val=""/>
+      <w:lvlJc w:val="left"/>
+      <w:pPr>
+        <w:ind w:left="4887" w:hanging="360"/>
+      </w:pPr>
+      <w:rPr>
+        <w:rFonts w:ascii="Wingdings" w:hAnsi="Wingdings" w:hint="default"/>
+      </w:rPr>
+    </w:lvl>
+    <w:lvl w:ilvl="6" w:tplc="04190001" w:tentative="1">
+      <w:start w:val="1"/>
+      <w:numFmt w:val="bullet"/>
+      <w:lvlText w:val=""/>
+      <w:lvlJc w:val="left"/>
+      <w:pPr>
+        <w:ind w:left="5607" w:hanging="360"/>
+      </w:pPr>
+      <w:rPr>
+        <w:rFonts w:ascii="Symbol" w:hAnsi="Symbol" w:hint="default"/>
+      </w:rPr>
+    </w:lvl>
+    <w:lvl w:ilvl="7" w:tplc="04190003" w:tentative="1">
+      <w:start w:val="1"/>
+      <w:numFmt w:val="bullet"/>
+      <w:lvlText w:val="o"/>
+      <w:lvlJc w:val="left"/>
+      <w:pPr>
+        <w:ind w:left="6327" w:hanging="360"/>
+      </w:pPr>
+      <w:rPr>
+        <w:rFonts w:ascii="Courier New" w:hAnsi="Courier New" w:cs="Courier New" w:hint="default"/>
+      </w:rPr>
+    </w:lvl>
+    <w:lvl w:ilvl="8" w:tplc="04190005" w:tentative="1">
+      <w:start w:val="1"/>
+      <w:numFmt w:val="bullet"/>
+      <w:lvlText w:val=""/>
+      <w:lvlJc w:val="left"/>
+      <w:pPr>
+        <w:ind w:left="7047" w:hanging="360"/>
+      </w:pPr>
+      <w:rPr>
+        <w:rFonts w:ascii="Wingdings" w:hAnsi="Wingdings" w:hint="default"/>
+      </w:rPr>
+    </w:lvl>
+  </w:abstractNum>
+  <w:abstractNum w:abstractNumId="14" w15:restartNumberingAfterBreak="0">
     <w:nsid w:val="4D04539D"/>
     <w:multiLevelType w:val="hybridMultilevel"/>
     <w:tmpl w:val="D66C97B8"/>
@@ -3772,7 +6868,7 @@
       </w:pPr>
     </w:lvl>
   </w:abstractNum>
-  <w:abstractNum w:abstractNumId="11" w15:restartNumberingAfterBreak="0">
+  <w:abstractNum w:abstractNumId="15" w15:restartNumberingAfterBreak="0">
     <w:nsid w:val="5005248C"/>
     <w:multiLevelType w:val="hybridMultilevel"/>
     <w:tmpl w:val="7700C94A"/>
@@ -3885,7 +6981,7 @@
       </w:rPr>
     </w:lvl>
   </w:abstractNum>
-  <w:abstractNum w:abstractNumId="12" w15:restartNumberingAfterBreak="0">
+  <w:abstractNum w:abstractNumId="16" w15:restartNumberingAfterBreak="0">
     <w:nsid w:val="50A35276"/>
     <w:multiLevelType w:val="hybridMultilevel"/>
     <w:tmpl w:val="5AFABBAE"/>
@@ -3974,7 +7070,7 @@
       </w:pPr>
     </w:lvl>
   </w:abstractNum>
-  <w:abstractNum w:abstractNumId="13" w15:restartNumberingAfterBreak="0">
+  <w:abstractNum w:abstractNumId="17" w15:restartNumberingAfterBreak="0">
     <w:nsid w:val="50E403BF"/>
     <w:multiLevelType w:val="hybridMultilevel"/>
     <w:tmpl w:val="D35CFD9A"/>
@@ -4087,7 +7183,7 @@
       </w:rPr>
     </w:lvl>
   </w:abstractNum>
-  <w:abstractNum w:abstractNumId="14" w15:restartNumberingAfterBreak="0">
+  <w:abstractNum w:abstractNumId="18" w15:restartNumberingAfterBreak="0">
     <w:nsid w:val="55B36904"/>
     <w:multiLevelType w:val="multilevel"/>
     <w:tmpl w:val="FC5E700A"/>
@@ -4200,7 +7296,7 @@
       </w:rPr>
     </w:lvl>
   </w:abstractNum>
-  <w:abstractNum w:abstractNumId="15" w15:restartNumberingAfterBreak="0">
+  <w:abstractNum w:abstractNumId="19" w15:restartNumberingAfterBreak="0">
     <w:nsid w:val="580D3FA8"/>
     <w:multiLevelType w:val="hybridMultilevel"/>
     <w:tmpl w:val="84008942"/>
@@ -4290,7 +7386,7 @@
       </w:pPr>
     </w:lvl>
   </w:abstractNum>
-  <w:abstractNum w:abstractNumId="16" w15:restartNumberingAfterBreak="0">
+  <w:abstractNum w:abstractNumId="20" w15:restartNumberingAfterBreak="0">
     <w:nsid w:val="61E71835"/>
     <w:multiLevelType w:val="hybridMultilevel"/>
     <w:tmpl w:val="D196F07C"/>
@@ -4403,7 +7499,179 @@
       </w:rPr>
     </w:lvl>
   </w:abstractNum>
-  <w:abstractNum w:abstractNumId="17" w15:restartNumberingAfterBreak="0">
+  <w:abstractNum w:abstractNumId="21" w15:restartNumberingAfterBreak="0">
+    <w:nsid w:val="69C338F3"/>
+    <w:multiLevelType w:val="hybridMultilevel"/>
+    <w:tmpl w:val="7D7ED7AC"/>
+    <w:lvl w:ilvl="0" w:tplc="0419000F">
+      <w:start w:val="1"/>
+      <w:numFmt w:val="decimal"/>
+      <w:lvlText w:val="%1."/>
+      <w:lvlJc w:val="left"/>
+      <w:pPr>
+        <w:ind w:left="1287" w:hanging="360"/>
+      </w:pPr>
+    </w:lvl>
+    <w:lvl w:ilvl="1" w:tplc="04190019" w:tentative="1">
+      <w:start w:val="1"/>
+      <w:numFmt w:val="lowerLetter"/>
+      <w:lvlText w:val="%2."/>
+      <w:lvlJc w:val="left"/>
+      <w:pPr>
+        <w:ind w:left="2007" w:hanging="360"/>
+      </w:pPr>
+    </w:lvl>
+    <w:lvl w:ilvl="2" w:tplc="0419001B" w:tentative="1">
+      <w:start w:val="1"/>
+      <w:numFmt w:val="lowerRoman"/>
+      <w:lvlText w:val="%3."/>
+      <w:lvlJc w:val="right"/>
+      <w:pPr>
+        <w:ind w:left="2727" w:hanging="180"/>
+      </w:pPr>
+    </w:lvl>
+    <w:lvl w:ilvl="3" w:tplc="0419000F" w:tentative="1">
+      <w:start w:val="1"/>
+      <w:numFmt w:val="decimal"/>
+      <w:lvlText w:val="%4."/>
+      <w:lvlJc w:val="left"/>
+      <w:pPr>
+        <w:ind w:left="3447" w:hanging="360"/>
+      </w:pPr>
+    </w:lvl>
+    <w:lvl w:ilvl="4" w:tplc="04190019" w:tentative="1">
+      <w:start w:val="1"/>
+      <w:numFmt w:val="lowerLetter"/>
+      <w:lvlText w:val="%5."/>
+      <w:lvlJc w:val="left"/>
+      <w:pPr>
+        <w:ind w:left="4167" w:hanging="360"/>
+      </w:pPr>
+    </w:lvl>
+    <w:lvl w:ilvl="5" w:tplc="0419001B" w:tentative="1">
+      <w:start w:val="1"/>
+      <w:numFmt w:val="lowerRoman"/>
+      <w:lvlText w:val="%6."/>
+      <w:lvlJc w:val="right"/>
+      <w:pPr>
+        <w:ind w:left="4887" w:hanging="180"/>
+      </w:pPr>
+    </w:lvl>
+    <w:lvl w:ilvl="6" w:tplc="0419000F" w:tentative="1">
+      <w:start w:val="1"/>
+      <w:numFmt w:val="decimal"/>
+      <w:lvlText w:val="%7."/>
+      <w:lvlJc w:val="left"/>
+      <w:pPr>
+        <w:ind w:left="5607" w:hanging="360"/>
+      </w:pPr>
+    </w:lvl>
+    <w:lvl w:ilvl="7" w:tplc="04190019" w:tentative="1">
+      <w:start w:val="1"/>
+      <w:numFmt w:val="lowerLetter"/>
+      <w:lvlText w:val="%8."/>
+      <w:lvlJc w:val="left"/>
+      <w:pPr>
+        <w:ind w:left="6327" w:hanging="360"/>
+      </w:pPr>
+    </w:lvl>
+    <w:lvl w:ilvl="8" w:tplc="0419001B" w:tentative="1">
+      <w:start w:val="1"/>
+      <w:numFmt w:val="lowerRoman"/>
+      <w:lvlText w:val="%9."/>
+      <w:lvlJc w:val="right"/>
+      <w:pPr>
+        <w:ind w:left="7047" w:hanging="180"/>
+      </w:pPr>
+    </w:lvl>
+  </w:abstractNum>
+  <w:abstractNum w:abstractNumId="22" w15:restartNumberingAfterBreak="0">
+    <w:nsid w:val="6ED2505D"/>
+    <w:multiLevelType w:val="hybridMultilevel"/>
+    <w:tmpl w:val="9710CD3E"/>
+    <w:lvl w:ilvl="0" w:tplc="0419000F">
+      <w:start w:val="1"/>
+      <w:numFmt w:val="decimal"/>
+      <w:lvlText w:val="%1."/>
+      <w:lvlJc w:val="left"/>
+      <w:pPr>
+        <w:ind w:left="1287" w:hanging="360"/>
+      </w:pPr>
+    </w:lvl>
+    <w:lvl w:ilvl="1" w:tplc="04190019" w:tentative="1">
+      <w:start w:val="1"/>
+      <w:numFmt w:val="lowerLetter"/>
+      <w:lvlText w:val="%2."/>
+      <w:lvlJc w:val="left"/>
+      <w:pPr>
+        <w:ind w:left="2007" w:hanging="360"/>
+      </w:pPr>
+    </w:lvl>
+    <w:lvl w:ilvl="2" w:tplc="0419001B" w:tentative="1">
+      <w:start w:val="1"/>
+      <w:numFmt w:val="lowerRoman"/>
+      <w:lvlText w:val="%3."/>
+      <w:lvlJc w:val="right"/>
+      <w:pPr>
+        <w:ind w:left="2727" w:hanging="180"/>
+      </w:pPr>
+    </w:lvl>
+    <w:lvl w:ilvl="3" w:tplc="0419000F" w:tentative="1">
+      <w:start w:val="1"/>
+      <w:numFmt w:val="decimal"/>
+      <w:lvlText w:val="%4."/>
+      <w:lvlJc w:val="left"/>
+      <w:pPr>
+        <w:ind w:left="3447" w:hanging="360"/>
+      </w:pPr>
+    </w:lvl>
+    <w:lvl w:ilvl="4" w:tplc="04190019" w:tentative="1">
+      <w:start w:val="1"/>
+      <w:numFmt w:val="lowerLetter"/>
+      <w:lvlText w:val="%5."/>
+      <w:lvlJc w:val="left"/>
+      <w:pPr>
+        <w:ind w:left="4167" w:hanging="360"/>
+      </w:pPr>
+    </w:lvl>
+    <w:lvl w:ilvl="5" w:tplc="0419001B" w:tentative="1">
+      <w:start w:val="1"/>
+      <w:numFmt w:val="lowerRoman"/>
+      <w:lvlText w:val="%6."/>
+      <w:lvlJc w:val="right"/>
+      <w:pPr>
+        <w:ind w:left="4887" w:hanging="180"/>
+      </w:pPr>
+    </w:lvl>
+    <w:lvl w:ilvl="6" w:tplc="0419000F" w:tentative="1">
+      <w:start w:val="1"/>
+      <w:numFmt w:val="decimal"/>
+      <w:lvlText w:val="%7."/>
+      <w:lvlJc w:val="left"/>
+      <w:pPr>
+        <w:ind w:left="5607" w:hanging="360"/>
+      </w:pPr>
+    </w:lvl>
+    <w:lvl w:ilvl="7" w:tplc="04190019" w:tentative="1">
+      <w:start w:val="1"/>
+      <w:numFmt w:val="lowerLetter"/>
+      <w:lvlText w:val="%8."/>
+      <w:lvlJc w:val="left"/>
+      <w:pPr>
+        <w:ind w:left="6327" w:hanging="360"/>
+      </w:pPr>
+    </w:lvl>
+    <w:lvl w:ilvl="8" w:tplc="0419001B" w:tentative="1">
+      <w:start w:val="1"/>
+      <w:numFmt w:val="lowerRoman"/>
+      <w:lvlText w:val="%9."/>
+      <w:lvlJc w:val="right"/>
+      <w:pPr>
+        <w:ind w:left="7047" w:hanging="180"/>
+      </w:pPr>
+    </w:lvl>
+  </w:abstractNum>
+  <w:abstractNum w:abstractNumId="23" w15:restartNumberingAfterBreak="0">
     <w:nsid w:val="785E10AE"/>
     <w:multiLevelType w:val="hybridMultilevel"/>
     <w:tmpl w:val="8FB45384"/>
@@ -4516,7 +7784,7 @@
       </w:rPr>
     </w:lvl>
   </w:abstractNum>
-  <w:abstractNum w:abstractNumId="18" w15:restartNumberingAfterBreak="0">
+  <w:abstractNum w:abstractNumId="24" w15:restartNumberingAfterBreak="0">
     <w:nsid w:val="79312522"/>
     <w:multiLevelType w:val="hybridMultilevel"/>
     <w:tmpl w:val="647C776E"/>
@@ -4606,61 +7874,79 @@
     </w:lvl>
   </w:abstractNum>
   <w:num w:numId="1" w16cid:durableId="2112434347">
-    <w:abstractNumId w:val="15"/>
+    <w:abstractNumId w:val="19"/>
   </w:num>
   <w:num w:numId="2" w16cid:durableId="1693338079">
+    <w:abstractNumId w:val="9"/>
+  </w:num>
+  <w:num w:numId="3" w16cid:durableId="480148905">
+    <w:abstractNumId w:val="4"/>
+  </w:num>
+  <w:num w:numId="4" w16cid:durableId="49961828">
+    <w:abstractNumId w:val="17"/>
+  </w:num>
+  <w:num w:numId="5" w16cid:durableId="327560865">
     <w:abstractNumId w:val="8"/>
   </w:num>
-  <w:num w:numId="3" w16cid:durableId="480148905">
-    <w:abstractNumId w:val="3"/>
-  </w:num>
-  <w:num w:numId="4" w16cid:durableId="49961828">
-    <w:abstractNumId w:val="13"/>
-  </w:num>
-  <w:num w:numId="5" w16cid:durableId="327560865">
-    <w:abstractNumId w:val="7"/>
-  </w:num>
   <w:num w:numId="6" w16cid:durableId="280301520">
-    <w:abstractNumId w:val="11"/>
+    <w:abstractNumId w:val="15"/>
   </w:num>
   <w:num w:numId="7" w16cid:durableId="1982953052">
     <w:abstractNumId w:val="1"/>
   </w:num>
   <w:num w:numId="8" w16cid:durableId="377897519">
-    <w:abstractNumId w:val="17"/>
+    <w:abstractNumId w:val="23"/>
   </w:num>
   <w:num w:numId="9" w16cid:durableId="1644433110">
-    <w:abstractNumId w:val="16"/>
+    <w:abstractNumId w:val="20"/>
   </w:num>
   <w:num w:numId="10" w16cid:durableId="1509099856">
-    <w:abstractNumId w:val="9"/>
+    <w:abstractNumId w:val="10"/>
   </w:num>
   <w:num w:numId="11" w16cid:durableId="1974747785">
-    <w:abstractNumId w:val="12"/>
+    <w:abstractNumId w:val="16"/>
   </w:num>
   <w:num w:numId="12" w16cid:durableId="2067951062">
     <w:abstractNumId w:val="0"/>
   </w:num>
   <w:num w:numId="13" w16cid:durableId="409276473">
+    <w:abstractNumId w:val="6"/>
+  </w:num>
+  <w:num w:numId="14" w16cid:durableId="163593082">
+    <w:abstractNumId w:val="3"/>
+  </w:num>
+  <w:num w:numId="15" w16cid:durableId="736245553">
+    <w:abstractNumId w:val="7"/>
+  </w:num>
+  <w:num w:numId="16" w16cid:durableId="808671483">
+    <w:abstractNumId w:val="14"/>
+  </w:num>
+  <w:num w:numId="17" w16cid:durableId="1259213512">
+    <w:abstractNumId w:val="24"/>
+  </w:num>
+  <w:num w:numId="18" w16cid:durableId="1401828840">
+    <w:abstractNumId w:val="18"/>
+  </w:num>
+  <w:num w:numId="19" w16cid:durableId="1013847678">
     <w:abstractNumId w:val="5"/>
   </w:num>
-  <w:num w:numId="14" w16cid:durableId="163593082">
+  <w:num w:numId="20" w16cid:durableId="892741808">
+    <w:abstractNumId w:val="12"/>
+  </w:num>
+  <w:num w:numId="21" w16cid:durableId="749734878">
+    <w:abstractNumId w:val="21"/>
+  </w:num>
+  <w:num w:numId="22" w16cid:durableId="1794783784">
+    <w:abstractNumId w:val="13"/>
+  </w:num>
+  <w:num w:numId="23" w16cid:durableId="1674600817">
     <w:abstractNumId w:val="2"/>
   </w:num>
-  <w:num w:numId="15" w16cid:durableId="736245553">
-    <w:abstractNumId w:val="6"/>
+  <w:num w:numId="24" w16cid:durableId="1295405994">
+    <w:abstractNumId w:val="22"/>
   </w:num>
-  <w:num w:numId="16" w16cid:durableId="808671483">
-    <w:abstractNumId w:val="10"/>
-  </w:num>
-  <w:num w:numId="17" w16cid:durableId="1259213512">
-    <w:abstractNumId w:val="18"/>
-  </w:num>
-  <w:num w:numId="18" w16cid:durableId="1401828840">
-    <w:abstractNumId w:val="14"/>
-  </w:num>
-  <w:num w:numId="19" w16cid:durableId="1013847678">
-    <w:abstractNumId w:val="4"/>
+  <w:num w:numId="25" w16cid:durableId="1658415949">
+    <w:abstractNumId w:val="11"/>
   </w:num>
 </w:numbering>
 </file>

--- a/data_base/бд.docx
+++ b/data_base/бд.docx
@@ -4717,13 +4717,7 @@
         <w:rPr>
           <w:rFonts w:ascii="Calibri" w:hAnsi="Calibri" w:cs="Calibri"/>
         </w:rPr>
-        <w:t xml:space="preserve">Семантика </w:t>
-      </w:r>
-      <w:r>
-        <w:rPr>
-          <w:rFonts w:ascii="Calibri" w:hAnsi="Calibri" w:cs="Calibri"/>
-        </w:rPr>
-        <w:t>общего данного</w:t>
+        <w:t>Семантика общего данного</w:t>
       </w:r>
       <w:r>
         <w:rPr>
@@ -4735,13 +4729,7 @@
         <w:rPr>
           <w:rFonts w:ascii="Calibri" w:hAnsi="Calibri" w:cs="Calibri"/>
         </w:rPr>
-        <w:t>при этом детализируется</w:t>
-      </w:r>
-      <w:r>
-        <w:rPr>
-          <w:rFonts w:ascii="Calibri" w:hAnsi="Calibri" w:cs="Calibri"/>
-        </w:rPr>
-        <w:t>.</w:t>
+        <w:t>при этом детализируется.</w:t>
       </w:r>
       <w:r>
         <w:rPr>
@@ -5283,8 +5271,7983 @@
         <w:rPr>
           <w:rFonts w:ascii="Calibri" w:hAnsi="Calibri" w:cs="Calibri"/>
         </w:rPr>
-        <w:t xml:space="preserve"> относящееся к 1 нормальной форме (1НФ)</w:t>
-      </w:r>
+        <w:t xml:space="preserve"> относящееся к 1 нормальной форме (1НФ</w:t>
+      </w:r>
+      <w:r>
+        <w:rPr>
+          <w:rFonts w:ascii="Calibri" w:hAnsi="Calibri" w:cs="Calibri"/>
+        </w:rPr>
+        <w:t>)</w:t>
+      </w:r>
+    </w:p>
+    <w:p>
+      <w:pPr>
+        <w:rPr>
+          <w:rFonts w:ascii="Calibri" w:hAnsi="Calibri" w:cs="Calibri"/>
+        </w:rPr>
+      </w:pPr>
+      <w:r>
+        <w:rPr>
+          <w:rFonts w:ascii="Calibri" w:hAnsi="Calibri" w:cs="Calibri"/>
+        </w:rPr>
+        <w:br w:type="page"/>
+      </w:r>
+    </w:p>
+    <w:p>
+      <w:pPr>
+        <w:pStyle w:val="a7"/>
+        <w:spacing w:after="0" w:line="360" w:lineRule="auto"/>
+        <w:ind w:left="0"/>
+        <w:jc w:val="center"/>
+        <w:rPr>
+          <w:rFonts w:ascii="Calibri" w:hAnsi="Calibri" w:cs="Calibri"/>
+          <w:b/>
+          <w:bCs/>
+          <w:sz w:val="32"/>
+          <w:szCs w:val="32"/>
+        </w:rPr>
+      </w:pPr>
+      <w:r>
+        <w:rPr>
+          <w:rFonts w:ascii="Calibri" w:hAnsi="Calibri" w:cs="Calibri"/>
+          <w:b/>
+          <w:bCs/>
+          <w:sz w:val="32"/>
+          <w:szCs w:val="32"/>
+        </w:rPr>
+        <w:lastRenderedPageBreak/>
+        <w:t xml:space="preserve">1.7 </w:t>
+      </w:r>
+      <w:r>
+        <w:rPr>
+          <w:rFonts w:ascii="Calibri" w:hAnsi="Calibri" w:cs="Calibri"/>
+          <w:b/>
+          <w:bCs/>
+          <w:sz w:val="32"/>
+          <w:szCs w:val="32"/>
+        </w:rPr>
+        <w:t>Реляционная алгебра (РА)</w:t>
+      </w:r>
+    </w:p>
+    <w:p>
+      <w:pPr>
+        <w:spacing w:after="0" w:line="360" w:lineRule="auto"/>
+        <w:ind w:firstLine="567"/>
+        <w:jc w:val="both"/>
+        <w:rPr>
+          <w:rFonts w:ascii="Calibri" w:hAnsi="Calibri" w:cs="Calibri"/>
+          <w:vertAlign w:val="subscript"/>
+        </w:rPr>
+      </w:pPr>
+      <w:r>
+        <w:rPr>
+          <w:rFonts w:ascii="Calibri" w:hAnsi="Calibri" w:cs="Calibri"/>
+        </w:rPr>
+        <w:t>Операндами</w:t>
+      </w:r>
+      <w:r>
+        <w:rPr>
+          <w:rFonts w:ascii="Calibri" w:hAnsi="Calibri" w:cs="Calibri"/>
+        </w:rPr>
+        <w:t xml:space="preserve"> в РА является отношение </w:t>
+      </w:r>
+      <w:r>
+        <w:rPr>
+          <w:rFonts w:ascii="Calibri" w:hAnsi="Calibri" w:cs="Calibri"/>
+          <w:lang w:val="en-US"/>
+        </w:rPr>
+        <w:t>R</w:t>
+      </w:r>
+      <w:r>
+        <w:rPr>
+          <w:rFonts w:ascii="Calibri" w:hAnsi="Calibri" w:cs="Calibri"/>
+          <w:vertAlign w:val="subscript"/>
+          <w:lang w:val="en-US"/>
+        </w:rPr>
+        <w:t>i</w:t>
+      </w:r>
+      <w:r>
+        <w:rPr>
+          <w:rFonts w:ascii="Calibri" w:hAnsi="Calibri" w:cs="Calibri"/>
+        </w:rPr>
+        <w:t xml:space="preserve"> арности </w:t>
+      </w:r>
+      <w:r>
+        <w:rPr>
+          <w:rFonts w:ascii="Calibri" w:hAnsi="Calibri" w:cs="Calibri"/>
+          <w:lang w:val="en-US"/>
+        </w:rPr>
+        <w:t>k</w:t>
+      </w:r>
+      <w:r>
+        <w:rPr>
+          <w:rFonts w:ascii="Calibri" w:hAnsi="Calibri" w:cs="Calibri"/>
+          <w:vertAlign w:val="subscript"/>
+          <w:lang w:val="en-US"/>
+        </w:rPr>
+        <w:t>i</w:t>
+      </w:r>
+      <w:r>
+        <w:rPr>
+          <w:rFonts w:ascii="Calibri" w:hAnsi="Calibri" w:cs="Calibri"/>
+        </w:rPr>
+        <w:t xml:space="preserve"> </w:t>
+      </w:r>
+      <w:r>
+        <w:rPr>
+          <w:rFonts w:ascii="Calibri" w:hAnsi="Calibri" w:cs="Calibri"/>
+        </w:rPr>
+        <w:t xml:space="preserve">и кардинальным числом </w:t>
+      </w:r>
+      <w:r>
+        <w:rPr>
+          <w:rFonts w:ascii="Calibri" w:hAnsi="Calibri" w:cs="Calibri"/>
+          <w:lang w:val="en-US"/>
+        </w:rPr>
+        <w:t>n</w:t>
+      </w:r>
+      <w:r>
+        <w:rPr>
+          <w:rFonts w:ascii="Calibri" w:hAnsi="Calibri" w:cs="Calibri"/>
+          <w:vertAlign w:val="subscript"/>
+          <w:lang w:val="en-US"/>
+        </w:rPr>
+        <w:t>i</w:t>
+      </w:r>
+      <w:r>
+        <w:rPr>
+          <w:rFonts w:ascii="Calibri" w:hAnsi="Calibri" w:cs="Calibri"/>
+          <w:vertAlign w:val="subscript"/>
+        </w:rPr>
+        <w:t>.</w:t>
+      </w:r>
+    </w:p>
+    <w:p>
+      <w:pPr>
+        <w:spacing w:after="0" w:line="360" w:lineRule="auto"/>
+        <w:jc w:val="center"/>
+        <w:rPr>
+          <w:rFonts w:ascii="Calibri" w:hAnsi="Calibri" w:cs="Calibri"/>
+          <w:b/>
+          <w:bCs/>
+          <w:sz w:val="24"/>
+          <w:szCs w:val="24"/>
+          <w:lang w:val="en-US"/>
+        </w:rPr>
+      </w:pPr>
+      <w:r>
+        <w:rPr>
+          <w:rFonts w:ascii="Calibri" w:hAnsi="Calibri" w:cs="Calibri"/>
+          <w:b/>
+          <w:bCs/>
+          <w:sz w:val="24"/>
+          <w:szCs w:val="24"/>
+        </w:rPr>
+        <w:t>Базисный набор оп</w:t>
+      </w:r>
+      <w:r>
+        <w:rPr>
+          <w:rFonts w:ascii="Calibri" w:hAnsi="Calibri" w:cs="Calibri"/>
+          <w:b/>
+          <w:bCs/>
+          <w:sz w:val="24"/>
+          <w:szCs w:val="24"/>
+        </w:rPr>
+        <w:t>е</w:t>
+      </w:r>
+      <w:r>
+        <w:rPr>
+          <w:rFonts w:ascii="Calibri" w:hAnsi="Calibri" w:cs="Calibri"/>
+          <w:b/>
+          <w:bCs/>
+          <w:sz w:val="24"/>
+          <w:szCs w:val="24"/>
+        </w:rPr>
+        <w:t>раций</w:t>
+      </w:r>
+    </w:p>
+    <w:p>
+      <w:pPr>
+        <w:pStyle w:val="a7"/>
+        <w:numPr>
+          <w:ilvl w:val="0"/>
+          <w:numId w:val="28"/>
+        </w:numPr>
+        <w:spacing w:after="0" w:line="360" w:lineRule="auto"/>
+        <w:jc w:val="both"/>
+        <w:rPr>
+          <w:rFonts w:ascii="Calibri" w:hAnsi="Calibri" w:cs="Calibri"/>
+        </w:rPr>
+      </w:pPr>
+      <w:r>
+        <w:rPr>
+          <w:rFonts w:ascii="Calibri" w:hAnsi="Calibri" w:cs="Calibri"/>
+        </w:rPr>
+        <w:t xml:space="preserve">Объединение </w:t>
+      </w:r>
+      <m:oMath>
+        <m:r>
+          <w:rPr>
+            <w:rFonts w:ascii="Cambria Math" w:hAnsi="Cambria Math" w:cs="Calibri"/>
+          </w:rPr>
+          <m:t>R=</m:t>
+        </m:r>
+        <m:sSub>
+          <m:sSubPr>
+            <m:ctrlPr>
+              <w:rPr>
+                <w:rFonts w:ascii="Cambria Math" w:hAnsi="Cambria Math" w:cs="Calibri"/>
+                <w:i/>
+                <w:lang w:val="en-US"/>
+              </w:rPr>
+            </m:ctrlPr>
+          </m:sSubPr>
+          <m:e>
+            <m:r>
+              <w:rPr>
+                <w:rFonts w:ascii="Cambria Math" w:hAnsi="Cambria Math" w:cs="Calibri"/>
+                <w:lang w:val="en-US"/>
+              </w:rPr>
+              <m:t>R</m:t>
+            </m:r>
+          </m:e>
+          <m:sub>
+            <m:r>
+              <w:rPr>
+                <w:rFonts w:ascii="Cambria Math" w:hAnsi="Cambria Math" w:cs="Calibri"/>
+              </w:rPr>
+              <m:t>1</m:t>
+            </m:r>
+          </m:sub>
+        </m:sSub>
+        <m:r>
+          <w:rPr>
+            <w:rFonts w:ascii="Cambria Math" w:hAnsi="Cambria Math" w:cs="Calibri"/>
+          </w:rPr>
+          <m:t>∪</m:t>
+        </m:r>
+        <m:sSub>
+          <m:sSubPr>
+            <m:ctrlPr>
+              <w:rPr>
+                <w:rFonts w:ascii="Cambria Math" w:hAnsi="Cambria Math" w:cs="Calibri"/>
+                <w:i/>
+                <w:lang w:val="en-US"/>
+              </w:rPr>
+            </m:ctrlPr>
+          </m:sSubPr>
+          <m:e>
+            <m:r>
+              <w:rPr>
+                <w:rFonts w:ascii="Cambria Math" w:hAnsi="Cambria Math" w:cs="Calibri"/>
+                <w:lang w:val="en-US"/>
+              </w:rPr>
+              <m:t>R</m:t>
+            </m:r>
+          </m:e>
+          <m:sub>
+            <m:r>
+              <w:rPr>
+                <w:rFonts w:ascii="Cambria Math" w:hAnsi="Cambria Math" w:cs="Calibri"/>
+              </w:rPr>
+              <m:t>2</m:t>
+            </m:r>
+          </m:sub>
+        </m:sSub>
+      </m:oMath>
+      <w:r>
+        <w:rPr>
+          <w:rFonts w:ascii="Calibri" w:eastAsiaTheme="minorEastAsia" w:hAnsi="Calibri" w:cs="Calibri"/>
+        </w:rPr>
+        <w:t xml:space="preserve">. </w:t>
+      </w:r>
+      <w:r>
+        <w:rPr>
+          <w:rFonts w:ascii="Calibri" w:eastAsiaTheme="minorEastAsia" w:hAnsi="Calibri" w:cs="Calibri"/>
+          <w:lang w:val="en-US"/>
+        </w:rPr>
+        <w:t>R</w:t>
+      </w:r>
+      <w:r>
+        <w:rPr>
+          <w:rFonts w:ascii="Calibri" w:eastAsiaTheme="minorEastAsia" w:hAnsi="Calibri" w:cs="Calibri"/>
+        </w:rPr>
+        <w:t xml:space="preserve"> </w:t>
+      </w:r>
+      <w:r>
+        <w:rPr>
+          <w:rFonts w:ascii="Calibri" w:eastAsiaTheme="minorEastAsia" w:hAnsi="Calibri" w:cs="Calibri"/>
+        </w:rPr>
+        <w:t xml:space="preserve">содержит кортежи из </w:t>
+      </w:r>
+      <m:oMath>
+        <m:sSub>
+          <m:sSubPr>
+            <m:ctrlPr>
+              <w:rPr>
+                <w:rFonts w:ascii="Cambria Math" w:hAnsi="Cambria Math" w:cs="Calibri"/>
+                <w:i/>
+                <w:lang w:val="en-US"/>
+              </w:rPr>
+            </m:ctrlPr>
+          </m:sSubPr>
+          <m:e>
+            <m:r>
+              <w:rPr>
+                <w:rFonts w:ascii="Cambria Math" w:hAnsi="Cambria Math" w:cs="Calibri"/>
+                <w:lang w:val="en-US"/>
+              </w:rPr>
+              <m:t>R</m:t>
+            </m:r>
+          </m:e>
+          <m:sub>
+            <m:r>
+              <w:rPr>
+                <w:rFonts w:ascii="Cambria Math" w:hAnsi="Cambria Math" w:cs="Calibri"/>
+              </w:rPr>
+              <m:t>1</m:t>
+            </m:r>
+          </m:sub>
+        </m:sSub>
+      </m:oMath>
+      <w:r>
+        <w:rPr>
+          <w:rFonts w:ascii="Calibri" w:eastAsiaTheme="minorEastAsia" w:hAnsi="Calibri" w:cs="Calibri"/>
+        </w:rPr>
+        <w:t xml:space="preserve">и те кортежи из </w:t>
+      </w:r>
+      <m:oMath>
+        <m:sSub>
+          <m:sSubPr>
+            <m:ctrlPr>
+              <w:rPr>
+                <w:rFonts w:ascii="Cambria Math" w:hAnsi="Cambria Math" w:cs="Calibri"/>
+                <w:i/>
+                <w:lang w:val="en-US"/>
+              </w:rPr>
+            </m:ctrlPr>
+          </m:sSubPr>
+          <m:e>
+            <m:r>
+              <w:rPr>
+                <w:rFonts w:ascii="Cambria Math" w:hAnsi="Cambria Math" w:cs="Calibri"/>
+                <w:lang w:val="en-US"/>
+              </w:rPr>
+              <m:t>R</m:t>
+            </m:r>
+          </m:e>
+          <m:sub>
+            <m:r>
+              <w:rPr>
+                <w:rFonts w:ascii="Cambria Math" w:hAnsi="Cambria Math" w:cs="Calibri"/>
+              </w:rPr>
+              <m:t>2</m:t>
+            </m:r>
+          </m:sub>
+        </m:sSub>
+      </m:oMath>
+      <w:r>
+        <w:rPr>
+          <w:rFonts w:ascii="Calibri" w:eastAsiaTheme="minorEastAsia" w:hAnsi="Calibri" w:cs="Calibri"/>
+        </w:rPr>
+        <w:t>,</w:t>
+      </w:r>
+      <w:r>
+        <w:rPr>
+          <w:rFonts w:ascii="Calibri" w:eastAsiaTheme="minorEastAsia" w:hAnsi="Calibri" w:cs="Calibri"/>
+        </w:rPr>
+        <w:t xml:space="preserve"> </w:t>
+      </w:r>
+      <w:r>
+        <w:rPr>
+          <w:rFonts w:ascii="Calibri" w:eastAsiaTheme="minorEastAsia" w:hAnsi="Calibri" w:cs="Calibri"/>
+        </w:rPr>
+        <w:t xml:space="preserve">который нет в </w:t>
+      </w:r>
+      <m:oMath>
+        <m:sSub>
+          <m:sSubPr>
+            <m:ctrlPr>
+              <w:rPr>
+                <w:rFonts w:ascii="Cambria Math" w:hAnsi="Cambria Math" w:cs="Calibri"/>
+                <w:i/>
+                <w:lang w:val="en-US"/>
+              </w:rPr>
+            </m:ctrlPr>
+          </m:sSubPr>
+          <m:e>
+            <m:r>
+              <w:rPr>
+                <w:rFonts w:ascii="Cambria Math" w:hAnsi="Cambria Math" w:cs="Calibri"/>
+                <w:lang w:val="en-US"/>
+              </w:rPr>
+              <m:t>R</m:t>
+            </m:r>
+          </m:e>
+          <m:sub>
+            <m:r>
+              <w:rPr>
+                <w:rFonts w:ascii="Cambria Math" w:hAnsi="Cambria Math" w:cs="Calibri"/>
+              </w:rPr>
+              <m:t>1</m:t>
+            </m:r>
+          </m:sub>
+        </m:sSub>
+      </m:oMath>
+      <w:r>
+        <w:rPr>
+          <w:rFonts w:ascii="Calibri" w:eastAsiaTheme="minorEastAsia" w:hAnsi="Calibri" w:cs="Calibri"/>
+        </w:rPr>
+        <w:t>.</w:t>
+      </w:r>
+      <w:r>
+        <w:rPr>
+          <w:rFonts w:ascii="Calibri" w:eastAsiaTheme="minorEastAsia" w:hAnsi="Calibri" w:cs="Calibri"/>
+        </w:rPr>
+        <w:t xml:space="preserve"> </w:t>
+      </w:r>
+      <w:r>
+        <w:rPr>
+          <w:rFonts w:ascii="Calibri" w:eastAsiaTheme="minorEastAsia" w:hAnsi="Calibri" w:cs="Calibri"/>
+        </w:rPr>
+        <w:t>Дублирования кортежей нет. Ограничения</w:t>
+      </w:r>
+      <w:r>
+        <w:rPr>
+          <w:rFonts w:ascii="Calibri" w:eastAsiaTheme="minorEastAsia" w:hAnsi="Calibri" w:cs="Calibri"/>
+        </w:rPr>
+        <w:t>:</w:t>
+      </w:r>
+      <w:r>
+        <w:rPr>
+          <w:rFonts w:ascii="Calibri" w:eastAsiaTheme="minorEastAsia" w:hAnsi="Calibri" w:cs="Calibri"/>
+        </w:rPr>
+        <w:t xml:space="preserve"> </w:t>
+      </w:r>
+      <w:r>
+        <w:rPr>
+          <w:rFonts w:ascii="Calibri" w:eastAsiaTheme="minorEastAsia" w:hAnsi="Calibri" w:cs="Calibri"/>
+          <w:lang w:val="en-US"/>
+        </w:rPr>
+        <w:t>k</w:t>
+      </w:r>
+      <w:r>
+        <w:rPr>
+          <w:rFonts w:ascii="Calibri" w:eastAsiaTheme="minorEastAsia" w:hAnsi="Calibri" w:cs="Calibri"/>
+        </w:rPr>
+        <w:t>1=</w:t>
+      </w:r>
+      <w:r>
+        <w:rPr>
+          <w:rFonts w:ascii="Calibri" w:eastAsiaTheme="minorEastAsia" w:hAnsi="Calibri" w:cs="Calibri"/>
+          <w:lang w:val="en-US"/>
+        </w:rPr>
+        <w:t>k</w:t>
+      </w:r>
+      <w:r>
+        <w:rPr>
+          <w:rFonts w:ascii="Calibri" w:eastAsiaTheme="minorEastAsia" w:hAnsi="Calibri" w:cs="Calibri"/>
+        </w:rPr>
+        <w:t xml:space="preserve">2, </w:t>
+      </w:r>
+      <w:r>
+        <w:rPr>
+          <w:rFonts w:ascii="Calibri" w:eastAsiaTheme="minorEastAsia" w:hAnsi="Calibri" w:cs="Calibri"/>
+        </w:rPr>
+        <w:t xml:space="preserve">схемы </w:t>
+      </w:r>
+      <m:oMath>
+        <m:sSub>
+          <m:sSubPr>
+            <m:ctrlPr>
+              <w:rPr>
+                <w:rFonts w:ascii="Cambria Math" w:hAnsi="Cambria Math" w:cs="Calibri"/>
+                <w:i/>
+                <w:lang w:val="en-US"/>
+              </w:rPr>
+            </m:ctrlPr>
+          </m:sSubPr>
+          <m:e>
+            <m:r>
+              <w:rPr>
+                <w:rFonts w:ascii="Cambria Math" w:hAnsi="Cambria Math" w:cs="Calibri"/>
+                <w:lang w:val="en-US"/>
+              </w:rPr>
+              <m:t>R</m:t>
+            </m:r>
+          </m:e>
+          <m:sub>
+            <m:r>
+              <w:rPr>
+                <w:rFonts w:ascii="Cambria Math" w:hAnsi="Cambria Math" w:cs="Calibri"/>
+              </w:rPr>
+              <m:t>1</m:t>
+            </m:r>
+          </m:sub>
+        </m:sSub>
+      </m:oMath>
+      <w:r>
+        <w:rPr>
+          <w:rFonts w:ascii="Calibri" w:eastAsiaTheme="minorEastAsia" w:hAnsi="Calibri" w:cs="Calibri"/>
+        </w:rPr>
+        <w:t xml:space="preserve">и </w:t>
+      </w:r>
+      <m:oMath>
+        <m:sSub>
+          <m:sSubPr>
+            <m:ctrlPr>
+              <w:rPr>
+                <w:rFonts w:ascii="Cambria Math" w:hAnsi="Cambria Math" w:cs="Calibri"/>
+                <w:i/>
+                <w:lang w:val="en-US"/>
+              </w:rPr>
+            </m:ctrlPr>
+          </m:sSubPr>
+          <m:e>
+            <m:r>
+              <w:rPr>
+                <w:rFonts w:ascii="Cambria Math" w:hAnsi="Cambria Math" w:cs="Calibri"/>
+                <w:lang w:val="en-US"/>
+              </w:rPr>
+              <m:t>R</m:t>
+            </m:r>
+          </m:e>
+          <m:sub>
+            <m:r>
+              <w:rPr>
+                <w:rFonts w:ascii="Cambria Math" w:hAnsi="Cambria Math" w:cs="Calibri"/>
+              </w:rPr>
+              <m:t>2</m:t>
+            </m:r>
+          </m:sub>
+        </m:sSub>
+      </m:oMath>
+      <w:r>
+        <w:rPr>
+          <w:rFonts w:ascii="Calibri" w:eastAsiaTheme="minorEastAsia" w:hAnsi="Calibri" w:cs="Calibri"/>
+        </w:rPr>
+        <w:t xml:space="preserve"> </w:t>
+      </w:r>
+      <w:r>
+        <w:rPr>
+          <w:rFonts w:ascii="Calibri" w:eastAsiaTheme="minorEastAsia" w:hAnsi="Calibri" w:cs="Calibri"/>
+        </w:rPr>
+        <w:t>должны совпадать (должны совпадать заголовки), дублирующие кортежи удаляются.</w:t>
+      </w:r>
+    </w:p>
+    <w:p>
+      <w:pPr>
+        <w:pStyle w:val="a7"/>
+        <w:numPr>
+          <w:ilvl w:val="0"/>
+          <w:numId w:val="28"/>
+        </w:numPr>
+        <w:spacing w:after="0" w:line="360" w:lineRule="auto"/>
+        <w:jc w:val="both"/>
+        <w:rPr>
+          <w:rFonts w:ascii="Calibri" w:hAnsi="Calibri" w:cs="Calibri"/>
+        </w:rPr>
+      </w:pPr>
+      <w:r>
+        <w:rPr>
+          <w:rFonts w:ascii="Calibri" w:eastAsiaTheme="minorEastAsia" w:hAnsi="Calibri" w:cs="Calibri"/>
+        </w:rPr>
+        <w:t xml:space="preserve">Разность </w:t>
+      </w:r>
+      <w:r>
+        <w:rPr>
+          <w:rFonts w:ascii="Calibri" w:eastAsiaTheme="minorEastAsia" w:hAnsi="Calibri" w:cs="Calibri"/>
+          <w:lang w:val="en-US"/>
+        </w:rPr>
+        <w:t>R</w:t>
+      </w:r>
+      <w:r>
+        <w:rPr>
+          <w:rFonts w:ascii="Calibri" w:eastAsiaTheme="minorEastAsia" w:hAnsi="Calibri" w:cs="Calibri"/>
+        </w:rPr>
+        <w:t xml:space="preserve"> = </w:t>
+      </w:r>
+      <m:oMath>
+        <m:sSub>
+          <m:sSubPr>
+            <m:ctrlPr>
+              <w:rPr>
+                <w:rFonts w:ascii="Cambria Math" w:hAnsi="Cambria Math" w:cs="Calibri"/>
+                <w:i/>
+                <w:lang w:val="en-US"/>
+              </w:rPr>
+            </m:ctrlPr>
+          </m:sSubPr>
+          <m:e>
+            <m:r>
+              <w:rPr>
+                <w:rFonts w:ascii="Cambria Math" w:hAnsi="Cambria Math" w:cs="Calibri"/>
+                <w:lang w:val="en-US"/>
+              </w:rPr>
+              <m:t>R</m:t>
+            </m:r>
+          </m:e>
+          <m:sub>
+            <m:r>
+              <w:rPr>
+                <w:rFonts w:ascii="Cambria Math" w:hAnsi="Cambria Math" w:cs="Calibri"/>
+              </w:rPr>
+              <m:t>1</m:t>
+            </m:r>
+          </m:sub>
+        </m:sSub>
+      </m:oMath>
+      <w:r>
+        <w:rPr>
+          <w:rFonts w:ascii="Calibri" w:eastAsiaTheme="minorEastAsia" w:hAnsi="Calibri" w:cs="Calibri"/>
+        </w:rPr>
+        <w:t xml:space="preserve"> \ </w:t>
+      </w:r>
+      <m:oMath>
+        <m:sSub>
+          <m:sSubPr>
+            <m:ctrlPr>
+              <w:rPr>
+                <w:rFonts w:ascii="Cambria Math" w:hAnsi="Cambria Math" w:cs="Calibri"/>
+                <w:i/>
+                <w:lang w:val="en-US"/>
+              </w:rPr>
+            </m:ctrlPr>
+          </m:sSubPr>
+          <m:e>
+            <m:r>
+              <w:rPr>
+                <w:rFonts w:ascii="Cambria Math" w:hAnsi="Cambria Math" w:cs="Calibri"/>
+                <w:lang w:val="en-US"/>
+              </w:rPr>
+              <m:t>R</m:t>
+            </m:r>
+          </m:e>
+          <m:sub>
+            <m:r>
+              <w:rPr>
+                <w:rFonts w:ascii="Cambria Math" w:hAnsi="Cambria Math" w:cs="Calibri"/>
+              </w:rPr>
+              <m:t>2</m:t>
+            </m:r>
+          </m:sub>
+        </m:sSub>
+      </m:oMath>
+      <w:r>
+        <w:rPr>
+          <w:rFonts w:ascii="Calibri" w:eastAsiaTheme="minorEastAsia" w:hAnsi="Calibri" w:cs="Calibri"/>
+        </w:rPr>
+        <w:t>.</w:t>
+      </w:r>
+      <w:r>
+        <w:rPr>
+          <w:rFonts w:ascii="Calibri" w:eastAsiaTheme="minorEastAsia" w:hAnsi="Calibri" w:cs="Calibri"/>
+        </w:rPr>
+        <w:t xml:space="preserve"> </w:t>
+      </w:r>
+      <w:r>
+        <w:rPr>
+          <w:rFonts w:ascii="Calibri" w:eastAsiaTheme="minorEastAsia" w:hAnsi="Calibri" w:cs="Calibri"/>
+        </w:rPr>
+        <w:t xml:space="preserve">Результат содержит в себе кортежи </w:t>
+      </w:r>
+      <m:oMath>
+        <m:sSub>
+          <m:sSubPr>
+            <m:ctrlPr>
+              <w:rPr>
+                <w:rFonts w:ascii="Cambria Math" w:hAnsi="Cambria Math" w:cs="Calibri"/>
+                <w:i/>
+                <w:lang w:val="en-US"/>
+              </w:rPr>
+            </m:ctrlPr>
+          </m:sSubPr>
+          <m:e>
+            <m:r>
+              <w:rPr>
+                <w:rFonts w:ascii="Cambria Math" w:hAnsi="Cambria Math" w:cs="Calibri"/>
+                <w:lang w:val="en-US"/>
+              </w:rPr>
+              <m:t>R</m:t>
+            </m:r>
+          </m:e>
+          <m:sub>
+            <m:r>
+              <w:rPr>
+                <w:rFonts w:ascii="Cambria Math" w:hAnsi="Cambria Math" w:cs="Calibri"/>
+              </w:rPr>
+              <m:t>1</m:t>
+            </m:r>
+          </m:sub>
+        </m:sSub>
+      </m:oMath>
+      <w:r>
+        <w:rPr>
+          <w:rFonts w:ascii="Calibri" w:eastAsiaTheme="minorEastAsia" w:hAnsi="Calibri" w:cs="Calibri"/>
+        </w:rPr>
+        <w:t xml:space="preserve"> которых нет в </w:t>
+      </w:r>
+      <m:oMath>
+        <m:sSub>
+          <m:sSubPr>
+            <m:ctrlPr>
+              <w:rPr>
+                <w:rFonts w:ascii="Cambria Math" w:hAnsi="Cambria Math" w:cs="Calibri"/>
+                <w:i/>
+                <w:lang w:val="en-US"/>
+              </w:rPr>
+            </m:ctrlPr>
+          </m:sSubPr>
+          <m:e>
+            <m:r>
+              <w:rPr>
+                <w:rFonts w:ascii="Cambria Math" w:hAnsi="Cambria Math" w:cs="Calibri"/>
+                <w:lang w:val="en-US"/>
+              </w:rPr>
+              <m:t>R</m:t>
+            </m:r>
+          </m:e>
+          <m:sub>
+            <m:r>
+              <w:rPr>
+                <w:rFonts w:ascii="Cambria Math" w:hAnsi="Cambria Math" w:cs="Calibri"/>
+              </w:rPr>
+              <m:t>2</m:t>
+            </m:r>
+          </m:sub>
+        </m:sSub>
+      </m:oMath>
+      <w:r>
+        <w:rPr>
+          <w:rFonts w:ascii="Calibri" w:eastAsiaTheme="minorEastAsia" w:hAnsi="Calibri" w:cs="Calibri"/>
+        </w:rPr>
+        <w:t xml:space="preserve"> но нет в . Ограничения те же.</w:t>
+      </w:r>
+    </w:p>
+    <w:p>
+      <w:pPr>
+        <w:pStyle w:val="a7"/>
+        <w:numPr>
+          <w:ilvl w:val="0"/>
+          <w:numId w:val="28"/>
+        </w:numPr>
+        <w:spacing w:after="0" w:line="360" w:lineRule="auto"/>
+        <w:jc w:val="both"/>
+        <w:rPr>
+          <w:rFonts w:ascii="Calibri" w:hAnsi="Calibri" w:cs="Calibri"/>
+        </w:rPr>
+      </w:pPr>
+      <w:r>
+        <w:rPr>
+          <w:rFonts w:ascii="Calibri" w:hAnsi="Calibri" w:cs="Calibri"/>
+        </w:rPr>
+        <w:t xml:space="preserve">Декартово произведение </w:t>
+      </w:r>
+      <w:r>
+        <w:rPr>
+          <w:rFonts w:ascii="Calibri" w:hAnsi="Calibri" w:cs="Calibri"/>
+          <w:lang w:val="en-US"/>
+        </w:rPr>
+        <w:t>R</w:t>
+      </w:r>
+      <w:r>
+        <w:rPr>
+          <w:rFonts w:ascii="Calibri" w:hAnsi="Calibri" w:cs="Calibri"/>
+        </w:rPr>
+        <w:t xml:space="preserve"> = </w:t>
+      </w:r>
+      <m:oMath>
+        <m:sSub>
+          <m:sSubPr>
+            <m:ctrlPr>
+              <w:rPr>
+                <w:rFonts w:ascii="Cambria Math" w:hAnsi="Cambria Math" w:cs="Calibri"/>
+                <w:i/>
+                <w:lang w:val="en-US"/>
+              </w:rPr>
+            </m:ctrlPr>
+          </m:sSubPr>
+          <m:e>
+            <m:r>
+              <w:rPr>
+                <w:rFonts w:ascii="Cambria Math" w:hAnsi="Cambria Math" w:cs="Calibri"/>
+                <w:lang w:val="en-US"/>
+              </w:rPr>
+              <m:t>R</m:t>
+            </m:r>
+          </m:e>
+          <m:sub>
+            <m:r>
+              <w:rPr>
+                <w:rFonts w:ascii="Cambria Math" w:hAnsi="Cambria Math" w:cs="Calibri"/>
+              </w:rPr>
+              <m:t>1</m:t>
+            </m:r>
+          </m:sub>
+        </m:sSub>
+        <m:r>
+          <w:rPr>
+            <w:rFonts w:ascii="Cambria Math" w:hAnsi="Cambria Math" w:cs="Calibri"/>
+          </w:rPr>
+          <m:t xml:space="preserve"> × </m:t>
+        </m:r>
+        <m:sSub>
+          <m:sSubPr>
+            <m:ctrlPr>
+              <w:rPr>
+                <w:rFonts w:ascii="Cambria Math" w:hAnsi="Cambria Math" w:cs="Calibri"/>
+                <w:i/>
+                <w:lang w:val="en-US"/>
+              </w:rPr>
+            </m:ctrlPr>
+          </m:sSubPr>
+          <m:e>
+            <m:r>
+              <w:rPr>
+                <w:rFonts w:ascii="Cambria Math" w:hAnsi="Cambria Math" w:cs="Calibri"/>
+                <w:lang w:val="en-US"/>
+              </w:rPr>
+              <m:t>R</m:t>
+            </m:r>
+          </m:e>
+          <m:sub>
+            <m:r>
+              <w:rPr>
+                <w:rFonts w:ascii="Cambria Math" w:hAnsi="Cambria Math" w:cs="Calibri"/>
+              </w:rPr>
+              <m:t>2</m:t>
+            </m:r>
+          </m:sub>
+        </m:sSub>
+      </m:oMath>
+      <w:r>
+        <w:rPr>
+          <w:rFonts w:ascii="Calibri" w:eastAsiaTheme="minorEastAsia" w:hAnsi="Calibri" w:cs="Calibri"/>
+        </w:rPr>
+        <w:t xml:space="preserve">. </w:t>
+      </w:r>
+      <w:r>
+        <w:rPr>
+          <w:rFonts w:ascii="Calibri" w:eastAsiaTheme="minorEastAsia" w:hAnsi="Calibri" w:cs="Calibri"/>
+        </w:rPr>
+        <w:t xml:space="preserve">Каждый кортеж отношения </w:t>
+      </w:r>
+      <m:oMath>
+        <m:sSub>
+          <m:sSubPr>
+            <m:ctrlPr>
+              <w:rPr>
+                <w:rFonts w:ascii="Cambria Math" w:hAnsi="Cambria Math" w:cs="Calibri"/>
+                <w:i/>
+                <w:lang w:val="en-US"/>
+              </w:rPr>
+            </m:ctrlPr>
+          </m:sSubPr>
+          <m:e>
+            <m:r>
+              <w:rPr>
+                <w:rFonts w:ascii="Cambria Math" w:hAnsi="Cambria Math" w:cs="Calibri"/>
+                <w:lang w:val="en-US"/>
+              </w:rPr>
+              <m:t>R</m:t>
+            </m:r>
+          </m:e>
+          <m:sub>
+            <m:r>
+              <w:rPr>
+                <w:rFonts w:ascii="Cambria Math" w:hAnsi="Cambria Math" w:cs="Calibri"/>
+              </w:rPr>
+              <m:t>1</m:t>
+            </m:r>
+          </m:sub>
+        </m:sSub>
+      </m:oMath>
+      <w:r>
+        <w:rPr>
+          <w:rFonts w:ascii="Calibri" w:eastAsiaTheme="minorEastAsia" w:hAnsi="Calibri" w:cs="Calibri"/>
+        </w:rPr>
+        <w:t xml:space="preserve"> </w:t>
+      </w:r>
+      <w:r>
+        <w:rPr>
+          <w:rFonts w:ascii="Calibri" w:eastAsiaTheme="minorEastAsia" w:hAnsi="Calibri" w:cs="Calibri"/>
+          <w:u w:val="single"/>
+        </w:rPr>
+        <w:t>соединяется</w:t>
+      </w:r>
+      <w:r>
+        <w:rPr>
+          <w:rFonts w:ascii="Calibri" w:eastAsiaTheme="minorEastAsia" w:hAnsi="Calibri" w:cs="Calibri"/>
+        </w:rPr>
+        <w:t xml:space="preserve"> с каждым кортежем из </w:t>
+      </w:r>
+      <m:oMath>
+        <m:sSub>
+          <m:sSubPr>
+            <m:ctrlPr>
+              <w:rPr>
+                <w:rFonts w:ascii="Cambria Math" w:hAnsi="Cambria Math" w:cs="Calibri"/>
+                <w:i/>
+                <w:lang w:val="en-US"/>
+              </w:rPr>
+            </m:ctrlPr>
+          </m:sSubPr>
+          <m:e>
+            <m:r>
+              <w:rPr>
+                <w:rFonts w:ascii="Cambria Math" w:hAnsi="Cambria Math" w:cs="Calibri"/>
+                <w:lang w:val="en-US"/>
+              </w:rPr>
+              <m:t>R</m:t>
+            </m:r>
+          </m:e>
+          <m:sub>
+            <m:r>
+              <w:rPr>
+                <w:rFonts w:ascii="Cambria Math" w:hAnsi="Cambria Math" w:cs="Calibri"/>
+              </w:rPr>
+              <m:t>2</m:t>
+            </m:r>
+          </m:sub>
+        </m:sSub>
+      </m:oMath>
+      <w:r>
+        <w:rPr>
+          <w:rFonts w:ascii="Calibri" w:eastAsiaTheme="minorEastAsia" w:hAnsi="Calibri" w:cs="Calibri"/>
+        </w:rPr>
+        <w:t>.</w:t>
+      </w:r>
+      <w:r>
+        <w:rPr>
+          <w:rFonts w:ascii="Calibri" w:eastAsiaTheme="minorEastAsia" w:hAnsi="Calibri" w:cs="Calibri"/>
+        </w:rPr>
+        <w:t xml:space="preserve"> Полученный кортеж дополняется в результат. Одноименные атрибуты получают расширенные имена. Арность = </w:t>
+      </w:r>
+      <m:oMath>
+        <m:sSub>
+          <m:sSubPr>
+            <m:ctrlPr>
+              <w:rPr>
+                <w:rFonts w:ascii="Cambria Math" w:hAnsi="Cambria Math" w:cs="Calibri"/>
+                <w:i/>
+                <w:lang w:val="en-US"/>
+              </w:rPr>
+            </m:ctrlPr>
+          </m:sSubPr>
+          <m:e>
+            <m:r>
+              <w:rPr>
+                <w:rFonts w:ascii="Cambria Math" w:hAnsi="Cambria Math" w:cs="Calibri"/>
+                <w:lang w:val="en-US"/>
+              </w:rPr>
+              <m:t>k</m:t>
+            </m:r>
+          </m:e>
+          <m:sub>
+            <m:r>
+              <w:rPr>
+                <w:rFonts w:ascii="Cambria Math" w:hAnsi="Cambria Math" w:cs="Calibri"/>
+              </w:rPr>
+              <m:t>1</m:t>
+            </m:r>
+          </m:sub>
+        </m:sSub>
+        <m:r>
+          <w:rPr>
+            <w:rFonts w:ascii="Cambria Math" w:hAnsi="Cambria Math" w:cs="Calibri"/>
+          </w:rPr>
+          <m:t>+</m:t>
+        </m:r>
+        <m:sSub>
+          <m:sSubPr>
+            <m:ctrlPr>
+              <w:rPr>
+                <w:rFonts w:ascii="Cambria Math" w:hAnsi="Cambria Math" w:cs="Calibri"/>
+                <w:i/>
+                <w:lang w:val="en-US"/>
+              </w:rPr>
+            </m:ctrlPr>
+          </m:sSubPr>
+          <m:e>
+            <m:r>
+              <w:rPr>
+                <w:rFonts w:ascii="Cambria Math" w:hAnsi="Cambria Math" w:cs="Calibri"/>
+                <w:lang w:val="en-US"/>
+              </w:rPr>
+              <m:t>k</m:t>
+            </m:r>
+          </m:e>
+          <m:sub>
+            <m:r>
+              <w:rPr>
+                <w:rFonts w:ascii="Cambria Math" w:hAnsi="Cambria Math" w:cs="Calibri"/>
+              </w:rPr>
+              <m:t>2</m:t>
+            </m:r>
+          </m:sub>
+        </m:sSub>
+      </m:oMath>
+      <w:r>
+        <w:rPr>
+          <w:rFonts w:ascii="Calibri" w:eastAsiaTheme="minorEastAsia" w:hAnsi="Calibri" w:cs="Calibri"/>
+        </w:rPr>
+        <w:t>,</w:t>
+      </w:r>
+      <w:r>
+        <w:rPr>
+          <w:rFonts w:ascii="Calibri" w:eastAsiaTheme="minorEastAsia" w:hAnsi="Calibri" w:cs="Calibri"/>
+        </w:rPr>
+        <w:t xml:space="preserve"> </w:t>
+      </w:r>
+      <w:r>
+        <w:rPr>
+          <w:rFonts w:ascii="Calibri" w:eastAsiaTheme="minorEastAsia" w:hAnsi="Calibri" w:cs="Calibri"/>
+        </w:rPr>
+        <w:t xml:space="preserve">кардинальность </w:t>
+      </w:r>
+      <m:oMath>
+        <m:sSub>
+          <m:sSubPr>
+            <m:ctrlPr>
+              <w:rPr>
+                <w:rFonts w:ascii="Cambria Math" w:hAnsi="Cambria Math" w:cs="Calibri"/>
+                <w:i/>
+                <w:lang w:val="en-US"/>
+              </w:rPr>
+            </m:ctrlPr>
+          </m:sSubPr>
+          <m:e>
+            <m:r>
+              <w:rPr>
+                <w:rFonts w:ascii="Cambria Math" w:hAnsi="Cambria Math" w:cs="Calibri"/>
+                <w:lang w:val="en-US"/>
+              </w:rPr>
+              <m:t>n</m:t>
+            </m:r>
+          </m:e>
+          <m:sub>
+            <m:r>
+              <w:rPr>
+                <w:rFonts w:ascii="Cambria Math" w:hAnsi="Cambria Math" w:cs="Calibri"/>
+              </w:rPr>
+              <m:t>1</m:t>
+            </m:r>
+          </m:sub>
+        </m:sSub>
+        <m:r>
+          <w:rPr>
+            <w:rFonts w:ascii="Cambria Math" w:hAnsi="Cambria Math" w:cs="Calibri"/>
+          </w:rPr>
+          <m:t>∙</m:t>
+        </m:r>
+        <m:sSub>
+          <m:sSubPr>
+            <m:ctrlPr>
+              <w:rPr>
+                <w:rFonts w:ascii="Cambria Math" w:hAnsi="Cambria Math" w:cs="Calibri"/>
+                <w:i/>
+                <w:lang w:val="en-US"/>
+              </w:rPr>
+            </m:ctrlPr>
+          </m:sSubPr>
+          <m:e>
+            <m:r>
+              <w:rPr>
+                <w:rFonts w:ascii="Cambria Math" w:hAnsi="Cambria Math" w:cs="Calibri"/>
+                <w:lang w:val="en-US"/>
+              </w:rPr>
+              <m:t>n</m:t>
+            </m:r>
+          </m:e>
+          <m:sub>
+            <m:r>
+              <w:rPr>
+                <w:rFonts w:ascii="Cambria Math" w:hAnsi="Cambria Math" w:cs="Calibri"/>
+              </w:rPr>
+              <m:t>2</m:t>
+            </m:r>
+          </m:sub>
+        </m:sSub>
+      </m:oMath>
+      <w:r>
+        <w:rPr>
+          <w:rFonts w:ascii="Calibri" w:eastAsiaTheme="minorEastAsia" w:hAnsi="Calibri" w:cs="Calibri"/>
+        </w:rPr>
+        <w:t xml:space="preserve">. </w:t>
+      </w:r>
+      <w:r>
+        <w:rPr>
+          <w:rFonts w:ascii="Calibri" w:eastAsiaTheme="minorEastAsia" w:hAnsi="Calibri" w:cs="Calibri"/>
+        </w:rPr>
+        <w:t>Ограничений нет. Дублирующих кортежей нет. Результат всегда реляционный.</w:t>
+      </w:r>
+    </w:p>
+    <w:p>
+      <w:pPr>
+        <w:pStyle w:val="a7"/>
+        <w:numPr>
+          <w:ilvl w:val="0"/>
+          <w:numId w:val="28"/>
+        </w:numPr>
+        <w:spacing w:after="0" w:line="360" w:lineRule="auto"/>
+        <w:jc w:val="both"/>
+        <w:rPr>
+          <w:rFonts w:ascii="Calibri" w:hAnsi="Calibri" w:cs="Calibri"/>
+        </w:rPr>
+      </w:pPr>
+      <w:r>
+        <w:rPr>
+          <w:rFonts w:ascii="Calibri" w:hAnsi="Calibri" w:cs="Calibri"/>
+        </w:rPr>
+        <w:t>Селекция</w:t>
+      </w:r>
+      <w:r>
+        <w:rPr>
+          <w:rFonts w:ascii="Calibri" w:hAnsi="Calibri" w:cs="Calibri"/>
+        </w:rPr>
+        <w:t xml:space="preserve"> (вырезка по строкам)</w:t>
+      </w:r>
+      <w:r>
+        <w:rPr>
+          <w:rFonts w:ascii="Calibri" w:hAnsi="Calibri" w:cs="Calibri"/>
+        </w:rPr>
+        <w:t xml:space="preserve"> </w:t>
+      </w:r>
+      <w:r>
+        <w:rPr>
+          <w:rFonts w:ascii="Calibri" w:hAnsi="Calibri" w:cs="Calibri"/>
+          <w:lang w:val="en-US"/>
+        </w:rPr>
+        <w:t>R</w:t>
+      </w:r>
+      <w:r>
+        <w:rPr>
+          <w:rFonts w:ascii="Calibri" w:hAnsi="Calibri" w:cs="Calibri"/>
+        </w:rPr>
+        <w:t xml:space="preserve"> = </w:t>
+      </w:r>
+      <m:oMath>
+        <m:sSub>
+          <m:sSubPr>
+            <m:ctrlPr>
+              <w:rPr>
+                <w:rFonts w:ascii="Cambria Math" w:hAnsi="Cambria Math" w:cs="Calibri"/>
+                <w:i/>
+                <w:lang w:val="en-US"/>
+              </w:rPr>
+            </m:ctrlPr>
+          </m:sSubPr>
+          <m:e>
+            <m:r>
+              <w:rPr>
+                <w:rFonts w:ascii="Cambria Math" w:hAnsi="Cambria Math" w:cs="Calibri"/>
+                <w:lang w:val="en-US"/>
+              </w:rPr>
+              <m:t>σ</m:t>
+            </m:r>
+          </m:e>
+          <m:sub>
+            <m:r>
+              <w:rPr>
+                <w:rFonts w:ascii="Cambria Math" w:hAnsi="Cambria Math" w:cs="Calibri"/>
+                <w:lang w:val="en-US"/>
+              </w:rPr>
+              <m:t>F</m:t>
+            </m:r>
+          </m:sub>
+        </m:sSub>
+        <m:r>
+          <w:rPr>
+            <w:rFonts w:ascii="Cambria Math" w:hAnsi="Cambria Math" w:cs="Calibri"/>
+          </w:rPr>
+          <m:t>(</m:t>
+        </m:r>
+        <m:sSub>
+          <m:sSubPr>
+            <m:ctrlPr>
+              <w:rPr>
+                <w:rFonts w:ascii="Cambria Math" w:hAnsi="Cambria Math" w:cs="Calibri"/>
+                <w:i/>
+                <w:lang w:val="en-US"/>
+              </w:rPr>
+            </m:ctrlPr>
+          </m:sSubPr>
+          <m:e>
+            <m:r>
+              <w:rPr>
+                <w:rFonts w:ascii="Cambria Math" w:hAnsi="Cambria Math" w:cs="Calibri"/>
+                <w:lang w:val="en-US"/>
+              </w:rPr>
+              <m:t>R</m:t>
+            </m:r>
+          </m:e>
+          <m:sub>
+            <m:r>
+              <w:rPr>
+                <w:rFonts w:ascii="Cambria Math" w:hAnsi="Cambria Math" w:cs="Calibri"/>
+                <w:lang w:val="en-US"/>
+              </w:rPr>
+              <m:t>i</m:t>
+            </m:r>
+          </m:sub>
+        </m:sSub>
+        <m:r>
+          <w:rPr>
+            <w:rFonts w:ascii="Cambria Math" w:hAnsi="Cambria Math" w:cs="Calibri"/>
+          </w:rPr>
+          <m:t>)</m:t>
+        </m:r>
+      </m:oMath>
+      <w:r>
+        <w:rPr>
+          <w:rFonts w:ascii="Calibri" w:eastAsiaTheme="minorEastAsia" w:hAnsi="Calibri" w:cs="Calibri"/>
+        </w:rPr>
+        <w:t xml:space="preserve"> где </w:t>
+      </w:r>
+      <w:r>
+        <w:rPr>
+          <w:rFonts w:ascii="Calibri" w:eastAsiaTheme="minorEastAsia" w:hAnsi="Calibri" w:cs="Calibri"/>
+          <w:lang w:val="en-US"/>
+        </w:rPr>
+        <w:t>F</w:t>
+      </w:r>
+      <w:r>
+        <w:rPr>
+          <w:rFonts w:ascii="Calibri" w:eastAsiaTheme="minorEastAsia" w:hAnsi="Calibri" w:cs="Calibri"/>
+        </w:rPr>
+        <w:t xml:space="preserve"> </w:t>
+      </w:r>
+      <w:r>
+        <w:rPr>
+          <w:rFonts w:ascii="Calibri" w:eastAsiaTheme="minorEastAsia" w:hAnsi="Calibri" w:cs="Calibri"/>
+        </w:rPr>
+        <w:t>–</w:t>
+      </w:r>
+      <w:r>
+        <w:rPr>
+          <w:rFonts w:ascii="Calibri" w:eastAsiaTheme="minorEastAsia" w:hAnsi="Calibri" w:cs="Calibri"/>
+        </w:rPr>
+        <w:t xml:space="preserve"> </w:t>
+      </w:r>
+      <w:r>
+        <w:rPr>
+          <w:rFonts w:ascii="Calibri" w:eastAsiaTheme="minorEastAsia" w:hAnsi="Calibri" w:cs="Calibri"/>
+        </w:rPr>
+        <w:t xml:space="preserve">логическое выражение над атрибутами </w:t>
+      </w:r>
+      <m:oMath>
+        <m:sSub>
+          <m:sSubPr>
+            <m:ctrlPr>
+              <w:rPr>
+                <w:rFonts w:ascii="Cambria Math" w:hAnsi="Cambria Math" w:cs="Calibri"/>
+                <w:i/>
+                <w:lang w:val="en-US"/>
+              </w:rPr>
+            </m:ctrlPr>
+          </m:sSubPr>
+          <m:e>
+            <m:r>
+              <w:rPr>
+                <w:rFonts w:ascii="Cambria Math" w:hAnsi="Cambria Math" w:cs="Calibri"/>
+                <w:lang w:val="en-US"/>
+              </w:rPr>
+              <m:t>R</m:t>
+            </m:r>
+          </m:e>
+          <m:sub>
+            <m:r>
+              <w:rPr>
+                <w:rFonts w:ascii="Cambria Math" w:hAnsi="Cambria Math" w:cs="Calibri"/>
+                <w:lang w:val="en-US"/>
+              </w:rPr>
+              <m:t>i</m:t>
+            </m:r>
+          </m:sub>
+        </m:sSub>
+      </m:oMath>
+      <w:r>
+        <w:rPr>
+          <w:rFonts w:ascii="Calibri" w:eastAsiaTheme="minorEastAsia" w:hAnsi="Calibri" w:cs="Calibri"/>
+        </w:rPr>
+        <w:t>. Атомарные условия</w:t>
+      </w:r>
+      <w:r>
+        <w:rPr>
+          <w:rFonts w:ascii="Calibri" w:eastAsiaTheme="minorEastAsia" w:hAnsi="Calibri" w:cs="Calibri"/>
+        </w:rPr>
+        <w:t>:</w:t>
+      </w:r>
+      <w:r>
+        <w:rPr>
+          <w:rFonts w:ascii="Calibri" w:eastAsiaTheme="minorEastAsia" w:hAnsi="Calibri" w:cs="Calibri"/>
+        </w:rPr>
+        <w:t xml:space="preserve"> </w:t>
+      </w:r>
+      <w:r>
+        <w:rPr>
+          <w:rFonts w:ascii="Calibri" w:eastAsiaTheme="minorEastAsia" w:hAnsi="Calibri" w:cs="Calibri"/>
+        </w:rPr>
+        <w:t>&lt;</w:t>
+      </w:r>
+      <w:r>
+        <w:rPr>
+          <w:rFonts w:ascii="Calibri" w:eastAsiaTheme="minorEastAsia" w:hAnsi="Calibri" w:cs="Calibri"/>
+        </w:rPr>
+        <w:t>имя атрибута1</w:t>
+      </w:r>
+      <w:r>
+        <w:rPr>
+          <w:rFonts w:ascii="Calibri" w:eastAsiaTheme="minorEastAsia" w:hAnsi="Calibri" w:cs="Calibri"/>
+        </w:rPr>
+        <w:t>&gt;</w:t>
+      </w:r>
+      <w:r>
+        <w:rPr>
+          <w:rFonts w:ascii="Calibri" w:eastAsiaTheme="minorEastAsia" w:hAnsi="Calibri" w:cs="Calibri"/>
+        </w:rPr>
+        <w:t xml:space="preserve"> </w:t>
+      </w:r>
+      <m:oMath>
+        <m:r>
+          <w:rPr>
+            <w:rFonts w:ascii="Cambria Math" w:hAnsi="Cambria Math" w:cs="Calibri"/>
+            <w:lang w:val="en-US"/>
+          </w:rPr>
+          <m:t>θ</m:t>
+        </m:r>
+        <m:r>
+          <w:rPr>
+            <w:rFonts w:ascii="Cambria Math" w:hAnsi="Cambria Math" w:cs="Calibri"/>
+          </w:rPr>
+          <m:t xml:space="preserve"> </m:t>
+        </m:r>
+      </m:oMath>
+      <w:r>
+        <w:rPr>
+          <w:rFonts w:ascii="Calibri" w:eastAsiaTheme="minorEastAsia" w:hAnsi="Calibri" w:cs="Calibri"/>
+        </w:rPr>
+        <w:t>&lt;</w:t>
+      </w:r>
+      <w:r>
+        <w:rPr>
+          <w:rFonts w:ascii="Calibri" w:eastAsiaTheme="minorEastAsia" w:hAnsi="Calibri" w:cs="Calibri"/>
+        </w:rPr>
+        <w:t>имя атрибута 2</w:t>
+      </w:r>
+      <w:r>
+        <w:rPr>
+          <w:rFonts w:ascii="Calibri" w:eastAsiaTheme="minorEastAsia" w:hAnsi="Calibri" w:cs="Calibri"/>
+        </w:rPr>
+        <w:t>&gt;</w:t>
+      </w:r>
+      <w:r>
+        <w:rPr>
+          <w:rFonts w:ascii="Calibri" w:eastAsiaTheme="minorEastAsia" w:hAnsi="Calibri" w:cs="Calibri"/>
+        </w:rPr>
+        <w:t xml:space="preserve"> либо </w:t>
+      </w:r>
+      <w:r>
+        <w:rPr>
+          <w:rFonts w:ascii="Calibri" w:eastAsiaTheme="minorEastAsia" w:hAnsi="Calibri" w:cs="Calibri"/>
+        </w:rPr>
+        <w:t>&lt;</w:t>
+      </w:r>
+      <w:r>
+        <w:rPr>
+          <w:rFonts w:ascii="Calibri" w:eastAsiaTheme="minorEastAsia" w:hAnsi="Calibri" w:cs="Calibri"/>
+          <w:lang w:val="en-US"/>
+        </w:rPr>
+        <w:t>const</w:t>
+      </w:r>
+      <w:r>
+        <w:rPr>
+          <w:rFonts w:ascii="Calibri" w:eastAsiaTheme="minorEastAsia" w:hAnsi="Calibri" w:cs="Calibri"/>
+        </w:rPr>
+        <w:t xml:space="preserve">&gt; </w:t>
+      </w:r>
+      <w:r>
+        <w:rPr>
+          <w:rFonts w:ascii="Calibri" w:eastAsiaTheme="minorEastAsia" w:hAnsi="Calibri" w:cs="Calibri"/>
+        </w:rPr>
+        <w:t xml:space="preserve">и соединяются операциями </w:t>
+      </w:r>
+      <m:oMath>
+        <m:r>
+          <w:rPr>
+            <w:rFonts w:ascii="Cambria Math" w:hAnsi="Cambria Math" w:cs="Calibri"/>
+          </w:rPr>
+          <m:t>∧,  ∨,  ¬</m:t>
+        </m:r>
+      </m:oMath>
+      <w:r>
+        <w:rPr>
+          <w:rFonts w:ascii="Calibri" w:eastAsiaTheme="minorEastAsia" w:hAnsi="Calibri" w:cs="Calibri"/>
+        </w:rPr>
+        <w:t>. В результате операции содержит те же столбцы и те строки</w:t>
+      </w:r>
+      <w:r>
+        <w:rPr>
+          <w:rFonts w:ascii="Calibri" w:eastAsiaTheme="minorEastAsia" w:hAnsi="Calibri" w:cs="Calibri"/>
+        </w:rPr>
+        <w:t xml:space="preserve">, </w:t>
+      </w:r>
+      <w:r>
+        <w:rPr>
+          <w:rFonts w:ascii="Calibri" w:eastAsiaTheme="minorEastAsia" w:hAnsi="Calibri" w:cs="Calibri"/>
+        </w:rPr>
+        <w:t xml:space="preserve">которые при подстановке в формулу </w:t>
+      </w:r>
+      <w:r>
+        <w:rPr>
+          <w:rFonts w:ascii="Calibri" w:eastAsiaTheme="minorEastAsia" w:hAnsi="Calibri" w:cs="Calibri"/>
+          <w:lang w:val="en-US"/>
+        </w:rPr>
+        <w:t>F</w:t>
+      </w:r>
+      <w:r>
+        <w:rPr>
+          <w:rFonts w:ascii="Calibri" w:eastAsiaTheme="minorEastAsia" w:hAnsi="Calibri" w:cs="Calibri"/>
+        </w:rPr>
+        <w:t xml:space="preserve"> </w:t>
+      </w:r>
+      <w:r>
+        <w:rPr>
+          <w:rFonts w:ascii="Calibri" w:eastAsiaTheme="minorEastAsia" w:hAnsi="Calibri" w:cs="Calibri"/>
+        </w:rPr>
+        <w:t>дают истину.</w:t>
+      </w:r>
+    </w:p>
+    <w:p>
+      <w:pPr>
+        <w:pStyle w:val="a7"/>
+        <w:numPr>
+          <w:ilvl w:val="0"/>
+          <w:numId w:val="28"/>
+        </w:numPr>
+        <w:spacing w:after="0" w:line="360" w:lineRule="auto"/>
+        <w:jc w:val="both"/>
+        <w:rPr>
+          <w:rFonts w:ascii="Calibri" w:hAnsi="Calibri" w:cs="Calibri"/>
+        </w:rPr>
+      </w:pPr>
+      <w:r>
+        <w:rPr>
+          <w:rFonts w:ascii="Calibri" w:eastAsiaTheme="minorEastAsia" w:hAnsi="Calibri" w:cs="Calibri"/>
+        </w:rPr>
+        <w:t>Проекция</w:t>
+      </w:r>
+      <w:r>
+        <w:rPr>
+          <w:rFonts w:ascii="Calibri" w:hAnsi="Calibri" w:cs="Calibri"/>
+        </w:rPr>
+        <w:t xml:space="preserve"> </w:t>
+      </w:r>
+      <w:r>
+        <w:rPr>
+          <w:rFonts w:ascii="Calibri" w:hAnsi="Calibri" w:cs="Calibri"/>
+          <w:lang w:val="en-US"/>
+        </w:rPr>
+        <w:t>R</w:t>
+      </w:r>
+      <w:r>
+        <w:rPr>
+          <w:rFonts w:ascii="Calibri" w:hAnsi="Calibri" w:cs="Calibri"/>
+        </w:rPr>
+        <w:t xml:space="preserve"> = </w:t>
+      </w:r>
+      <m:oMath>
+        <m:sSub>
+          <m:sSubPr>
+            <m:ctrlPr>
+              <w:rPr>
+                <w:rFonts w:ascii="Cambria Math" w:hAnsi="Cambria Math" w:cs="Calibri"/>
+                <w:i/>
+                <w:lang w:val="en-US"/>
+              </w:rPr>
+            </m:ctrlPr>
+          </m:sSubPr>
+          <m:e>
+            <m:r>
+              <w:rPr>
+                <w:rFonts w:ascii="Cambria Math" w:hAnsi="Cambria Math" w:cs="Calibri"/>
+                <w:lang w:val="en-US"/>
+              </w:rPr>
+              <m:t>π</m:t>
+            </m:r>
+          </m:e>
+          <m:sub>
+            <m:r>
+              <w:rPr>
+                <w:rFonts w:ascii="Cambria Math" w:hAnsi="Cambria Math" w:cs="Calibri"/>
+                <w:lang w:val="en-US"/>
+              </w:rPr>
+              <m:t>x</m:t>
+            </m:r>
+          </m:sub>
+        </m:sSub>
+        <m:r>
+          <w:rPr>
+            <w:rFonts w:ascii="Cambria Math" w:hAnsi="Cambria Math" w:cs="Calibri"/>
+          </w:rPr>
+          <m:t>(</m:t>
+        </m:r>
+        <m:sSub>
+          <m:sSubPr>
+            <m:ctrlPr>
+              <w:rPr>
+                <w:rFonts w:ascii="Cambria Math" w:hAnsi="Cambria Math" w:cs="Calibri"/>
+                <w:i/>
+                <w:lang w:val="en-US"/>
+              </w:rPr>
+            </m:ctrlPr>
+          </m:sSubPr>
+          <m:e>
+            <m:r>
+              <w:rPr>
+                <w:rFonts w:ascii="Cambria Math" w:hAnsi="Cambria Math" w:cs="Calibri"/>
+                <w:lang w:val="en-US"/>
+              </w:rPr>
+              <m:t>R</m:t>
+            </m:r>
+          </m:e>
+          <m:sub>
+            <m:r>
+              <w:rPr>
+                <w:rFonts w:ascii="Cambria Math" w:hAnsi="Cambria Math" w:cs="Calibri"/>
+                <w:lang w:val="en-US"/>
+              </w:rPr>
+              <m:t>i</m:t>
+            </m:r>
+          </m:sub>
+        </m:sSub>
+        <m:r>
+          <w:rPr>
+            <w:rFonts w:ascii="Cambria Math" w:hAnsi="Cambria Math" w:cs="Calibri"/>
+          </w:rPr>
+          <m:t>)</m:t>
+        </m:r>
+      </m:oMath>
+      <w:r>
+        <w:rPr>
+          <w:rFonts w:ascii="Calibri" w:eastAsiaTheme="minorEastAsia" w:hAnsi="Calibri" w:cs="Calibri"/>
+        </w:rPr>
+        <w:t xml:space="preserve">, </w:t>
+      </w:r>
+      <m:oMath>
+        <m:r>
+          <w:rPr>
+            <w:rFonts w:ascii="Cambria Math" w:eastAsiaTheme="minorEastAsia" w:hAnsi="Cambria Math" w:cs="Calibri"/>
+          </w:rPr>
+          <m:t>X⊆[</m:t>
+        </m:r>
+        <m:sSub>
+          <m:sSubPr>
+            <m:ctrlPr>
+              <w:rPr>
+                <w:rFonts w:ascii="Cambria Math" w:hAnsi="Cambria Math" w:cs="Calibri"/>
+                <w:i/>
+                <w:lang w:val="en-US"/>
+              </w:rPr>
+            </m:ctrlPr>
+          </m:sSubPr>
+          <m:e>
+            <m:r>
+              <w:rPr>
+                <w:rFonts w:ascii="Cambria Math" w:hAnsi="Cambria Math" w:cs="Calibri"/>
+                <w:lang w:val="en-US"/>
+              </w:rPr>
+              <m:t>R</m:t>
+            </m:r>
+          </m:e>
+          <m:sub>
+            <m:r>
+              <w:rPr>
+                <w:rFonts w:ascii="Cambria Math" w:hAnsi="Cambria Math" w:cs="Calibri"/>
+                <w:lang w:val="en-US"/>
+              </w:rPr>
+              <m:t>i</m:t>
+            </m:r>
+          </m:sub>
+        </m:sSub>
+        <m:r>
+          <w:rPr>
+            <w:rFonts w:ascii="Cambria Math" w:eastAsiaTheme="minorEastAsia" w:hAnsi="Cambria Math" w:cs="Calibri"/>
+          </w:rPr>
+          <m:t>]</m:t>
+        </m:r>
+      </m:oMath>
+      <w:r>
+        <w:rPr>
+          <w:rFonts w:ascii="Calibri" w:eastAsiaTheme="minorEastAsia" w:hAnsi="Calibri" w:cs="Calibri"/>
+        </w:rPr>
+        <w:t xml:space="preserve">. </w:t>
+      </w:r>
+      <w:r>
+        <w:rPr>
+          <w:rFonts w:ascii="Calibri" w:eastAsiaTheme="minorEastAsia" w:hAnsi="Calibri" w:cs="Calibri"/>
+        </w:rPr>
+        <w:t xml:space="preserve">Результат – таблица со схемой </w:t>
+      </w:r>
+      <w:r>
+        <w:rPr>
+          <w:rFonts w:ascii="Calibri" w:eastAsiaTheme="minorEastAsia" w:hAnsi="Calibri" w:cs="Calibri"/>
+          <w:lang w:val="en-US"/>
+        </w:rPr>
+        <w:t>X</w:t>
+      </w:r>
+      <w:r>
+        <w:rPr>
+          <w:rFonts w:ascii="Calibri" w:eastAsiaTheme="minorEastAsia" w:hAnsi="Calibri" w:cs="Calibri"/>
+        </w:rPr>
+        <w:t>.</w:t>
+      </w:r>
+      <w:r>
+        <w:rPr>
+          <w:rFonts w:ascii="Calibri" w:eastAsiaTheme="minorEastAsia" w:hAnsi="Calibri" w:cs="Calibri"/>
+        </w:rPr>
+        <w:t xml:space="preserve"> </w:t>
+      </w:r>
+      <w:r>
+        <w:rPr>
+          <w:rFonts w:ascii="Calibri" w:eastAsiaTheme="minorEastAsia" w:hAnsi="Calibri" w:cs="Calibri"/>
+        </w:rPr>
+        <w:t>В результирующую таблицу попадают кортежи исходной таблицы</w:t>
+      </w:r>
+      <w:r>
+        <w:rPr>
+          <w:rFonts w:ascii="Calibri" w:eastAsiaTheme="minorEastAsia" w:hAnsi="Calibri" w:cs="Calibri"/>
+        </w:rPr>
+        <w:t>,</w:t>
+      </w:r>
+      <w:r>
+        <w:rPr>
+          <w:rFonts w:ascii="Calibri" w:eastAsiaTheme="minorEastAsia" w:hAnsi="Calibri" w:cs="Calibri"/>
+        </w:rPr>
+        <w:t xml:space="preserve"> значения которых соответствуют атрибутам </w:t>
+      </w:r>
+      <w:r>
+        <w:rPr>
+          <w:rFonts w:ascii="Calibri" w:eastAsiaTheme="minorEastAsia" w:hAnsi="Calibri" w:cs="Calibri"/>
+          <w:lang w:val="en-US"/>
+        </w:rPr>
+        <w:t>X</w:t>
+      </w:r>
+      <w:r>
+        <w:rPr>
+          <w:rFonts w:ascii="Calibri" w:eastAsiaTheme="minorEastAsia" w:hAnsi="Calibri" w:cs="Calibri"/>
+        </w:rPr>
+        <w:t xml:space="preserve">. </w:t>
+      </w:r>
+      <w:r>
+        <w:rPr>
+          <w:rFonts w:ascii="Calibri" w:eastAsiaTheme="minorEastAsia" w:hAnsi="Calibri" w:cs="Calibri"/>
+        </w:rPr>
+        <w:t>Дублированные кортежи удаляются.</w:t>
+      </w:r>
+    </w:p>
+    <w:p>
+      <w:pPr>
+        <w:spacing w:after="0" w:line="360" w:lineRule="auto"/>
+        <w:ind w:firstLine="567"/>
+        <w:jc w:val="both"/>
+        <w:rPr>
+          <w:rFonts w:ascii="Calibri" w:eastAsiaTheme="minorEastAsia" w:hAnsi="Calibri" w:cs="Calibri"/>
+        </w:rPr>
+      </w:pPr>
+      <w:r>
+        <w:rPr>
+          <w:rFonts w:ascii="Calibri" w:hAnsi="Calibri" w:cs="Calibri"/>
+        </w:rPr>
+        <w:t>Замечание</w:t>
+      </w:r>
+      <w:r>
+        <w:rPr>
+          <w:rFonts w:ascii="Calibri" w:hAnsi="Calibri" w:cs="Calibri"/>
+        </w:rPr>
+        <w:t xml:space="preserve">: </w:t>
+      </w:r>
+      <w:r>
+        <w:rPr>
+          <w:rFonts w:ascii="Calibri" w:hAnsi="Calibri" w:cs="Calibri"/>
+        </w:rPr>
+        <w:t xml:space="preserve">рассмотрим базисный набор для конечномерных БД. Для бесконечно мерных БД необходима 6 операция – дополнение. </w:t>
+      </w:r>
+      <w:r>
+        <w:rPr>
+          <w:rFonts w:ascii="Calibri" w:hAnsi="Calibri" w:cs="Calibri"/>
+          <w:lang w:val="en-US"/>
+        </w:rPr>
+        <w:t>dom</w:t>
+      </w:r>
+      <w:r>
+        <w:rPr>
+          <w:rFonts w:ascii="Calibri" w:hAnsi="Calibri" w:cs="Calibri"/>
+        </w:rPr>
+        <w:t>(</w:t>
+      </w:r>
+      <m:oMath>
+        <m:sSub>
+          <m:sSubPr>
+            <m:ctrlPr>
+              <w:rPr>
+                <w:rFonts w:ascii="Cambria Math" w:hAnsi="Cambria Math" w:cs="Calibri"/>
+                <w:i/>
+                <w:lang w:val="en-US"/>
+              </w:rPr>
+            </m:ctrlPr>
+          </m:sSubPr>
+          <m:e>
+            <m:r>
+              <w:rPr>
+                <w:rFonts w:ascii="Cambria Math" w:hAnsi="Cambria Math" w:cs="Calibri"/>
+                <w:lang w:val="en-US"/>
+              </w:rPr>
+              <m:t>A</m:t>
+            </m:r>
+          </m:e>
+          <m:sub>
+            <m:r>
+              <w:rPr>
+                <w:rFonts w:ascii="Cambria Math" w:hAnsi="Cambria Math" w:cs="Calibri"/>
+              </w:rPr>
+              <m:t>1</m:t>
+            </m:r>
+          </m:sub>
+        </m:sSub>
+      </m:oMath>
+      <w:r>
+        <w:rPr>
+          <w:rFonts w:ascii="Calibri" w:eastAsiaTheme="minorEastAsia" w:hAnsi="Calibri" w:cs="Calibri"/>
+        </w:rPr>
+        <w:t xml:space="preserve">) </w:t>
+      </w:r>
+      <w:r>
+        <w:rPr>
+          <w:rFonts w:ascii="Calibri" w:eastAsiaTheme="minorEastAsia" w:hAnsi="Calibri" w:cs="Calibri"/>
+          <w:lang w:val="en-US"/>
+        </w:rPr>
+        <w:t>x</w:t>
+      </w:r>
+      <w:r>
+        <w:rPr>
+          <w:rFonts w:ascii="Calibri" w:eastAsiaTheme="minorEastAsia" w:hAnsi="Calibri" w:cs="Calibri"/>
+        </w:rPr>
+        <w:t xml:space="preserve"> </w:t>
+      </w:r>
+      <w:r>
+        <w:rPr>
+          <w:rFonts w:ascii="Calibri" w:hAnsi="Calibri" w:cs="Calibri"/>
+          <w:lang w:val="en-US"/>
+        </w:rPr>
+        <w:t>dom</w:t>
+      </w:r>
+      <w:r>
+        <w:rPr>
+          <w:rFonts w:ascii="Calibri" w:hAnsi="Calibri" w:cs="Calibri"/>
+        </w:rPr>
+        <w:t>(</w:t>
+      </w:r>
+      <m:oMath>
+        <m:sSub>
+          <m:sSubPr>
+            <m:ctrlPr>
+              <w:rPr>
+                <w:rFonts w:ascii="Cambria Math" w:hAnsi="Cambria Math" w:cs="Calibri"/>
+                <w:i/>
+                <w:lang w:val="en-US"/>
+              </w:rPr>
+            </m:ctrlPr>
+          </m:sSubPr>
+          <m:e>
+            <m:r>
+              <w:rPr>
+                <w:rFonts w:ascii="Cambria Math" w:hAnsi="Cambria Math" w:cs="Calibri"/>
+                <w:lang w:val="en-US"/>
+              </w:rPr>
+              <m:t>A</m:t>
+            </m:r>
+          </m:e>
+          <m:sub>
+            <m:r>
+              <w:rPr>
+                <w:rFonts w:ascii="Cambria Math" w:hAnsi="Cambria Math" w:cs="Calibri"/>
+              </w:rPr>
+              <m:t>2</m:t>
+            </m:r>
+          </m:sub>
+        </m:sSub>
+      </m:oMath>
+      <w:r>
+        <w:rPr>
+          <w:rFonts w:ascii="Calibri" w:eastAsiaTheme="minorEastAsia" w:hAnsi="Calibri" w:cs="Calibri"/>
+        </w:rPr>
+        <w:t>)</w:t>
+      </w:r>
+      <w:r>
+        <w:rPr>
+          <w:rFonts w:ascii="Calibri" w:eastAsiaTheme="minorEastAsia" w:hAnsi="Calibri" w:cs="Calibri"/>
+        </w:rPr>
+        <w:t xml:space="preserve"> </w:t>
+      </w:r>
+      <w:r>
+        <w:rPr>
+          <w:rFonts w:ascii="Calibri" w:eastAsiaTheme="minorEastAsia" w:hAnsi="Calibri" w:cs="Calibri"/>
+          <w:lang w:val="en-US"/>
+        </w:rPr>
+        <w:t>x</w:t>
+      </w:r>
+      <w:r>
+        <w:rPr>
+          <w:rFonts w:ascii="Calibri" w:eastAsiaTheme="minorEastAsia" w:hAnsi="Calibri" w:cs="Calibri"/>
+        </w:rPr>
+        <w:t xml:space="preserve"> </w:t>
+      </w:r>
+      <w:r>
+        <w:rPr>
+          <w:rFonts w:ascii="Calibri" w:eastAsiaTheme="minorEastAsia" w:hAnsi="Calibri" w:cs="Calibri"/>
+        </w:rPr>
+        <w:t>…</w:t>
+      </w:r>
+      <w:r>
+        <w:rPr>
+          <w:rFonts w:ascii="Calibri" w:eastAsiaTheme="minorEastAsia" w:hAnsi="Calibri" w:cs="Calibri"/>
+        </w:rPr>
+        <w:t xml:space="preserve"> </w:t>
+      </w:r>
+      <w:r>
+        <w:rPr>
+          <w:rFonts w:ascii="Calibri" w:hAnsi="Calibri" w:cs="Calibri"/>
+          <w:lang w:val="en-US"/>
+        </w:rPr>
+        <w:t>dom</w:t>
+      </w:r>
+      <w:r>
+        <w:rPr>
+          <w:rFonts w:ascii="Calibri" w:hAnsi="Calibri" w:cs="Calibri"/>
+        </w:rPr>
+        <w:t>(</w:t>
+      </w:r>
+      <m:oMath>
+        <m:sSub>
+          <m:sSubPr>
+            <m:ctrlPr>
+              <w:rPr>
+                <w:rFonts w:ascii="Cambria Math" w:hAnsi="Cambria Math" w:cs="Calibri"/>
+                <w:i/>
+                <w:lang w:val="en-US"/>
+              </w:rPr>
+            </m:ctrlPr>
+          </m:sSubPr>
+          <m:e>
+            <m:r>
+              <w:rPr>
+                <w:rFonts w:ascii="Cambria Math" w:hAnsi="Cambria Math" w:cs="Calibri"/>
+                <w:lang w:val="en-US"/>
+              </w:rPr>
+              <m:t>A</m:t>
+            </m:r>
+          </m:e>
+          <m:sub>
+            <m:r>
+              <w:rPr>
+                <w:rFonts w:ascii="Cambria Math" w:hAnsi="Cambria Math" w:cs="Calibri"/>
+              </w:rPr>
+              <m:t>n</m:t>
+            </m:r>
+          </m:sub>
+        </m:sSub>
+      </m:oMath>
+      <w:r>
+        <w:rPr>
+          <w:rFonts w:ascii="Calibri" w:eastAsiaTheme="minorEastAsia" w:hAnsi="Calibri" w:cs="Calibri"/>
+        </w:rPr>
+        <w:t xml:space="preserve">) \ </w:t>
+      </w:r>
+      <w:r>
+        <w:rPr>
+          <w:rFonts w:ascii="Calibri" w:eastAsiaTheme="minorEastAsia" w:hAnsi="Calibri" w:cs="Calibri"/>
+          <w:lang w:val="en-US"/>
+        </w:rPr>
+        <w:t>R</w:t>
+      </w:r>
+      <w:r>
+        <w:rPr>
+          <w:rFonts w:ascii="Calibri" w:eastAsiaTheme="minorEastAsia" w:hAnsi="Calibri" w:cs="Calibri"/>
+        </w:rPr>
+        <w:t xml:space="preserve"> (</w:t>
+      </w:r>
+      <w:r>
+        <w:rPr>
+          <w:rFonts w:ascii="Calibri" w:eastAsiaTheme="minorEastAsia" w:hAnsi="Calibri" w:cs="Calibri"/>
+        </w:rPr>
+        <w:t>в конечно мерном).</w:t>
+      </w:r>
+    </w:p>
+    <w:p>
+      <w:pPr>
+        <w:spacing w:after="0" w:line="360" w:lineRule="auto"/>
+        <w:jc w:val="center"/>
+        <w:rPr>
+          <w:rFonts w:ascii="Calibri" w:eastAsiaTheme="minorEastAsia" w:hAnsi="Calibri" w:cs="Calibri"/>
+          <w:b/>
+          <w:bCs/>
+          <w:sz w:val="24"/>
+          <w:szCs w:val="24"/>
+          <w:lang w:val="en-US"/>
+        </w:rPr>
+      </w:pPr>
+      <w:r>
+        <w:rPr>
+          <w:rFonts w:ascii="Calibri" w:eastAsiaTheme="minorEastAsia" w:hAnsi="Calibri" w:cs="Calibri"/>
+          <w:b/>
+          <w:bCs/>
+          <w:sz w:val="24"/>
+          <w:szCs w:val="24"/>
+        </w:rPr>
+        <w:t>Дополнительные операции РА</w:t>
+      </w:r>
+    </w:p>
+    <w:p>
+      <w:pPr>
+        <w:pStyle w:val="a7"/>
+        <w:numPr>
+          <w:ilvl w:val="0"/>
+          <w:numId w:val="29"/>
+        </w:numPr>
+        <w:spacing w:after="0" w:line="360" w:lineRule="auto"/>
+        <w:ind w:left="1134"/>
+        <w:jc w:val="both"/>
+        <w:rPr>
+          <w:rFonts w:ascii="Calibri" w:hAnsi="Calibri" w:cs="Calibri"/>
+        </w:rPr>
+      </w:pPr>
+      <w:r>
+        <w:rPr>
+          <w:rFonts w:ascii="Calibri" w:hAnsi="Calibri" w:cs="Calibri"/>
+        </w:rPr>
+        <w:t>Пересечение</w:t>
+      </w:r>
+      <w:r>
+        <w:rPr>
+          <w:rFonts w:ascii="Calibri" w:hAnsi="Calibri" w:cs="Calibri"/>
+        </w:rPr>
+        <w:t xml:space="preserve"> </w:t>
+      </w:r>
+      <m:oMath>
+        <m:r>
+          <w:rPr>
+            <w:rFonts w:ascii="Cambria Math" w:hAnsi="Cambria Math" w:cs="Calibri"/>
+          </w:rPr>
+          <m:t>R=</m:t>
+        </m:r>
+        <m:sSub>
+          <m:sSubPr>
+            <m:ctrlPr>
+              <w:rPr>
+                <w:rFonts w:ascii="Cambria Math" w:hAnsi="Cambria Math" w:cs="Calibri"/>
+                <w:i/>
+                <w:lang w:val="en-US"/>
+              </w:rPr>
+            </m:ctrlPr>
+          </m:sSubPr>
+          <m:e>
+            <m:r>
+              <w:rPr>
+                <w:rFonts w:ascii="Cambria Math" w:hAnsi="Cambria Math" w:cs="Calibri"/>
+                <w:lang w:val="en-US"/>
+              </w:rPr>
+              <m:t>R</m:t>
+            </m:r>
+          </m:e>
+          <m:sub>
+            <m:r>
+              <w:rPr>
+                <w:rFonts w:ascii="Cambria Math" w:hAnsi="Cambria Math" w:cs="Calibri"/>
+              </w:rPr>
+              <m:t>1</m:t>
+            </m:r>
+          </m:sub>
+        </m:sSub>
+        <m:r>
+          <w:rPr>
+            <w:rFonts w:ascii="Cambria Math" w:hAnsi="Cambria Math" w:cs="Calibri"/>
+          </w:rPr>
+          <m:t>∩</m:t>
+        </m:r>
+        <m:sSub>
+          <m:sSubPr>
+            <m:ctrlPr>
+              <w:rPr>
+                <w:rFonts w:ascii="Cambria Math" w:hAnsi="Cambria Math" w:cs="Calibri"/>
+                <w:i/>
+                <w:lang w:val="en-US"/>
+              </w:rPr>
+            </m:ctrlPr>
+          </m:sSubPr>
+          <m:e>
+            <m:r>
+              <w:rPr>
+                <w:rFonts w:ascii="Cambria Math" w:hAnsi="Cambria Math" w:cs="Calibri"/>
+                <w:lang w:val="en-US"/>
+              </w:rPr>
+              <m:t>R</m:t>
+            </m:r>
+          </m:e>
+          <m:sub>
+            <m:r>
+              <w:rPr>
+                <w:rFonts w:ascii="Cambria Math" w:hAnsi="Cambria Math" w:cs="Calibri"/>
+              </w:rPr>
+              <m:t>2</m:t>
+            </m:r>
+          </m:sub>
+        </m:sSub>
+      </m:oMath>
+      <w:r>
+        <w:rPr>
+          <w:rFonts w:ascii="Calibri" w:eastAsiaTheme="minorEastAsia" w:hAnsi="Calibri" w:cs="Calibri"/>
+        </w:rPr>
+        <w:t xml:space="preserve">. </w:t>
+      </w:r>
+      <w:r>
+        <w:rPr>
+          <w:rFonts w:ascii="Calibri" w:eastAsiaTheme="minorEastAsia" w:hAnsi="Calibri" w:cs="Calibri"/>
+          <w:lang w:val="en-US"/>
+        </w:rPr>
+        <w:t>R</w:t>
+      </w:r>
+      <w:r>
+        <w:rPr>
+          <w:rFonts w:ascii="Calibri" w:eastAsiaTheme="minorEastAsia" w:hAnsi="Calibri" w:cs="Calibri"/>
+        </w:rPr>
+        <w:t xml:space="preserve"> </w:t>
+      </w:r>
+      <w:r>
+        <w:rPr>
+          <w:rFonts w:ascii="Calibri" w:eastAsiaTheme="minorEastAsia" w:hAnsi="Calibri" w:cs="Calibri"/>
+        </w:rPr>
+        <w:t>содержит кортежи,</w:t>
+      </w:r>
+      <w:r>
+        <w:rPr>
+          <w:rFonts w:ascii="Calibri" w:eastAsiaTheme="minorEastAsia" w:hAnsi="Calibri" w:cs="Calibri"/>
+        </w:rPr>
+        <w:t xml:space="preserve"> </w:t>
+      </w:r>
+      <w:r>
+        <w:rPr>
+          <w:rFonts w:ascii="Calibri" w:eastAsiaTheme="minorEastAsia" w:hAnsi="Calibri" w:cs="Calibri"/>
+        </w:rPr>
+        <w:t xml:space="preserve">которые есть и в </w:t>
+      </w:r>
+      <m:oMath>
+        <m:sSub>
+          <m:sSubPr>
+            <m:ctrlPr>
+              <w:rPr>
+                <w:rFonts w:ascii="Cambria Math" w:hAnsi="Cambria Math" w:cs="Calibri"/>
+                <w:i/>
+                <w:lang w:val="en-US"/>
+              </w:rPr>
+            </m:ctrlPr>
+          </m:sSubPr>
+          <m:e>
+            <m:r>
+              <w:rPr>
+                <w:rFonts w:ascii="Cambria Math" w:hAnsi="Cambria Math" w:cs="Calibri"/>
+                <w:lang w:val="en-US"/>
+              </w:rPr>
+              <m:t>R</m:t>
+            </m:r>
+          </m:e>
+          <m:sub>
+            <m:r>
+              <w:rPr>
+                <w:rFonts w:ascii="Cambria Math" w:hAnsi="Cambria Math" w:cs="Calibri"/>
+              </w:rPr>
+              <m:t>1</m:t>
+            </m:r>
+          </m:sub>
+        </m:sSub>
+      </m:oMath>
+      <w:r>
+        <w:rPr>
+          <w:rFonts w:ascii="Calibri" w:eastAsiaTheme="minorEastAsia" w:hAnsi="Calibri" w:cs="Calibri"/>
+        </w:rPr>
+        <w:t xml:space="preserve"> и </w:t>
+      </w:r>
+      <m:oMath>
+        <m:sSub>
+          <m:sSubPr>
+            <m:ctrlPr>
+              <w:rPr>
+                <w:rFonts w:ascii="Cambria Math" w:hAnsi="Cambria Math" w:cs="Calibri"/>
+                <w:i/>
+                <w:lang w:val="en-US"/>
+              </w:rPr>
+            </m:ctrlPr>
+          </m:sSubPr>
+          <m:e>
+            <m:r>
+              <w:rPr>
+                <w:rFonts w:ascii="Cambria Math" w:hAnsi="Cambria Math" w:cs="Calibri"/>
+                <w:lang w:val="en-US"/>
+              </w:rPr>
+              <m:t>R</m:t>
+            </m:r>
+          </m:e>
+          <m:sub>
+            <m:r>
+              <w:rPr>
+                <w:rFonts w:ascii="Cambria Math" w:hAnsi="Cambria Math" w:cs="Calibri"/>
+              </w:rPr>
+              <m:t>2</m:t>
+            </m:r>
+          </m:sub>
+        </m:sSub>
+      </m:oMath>
+      <w:r>
+        <w:rPr>
+          <w:rFonts w:ascii="Calibri" w:eastAsiaTheme="minorEastAsia" w:hAnsi="Calibri" w:cs="Calibri"/>
+        </w:rPr>
+        <w:t>.</w:t>
+      </w:r>
+    </w:p>
+    <w:p>
+      <w:pPr>
+        <w:pStyle w:val="a7"/>
+        <w:numPr>
+          <w:ilvl w:val="0"/>
+          <w:numId w:val="29"/>
+        </w:numPr>
+        <w:spacing w:after="0" w:line="360" w:lineRule="auto"/>
+        <w:ind w:left="1134"/>
+        <w:jc w:val="both"/>
+        <w:rPr>
+          <w:rFonts w:ascii="Calibri" w:hAnsi="Calibri" w:cs="Calibri"/>
+        </w:rPr>
+      </w:pPr>
+      <w:r>
+        <w:rPr>
+          <w:rFonts w:ascii="Calibri" w:eastAsiaTheme="minorEastAsia" w:hAnsi="Calibri" w:cs="Calibri"/>
+        </w:rPr>
+        <w:t xml:space="preserve">Соединение </w:t>
+      </w:r>
+      <m:oMath>
+        <m:r>
+          <w:rPr>
+            <w:rFonts w:ascii="Cambria Math" w:eastAsiaTheme="minorEastAsia" w:hAnsi="Cambria Math" w:cs="Calibri"/>
+            <w:lang w:val="en-US"/>
+          </w:rPr>
+          <m:t>R</m:t>
+        </m:r>
+        <m:r>
+          <w:rPr>
+            <w:rFonts w:ascii="Cambria Math" w:eastAsiaTheme="minorEastAsia" w:hAnsi="Cambria Math" w:cs="Calibri"/>
+          </w:rPr>
+          <m:t xml:space="preserve">= </m:t>
+        </m:r>
+        <m:sSub>
+          <m:sSubPr>
+            <m:ctrlPr>
+              <w:rPr>
+                <w:rFonts w:ascii="Cambria Math" w:hAnsi="Cambria Math" w:cs="Calibri"/>
+                <w:i/>
+                <w:lang w:val="en-US"/>
+              </w:rPr>
+            </m:ctrlPr>
+          </m:sSubPr>
+          <m:e>
+            <m:r>
+              <w:rPr>
+                <w:rFonts w:ascii="Cambria Math" w:hAnsi="Cambria Math" w:cs="Calibri"/>
+                <w:lang w:val="en-US"/>
+              </w:rPr>
+              <m:t>R</m:t>
+            </m:r>
+          </m:e>
+          <m:sub>
+            <m:r>
+              <w:rPr>
+                <w:rFonts w:ascii="Cambria Math" w:hAnsi="Cambria Math" w:cs="Calibri"/>
+              </w:rPr>
+              <m:t>1</m:t>
+            </m:r>
+          </m:sub>
+        </m:sSub>
+        <m:sSub>
+          <m:sSubPr>
+            <m:ctrlPr>
+              <w:rPr>
+                <w:rFonts w:ascii="Cambria Math" w:hAnsi="Cambria Math" w:cs="Calibri"/>
+                <w:i/>
+                <w:lang w:val="en-US"/>
+              </w:rPr>
+            </m:ctrlPr>
+          </m:sSubPr>
+          <m:e>
+            <m:r>
+              <w:rPr>
+                <w:rFonts w:ascii="Cambria Math" w:hAnsi="Cambria Math" w:cs="Calibri"/>
+              </w:rPr>
+              <m:t>⋈</m:t>
+            </m:r>
+          </m:e>
+          <m:sub>
+            <m:r>
+              <w:rPr>
+                <w:rFonts w:ascii="Cambria Math" w:hAnsi="Cambria Math" w:cs="Calibri"/>
+                <w:lang w:val="en-US"/>
+              </w:rPr>
+              <m:t>F</m:t>
+            </m:r>
+          </m:sub>
+        </m:sSub>
+        <m:sSub>
+          <m:sSubPr>
+            <m:ctrlPr>
+              <w:rPr>
+                <w:rFonts w:ascii="Cambria Math" w:hAnsi="Cambria Math" w:cs="Calibri"/>
+                <w:i/>
+                <w:lang w:val="en-US"/>
+              </w:rPr>
+            </m:ctrlPr>
+          </m:sSubPr>
+          <m:e>
+            <m:r>
+              <w:rPr>
+                <w:rFonts w:ascii="Cambria Math" w:hAnsi="Cambria Math" w:cs="Calibri"/>
+                <w:lang w:val="en-US"/>
+              </w:rPr>
+              <m:t>R</m:t>
+            </m:r>
+          </m:e>
+          <m:sub>
+            <m:r>
+              <w:rPr>
+                <w:rFonts w:ascii="Cambria Math" w:hAnsi="Cambria Math" w:cs="Calibri"/>
+              </w:rPr>
+              <m:t>2</m:t>
+            </m:r>
+          </m:sub>
+        </m:sSub>
+      </m:oMath>
+      <w:r>
+        <w:rPr>
+          <w:rFonts w:ascii="Calibri" w:eastAsiaTheme="minorEastAsia" w:hAnsi="Calibri" w:cs="Calibri"/>
+        </w:rPr>
+        <w:t>,</w:t>
+      </w:r>
+      <w:r>
+        <w:rPr>
+          <w:rFonts w:ascii="Calibri" w:eastAsiaTheme="minorEastAsia" w:hAnsi="Calibri" w:cs="Calibri"/>
+        </w:rPr>
+        <w:t xml:space="preserve"> </w:t>
+      </w:r>
+      <w:r>
+        <w:rPr>
+          <w:rFonts w:ascii="Calibri" w:eastAsiaTheme="minorEastAsia" w:hAnsi="Calibri" w:cs="Calibri"/>
+        </w:rPr>
+        <w:t xml:space="preserve">где </w:t>
+      </w:r>
+      <w:r>
+        <w:rPr>
+          <w:rFonts w:ascii="Calibri" w:eastAsiaTheme="minorEastAsia" w:hAnsi="Calibri" w:cs="Calibri"/>
+          <w:lang w:val="en-US"/>
+        </w:rPr>
+        <w:t>F</w:t>
+      </w:r>
+      <w:r>
+        <w:rPr>
+          <w:rFonts w:ascii="Calibri" w:eastAsiaTheme="minorEastAsia" w:hAnsi="Calibri" w:cs="Calibri"/>
+        </w:rPr>
+        <w:t xml:space="preserve"> </w:t>
+      </w:r>
+      <w:r>
+        <w:rPr>
+          <w:rFonts w:ascii="Calibri" w:eastAsiaTheme="minorEastAsia" w:hAnsi="Calibri" w:cs="Calibri"/>
+        </w:rPr>
+        <w:t>–</w:t>
+      </w:r>
+      <w:r>
+        <w:rPr>
+          <w:rFonts w:ascii="Calibri" w:eastAsiaTheme="minorEastAsia" w:hAnsi="Calibri" w:cs="Calibri"/>
+        </w:rPr>
+        <w:t xml:space="preserve"> </w:t>
+      </w:r>
+      <w:r>
+        <w:rPr>
+          <w:rFonts w:ascii="Calibri" w:eastAsiaTheme="minorEastAsia" w:hAnsi="Calibri" w:cs="Calibri"/>
+        </w:rPr>
+        <w:t xml:space="preserve">логическая формула над атрибутами </w:t>
+      </w:r>
+      <m:oMath>
+        <m:sSub>
+          <m:sSubPr>
+            <m:ctrlPr>
+              <w:rPr>
+                <w:rFonts w:ascii="Cambria Math" w:hAnsi="Cambria Math" w:cs="Calibri"/>
+                <w:i/>
+                <w:lang w:val="en-US"/>
+              </w:rPr>
+            </m:ctrlPr>
+          </m:sSubPr>
+          <m:e>
+            <m:r>
+              <w:rPr>
+                <w:rFonts w:ascii="Cambria Math" w:hAnsi="Cambria Math" w:cs="Calibri"/>
+                <w:lang w:val="en-US"/>
+              </w:rPr>
+              <m:t>R</m:t>
+            </m:r>
+          </m:e>
+          <m:sub>
+            <m:r>
+              <w:rPr>
+                <w:rFonts w:ascii="Cambria Math" w:hAnsi="Cambria Math" w:cs="Calibri"/>
+              </w:rPr>
+              <m:t>1</m:t>
+            </m:r>
+          </m:sub>
+        </m:sSub>
+        <m:r>
+          <w:rPr>
+            <w:rFonts w:ascii="Cambria Math" w:hAnsi="Cambria Math" w:cs="Calibri"/>
+          </w:rPr>
+          <m:t xml:space="preserve"> и </m:t>
+        </m:r>
+        <m:sSub>
+          <m:sSubPr>
+            <m:ctrlPr>
+              <w:rPr>
+                <w:rFonts w:ascii="Cambria Math" w:hAnsi="Cambria Math" w:cs="Calibri"/>
+                <w:i/>
+                <w:lang w:val="en-US"/>
+              </w:rPr>
+            </m:ctrlPr>
+          </m:sSubPr>
+          <m:e>
+            <m:r>
+              <w:rPr>
+                <w:rFonts w:ascii="Cambria Math" w:hAnsi="Cambria Math" w:cs="Calibri"/>
+                <w:lang w:val="en-US"/>
+              </w:rPr>
+              <m:t>R</m:t>
+            </m:r>
+          </m:e>
+          <m:sub>
+            <m:r>
+              <w:rPr>
+                <w:rFonts w:ascii="Cambria Math" w:hAnsi="Cambria Math" w:cs="Calibri"/>
+              </w:rPr>
+              <m:t>2</m:t>
+            </m:r>
+          </m:sub>
+        </m:sSub>
+      </m:oMath>
+      <w:r>
+        <w:rPr>
+          <w:rFonts w:ascii="Calibri" w:eastAsiaTheme="minorEastAsia" w:hAnsi="Calibri" w:cs="Calibri"/>
+        </w:rPr>
+        <w:t>.</w:t>
+      </w:r>
+    </w:p>
+    <w:p>
+      <w:pPr>
+        <w:pStyle w:val="a7"/>
+        <w:numPr>
+          <w:ilvl w:val="0"/>
+          <w:numId w:val="29"/>
+        </w:numPr>
+        <w:spacing w:after="0" w:line="360" w:lineRule="auto"/>
+        <w:ind w:left="1134"/>
+        <w:jc w:val="both"/>
+        <w:rPr>
+          <w:rFonts w:ascii="Calibri" w:hAnsi="Calibri" w:cs="Calibri"/>
+        </w:rPr>
+      </w:pPr>
+      <w:r>
+        <w:rPr>
+          <w:rFonts w:ascii="Calibri" w:hAnsi="Calibri"/>
+        </w:rPr>
+        <w:t xml:space="preserve">Эквисоединение </w:t>
+      </w:r>
+      <m:oMath>
+        <m:r>
+          <w:rPr>
+            <w:rFonts w:ascii="Cambria Math" w:hAnsi="Cambria Math"/>
+            <w:lang w:val="en-US"/>
+          </w:rPr>
+          <m:t>F</m:t>
+        </m:r>
+        <m:r>
+          <m:rPr>
+            <m:sty m:val="p"/>
+          </m:rPr>
+          <w:rPr>
+            <w:rFonts w:ascii="Cambria Math" w:hAnsi="Cambria Math"/>
+          </w:rPr>
+          <m:t xml:space="preserve"> ≡</m:t>
+        </m:r>
+        <m:sSub>
+          <m:sSubPr>
+            <m:ctrlPr>
+              <w:rPr>
+                <w:rFonts w:ascii="Cambria Math" w:hAnsi="Cambria Math"/>
+                <w:lang w:val="en-US"/>
+              </w:rPr>
+            </m:ctrlPr>
+          </m:sSubPr>
+          <m:e>
+            <m:r>
+              <w:rPr>
+                <w:rFonts w:ascii="Cambria Math" w:hAnsi="Cambria Math"/>
+                <w:lang w:val="en-US"/>
+              </w:rPr>
+              <m:t>R</m:t>
+            </m:r>
+          </m:e>
+          <m:sub>
+            <m:r>
+              <m:rPr>
+                <m:sty m:val="p"/>
+              </m:rPr>
+              <w:rPr>
+                <w:rFonts w:ascii="Cambria Math" w:hAnsi="Cambria Math"/>
+              </w:rPr>
+              <m:t>1</m:t>
+            </m:r>
+          </m:sub>
+        </m:sSub>
+        <m:r>
+          <w:rPr>
+            <w:rFonts w:ascii="Cambria Math" w:hAnsi="Cambria Math"/>
+          </w:rPr>
+          <m:t>∙</m:t>
+        </m:r>
+        <m:sSub>
+          <m:sSubPr>
+            <m:ctrlPr>
+              <w:rPr>
+                <w:rFonts w:ascii="Cambria Math" w:hAnsi="Cambria Math"/>
+                <w:lang w:val="en-US"/>
+              </w:rPr>
+            </m:ctrlPr>
+          </m:sSubPr>
+          <m:e>
+            <m:r>
+              <w:rPr>
+                <w:rFonts w:ascii="Cambria Math" w:hAnsi="Cambria Math"/>
+                <w:lang w:val="en-US"/>
+              </w:rPr>
+              <m:t>A</m:t>
+            </m:r>
+          </m:e>
+          <m:sub>
+            <m:r>
+              <w:rPr>
+                <w:rFonts w:ascii="Cambria Math" w:hAnsi="Cambria Math"/>
+                <w:lang w:val="en-US"/>
+              </w:rPr>
+              <m:t>i</m:t>
+            </m:r>
+          </m:sub>
+        </m:sSub>
+        <m:r>
+          <m:rPr>
+            <m:sty m:val="p"/>
+          </m:rPr>
+          <w:rPr>
+            <w:rFonts w:ascii="Cambria Math" w:hAnsi="Cambria Math"/>
+          </w:rPr>
+          <m:t>≡</m:t>
+        </m:r>
+        <m:sSub>
+          <m:sSubPr>
+            <m:ctrlPr>
+              <w:rPr>
+                <w:rFonts w:ascii="Cambria Math" w:hAnsi="Cambria Math"/>
+                <w:lang w:val="en-US"/>
+              </w:rPr>
+            </m:ctrlPr>
+          </m:sSubPr>
+          <m:e>
+            <m:r>
+              <w:rPr>
+                <w:rFonts w:ascii="Cambria Math" w:hAnsi="Cambria Math"/>
+                <w:lang w:val="en-US"/>
+              </w:rPr>
+              <m:t>R</m:t>
+            </m:r>
+          </m:e>
+          <m:sub>
+            <m:r>
+              <m:rPr>
+                <m:sty m:val="p"/>
+              </m:rPr>
+              <w:rPr>
+                <w:rFonts w:ascii="Cambria Math" w:hAnsi="Cambria Math"/>
+              </w:rPr>
+              <m:t>2</m:t>
+            </m:r>
+          </m:sub>
+        </m:sSub>
+        <m:r>
+          <w:rPr>
+            <w:rFonts w:ascii="Cambria Math" w:hAnsi="Cambria Math"/>
+          </w:rPr>
+          <m:t>∙</m:t>
+        </m:r>
+        <m:sSub>
+          <m:sSubPr>
+            <m:ctrlPr>
+              <w:rPr>
+                <w:rFonts w:ascii="Cambria Math" w:hAnsi="Cambria Math"/>
+                <w:lang w:val="en-US"/>
+              </w:rPr>
+            </m:ctrlPr>
+          </m:sSubPr>
+          <m:e>
+            <m:r>
+              <w:rPr>
+                <w:rFonts w:ascii="Cambria Math" w:hAnsi="Cambria Math"/>
+                <w:lang w:val="en-US"/>
+              </w:rPr>
+              <m:t>A</m:t>
+            </m:r>
+          </m:e>
+          <m:sub>
+            <m:r>
+              <w:rPr>
+                <w:rFonts w:ascii="Cambria Math" w:hAnsi="Cambria Math"/>
+                <w:lang w:val="en-US"/>
+              </w:rPr>
+              <m:t>j</m:t>
+            </m:r>
+          </m:sub>
+        </m:sSub>
+      </m:oMath>
+      <w:r>
+        <w:rPr>
+          <w:rFonts w:ascii="Calibri" w:hAnsi="Calibri"/>
+        </w:rPr>
+        <w:t>.</w:t>
+      </w:r>
+    </w:p>
+    <w:p>
+      <w:pPr>
+        <w:pStyle w:val="a7"/>
+        <w:numPr>
+          <w:ilvl w:val="0"/>
+          <w:numId w:val="29"/>
+        </w:numPr>
+        <w:spacing w:after="0" w:line="360" w:lineRule="auto"/>
+        <w:ind w:left="1134"/>
+        <w:jc w:val="both"/>
+        <w:rPr>
+          <w:rFonts w:ascii="Calibri" w:hAnsi="Calibri" w:cs="Calibri"/>
+        </w:rPr>
+      </w:pPr>
+      <w:r>
+        <w:rPr>
+          <w:rFonts w:ascii="Calibri" w:eastAsiaTheme="minorEastAsia" w:hAnsi="Calibri" w:cs="Calibri"/>
+        </w:rPr>
+        <w:t xml:space="preserve">Естественное соединение </w:t>
+      </w:r>
+      <m:oMath>
+        <m:r>
+          <w:rPr>
+            <w:rFonts w:ascii="Cambria Math" w:eastAsiaTheme="minorEastAsia" w:hAnsi="Cambria Math" w:cs="Calibri"/>
+          </w:rPr>
+          <m:t xml:space="preserve">R= </m:t>
+        </m:r>
+        <m:sSub>
+          <m:sSubPr>
+            <m:ctrlPr>
+              <w:rPr>
+                <w:rFonts w:ascii="Cambria Math" w:hAnsi="Cambria Math" w:cs="Calibri"/>
+                <w:i/>
+                <w:lang w:val="en-US"/>
+              </w:rPr>
+            </m:ctrlPr>
+          </m:sSubPr>
+          <m:e>
+            <m:r>
+              <w:rPr>
+                <w:rFonts w:ascii="Cambria Math" w:hAnsi="Cambria Math" w:cs="Calibri"/>
+                <w:lang w:val="en-US"/>
+              </w:rPr>
+              <m:t>R</m:t>
+            </m:r>
+          </m:e>
+          <m:sub>
+            <m:r>
+              <w:rPr>
+                <w:rFonts w:ascii="Cambria Math" w:hAnsi="Cambria Math" w:cs="Calibri"/>
+              </w:rPr>
+              <m:t>1</m:t>
+            </m:r>
+          </m:sub>
+        </m:sSub>
+        <m:r>
+          <w:rPr>
+            <w:rFonts w:ascii="Cambria Math" w:hAnsi="Cambria Math" w:cs="Calibri"/>
+          </w:rPr>
+          <m:t>⋈</m:t>
+        </m:r>
+        <m:sSub>
+          <m:sSubPr>
+            <m:ctrlPr>
+              <w:rPr>
+                <w:rFonts w:ascii="Cambria Math" w:hAnsi="Cambria Math" w:cs="Calibri"/>
+                <w:i/>
+                <w:lang w:val="en-US"/>
+              </w:rPr>
+            </m:ctrlPr>
+          </m:sSubPr>
+          <m:e>
+            <m:r>
+              <w:rPr>
+                <w:rFonts w:ascii="Cambria Math" w:hAnsi="Cambria Math" w:cs="Calibri"/>
+                <w:lang w:val="en-US"/>
+              </w:rPr>
+              <m:t>R</m:t>
+            </m:r>
+          </m:e>
+          <m:sub>
+            <m:r>
+              <w:rPr>
+                <w:rFonts w:ascii="Cambria Math" w:hAnsi="Cambria Math" w:cs="Calibri"/>
+              </w:rPr>
+              <m:t>2</m:t>
+            </m:r>
+          </m:sub>
+        </m:sSub>
+      </m:oMath>
+      <w:r>
+        <w:rPr>
+          <w:rFonts w:ascii="Calibri" w:eastAsiaTheme="minorEastAsia" w:hAnsi="Calibri" w:cs="Calibri"/>
+        </w:rPr>
+        <w:t xml:space="preserve"> (</w:t>
+      </w:r>
+      <w:r>
+        <w:rPr>
+          <w:rFonts w:ascii="Calibri" w:eastAsiaTheme="minorEastAsia" w:hAnsi="Calibri" w:cs="Calibri"/>
+          <w:lang w:val="en-US"/>
+        </w:rPr>
+        <w:t>JOIN</w:t>
+      </w:r>
+      <w:r>
+        <w:rPr>
+          <w:rFonts w:ascii="Calibri" w:eastAsiaTheme="minorEastAsia" w:hAnsi="Calibri" w:cs="Calibri"/>
+        </w:rPr>
+        <w:t xml:space="preserve">). </w:t>
+      </w:r>
+      <w:r>
+        <w:rPr>
+          <w:rFonts w:ascii="Calibri" w:hAnsi="Calibri" w:cs="Calibri"/>
+        </w:rPr>
+        <w:t xml:space="preserve">Каждый кортеж из </w:t>
+      </w:r>
+      <w:r>
+        <w:rPr>
+          <w:rFonts w:ascii="Calibri" w:hAnsi="Calibri" w:cs="Calibri"/>
+          <w:lang w:val="en-US"/>
+        </w:rPr>
+        <w:t>R</w:t>
+      </w:r>
+      <w:r>
+        <w:rPr>
+          <w:rFonts w:ascii="Calibri" w:hAnsi="Calibri" w:cs="Calibri"/>
+        </w:rPr>
+        <w:t xml:space="preserve">1 сопоставляется с каждым кортежем из </w:t>
+      </w:r>
+      <w:r>
+        <w:rPr>
+          <w:rFonts w:ascii="Calibri" w:hAnsi="Calibri" w:cs="Calibri"/>
+          <w:lang w:val="en-US"/>
+        </w:rPr>
+        <w:t>R</w:t>
+      </w:r>
+      <w:r>
+        <w:rPr>
+          <w:rFonts w:ascii="Calibri" w:hAnsi="Calibri" w:cs="Calibri"/>
+        </w:rPr>
+        <w:t xml:space="preserve">2. 2 кортежа соединяются, если одноименные атрибуты в нем имеют совпадающие значения и результат соединения помещается в </w:t>
+      </w:r>
+      <w:r>
+        <w:rPr>
+          <w:rFonts w:ascii="Calibri" w:hAnsi="Calibri" w:cs="Calibri"/>
+          <w:lang w:val="en-US"/>
+        </w:rPr>
+        <w:t>R</w:t>
+      </w:r>
+      <w:r>
+        <w:rPr>
+          <w:rFonts w:ascii="Calibri" w:hAnsi="Calibri" w:cs="Calibri"/>
+        </w:rPr>
+        <w:t>,</w:t>
+      </w:r>
+      <w:r>
+        <w:rPr>
+          <w:rFonts w:ascii="Calibri" w:hAnsi="Calibri" w:cs="Calibri"/>
+        </w:rPr>
+        <w:t xml:space="preserve"> </w:t>
+      </w:r>
+      <w:r>
+        <w:rPr>
+          <w:rFonts w:ascii="Calibri" w:hAnsi="Calibri" w:cs="Calibri"/>
+        </w:rPr>
+        <w:t>столбцы не дублируются</w:t>
+      </w:r>
+      <w:r>
+        <w:rPr>
+          <w:rFonts w:ascii="Calibri" w:hAnsi="Calibri" w:cs="Calibri"/>
+        </w:rPr>
+        <w:t>,</w:t>
+      </w:r>
+      <w:r>
+        <w:rPr>
+          <w:rFonts w:ascii="Calibri" w:hAnsi="Calibri" w:cs="Calibri"/>
+        </w:rPr>
+        <w:t xml:space="preserve"> поскольку они совпадают.</w:t>
+      </w:r>
+    </w:p>
+    <w:p>
+      <w:pPr>
+        <w:spacing w:after="0" w:line="360" w:lineRule="auto"/>
+        <w:jc w:val="center"/>
+        <w:rPr>
+          <w:rFonts w:ascii="Calibri" w:hAnsi="Calibri" w:cs="Calibri"/>
+          <w:b/>
+          <w:bCs/>
+          <w:sz w:val="28"/>
+          <w:szCs w:val="28"/>
+        </w:rPr>
+      </w:pPr>
+      <w:r>
+        <w:rPr>
+          <w:rFonts w:ascii="Calibri" w:hAnsi="Calibri" w:cs="Calibri"/>
+          <w:b/>
+          <w:bCs/>
+          <w:sz w:val="28"/>
+          <w:szCs w:val="28"/>
+        </w:rPr>
+        <w:t>Свойства операций РА</w:t>
+      </w:r>
+    </w:p>
+    <w:p>
+      <w:pPr>
+        <w:pStyle w:val="a7"/>
+        <w:numPr>
+          <w:ilvl w:val="0"/>
+          <w:numId w:val="30"/>
+        </w:numPr>
+        <w:spacing w:after="0" w:line="360" w:lineRule="auto"/>
+        <w:ind w:left="1134" w:hanging="349"/>
+        <w:jc w:val="both"/>
+        <w:rPr>
+          <w:rFonts w:ascii="Calibri" w:hAnsi="Calibri" w:cs="Calibri"/>
+        </w:rPr>
+      </w:pPr>
+      <w:r>
+        <w:rPr>
+          <w:rFonts w:ascii="Calibri" w:hAnsi="Calibri" w:cs="Calibri"/>
+        </w:rPr>
+        <w:t xml:space="preserve">Коммутативность </w:t>
+      </w:r>
+      <m:oMath>
+        <m:sSub>
+          <m:sSubPr>
+            <m:ctrlPr>
+              <w:rPr>
+                <w:rFonts w:ascii="Cambria Math" w:hAnsi="Cambria Math" w:cs="Calibri"/>
+                <w:i/>
+                <w:lang w:val="en-US"/>
+              </w:rPr>
+            </m:ctrlPr>
+          </m:sSubPr>
+          <m:e>
+            <m:r>
+              <w:rPr>
+                <w:rFonts w:ascii="Cambria Math" w:hAnsi="Cambria Math" w:cs="Calibri"/>
+                <w:lang w:val="en-US"/>
+              </w:rPr>
+              <m:t>R</m:t>
+            </m:r>
+          </m:e>
+          <m:sub>
+            <m:r>
+              <w:rPr>
+                <w:rFonts w:ascii="Cambria Math" w:hAnsi="Cambria Math" w:cs="Calibri"/>
+              </w:rPr>
+              <m:t>1</m:t>
+            </m:r>
+          </m:sub>
+        </m:sSub>
+        <m:r>
+          <w:rPr>
+            <w:rFonts w:ascii="Cambria Math" w:hAnsi="Cambria Math" w:cs="Calibri"/>
+          </w:rPr>
+          <m:t xml:space="preserve"> × </m:t>
+        </m:r>
+        <m:sSub>
+          <m:sSubPr>
+            <m:ctrlPr>
+              <w:rPr>
+                <w:rFonts w:ascii="Cambria Math" w:hAnsi="Cambria Math" w:cs="Calibri"/>
+                <w:i/>
+                <w:lang w:val="en-US"/>
+              </w:rPr>
+            </m:ctrlPr>
+          </m:sSubPr>
+          <m:e>
+            <m:r>
+              <w:rPr>
+                <w:rFonts w:ascii="Cambria Math" w:hAnsi="Cambria Math" w:cs="Calibri"/>
+                <w:lang w:val="en-US"/>
+              </w:rPr>
+              <m:t>R</m:t>
+            </m:r>
+          </m:e>
+          <m:sub>
+            <m:r>
+              <w:rPr>
+                <w:rFonts w:ascii="Cambria Math" w:hAnsi="Cambria Math" w:cs="Calibri"/>
+              </w:rPr>
+              <m:t>2</m:t>
+            </m:r>
+          </m:sub>
+        </m:sSub>
+        <m:r>
+          <w:rPr>
+            <w:rFonts w:ascii="Cambria Math" w:hAnsi="Cambria Math" w:cs="Calibri"/>
+          </w:rPr>
+          <m:t xml:space="preserve">= </m:t>
+        </m:r>
+        <m:sSub>
+          <m:sSubPr>
+            <m:ctrlPr>
+              <w:rPr>
+                <w:rFonts w:ascii="Cambria Math" w:hAnsi="Cambria Math" w:cs="Calibri"/>
+                <w:i/>
+                <w:lang w:val="en-US"/>
+              </w:rPr>
+            </m:ctrlPr>
+          </m:sSubPr>
+          <m:e>
+            <m:r>
+              <w:rPr>
+                <w:rFonts w:ascii="Cambria Math" w:hAnsi="Cambria Math" w:cs="Calibri"/>
+                <w:lang w:val="en-US"/>
+              </w:rPr>
+              <m:t>R</m:t>
+            </m:r>
+          </m:e>
+          <m:sub>
+            <m:r>
+              <w:rPr>
+                <w:rFonts w:ascii="Cambria Math" w:hAnsi="Cambria Math" w:cs="Calibri"/>
+              </w:rPr>
+              <m:t>2</m:t>
+            </m:r>
+          </m:sub>
+        </m:sSub>
+        <m:r>
+          <w:rPr>
+            <w:rFonts w:ascii="Cambria Math" w:hAnsi="Cambria Math" w:cs="Calibri"/>
+          </w:rPr>
+          <m:t xml:space="preserve"> × </m:t>
+        </m:r>
+        <m:sSub>
+          <m:sSubPr>
+            <m:ctrlPr>
+              <w:rPr>
+                <w:rFonts w:ascii="Cambria Math" w:hAnsi="Cambria Math" w:cs="Calibri"/>
+                <w:i/>
+                <w:lang w:val="en-US"/>
+              </w:rPr>
+            </m:ctrlPr>
+          </m:sSubPr>
+          <m:e>
+            <m:r>
+              <w:rPr>
+                <w:rFonts w:ascii="Cambria Math" w:hAnsi="Cambria Math" w:cs="Calibri"/>
+                <w:lang w:val="en-US"/>
+              </w:rPr>
+              <m:t>R</m:t>
+            </m:r>
+          </m:e>
+          <m:sub>
+            <m:r>
+              <w:rPr>
+                <w:rFonts w:ascii="Cambria Math" w:hAnsi="Cambria Math" w:cs="Calibri"/>
+              </w:rPr>
+              <m:t>1</m:t>
+            </m:r>
+          </m:sub>
+        </m:sSub>
+      </m:oMath>
+      <w:r>
+        <w:rPr>
+          <w:rFonts w:ascii="Calibri" w:eastAsiaTheme="minorEastAsia" w:hAnsi="Calibri" w:cs="Calibri"/>
+        </w:rPr>
+        <w:t xml:space="preserve">, </w:t>
+      </w:r>
+      <m:oMath>
+        <m:sSub>
+          <m:sSubPr>
+            <m:ctrlPr>
+              <w:rPr>
+                <w:rFonts w:ascii="Cambria Math" w:hAnsi="Cambria Math" w:cs="Calibri"/>
+                <w:i/>
+                <w:lang w:val="en-US"/>
+              </w:rPr>
+            </m:ctrlPr>
+          </m:sSubPr>
+          <m:e>
+            <m:r>
+              <w:rPr>
+                <w:rFonts w:ascii="Cambria Math" w:hAnsi="Cambria Math" w:cs="Calibri"/>
+                <w:lang w:val="en-US"/>
+              </w:rPr>
+              <m:t>R</m:t>
+            </m:r>
+          </m:e>
+          <m:sub>
+            <m:r>
+              <w:rPr>
+                <w:rFonts w:ascii="Cambria Math" w:hAnsi="Cambria Math" w:cs="Calibri"/>
+              </w:rPr>
+              <m:t>1</m:t>
+            </m:r>
+          </m:sub>
+        </m:sSub>
+        <m:sSub>
+          <m:sSubPr>
+            <m:ctrlPr>
+              <w:rPr>
+                <w:rFonts w:ascii="Cambria Math" w:hAnsi="Cambria Math" w:cs="Calibri"/>
+                <w:i/>
+                <w:lang w:val="en-US"/>
+              </w:rPr>
+            </m:ctrlPr>
+          </m:sSubPr>
+          <m:e>
+            <m:r>
+              <w:rPr>
+                <w:rFonts w:ascii="Cambria Math" w:hAnsi="Cambria Math" w:cs="Calibri"/>
+              </w:rPr>
+              <m:t>⋈</m:t>
+            </m:r>
+          </m:e>
+          <m:sub>
+            <m:r>
+              <w:rPr>
+                <w:rFonts w:ascii="Cambria Math" w:hAnsi="Cambria Math" w:cs="Calibri"/>
+                <w:lang w:val="en-US"/>
+              </w:rPr>
+              <m:t>F</m:t>
+            </m:r>
+          </m:sub>
+        </m:sSub>
+        <m:sSub>
+          <m:sSubPr>
+            <m:ctrlPr>
+              <w:rPr>
+                <w:rFonts w:ascii="Cambria Math" w:hAnsi="Cambria Math" w:cs="Calibri"/>
+                <w:i/>
+                <w:lang w:val="en-US"/>
+              </w:rPr>
+            </m:ctrlPr>
+          </m:sSubPr>
+          <m:e>
+            <m:r>
+              <w:rPr>
+                <w:rFonts w:ascii="Cambria Math" w:hAnsi="Cambria Math" w:cs="Calibri"/>
+                <w:lang w:val="en-US"/>
+              </w:rPr>
+              <m:t>R</m:t>
+            </m:r>
+          </m:e>
+          <m:sub>
+            <m:r>
+              <w:rPr>
+                <w:rFonts w:ascii="Cambria Math" w:hAnsi="Cambria Math" w:cs="Calibri"/>
+              </w:rPr>
+              <m:t>2</m:t>
+            </m:r>
+          </m:sub>
+        </m:sSub>
+        <m:r>
+          <w:rPr>
+            <w:rFonts w:ascii="Cambria Math" w:hAnsi="Cambria Math" w:cs="Calibri"/>
+          </w:rPr>
+          <m:t xml:space="preserve">= </m:t>
+        </m:r>
+        <m:sSub>
+          <m:sSubPr>
+            <m:ctrlPr>
+              <w:rPr>
+                <w:rFonts w:ascii="Cambria Math" w:hAnsi="Cambria Math" w:cs="Calibri"/>
+                <w:i/>
+                <w:lang w:val="en-US"/>
+              </w:rPr>
+            </m:ctrlPr>
+          </m:sSubPr>
+          <m:e>
+            <m:r>
+              <w:rPr>
+                <w:rFonts w:ascii="Cambria Math" w:hAnsi="Cambria Math" w:cs="Calibri"/>
+                <w:lang w:val="en-US"/>
+              </w:rPr>
+              <m:t>R</m:t>
+            </m:r>
+          </m:e>
+          <m:sub>
+            <m:r>
+              <w:rPr>
+                <w:rFonts w:ascii="Cambria Math" w:hAnsi="Cambria Math" w:cs="Calibri"/>
+              </w:rPr>
+              <m:t>2</m:t>
+            </m:r>
+          </m:sub>
+        </m:sSub>
+        <m:sSub>
+          <m:sSubPr>
+            <m:ctrlPr>
+              <w:rPr>
+                <w:rFonts w:ascii="Cambria Math" w:hAnsi="Cambria Math" w:cs="Calibri"/>
+                <w:i/>
+                <w:lang w:val="en-US"/>
+              </w:rPr>
+            </m:ctrlPr>
+          </m:sSubPr>
+          <m:e>
+            <m:r>
+              <w:rPr>
+                <w:rFonts w:ascii="Cambria Math" w:hAnsi="Cambria Math" w:cs="Calibri"/>
+              </w:rPr>
+              <m:t>⋈</m:t>
+            </m:r>
+          </m:e>
+          <m:sub>
+            <m:r>
+              <w:rPr>
+                <w:rFonts w:ascii="Cambria Math" w:hAnsi="Cambria Math" w:cs="Calibri"/>
+                <w:lang w:val="en-US"/>
+              </w:rPr>
+              <m:t>F</m:t>
+            </m:r>
+          </m:sub>
+        </m:sSub>
+        <m:sSub>
+          <m:sSubPr>
+            <m:ctrlPr>
+              <w:rPr>
+                <w:rFonts w:ascii="Cambria Math" w:hAnsi="Cambria Math" w:cs="Calibri"/>
+                <w:i/>
+                <w:lang w:val="en-US"/>
+              </w:rPr>
+            </m:ctrlPr>
+          </m:sSubPr>
+          <m:e>
+            <m:r>
+              <w:rPr>
+                <w:rFonts w:ascii="Cambria Math" w:hAnsi="Cambria Math" w:cs="Calibri"/>
+                <w:lang w:val="en-US"/>
+              </w:rPr>
+              <m:t>R</m:t>
+            </m:r>
+          </m:e>
+          <m:sub>
+            <m:r>
+              <w:rPr>
+                <w:rFonts w:ascii="Cambria Math" w:hAnsi="Cambria Math" w:cs="Calibri"/>
+              </w:rPr>
+              <m:t>1</m:t>
+            </m:r>
+          </m:sub>
+        </m:sSub>
+      </m:oMath>
+    </w:p>
+    <w:p>
+      <w:pPr>
+        <w:pStyle w:val="a7"/>
+        <w:numPr>
+          <w:ilvl w:val="0"/>
+          <w:numId w:val="30"/>
+        </w:numPr>
+        <w:spacing w:after="0" w:line="360" w:lineRule="auto"/>
+        <w:ind w:left="1134" w:hanging="349"/>
+        <w:jc w:val="both"/>
+        <w:rPr>
+          <w:rFonts w:ascii="Calibri" w:hAnsi="Calibri" w:cs="Calibri"/>
+        </w:rPr>
+      </w:pPr>
+      <w:r>
+        <w:rPr>
+          <w:rFonts w:ascii="Calibri" w:eastAsiaTheme="minorEastAsia" w:hAnsi="Calibri" w:cs="Calibri"/>
+        </w:rPr>
+        <w:t>Ассоциативность</w:t>
+      </w:r>
+      <w:r>
+        <w:rPr>
+          <w:rFonts w:ascii="Calibri" w:eastAsiaTheme="minorEastAsia" w:hAnsi="Calibri" w:cs="Calibri"/>
+        </w:rPr>
+        <w:t xml:space="preserve"> </w:t>
+      </w:r>
+      <m:oMath>
+        <m:sSub>
+          <m:sSubPr>
+            <m:ctrlPr>
+              <w:rPr>
+                <w:rFonts w:ascii="Cambria Math" w:hAnsi="Cambria Math" w:cs="Calibri"/>
+                <w:i/>
+                <w:lang w:val="en-US"/>
+              </w:rPr>
+            </m:ctrlPr>
+          </m:sSubPr>
+          <m:e>
+            <m:r>
+              <w:rPr>
+                <w:rFonts w:ascii="Cambria Math" w:hAnsi="Cambria Math" w:cs="Calibri"/>
+              </w:rPr>
+              <m:t>(</m:t>
+            </m:r>
+            <m:r>
+              <w:rPr>
+                <w:rFonts w:ascii="Cambria Math" w:hAnsi="Cambria Math" w:cs="Calibri"/>
+                <w:lang w:val="en-US"/>
+              </w:rPr>
+              <m:t>R</m:t>
+            </m:r>
+          </m:e>
+          <m:sub>
+            <m:r>
+              <w:rPr>
+                <w:rFonts w:ascii="Cambria Math" w:hAnsi="Cambria Math" w:cs="Calibri"/>
+              </w:rPr>
+              <m:t>1</m:t>
+            </m:r>
+          </m:sub>
+        </m:sSub>
+        <m:r>
+          <w:rPr>
+            <w:rFonts w:ascii="Cambria Math" w:hAnsi="Cambria Math" w:cs="Calibri"/>
+          </w:rPr>
+          <m:t xml:space="preserve"> × </m:t>
+        </m:r>
+        <m:sSub>
+          <m:sSubPr>
+            <m:ctrlPr>
+              <w:rPr>
+                <w:rFonts w:ascii="Cambria Math" w:hAnsi="Cambria Math" w:cs="Calibri"/>
+                <w:i/>
+                <w:lang w:val="en-US"/>
+              </w:rPr>
+            </m:ctrlPr>
+          </m:sSubPr>
+          <m:e>
+            <m:r>
+              <w:rPr>
+                <w:rFonts w:ascii="Cambria Math" w:hAnsi="Cambria Math" w:cs="Calibri"/>
+                <w:lang w:val="en-US"/>
+              </w:rPr>
+              <m:t>R</m:t>
+            </m:r>
+          </m:e>
+          <m:sub>
+            <m:r>
+              <w:rPr>
+                <w:rFonts w:ascii="Cambria Math" w:hAnsi="Cambria Math" w:cs="Calibri"/>
+              </w:rPr>
+              <m:t>2</m:t>
+            </m:r>
+          </m:sub>
+        </m:sSub>
+        <m:r>
+          <w:rPr>
+            <w:rFonts w:ascii="Cambria Math" w:hAnsi="Cambria Math" w:cs="Calibri"/>
+          </w:rPr>
+          <m:t xml:space="preserve">) × </m:t>
+        </m:r>
+        <m:sSub>
+          <m:sSubPr>
+            <m:ctrlPr>
+              <w:rPr>
+                <w:rFonts w:ascii="Cambria Math" w:hAnsi="Cambria Math" w:cs="Calibri"/>
+                <w:i/>
+                <w:lang w:val="en-US"/>
+              </w:rPr>
+            </m:ctrlPr>
+          </m:sSubPr>
+          <m:e>
+            <m:r>
+              <w:rPr>
+                <w:rFonts w:ascii="Cambria Math" w:hAnsi="Cambria Math" w:cs="Calibri"/>
+                <w:lang w:val="en-US"/>
+              </w:rPr>
+              <m:t>R</m:t>
+            </m:r>
+          </m:e>
+          <m:sub>
+            <m:r>
+              <w:rPr>
+                <w:rFonts w:ascii="Cambria Math" w:hAnsi="Cambria Math" w:cs="Calibri"/>
+              </w:rPr>
+              <m:t>3</m:t>
+            </m:r>
+          </m:sub>
+        </m:sSub>
+        <m:r>
+          <w:rPr>
+            <w:rFonts w:ascii="Cambria Math" w:hAnsi="Cambria Math" w:cs="Calibri"/>
+          </w:rPr>
+          <m:t xml:space="preserve">= </m:t>
+        </m:r>
+        <m:sSub>
+          <m:sSubPr>
+            <m:ctrlPr>
+              <w:rPr>
+                <w:rFonts w:ascii="Cambria Math" w:hAnsi="Cambria Math" w:cs="Calibri"/>
+                <w:i/>
+                <w:lang w:val="en-US"/>
+              </w:rPr>
+            </m:ctrlPr>
+          </m:sSubPr>
+          <m:e>
+            <m:r>
+              <w:rPr>
+                <w:rFonts w:ascii="Cambria Math" w:hAnsi="Cambria Math" w:cs="Calibri"/>
+                <w:lang w:val="en-US"/>
+              </w:rPr>
+              <m:t>R</m:t>
+            </m:r>
+          </m:e>
+          <m:sub>
+            <m:r>
+              <w:rPr>
+                <w:rFonts w:ascii="Cambria Math" w:hAnsi="Cambria Math" w:cs="Calibri"/>
+              </w:rPr>
+              <m:t>1</m:t>
+            </m:r>
+          </m:sub>
+        </m:sSub>
+        <m:r>
+          <w:rPr>
+            <w:rFonts w:ascii="Cambria Math" w:hAnsi="Cambria Math" w:cs="Calibri"/>
+          </w:rPr>
+          <m:t xml:space="preserve"> × </m:t>
+        </m:r>
+        <m:sSub>
+          <m:sSubPr>
+            <m:ctrlPr>
+              <w:rPr>
+                <w:rFonts w:ascii="Cambria Math" w:hAnsi="Cambria Math" w:cs="Calibri"/>
+                <w:i/>
+                <w:lang w:val="en-US"/>
+              </w:rPr>
+            </m:ctrlPr>
+          </m:sSubPr>
+          <m:e>
+            <m:r>
+              <w:rPr>
+                <w:rFonts w:ascii="Cambria Math" w:hAnsi="Cambria Math" w:cs="Calibri"/>
+              </w:rPr>
+              <m:t>(</m:t>
+            </m:r>
+            <m:r>
+              <w:rPr>
+                <w:rFonts w:ascii="Cambria Math" w:hAnsi="Cambria Math" w:cs="Calibri"/>
+                <w:lang w:val="en-US"/>
+              </w:rPr>
+              <m:t>R</m:t>
+            </m:r>
+          </m:e>
+          <m:sub>
+            <m:r>
+              <w:rPr>
+                <w:rFonts w:ascii="Cambria Math" w:hAnsi="Cambria Math" w:cs="Calibri"/>
+              </w:rPr>
+              <m:t>2</m:t>
+            </m:r>
+          </m:sub>
+        </m:sSub>
+        <m:r>
+          <w:rPr>
+            <w:rFonts w:ascii="Cambria Math" w:hAnsi="Cambria Math" w:cs="Calibri"/>
+          </w:rPr>
+          <m:t xml:space="preserve"> × </m:t>
+        </m:r>
+        <m:sSub>
+          <m:sSubPr>
+            <m:ctrlPr>
+              <w:rPr>
+                <w:rFonts w:ascii="Cambria Math" w:hAnsi="Cambria Math" w:cs="Calibri"/>
+                <w:i/>
+                <w:lang w:val="en-US"/>
+              </w:rPr>
+            </m:ctrlPr>
+          </m:sSubPr>
+          <m:e>
+            <m:r>
+              <w:rPr>
+                <w:rFonts w:ascii="Cambria Math" w:hAnsi="Cambria Math" w:cs="Calibri"/>
+                <w:lang w:val="en-US"/>
+              </w:rPr>
+              <m:t>R</m:t>
+            </m:r>
+          </m:e>
+          <m:sub>
+            <m:r>
+              <w:rPr>
+                <w:rFonts w:ascii="Cambria Math" w:hAnsi="Cambria Math" w:cs="Calibri"/>
+              </w:rPr>
+              <m:t>3</m:t>
+            </m:r>
+          </m:sub>
+        </m:sSub>
+        <m:r>
+          <w:rPr>
+            <w:rFonts w:ascii="Cambria Math" w:hAnsi="Cambria Math" w:cs="Calibri"/>
+          </w:rPr>
+          <m:t>)</m:t>
+        </m:r>
+      </m:oMath>
+      <w:r>
+        <w:rPr>
+          <w:rFonts w:ascii="Calibri" w:eastAsiaTheme="minorEastAsia" w:hAnsi="Calibri" w:cs="Calibri"/>
+        </w:rPr>
+        <w:t>,</w:t>
+      </w:r>
+    </w:p>
+    <w:p>
+      <w:pPr>
+        <w:pStyle w:val="a7"/>
+        <w:spacing w:after="0" w:line="360" w:lineRule="auto"/>
+        <w:ind w:left="1134"/>
+        <w:jc w:val="both"/>
+        <w:rPr>
+          <w:rFonts w:ascii="Calibri" w:hAnsi="Calibri" w:cs="Calibri"/>
+        </w:rPr>
+      </w:pPr>
+      <w:r>
+        <w:rPr>
+          <w:rFonts w:ascii="Calibri" w:eastAsiaTheme="minorEastAsia" w:hAnsi="Calibri" w:cs="Calibri"/>
+        </w:rPr>
+        <w:t xml:space="preserve"> </w:t>
+      </w:r>
+      <m:oMath>
+        <m:sSub>
+          <m:sSubPr>
+            <m:ctrlPr>
+              <w:rPr>
+                <w:rFonts w:ascii="Cambria Math" w:hAnsi="Cambria Math" w:cs="Calibri"/>
+                <w:i/>
+                <w:lang w:val="en-US"/>
+              </w:rPr>
+            </m:ctrlPr>
+          </m:sSubPr>
+          <m:e>
+            <m:r>
+              <w:rPr>
+                <w:rFonts w:ascii="Cambria Math" w:hAnsi="Cambria Math" w:cs="Calibri"/>
+              </w:rPr>
+              <m:t>(</m:t>
+            </m:r>
+            <m:r>
+              <w:rPr>
+                <w:rFonts w:ascii="Cambria Math" w:hAnsi="Cambria Math" w:cs="Calibri"/>
+                <w:lang w:val="en-US"/>
+              </w:rPr>
+              <m:t>R</m:t>
+            </m:r>
+          </m:e>
+          <m:sub>
+            <m:r>
+              <w:rPr>
+                <w:rFonts w:ascii="Cambria Math" w:hAnsi="Cambria Math" w:cs="Calibri"/>
+              </w:rPr>
+              <m:t>1</m:t>
+            </m:r>
+          </m:sub>
+        </m:sSub>
+        <m:r>
+          <w:rPr>
+            <w:rFonts w:ascii="Cambria Math" w:hAnsi="Cambria Math" w:cs="Calibri"/>
+          </w:rPr>
+          <m:t xml:space="preserve"> </m:t>
+        </m:r>
+        <m:sSub>
+          <m:sSubPr>
+            <m:ctrlPr>
+              <w:rPr>
+                <w:rFonts w:ascii="Cambria Math" w:hAnsi="Cambria Math" w:cs="Calibri"/>
+                <w:i/>
+                <w:lang w:val="en-US"/>
+              </w:rPr>
+            </m:ctrlPr>
+          </m:sSubPr>
+          <m:e>
+            <m:r>
+              <w:rPr>
+                <w:rFonts w:ascii="Cambria Math" w:hAnsi="Cambria Math" w:cs="Calibri"/>
+              </w:rPr>
+              <m:t>⋈</m:t>
+            </m:r>
+          </m:e>
+          <m:sub>
+            <m:sSub>
+              <m:sSubPr>
+                <m:ctrlPr>
+                  <w:rPr>
+                    <w:rFonts w:ascii="Cambria Math" w:hAnsi="Cambria Math" w:cs="Calibri"/>
+                    <w:i/>
+                    <w:lang w:val="en-US"/>
+                  </w:rPr>
+                </m:ctrlPr>
+              </m:sSubPr>
+              <m:e>
+                <m:r>
+                  <w:rPr>
+                    <w:rFonts w:ascii="Cambria Math" w:hAnsi="Cambria Math" w:cs="Calibri"/>
+                    <w:lang w:val="en-US"/>
+                  </w:rPr>
+                  <m:t>F</m:t>
+                </m:r>
+              </m:e>
+              <m:sub>
+                <m:r>
+                  <w:rPr>
+                    <w:rFonts w:ascii="Cambria Math" w:hAnsi="Cambria Math" w:cs="Calibri"/>
+                  </w:rPr>
+                  <m:t>1</m:t>
+                </m:r>
+              </m:sub>
+            </m:sSub>
+          </m:sub>
+        </m:sSub>
+        <m:r>
+          <w:rPr>
+            <w:rFonts w:ascii="Cambria Math" w:hAnsi="Cambria Math" w:cs="Calibri"/>
+          </w:rPr>
+          <m:t xml:space="preserve"> </m:t>
+        </m:r>
+        <m:sSub>
+          <m:sSubPr>
+            <m:ctrlPr>
+              <w:rPr>
+                <w:rFonts w:ascii="Cambria Math" w:hAnsi="Cambria Math" w:cs="Calibri"/>
+                <w:i/>
+                <w:lang w:val="en-US"/>
+              </w:rPr>
+            </m:ctrlPr>
+          </m:sSubPr>
+          <m:e>
+            <m:r>
+              <w:rPr>
+                <w:rFonts w:ascii="Cambria Math" w:hAnsi="Cambria Math" w:cs="Calibri"/>
+                <w:lang w:val="en-US"/>
+              </w:rPr>
+              <m:t>R</m:t>
+            </m:r>
+          </m:e>
+          <m:sub>
+            <m:r>
+              <w:rPr>
+                <w:rFonts w:ascii="Cambria Math" w:hAnsi="Cambria Math" w:cs="Calibri"/>
+              </w:rPr>
+              <m:t>2</m:t>
+            </m:r>
+          </m:sub>
+        </m:sSub>
+        <m:r>
+          <w:rPr>
+            <w:rFonts w:ascii="Cambria Math" w:hAnsi="Cambria Math" w:cs="Calibri"/>
+          </w:rPr>
+          <m:t xml:space="preserve">) </m:t>
+        </m:r>
+        <m:sSub>
+          <m:sSubPr>
+            <m:ctrlPr>
+              <w:rPr>
+                <w:rFonts w:ascii="Cambria Math" w:hAnsi="Cambria Math" w:cs="Calibri"/>
+                <w:i/>
+                <w:lang w:val="en-US"/>
+              </w:rPr>
+            </m:ctrlPr>
+          </m:sSubPr>
+          <m:e>
+            <m:r>
+              <w:rPr>
+                <w:rFonts w:ascii="Cambria Math" w:hAnsi="Cambria Math" w:cs="Calibri"/>
+              </w:rPr>
+              <m:t>⋈</m:t>
+            </m:r>
+          </m:e>
+          <m:sub>
+            <m:sSub>
+              <m:sSubPr>
+                <m:ctrlPr>
+                  <w:rPr>
+                    <w:rFonts w:ascii="Cambria Math" w:hAnsi="Cambria Math" w:cs="Calibri"/>
+                    <w:i/>
+                    <w:lang w:val="en-US"/>
+                  </w:rPr>
+                </m:ctrlPr>
+              </m:sSubPr>
+              <m:e>
+                <m:r>
+                  <w:rPr>
+                    <w:rFonts w:ascii="Cambria Math" w:hAnsi="Cambria Math" w:cs="Calibri"/>
+                    <w:lang w:val="en-US"/>
+                  </w:rPr>
+                  <m:t>F</m:t>
+                </m:r>
+              </m:e>
+              <m:sub>
+                <m:r>
+                  <w:rPr>
+                    <w:rFonts w:ascii="Cambria Math" w:hAnsi="Cambria Math" w:cs="Calibri"/>
+                  </w:rPr>
+                  <m:t>2</m:t>
+                </m:r>
+              </m:sub>
+            </m:sSub>
+          </m:sub>
+        </m:sSub>
+        <m:r>
+          <w:rPr>
+            <w:rFonts w:ascii="Cambria Math" w:hAnsi="Cambria Math" w:cs="Calibri"/>
+          </w:rPr>
+          <m:t xml:space="preserve"> </m:t>
+        </m:r>
+        <m:sSub>
+          <m:sSubPr>
+            <m:ctrlPr>
+              <w:rPr>
+                <w:rFonts w:ascii="Cambria Math" w:hAnsi="Cambria Math" w:cs="Calibri"/>
+                <w:i/>
+                <w:lang w:val="en-US"/>
+              </w:rPr>
+            </m:ctrlPr>
+          </m:sSubPr>
+          <m:e>
+            <m:r>
+              <w:rPr>
+                <w:rFonts w:ascii="Cambria Math" w:hAnsi="Cambria Math" w:cs="Calibri"/>
+                <w:lang w:val="en-US"/>
+              </w:rPr>
+              <m:t>R</m:t>
+            </m:r>
+          </m:e>
+          <m:sub>
+            <m:r>
+              <w:rPr>
+                <w:rFonts w:ascii="Cambria Math" w:hAnsi="Cambria Math" w:cs="Calibri"/>
+              </w:rPr>
+              <m:t>3</m:t>
+            </m:r>
+          </m:sub>
+        </m:sSub>
+        <m:r>
+          <w:rPr>
+            <w:rFonts w:ascii="Cambria Math" w:hAnsi="Cambria Math" w:cs="Calibri"/>
+          </w:rPr>
+          <m:t xml:space="preserve">= </m:t>
+        </m:r>
+        <m:sSub>
+          <m:sSubPr>
+            <m:ctrlPr>
+              <w:rPr>
+                <w:rFonts w:ascii="Cambria Math" w:hAnsi="Cambria Math" w:cs="Calibri"/>
+                <w:i/>
+                <w:lang w:val="en-US"/>
+              </w:rPr>
+            </m:ctrlPr>
+          </m:sSubPr>
+          <m:e>
+            <m:r>
+              <w:rPr>
+                <w:rFonts w:ascii="Cambria Math" w:hAnsi="Cambria Math" w:cs="Calibri"/>
+                <w:lang w:val="en-US"/>
+              </w:rPr>
+              <m:t>R</m:t>
+            </m:r>
+          </m:e>
+          <m:sub>
+            <m:r>
+              <w:rPr>
+                <w:rFonts w:ascii="Cambria Math" w:hAnsi="Cambria Math" w:cs="Calibri"/>
+              </w:rPr>
+              <m:t>1</m:t>
+            </m:r>
+          </m:sub>
+        </m:sSub>
+        <m:r>
+          <w:rPr>
+            <w:rFonts w:ascii="Cambria Math" w:hAnsi="Cambria Math" w:cs="Calibri"/>
+          </w:rPr>
+          <m:t xml:space="preserve"> </m:t>
+        </m:r>
+        <m:sSub>
+          <m:sSubPr>
+            <m:ctrlPr>
+              <w:rPr>
+                <w:rFonts w:ascii="Cambria Math" w:hAnsi="Cambria Math" w:cs="Calibri"/>
+                <w:i/>
+                <w:lang w:val="en-US"/>
+              </w:rPr>
+            </m:ctrlPr>
+          </m:sSubPr>
+          <m:e>
+            <m:r>
+              <w:rPr>
+                <w:rFonts w:ascii="Cambria Math" w:hAnsi="Cambria Math" w:cs="Calibri"/>
+              </w:rPr>
+              <m:t>⋈</m:t>
+            </m:r>
+          </m:e>
+          <m:sub>
+            <m:sSub>
+              <m:sSubPr>
+                <m:ctrlPr>
+                  <w:rPr>
+                    <w:rFonts w:ascii="Cambria Math" w:hAnsi="Cambria Math" w:cs="Calibri"/>
+                    <w:i/>
+                    <w:lang w:val="en-US"/>
+                  </w:rPr>
+                </m:ctrlPr>
+              </m:sSubPr>
+              <m:e>
+                <m:r>
+                  <w:rPr>
+                    <w:rFonts w:ascii="Cambria Math" w:hAnsi="Cambria Math" w:cs="Calibri"/>
+                    <w:lang w:val="en-US"/>
+                  </w:rPr>
+                  <m:t>F</m:t>
+                </m:r>
+              </m:e>
+              <m:sub>
+                <m:r>
+                  <w:rPr>
+                    <w:rFonts w:ascii="Cambria Math" w:hAnsi="Cambria Math" w:cs="Calibri"/>
+                  </w:rPr>
+                  <m:t>1</m:t>
+                </m:r>
+              </m:sub>
+            </m:sSub>
+          </m:sub>
+        </m:sSub>
+        <m:r>
+          <w:rPr>
+            <w:rFonts w:ascii="Cambria Math" w:hAnsi="Cambria Math" w:cs="Calibri"/>
+          </w:rPr>
+          <m:t xml:space="preserve"> </m:t>
+        </m:r>
+        <m:sSub>
+          <m:sSubPr>
+            <m:ctrlPr>
+              <w:rPr>
+                <w:rFonts w:ascii="Cambria Math" w:hAnsi="Cambria Math" w:cs="Calibri"/>
+                <w:i/>
+                <w:lang w:val="en-US"/>
+              </w:rPr>
+            </m:ctrlPr>
+          </m:sSubPr>
+          <m:e>
+            <m:r>
+              <w:rPr>
+                <w:rFonts w:ascii="Cambria Math" w:hAnsi="Cambria Math" w:cs="Calibri"/>
+              </w:rPr>
+              <m:t>(</m:t>
+            </m:r>
+            <m:r>
+              <w:rPr>
+                <w:rFonts w:ascii="Cambria Math" w:hAnsi="Cambria Math" w:cs="Calibri"/>
+                <w:lang w:val="en-US"/>
+              </w:rPr>
+              <m:t>R</m:t>
+            </m:r>
+          </m:e>
+          <m:sub>
+            <m:r>
+              <w:rPr>
+                <w:rFonts w:ascii="Cambria Math" w:hAnsi="Cambria Math" w:cs="Calibri"/>
+              </w:rPr>
+              <m:t>2</m:t>
+            </m:r>
+          </m:sub>
+        </m:sSub>
+        <m:r>
+          <w:rPr>
+            <w:rFonts w:ascii="Cambria Math" w:hAnsi="Cambria Math" w:cs="Calibri"/>
+          </w:rPr>
+          <m:t xml:space="preserve"> </m:t>
+        </m:r>
+        <m:sSub>
+          <m:sSubPr>
+            <m:ctrlPr>
+              <w:rPr>
+                <w:rFonts w:ascii="Cambria Math" w:hAnsi="Cambria Math" w:cs="Calibri"/>
+                <w:i/>
+                <w:lang w:val="en-US"/>
+              </w:rPr>
+            </m:ctrlPr>
+          </m:sSubPr>
+          <m:e>
+            <m:r>
+              <w:rPr>
+                <w:rFonts w:ascii="Cambria Math" w:hAnsi="Cambria Math" w:cs="Calibri"/>
+              </w:rPr>
+              <m:t>⋈</m:t>
+            </m:r>
+          </m:e>
+          <m:sub>
+            <m:sSub>
+              <m:sSubPr>
+                <m:ctrlPr>
+                  <w:rPr>
+                    <w:rFonts w:ascii="Cambria Math" w:hAnsi="Cambria Math" w:cs="Calibri"/>
+                    <w:i/>
+                    <w:lang w:val="en-US"/>
+                  </w:rPr>
+                </m:ctrlPr>
+              </m:sSubPr>
+              <m:e>
+                <m:r>
+                  <w:rPr>
+                    <w:rFonts w:ascii="Cambria Math" w:hAnsi="Cambria Math" w:cs="Calibri"/>
+                    <w:lang w:val="en-US"/>
+                  </w:rPr>
+                  <m:t>F</m:t>
+                </m:r>
+              </m:e>
+              <m:sub>
+                <m:r>
+                  <w:rPr>
+                    <w:rFonts w:ascii="Cambria Math" w:hAnsi="Cambria Math" w:cs="Calibri"/>
+                  </w:rPr>
+                  <m:t>2</m:t>
+                </m:r>
+              </m:sub>
+            </m:sSub>
+          </m:sub>
+        </m:sSub>
+        <m:r>
+          <w:rPr>
+            <w:rFonts w:ascii="Cambria Math" w:hAnsi="Cambria Math" w:cs="Calibri"/>
+          </w:rPr>
+          <m:t xml:space="preserve"> </m:t>
+        </m:r>
+        <m:sSub>
+          <m:sSubPr>
+            <m:ctrlPr>
+              <w:rPr>
+                <w:rFonts w:ascii="Cambria Math" w:hAnsi="Cambria Math" w:cs="Calibri"/>
+                <w:i/>
+                <w:lang w:val="en-US"/>
+              </w:rPr>
+            </m:ctrlPr>
+          </m:sSubPr>
+          <m:e>
+            <m:r>
+              <w:rPr>
+                <w:rFonts w:ascii="Cambria Math" w:hAnsi="Cambria Math" w:cs="Calibri"/>
+                <w:lang w:val="en-US"/>
+              </w:rPr>
+              <m:t>R</m:t>
+            </m:r>
+          </m:e>
+          <m:sub>
+            <m:r>
+              <w:rPr>
+                <w:rFonts w:ascii="Cambria Math" w:hAnsi="Cambria Math" w:cs="Calibri"/>
+              </w:rPr>
+              <m:t>3</m:t>
+            </m:r>
+          </m:sub>
+        </m:sSub>
+        <m:r>
+          <w:rPr>
+            <w:rFonts w:ascii="Cambria Math" w:hAnsi="Cambria Math" w:cs="Calibri"/>
+          </w:rPr>
+          <m:t>)</m:t>
+        </m:r>
+      </m:oMath>
+      <w:r>
+        <w:rPr>
+          <w:rFonts w:ascii="Calibri" w:eastAsiaTheme="minorEastAsia" w:hAnsi="Calibri" w:cs="Calibri"/>
+        </w:rPr>
+        <w:t xml:space="preserve"> (</w:t>
+      </w:r>
+      <w:r>
+        <w:rPr>
+          <w:rFonts w:ascii="Calibri" w:eastAsiaTheme="minorEastAsia" w:hAnsi="Calibri" w:cs="Calibri"/>
+          <w:lang w:val="en-US"/>
+        </w:rPr>
+        <w:t>F</w:t>
+      </w:r>
+      <w:r>
+        <w:rPr>
+          <w:rFonts w:ascii="Calibri" w:eastAsiaTheme="minorEastAsia" w:hAnsi="Calibri" w:cs="Calibri"/>
+        </w:rPr>
+        <w:t xml:space="preserve">1, </w:t>
+      </w:r>
+      <w:r>
+        <w:rPr>
+          <w:rFonts w:ascii="Calibri" w:eastAsiaTheme="minorEastAsia" w:hAnsi="Calibri" w:cs="Calibri"/>
+          <w:lang w:val="en-US"/>
+        </w:rPr>
+        <w:t>F</w:t>
+      </w:r>
+      <w:r>
+        <w:rPr>
+          <w:rFonts w:ascii="Calibri" w:eastAsiaTheme="minorEastAsia" w:hAnsi="Calibri" w:cs="Calibri"/>
+        </w:rPr>
+        <w:t xml:space="preserve">2 </w:t>
+      </w:r>
+      <w:r>
+        <w:rPr>
+          <w:rFonts w:ascii="Calibri" w:eastAsiaTheme="minorEastAsia" w:hAnsi="Calibri" w:cs="Calibri"/>
+        </w:rPr>
+        <w:t>определены на соответствующих атрибутах</w:t>
+      </w:r>
+    </w:p>
+    <w:p>
+      <w:pPr>
+        <w:pStyle w:val="a7"/>
+        <w:numPr>
+          <w:ilvl w:val="0"/>
+          <w:numId w:val="30"/>
+        </w:numPr>
+        <w:spacing w:after="0" w:line="360" w:lineRule="auto"/>
+        <w:ind w:left="1134" w:hanging="349"/>
+        <w:jc w:val="both"/>
+        <w:rPr>
+          <w:rFonts w:ascii="Calibri" w:eastAsiaTheme="minorEastAsia" w:hAnsi="Calibri" w:cs="Calibri"/>
+        </w:rPr>
+      </w:pPr>
+      <w:r>
+        <w:rPr>
+          <w:rFonts w:ascii="Calibri" w:hAnsi="Calibri" w:cs="Calibri"/>
+        </w:rPr>
+        <w:lastRenderedPageBreak/>
+        <w:t xml:space="preserve">Свойство проекции </w:t>
+      </w:r>
+      <m:oMath>
+        <m:sSub>
+          <m:sSubPr>
+            <m:ctrlPr>
+              <w:rPr>
+                <w:rFonts w:ascii="Cambria Math" w:hAnsi="Cambria Math" w:cs="Calibri"/>
+                <w:i/>
+                <w:lang w:val="en-US"/>
+              </w:rPr>
+            </m:ctrlPr>
+          </m:sSubPr>
+          <m:e>
+            <m:r>
+              <w:rPr>
+                <w:rFonts w:ascii="Cambria Math" w:hAnsi="Cambria Math" w:cs="Calibri"/>
+                <w:lang w:val="en-US"/>
+              </w:rPr>
+              <m:t>π</m:t>
+            </m:r>
+          </m:e>
+          <m:sub>
+            <m:r>
+              <w:rPr>
+                <w:rFonts w:ascii="Cambria Math" w:hAnsi="Cambria Math" w:cs="Calibri"/>
+                <w:lang w:val="en-US"/>
+              </w:rPr>
+              <m:t>x</m:t>
+            </m:r>
+          </m:sub>
+        </m:sSub>
+        <m:d>
+          <m:dPr>
+            <m:ctrlPr>
+              <w:rPr>
+                <w:rFonts w:ascii="Cambria Math" w:hAnsi="Cambria Math" w:cs="Calibri"/>
+                <w:i/>
+              </w:rPr>
+            </m:ctrlPr>
+          </m:dPr>
+          <m:e>
+            <m:sSub>
+              <m:sSubPr>
+                <m:ctrlPr>
+                  <w:rPr>
+                    <w:rFonts w:ascii="Cambria Math" w:hAnsi="Cambria Math" w:cs="Calibri"/>
+                    <w:i/>
+                    <w:lang w:val="en-US"/>
+                  </w:rPr>
+                </m:ctrlPr>
+              </m:sSubPr>
+              <m:e>
+                <m:r>
+                  <w:rPr>
+                    <w:rFonts w:ascii="Cambria Math" w:hAnsi="Cambria Math" w:cs="Calibri"/>
+                    <w:lang w:val="en-US"/>
+                  </w:rPr>
+                  <m:t>R</m:t>
+                </m:r>
+              </m:e>
+              <m:sub>
+                <m:r>
+                  <w:rPr>
+                    <w:rFonts w:ascii="Cambria Math" w:hAnsi="Cambria Math" w:cs="Calibri"/>
+                  </w:rPr>
+                  <m:t>1</m:t>
+                </m:r>
+              </m:sub>
+            </m:sSub>
+            <m:r>
+              <w:rPr>
+                <w:rFonts w:ascii="Cambria Math" w:hAnsi="Cambria Math" w:cs="Calibri"/>
+              </w:rPr>
+              <m:t xml:space="preserve"> × </m:t>
+            </m:r>
+            <m:sSub>
+              <m:sSubPr>
+                <m:ctrlPr>
+                  <w:rPr>
+                    <w:rFonts w:ascii="Cambria Math" w:hAnsi="Cambria Math" w:cs="Calibri"/>
+                    <w:i/>
+                    <w:lang w:val="en-US"/>
+                  </w:rPr>
+                </m:ctrlPr>
+              </m:sSubPr>
+              <m:e>
+                <m:r>
+                  <w:rPr>
+                    <w:rFonts w:ascii="Cambria Math" w:hAnsi="Cambria Math" w:cs="Calibri"/>
+                    <w:lang w:val="en-US"/>
+                  </w:rPr>
+                  <m:t>R</m:t>
+                </m:r>
+              </m:e>
+              <m:sub>
+                <m:r>
+                  <w:rPr>
+                    <w:rFonts w:ascii="Cambria Math" w:hAnsi="Cambria Math" w:cs="Calibri"/>
+                  </w:rPr>
+                  <m:t>2</m:t>
+                </m:r>
+              </m:sub>
+            </m:sSub>
+          </m:e>
+        </m:d>
+        <m:r>
+          <w:rPr>
+            <w:rFonts w:ascii="Cambria Math" w:hAnsi="Cambria Math" w:cs="Calibri"/>
+          </w:rPr>
+          <m:t>=</m:t>
+        </m:r>
+        <m:sSub>
+          <m:sSubPr>
+            <m:ctrlPr>
+              <w:rPr>
+                <w:rFonts w:ascii="Cambria Math" w:hAnsi="Cambria Math" w:cs="Calibri"/>
+                <w:i/>
+                <w:lang w:val="en-US"/>
+              </w:rPr>
+            </m:ctrlPr>
+          </m:sSubPr>
+          <m:e>
+            <m:r>
+              <w:rPr>
+                <w:rFonts w:ascii="Cambria Math" w:hAnsi="Cambria Math" w:cs="Calibri"/>
+                <w:lang w:val="en-US"/>
+              </w:rPr>
+              <m:t>π</m:t>
+            </m:r>
+          </m:e>
+          <m:sub>
+            <m:sSub>
+              <m:sSubPr>
+                <m:ctrlPr>
+                  <w:rPr>
+                    <w:rFonts w:ascii="Cambria Math" w:hAnsi="Cambria Math" w:cs="Calibri"/>
+                    <w:i/>
+                    <w:lang w:val="en-US"/>
+                  </w:rPr>
+                </m:ctrlPr>
+              </m:sSubPr>
+              <m:e>
+                <m:r>
+                  <w:rPr>
+                    <w:rFonts w:ascii="Cambria Math" w:hAnsi="Cambria Math" w:cs="Calibri"/>
+                    <w:lang w:val="en-US"/>
+                  </w:rPr>
+                  <m:t>x</m:t>
+                </m:r>
+              </m:e>
+              <m:sub>
+                <m:r>
+                  <w:rPr>
+                    <w:rFonts w:ascii="Cambria Math" w:hAnsi="Cambria Math" w:cs="Calibri"/>
+                  </w:rPr>
+                  <m:t>1</m:t>
+                </m:r>
+              </m:sub>
+            </m:sSub>
+          </m:sub>
+        </m:sSub>
+        <m:d>
+          <m:dPr>
+            <m:ctrlPr>
+              <w:rPr>
+                <w:rFonts w:ascii="Cambria Math" w:hAnsi="Cambria Math" w:cs="Calibri"/>
+                <w:i/>
+              </w:rPr>
+            </m:ctrlPr>
+          </m:dPr>
+          <m:e>
+            <m:sSub>
+              <m:sSubPr>
+                <m:ctrlPr>
+                  <w:rPr>
+                    <w:rFonts w:ascii="Cambria Math" w:hAnsi="Cambria Math" w:cs="Calibri"/>
+                    <w:i/>
+                    <w:lang w:val="en-US"/>
+                  </w:rPr>
+                </m:ctrlPr>
+              </m:sSubPr>
+              <m:e>
+                <m:r>
+                  <w:rPr>
+                    <w:rFonts w:ascii="Cambria Math" w:hAnsi="Cambria Math" w:cs="Calibri"/>
+                    <w:lang w:val="en-US"/>
+                  </w:rPr>
+                  <m:t>R</m:t>
+                </m:r>
+              </m:e>
+              <m:sub>
+                <m:r>
+                  <w:rPr>
+                    <w:rFonts w:ascii="Cambria Math" w:hAnsi="Cambria Math" w:cs="Calibri"/>
+                  </w:rPr>
+                  <m:t>1</m:t>
+                </m:r>
+              </m:sub>
+            </m:sSub>
+            <m:r>
+              <w:rPr>
+                <w:rFonts w:ascii="Cambria Math" w:hAnsi="Cambria Math" w:cs="Calibri"/>
+              </w:rPr>
+              <m:t xml:space="preserve">) × </m:t>
+            </m:r>
+            <m:sSub>
+              <m:sSubPr>
+                <m:ctrlPr>
+                  <w:rPr>
+                    <w:rFonts w:ascii="Cambria Math" w:hAnsi="Cambria Math" w:cs="Calibri"/>
+                    <w:i/>
+                    <w:lang w:val="en-US"/>
+                  </w:rPr>
+                </m:ctrlPr>
+              </m:sSubPr>
+              <m:e>
+                <m:sSub>
+                  <m:sSubPr>
+                    <m:ctrlPr>
+                      <w:rPr>
+                        <w:rFonts w:ascii="Cambria Math" w:hAnsi="Cambria Math" w:cs="Calibri"/>
+                        <w:i/>
+                        <w:lang w:val="en-US"/>
+                      </w:rPr>
+                    </m:ctrlPr>
+                  </m:sSubPr>
+                  <m:e>
+                    <m:r>
+                      <w:rPr>
+                        <w:rFonts w:ascii="Cambria Math" w:hAnsi="Cambria Math" w:cs="Calibri"/>
+                        <w:lang w:val="en-US"/>
+                      </w:rPr>
+                      <m:t>π</m:t>
+                    </m:r>
+                  </m:e>
+                  <m:sub>
+                    <m:sSub>
+                      <m:sSubPr>
+                        <m:ctrlPr>
+                          <w:rPr>
+                            <w:rFonts w:ascii="Cambria Math" w:hAnsi="Cambria Math" w:cs="Calibri"/>
+                            <w:i/>
+                            <w:lang w:val="en-US"/>
+                          </w:rPr>
+                        </m:ctrlPr>
+                      </m:sSubPr>
+                      <m:e>
+                        <m:r>
+                          <w:rPr>
+                            <w:rFonts w:ascii="Cambria Math" w:hAnsi="Cambria Math" w:cs="Calibri"/>
+                            <w:lang w:val="en-US"/>
+                          </w:rPr>
+                          <m:t>x</m:t>
+                        </m:r>
+                      </m:e>
+                      <m:sub>
+                        <m:r>
+                          <w:rPr>
+                            <w:rFonts w:ascii="Cambria Math" w:hAnsi="Cambria Math" w:cs="Calibri"/>
+                          </w:rPr>
+                          <m:t>2</m:t>
+                        </m:r>
+                      </m:sub>
+                    </m:sSub>
+                  </m:sub>
+                </m:sSub>
+                <m:r>
+                  <w:rPr>
+                    <w:rFonts w:ascii="Cambria Math" w:hAnsi="Cambria Math" w:cs="Calibri"/>
+                  </w:rPr>
+                  <m:t>(</m:t>
+                </m:r>
+                <m:r>
+                  <w:rPr>
+                    <w:rFonts w:ascii="Cambria Math" w:hAnsi="Cambria Math" w:cs="Calibri"/>
+                    <w:lang w:val="en-US"/>
+                  </w:rPr>
+                  <m:t>R</m:t>
+                </m:r>
+              </m:e>
+              <m:sub>
+                <m:r>
+                  <w:rPr>
+                    <w:rFonts w:ascii="Cambria Math" w:hAnsi="Cambria Math" w:cs="Calibri"/>
+                  </w:rPr>
+                  <m:t>2</m:t>
+                </m:r>
+              </m:sub>
+            </m:sSub>
+          </m:e>
+        </m:d>
+        <m:r>
+          <w:rPr>
+            <w:rFonts w:ascii="Cambria Math" w:hAnsi="Cambria Math" w:cs="Calibri"/>
+          </w:rPr>
+          <m:t>,</m:t>
+        </m:r>
+      </m:oMath>
+      <w:r>
+        <w:rPr>
+          <w:rFonts w:ascii="Calibri" w:eastAsiaTheme="minorEastAsia" w:hAnsi="Calibri" w:cs="Calibri"/>
+        </w:rPr>
+        <w:t xml:space="preserve"> </w:t>
+      </w:r>
+      <m:oMath>
+        <m:sSub>
+          <m:sSubPr>
+            <m:ctrlPr>
+              <w:rPr>
+                <w:rFonts w:ascii="Cambria Math" w:eastAsiaTheme="minorEastAsia" w:hAnsi="Cambria Math" w:cs="Calibri"/>
+                <w:i/>
+              </w:rPr>
+            </m:ctrlPr>
+          </m:sSubPr>
+          <m:e>
+            <m:r>
+              <w:rPr>
+                <w:rFonts w:ascii="Cambria Math" w:eastAsiaTheme="minorEastAsia" w:hAnsi="Cambria Math" w:cs="Calibri"/>
+              </w:rPr>
+              <m:t>x</m:t>
+            </m:r>
+          </m:e>
+          <m:sub>
+            <m:r>
+              <w:rPr>
+                <w:rFonts w:ascii="Cambria Math" w:eastAsiaTheme="minorEastAsia" w:hAnsi="Cambria Math" w:cs="Calibri"/>
+              </w:rPr>
+              <m:t>1</m:t>
+            </m:r>
+          </m:sub>
+        </m:sSub>
+        <m:r>
+          <w:rPr>
+            <w:rFonts w:ascii="Cambria Math" w:eastAsiaTheme="minorEastAsia" w:hAnsi="Cambria Math" w:cs="Calibri"/>
+          </w:rPr>
+          <m:t>=X</m:t>
+        </m:r>
+        <m:r>
+          <w:rPr>
+            <w:rFonts w:ascii="Cambria Math" w:hAnsi="Cambria Math" w:cs="Calibri"/>
+          </w:rPr>
+          <m:t>∩</m:t>
+        </m:r>
+        <m:d>
+          <m:dPr>
+            <m:begChr m:val="["/>
+            <m:endChr m:val="]"/>
+            <m:ctrlPr>
+              <w:rPr>
+                <w:rFonts w:ascii="Cambria Math" w:eastAsiaTheme="minorEastAsia" w:hAnsi="Cambria Math" w:cs="Calibri"/>
+                <w:i/>
+              </w:rPr>
+            </m:ctrlPr>
+          </m:dPr>
+          <m:e>
+            <m:sSub>
+              <m:sSubPr>
+                <m:ctrlPr>
+                  <w:rPr>
+                    <w:rFonts w:ascii="Cambria Math" w:eastAsiaTheme="minorEastAsia" w:hAnsi="Cambria Math" w:cs="Calibri"/>
+                    <w:i/>
+                  </w:rPr>
+                </m:ctrlPr>
+              </m:sSubPr>
+              <m:e>
+                <m:r>
+                  <w:rPr>
+                    <w:rFonts w:ascii="Cambria Math" w:eastAsiaTheme="minorEastAsia" w:hAnsi="Cambria Math" w:cs="Calibri"/>
+                  </w:rPr>
+                  <m:t>R</m:t>
+                </m:r>
+              </m:e>
+              <m:sub>
+                <m:r>
+                  <w:rPr>
+                    <w:rFonts w:ascii="Cambria Math" w:eastAsiaTheme="minorEastAsia" w:hAnsi="Cambria Math" w:cs="Calibri"/>
+                  </w:rPr>
+                  <m:t>1</m:t>
+                </m:r>
+              </m:sub>
+            </m:sSub>
+          </m:e>
+        </m:d>
+        <m:r>
+          <w:rPr>
+            <w:rFonts w:ascii="Cambria Math" w:eastAsiaTheme="minorEastAsia" w:hAnsi="Cambria Math" w:cs="Calibri"/>
+          </w:rPr>
+          <m:t xml:space="preserve">, </m:t>
+        </m:r>
+        <m:sSub>
+          <m:sSubPr>
+            <m:ctrlPr>
+              <w:rPr>
+                <w:rFonts w:ascii="Cambria Math" w:eastAsiaTheme="minorEastAsia" w:hAnsi="Cambria Math" w:cs="Calibri"/>
+                <w:i/>
+              </w:rPr>
+            </m:ctrlPr>
+          </m:sSubPr>
+          <m:e>
+            <m:r>
+              <w:rPr>
+                <w:rFonts w:ascii="Cambria Math" w:eastAsiaTheme="minorEastAsia" w:hAnsi="Cambria Math" w:cs="Calibri"/>
+              </w:rPr>
+              <m:t>x</m:t>
+            </m:r>
+          </m:e>
+          <m:sub>
+            <m:r>
+              <w:rPr>
+                <w:rFonts w:ascii="Cambria Math" w:eastAsiaTheme="minorEastAsia" w:hAnsi="Cambria Math" w:cs="Calibri"/>
+              </w:rPr>
+              <m:t>2</m:t>
+            </m:r>
+          </m:sub>
+        </m:sSub>
+        <m:r>
+          <w:rPr>
+            <w:rFonts w:ascii="Cambria Math" w:eastAsiaTheme="minorEastAsia" w:hAnsi="Cambria Math" w:cs="Calibri"/>
+          </w:rPr>
+          <m:t>=X</m:t>
+        </m:r>
+        <m:r>
+          <w:rPr>
+            <w:rFonts w:ascii="Cambria Math" w:hAnsi="Cambria Math" w:cs="Calibri"/>
+          </w:rPr>
+          <m:t>∩</m:t>
+        </m:r>
+        <m:d>
+          <m:dPr>
+            <m:begChr m:val="["/>
+            <m:endChr m:val="]"/>
+            <m:ctrlPr>
+              <w:rPr>
+                <w:rFonts w:ascii="Cambria Math" w:eastAsiaTheme="minorEastAsia" w:hAnsi="Cambria Math" w:cs="Calibri"/>
+                <w:i/>
+              </w:rPr>
+            </m:ctrlPr>
+          </m:dPr>
+          <m:e>
+            <m:sSub>
+              <m:sSubPr>
+                <m:ctrlPr>
+                  <w:rPr>
+                    <w:rFonts w:ascii="Cambria Math" w:eastAsiaTheme="minorEastAsia" w:hAnsi="Cambria Math" w:cs="Calibri"/>
+                    <w:i/>
+                  </w:rPr>
+                </m:ctrlPr>
+              </m:sSubPr>
+              <m:e>
+                <m:r>
+                  <w:rPr>
+                    <w:rFonts w:ascii="Cambria Math" w:eastAsiaTheme="minorEastAsia" w:hAnsi="Cambria Math" w:cs="Calibri"/>
+                  </w:rPr>
+                  <m:t>R</m:t>
+                </m:r>
+              </m:e>
+              <m:sub>
+                <m:r>
+                  <w:rPr>
+                    <w:rFonts w:ascii="Cambria Math" w:eastAsiaTheme="minorEastAsia" w:hAnsi="Cambria Math" w:cs="Calibri"/>
+                  </w:rPr>
+                  <m:t>2</m:t>
+                </m:r>
+              </m:sub>
+            </m:sSub>
+          </m:e>
+        </m:d>
+      </m:oMath>
+      <w:r>
+        <w:rPr>
+          <w:rFonts w:ascii="Calibri" w:eastAsiaTheme="minorEastAsia" w:hAnsi="Calibri" w:cs="Calibri"/>
+        </w:rPr>
+        <w:t xml:space="preserve"> </w:t>
+      </w:r>
+      <m:oMath>
+        <m:sSub>
+          <m:sSubPr>
+            <m:ctrlPr>
+              <w:rPr>
+                <w:rFonts w:ascii="Cambria Math" w:hAnsi="Cambria Math" w:cs="Calibri"/>
+                <w:i/>
+                <w:lang w:val="en-US"/>
+              </w:rPr>
+            </m:ctrlPr>
+          </m:sSubPr>
+          <m:e>
+            <m:r>
+              <w:rPr>
+                <w:rFonts w:ascii="Cambria Math" w:hAnsi="Cambria Math" w:cs="Calibri"/>
+                <w:lang w:val="en-US"/>
+              </w:rPr>
+              <m:t>π</m:t>
+            </m:r>
+          </m:e>
+          <m:sub>
+            <m:r>
+              <w:rPr>
+                <w:rFonts w:ascii="Cambria Math" w:hAnsi="Cambria Math" w:cs="Calibri"/>
+                <w:lang w:val="en-US"/>
+              </w:rPr>
+              <m:t>x</m:t>
+            </m:r>
+          </m:sub>
+        </m:sSub>
+        <m:d>
+          <m:dPr>
+            <m:ctrlPr>
+              <w:rPr>
+                <w:rFonts w:ascii="Cambria Math" w:hAnsi="Cambria Math" w:cs="Calibri"/>
+                <w:i/>
+              </w:rPr>
+            </m:ctrlPr>
+          </m:dPr>
+          <m:e>
+            <m:sSub>
+              <m:sSubPr>
+                <m:ctrlPr>
+                  <w:rPr>
+                    <w:rFonts w:ascii="Cambria Math" w:hAnsi="Cambria Math" w:cs="Calibri"/>
+                    <w:i/>
+                    <w:lang w:val="en-US"/>
+                  </w:rPr>
+                </m:ctrlPr>
+              </m:sSubPr>
+              <m:e>
+                <m:r>
+                  <w:rPr>
+                    <w:rFonts w:ascii="Cambria Math" w:hAnsi="Cambria Math" w:cs="Calibri"/>
+                    <w:lang w:val="en-US"/>
+                  </w:rPr>
+                  <m:t>R</m:t>
+                </m:r>
+              </m:e>
+              <m:sub>
+                <m:r>
+                  <w:rPr>
+                    <w:rFonts w:ascii="Cambria Math" w:hAnsi="Cambria Math" w:cs="Calibri"/>
+                  </w:rPr>
+                  <m:t>1</m:t>
+                </m:r>
+              </m:sub>
+            </m:sSub>
+            <m:r>
+              <w:rPr>
+                <w:rFonts w:ascii="Cambria Math" w:hAnsi="Cambria Math" w:cs="Calibri"/>
+              </w:rPr>
+              <m:t xml:space="preserve"> ⋈ </m:t>
+            </m:r>
+            <m:sSub>
+              <m:sSubPr>
+                <m:ctrlPr>
+                  <w:rPr>
+                    <w:rFonts w:ascii="Cambria Math" w:hAnsi="Cambria Math" w:cs="Calibri"/>
+                    <w:i/>
+                    <w:lang w:val="en-US"/>
+                  </w:rPr>
+                </m:ctrlPr>
+              </m:sSubPr>
+              <m:e>
+                <m:r>
+                  <w:rPr>
+                    <w:rFonts w:ascii="Cambria Math" w:hAnsi="Cambria Math" w:cs="Calibri"/>
+                    <w:lang w:val="en-US"/>
+                  </w:rPr>
+                  <m:t>R</m:t>
+                </m:r>
+              </m:e>
+              <m:sub>
+                <m:r>
+                  <w:rPr>
+                    <w:rFonts w:ascii="Cambria Math" w:hAnsi="Cambria Math" w:cs="Calibri"/>
+                  </w:rPr>
+                  <m:t>2</m:t>
+                </m:r>
+              </m:sub>
+            </m:sSub>
+          </m:e>
+        </m:d>
+        <m:r>
+          <w:rPr>
+            <w:rFonts w:ascii="Cambria Math" w:hAnsi="Cambria Math" w:cs="Calibri"/>
+          </w:rPr>
+          <m:t>=</m:t>
+        </m:r>
+        <m:sSub>
+          <m:sSubPr>
+            <m:ctrlPr>
+              <w:rPr>
+                <w:rFonts w:ascii="Cambria Math" w:hAnsi="Cambria Math" w:cs="Calibri"/>
+                <w:i/>
+                <w:lang w:val="en-US"/>
+              </w:rPr>
+            </m:ctrlPr>
+          </m:sSubPr>
+          <m:e>
+            <m:r>
+              <w:rPr>
+                <w:rFonts w:ascii="Cambria Math" w:hAnsi="Cambria Math" w:cs="Calibri"/>
+                <w:lang w:val="en-US"/>
+              </w:rPr>
+              <m:t>π</m:t>
+            </m:r>
+          </m:e>
+          <m:sub>
+            <m:r>
+              <w:rPr>
+                <w:rFonts w:ascii="Cambria Math" w:hAnsi="Cambria Math" w:cs="Calibri"/>
+                <w:lang w:val="en-US"/>
+              </w:rPr>
+              <m:t>x</m:t>
+            </m:r>
+          </m:sub>
+        </m:sSub>
+        <m:r>
+          <w:rPr>
+            <w:rFonts w:ascii="Cambria Math" w:hAnsi="Cambria Math" w:cs="Calibri"/>
+          </w:rPr>
+          <m:t>(</m:t>
+        </m:r>
+        <m:sSub>
+          <m:sSubPr>
+            <m:ctrlPr>
+              <w:rPr>
+                <w:rFonts w:ascii="Cambria Math" w:hAnsi="Cambria Math" w:cs="Calibri"/>
+                <w:i/>
+                <w:lang w:val="en-US"/>
+              </w:rPr>
+            </m:ctrlPr>
+          </m:sSubPr>
+          <m:e>
+            <m:r>
+              <w:rPr>
+                <w:rFonts w:ascii="Cambria Math" w:hAnsi="Cambria Math" w:cs="Calibri"/>
+                <w:lang w:val="en-US"/>
+              </w:rPr>
+              <m:t>π</m:t>
+            </m:r>
+          </m:e>
+          <m:sub>
+            <m:sSub>
+              <m:sSubPr>
+                <m:ctrlPr>
+                  <w:rPr>
+                    <w:rFonts w:ascii="Cambria Math" w:hAnsi="Cambria Math" w:cs="Calibri"/>
+                    <w:i/>
+                    <w:lang w:val="en-US"/>
+                  </w:rPr>
+                </m:ctrlPr>
+              </m:sSubPr>
+              <m:e>
+                <m:r>
+                  <w:rPr>
+                    <w:rFonts w:ascii="Cambria Math" w:hAnsi="Cambria Math" w:cs="Calibri"/>
+                    <w:lang w:val="en-US"/>
+                  </w:rPr>
+                  <m:t>x</m:t>
+                </m:r>
+              </m:e>
+              <m:sub>
+                <m:r>
+                  <w:rPr>
+                    <w:rFonts w:ascii="Cambria Math" w:hAnsi="Cambria Math" w:cs="Calibri"/>
+                  </w:rPr>
+                  <m:t>1</m:t>
+                </m:r>
+              </m:sub>
+            </m:sSub>
+          </m:sub>
+        </m:sSub>
+        <m:d>
+          <m:dPr>
+            <m:ctrlPr>
+              <w:rPr>
+                <w:rFonts w:ascii="Cambria Math" w:hAnsi="Cambria Math" w:cs="Calibri"/>
+                <w:i/>
+              </w:rPr>
+            </m:ctrlPr>
+          </m:dPr>
+          <m:e>
+            <m:sSub>
+              <m:sSubPr>
+                <m:ctrlPr>
+                  <w:rPr>
+                    <w:rFonts w:ascii="Cambria Math" w:hAnsi="Cambria Math" w:cs="Calibri"/>
+                    <w:i/>
+                    <w:lang w:val="en-US"/>
+                  </w:rPr>
+                </m:ctrlPr>
+              </m:sSubPr>
+              <m:e>
+                <m:r>
+                  <w:rPr>
+                    <w:rFonts w:ascii="Cambria Math" w:hAnsi="Cambria Math" w:cs="Calibri"/>
+                    <w:lang w:val="en-US"/>
+                  </w:rPr>
+                  <m:t>R</m:t>
+                </m:r>
+              </m:e>
+              <m:sub>
+                <m:r>
+                  <w:rPr>
+                    <w:rFonts w:ascii="Cambria Math" w:hAnsi="Cambria Math" w:cs="Calibri"/>
+                  </w:rPr>
+                  <m:t>1</m:t>
+                </m:r>
+              </m:sub>
+            </m:sSub>
+            <m:r>
+              <w:rPr>
+                <w:rFonts w:ascii="Cambria Math" w:hAnsi="Cambria Math" w:cs="Calibri"/>
+              </w:rPr>
+              <m:t xml:space="preserve">) ⋈ </m:t>
+            </m:r>
+            <m:sSub>
+              <m:sSubPr>
+                <m:ctrlPr>
+                  <w:rPr>
+                    <w:rFonts w:ascii="Cambria Math" w:hAnsi="Cambria Math" w:cs="Calibri"/>
+                    <w:i/>
+                    <w:lang w:val="en-US"/>
+                  </w:rPr>
+                </m:ctrlPr>
+              </m:sSubPr>
+              <m:e>
+                <m:sSub>
+                  <m:sSubPr>
+                    <m:ctrlPr>
+                      <w:rPr>
+                        <w:rFonts w:ascii="Cambria Math" w:hAnsi="Cambria Math" w:cs="Calibri"/>
+                        <w:i/>
+                        <w:lang w:val="en-US"/>
+                      </w:rPr>
+                    </m:ctrlPr>
+                  </m:sSubPr>
+                  <m:e>
+                    <m:r>
+                      <w:rPr>
+                        <w:rFonts w:ascii="Cambria Math" w:hAnsi="Cambria Math" w:cs="Calibri"/>
+                        <w:lang w:val="en-US"/>
+                      </w:rPr>
+                      <m:t>π</m:t>
+                    </m:r>
+                  </m:e>
+                  <m:sub>
+                    <m:sSub>
+                      <m:sSubPr>
+                        <m:ctrlPr>
+                          <w:rPr>
+                            <w:rFonts w:ascii="Cambria Math" w:hAnsi="Cambria Math" w:cs="Calibri"/>
+                            <w:i/>
+                            <w:lang w:val="en-US"/>
+                          </w:rPr>
+                        </m:ctrlPr>
+                      </m:sSubPr>
+                      <m:e>
+                        <m:r>
+                          <w:rPr>
+                            <w:rFonts w:ascii="Cambria Math" w:hAnsi="Cambria Math" w:cs="Calibri"/>
+                            <w:lang w:val="en-US"/>
+                          </w:rPr>
+                          <m:t>x</m:t>
+                        </m:r>
+                      </m:e>
+                      <m:sub>
+                        <m:r>
+                          <w:rPr>
+                            <w:rFonts w:ascii="Cambria Math" w:hAnsi="Cambria Math" w:cs="Calibri"/>
+                          </w:rPr>
+                          <m:t>2</m:t>
+                        </m:r>
+                      </m:sub>
+                    </m:sSub>
+                  </m:sub>
+                </m:sSub>
+                <m:r>
+                  <w:rPr>
+                    <w:rFonts w:ascii="Cambria Math" w:hAnsi="Cambria Math" w:cs="Calibri"/>
+                  </w:rPr>
+                  <m:t>(</m:t>
+                </m:r>
+                <m:r>
+                  <w:rPr>
+                    <w:rFonts w:ascii="Cambria Math" w:hAnsi="Cambria Math" w:cs="Calibri"/>
+                    <w:lang w:val="en-US"/>
+                  </w:rPr>
+                  <m:t>R</m:t>
+                </m:r>
+              </m:e>
+              <m:sub>
+                <m:r>
+                  <w:rPr>
+                    <w:rFonts w:ascii="Cambria Math" w:hAnsi="Cambria Math" w:cs="Calibri"/>
+                  </w:rPr>
+                  <m:t>2</m:t>
+                </m:r>
+              </m:sub>
+            </m:sSub>
+          </m:e>
+        </m:d>
+        <m:r>
+          <w:rPr>
+            <w:rFonts w:ascii="Cambria Math" w:hAnsi="Cambria Math" w:cs="Calibri"/>
+          </w:rPr>
+          <m:t>)</m:t>
+        </m:r>
+      </m:oMath>
+      <w:r>
+        <w:rPr>
+          <w:rFonts w:ascii="Calibri" w:eastAsiaTheme="minorEastAsia" w:hAnsi="Calibri" w:cs="Calibri"/>
+        </w:rPr>
+        <w:t xml:space="preserve"> </w:t>
+      </w:r>
+      <m:oMath>
+        <m:sSub>
+          <m:sSubPr>
+            <m:ctrlPr>
+              <w:rPr>
+                <w:rFonts w:ascii="Cambria Math" w:eastAsiaTheme="minorEastAsia" w:hAnsi="Cambria Math" w:cs="Calibri"/>
+                <w:i/>
+              </w:rPr>
+            </m:ctrlPr>
+          </m:sSubPr>
+          <m:e>
+            <m:r>
+              <w:rPr>
+                <w:rFonts w:ascii="Cambria Math" w:eastAsiaTheme="minorEastAsia" w:hAnsi="Cambria Math" w:cs="Calibri"/>
+              </w:rPr>
+              <m:t>x</m:t>
+            </m:r>
+          </m:e>
+          <m:sub>
+            <m:r>
+              <w:rPr>
+                <w:rFonts w:ascii="Cambria Math" w:eastAsiaTheme="minorEastAsia" w:hAnsi="Cambria Math" w:cs="Calibri"/>
+              </w:rPr>
+              <m:t>1</m:t>
+            </m:r>
+          </m:sub>
+        </m:sSub>
+        <m:r>
+          <w:rPr>
+            <w:rFonts w:ascii="Cambria Math" w:eastAsiaTheme="minorEastAsia" w:hAnsi="Cambria Math" w:cs="Calibri"/>
+          </w:rPr>
+          <m:t>=</m:t>
+        </m:r>
+        <m:sSub>
+          <m:sSubPr>
+            <m:ctrlPr>
+              <w:rPr>
+                <w:rFonts w:ascii="Cambria Math" w:eastAsiaTheme="minorEastAsia" w:hAnsi="Cambria Math" w:cs="Calibri"/>
+                <w:i/>
+              </w:rPr>
+            </m:ctrlPr>
+          </m:sSubPr>
+          <m:e>
+            <m:r>
+              <w:rPr>
+                <w:rFonts w:ascii="Cambria Math" w:eastAsiaTheme="minorEastAsia" w:hAnsi="Cambria Math" w:cs="Calibri"/>
+              </w:rPr>
+              <m:t>([R</m:t>
+            </m:r>
+          </m:e>
+          <m:sub>
+            <m:r>
+              <w:rPr>
+                <w:rFonts w:ascii="Cambria Math" w:eastAsiaTheme="minorEastAsia" w:hAnsi="Cambria Math" w:cs="Calibri"/>
+              </w:rPr>
+              <m:t>1</m:t>
+            </m:r>
+          </m:sub>
+        </m:sSub>
+        <m:r>
+          <w:rPr>
+            <w:rFonts w:ascii="Cambria Math" w:hAnsi="Cambria Math" w:cs="Calibri"/>
+          </w:rPr>
+          <m:t>]∩</m:t>
+        </m:r>
+        <m:r>
+          <w:rPr>
+            <w:rFonts w:ascii="Cambria Math" w:eastAsiaTheme="minorEastAsia" w:hAnsi="Cambria Math" w:cs="Calibri"/>
+          </w:rPr>
+          <m:t>X)</m:t>
+        </m:r>
+        <m:r>
+          <w:rPr>
+            <w:rFonts w:ascii="Cambria Math" w:hAnsi="Cambria Math" w:cs="Calibri"/>
+          </w:rPr>
+          <m:t>∪(</m:t>
+        </m:r>
+        <m:d>
+          <m:dPr>
+            <m:begChr m:val="["/>
+            <m:endChr m:val="]"/>
+            <m:ctrlPr>
+              <w:rPr>
+                <w:rFonts w:ascii="Cambria Math" w:eastAsiaTheme="minorEastAsia" w:hAnsi="Cambria Math" w:cs="Calibri"/>
+                <w:i/>
+              </w:rPr>
+            </m:ctrlPr>
+          </m:dPr>
+          <m:e>
+            <m:sSub>
+              <m:sSubPr>
+                <m:ctrlPr>
+                  <w:rPr>
+                    <w:rFonts w:ascii="Cambria Math" w:eastAsiaTheme="minorEastAsia" w:hAnsi="Cambria Math" w:cs="Calibri"/>
+                    <w:i/>
+                  </w:rPr>
+                </m:ctrlPr>
+              </m:sSubPr>
+              <m:e>
+                <m:r>
+                  <w:rPr>
+                    <w:rFonts w:ascii="Cambria Math" w:eastAsiaTheme="minorEastAsia" w:hAnsi="Cambria Math" w:cs="Calibri"/>
+                  </w:rPr>
+                  <m:t>R</m:t>
+                </m:r>
+              </m:e>
+              <m:sub>
+                <m:r>
+                  <w:rPr>
+                    <w:rFonts w:ascii="Cambria Math" w:eastAsiaTheme="minorEastAsia" w:hAnsi="Cambria Math" w:cs="Calibri"/>
+                  </w:rPr>
+                  <m:t>1</m:t>
+                </m:r>
+              </m:sub>
+            </m:sSub>
+          </m:e>
+        </m:d>
+        <m:r>
+          <w:rPr>
+            <w:rFonts w:ascii="Cambria Math" w:hAnsi="Cambria Math" w:cs="Calibri"/>
+          </w:rPr>
+          <m:t>∩</m:t>
+        </m:r>
+        <m:r>
+          <w:rPr>
+            <w:rFonts w:ascii="Cambria Math" w:eastAsiaTheme="minorEastAsia" w:hAnsi="Cambria Math" w:cs="Calibri"/>
+          </w:rPr>
+          <m:t xml:space="preserve"> </m:t>
+        </m:r>
+        <m:sSub>
+          <m:sSubPr>
+            <m:ctrlPr>
+              <w:rPr>
+                <w:rFonts w:ascii="Cambria Math" w:eastAsiaTheme="minorEastAsia" w:hAnsi="Cambria Math" w:cs="Calibri"/>
+                <w:i/>
+              </w:rPr>
+            </m:ctrlPr>
+          </m:sSubPr>
+          <m:e>
+            <m:r>
+              <w:rPr>
+                <w:rFonts w:ascii="Cambria Math" w:eastAsiaTheme="minorEastAsia" w:hAnsi="Cambria Math" w:cs="Calibri"/>
+              </w:rPr>
+              <m:t>R</m:t>
+            </m:r>
+          </m:e>
+          <m:sub>
+            <m:r>
+              <w:rPr>
+                <w:rFonts w:ascii="Cambria Math" w:eastAsiaTheme="minorEastAsia" w:hAnsi="Cambria Math" w:cs="Calibri"/>
+              </w:rPr>
+              <m:t>2</m:t>
+            </m:r>
+          </m:sub>
+        </m:sSub>
+        <m:r>
+          <w:rPr>
+            <w:rFonts w:ascii="Cambria Math" w:eastAsiaTheme="minorEastAsia" w:hAnsi="Cambria Math" w:cs="Calibri"/>
+          </w:rPr>
+          <m:t xml:space="preserve">), </m:t>
+        </m:r>
+        <m:r>
+          <m:rPr>
+            <m:sty m:val="p"/>
+          </m:rPr>
+          <w:rPr>
+            <w:rFonts w:ascii="Cambria Math" w:eastAsiaTheme="minorEastAsia" w:hAnsi="Cambria Math" w:cs="Calibri"/>
+          </w:rPr>
+          <m:t xml:space="preserve"> </m:t>
+        </m:r>
+        <m:sSub>
+          <m:sSubPr>
+            <m:ctrlPr>
+              <w:rPr>
+                <w:rFonts w:ascii="Cambria Math" w:eastAsiaTheme="minorEastAsia" w:hAnsi="Cambria Math" w:cs="Calibri"/>
+                <w:i/>
+              </w:rPr>
+            </m:ctrlPr>
+          </m:sSubPr>
+          <m:e>
+            <m:r>
+              <w:rPr>
+                <w:rFonts w:ascii="Cambria Math" w:eastAsiaTheme="minorEastAsia" w:hAnsi="Cambria Math" w:cs="Calibri"/>
+              </w:rPr>
+              <m:t>x</m:t>
+            </m:r>
+          </m:e>
+          <m:sub>
+            <m:r>
+              <w:rPr>
+                <w:rFonts w:ascii="Cambria Math" w:eastAsiaTheme="minorEastAsia" w:hAnsi="Cambria Math" w:cs="Calibri"/>
+              </w:rPr>
+              <m:t>2</m:t>
+            </m:r>
+          </m:sub>
+        </m:sSub>
+        <m:r>
+          <w:rPr>
+            <w:rFonts w:ascii="Cambria Math" w:eastAsiaTheme="minorEastAsia" w:hAnsi="Cambria Math" w:cs="Calibri"/>
+          </w:rPr>
+          <m:t>=</m:t>
+        </m:r>
+        <m:sSub>
+          <m:sSubPr>
+            <m:ctrlPr>
+              <w:rPr>
+                <w:rFonts w:ascii="Cambria Math" w:eastAsiaTheme="minorEastAsia" w:hAnsi="Cambria Math" w:cs="Calibri"/>
+                <w:i/>
+              </w:rPr>
+            </m:ctrlPr>
+          </m:sSubPr>
+          <m:e>
+            <m:r>
+              <w:rPr>
+                <w:rFonts w:ascii="Cambria Math" w:eastAsiaTheme="minorEastAsia" w:hAnsi="Cambria Math" w:cs="Calibri"/>
+              </w:rPr>
+              <m:t>([R</m:t>
+            </m:r>
+          </m:e>
+          <m:sub>
+            <m:r>
+              <w:rPr>
+                <w:rFonts w:ascii="Cambria Math" w:eastAsiaTheme="minorEastAsia" w:hAnsi="Cambria Math" w:cs="Calibri"/>
+              </w:rPr>
+              <m:t>2</m:t>
+            </m:r>
+          </m:sub>
+        </m:sSub>
+        <m:r>
+          <w:rPr>
+            <w:rFonts w:ascii="Cambria Math" w:hAnsi="Cambria Math" w:cs="Calibri"/>
+          </w:rPr>
+          <m:t>]∩</m:t>
+        </m:r>
+        <m:r>
+          <w:rPr>
+            <w:rFonts w:ascii="Cambria Math" w:eastAsiaTheme="minorEastAsia" w:hAnsi="Cambria Math" w:cs="Calibri"/>
+          </w:rPr>
+          <m:t>X)</m:t>
+        </m:r>
+        <m:r>
+          <w:rPr>
+            <w:rFonts w:ascii="Cambria Math" w:hAnsi="Cambria Math" w:cs="Calibri"/>
+          </w:rPr>
+          <m:t>∪(</m:t>
+        </m:r>
+        <m:d>
+          <m:dPr>
+            <m:begChr m:val="["/>
+            <m:endChr m:val="]"/>
+            <m:ctrlPr>
+              <w:rPr>
+                <w:rFonts w:ascii="Cambria Math" w:eastAsiaTheme="minorEastAsia" w:hAnsi="Cambria Math" w:cs="Calibri"/>
+                <w:i/>
+              </w:rPr>
+            </m:ctrlPr>
+          </m:dPr>
+          <m:e>
+            <m:sSub>
+              <m:sSubPr>
+                <m:ctrlPr>
+                  <w:rPr>
+                    <w:rFonts w:ascii="Cambria Math" w:eastAsiaTheme="minorEastAsia" w:hAnsi="Cambria Math" w:cs="Calibri"/>
+                    <w:i/>
+                  </w:rPr>
+                </m:ctrlPr>
+              </m:sSubPr>
+              <m:e>
+                <m:r>
+                  <w:rPr>
+                    <w:rFonts w:ascii="Cambria Math" w:eastAsiaTheme="minorEastAsia" w:hAnsi="Cambria Math" w:cs="Calibri"/>
+                  </w:rPr>
+                  <m:t>R</m:t>
+                </m:r>
+              </m:e>
+              <m:sub>
+                <m:r>
+                  <w:rPr>
+                    <w:rFonts w:ascii="Cambria Math" w:eastAsiaTheme="minorEastAsia" w:hAnsi="Cambria Math" w:cs="Calibri"/>
+                  </w:rPr>
+                  <m:t>1</m:t>
+                </m:r>
+              </m:sub>
+            </m:sSub>
+          </m:e>
+        </m:d>
+        <m:r>
+          <w:rPr>
+            <w:rFonts w:ascii="Cambria Math" w:hAnsi="Cambria Math" w:cs="Calibri"/>
+          </w:rPr>
+          <m:t>∩</m:t>
+        </m:r>
+        <m:r>
+          <w:rPr>
+            <w:rFonts w:ascii="Cambria Math" w:eastAsiaTheme="minorEastAsia" w:hAnsi="Cambria Math" w:cs="Calibri"/>
+          </w:rPr>
+          <m:t xml:space="preserve"> </m:t>
+        </m:r>
+        <m:sSub>
+          <m:sSubPr>
+            <m:ctrlPr>
+              <w:rPr>
+                <w:rFonts w:ascii="Cambria Math" w:eastAsiaTheme="minorEastAsia" w:hAnsi="Cambria Math" w:cs="Calibri"/>
+                <w:i/>
+              </w:rPr>
+            </m:ctrlPr>
+          </m:sSubPr>
+          <m:e>
+            <m:r>
+              <w:rPr>
+                <w:rFonts w:ascii="Cambria Math" w:eastAsiaTheme="minorEastAsia" w:hAnsi="Cambria Math" w:cs="Calibri"/>
+              </w:rPr>
+              <m:t>R</m:t>
+            </m:r>
+          </m:e>
+          <m:sub>
+            <m:r>
+              <w:rPr>
+                <w:rFonts w:ascii="Cambria Math" w:eastAsiaTheme="minorEastAsia" w:hAnsi="Cambria Math" w:cs="Calibri"/>
+              </w:rPr>
+              <m:t>2</m:t>
+            </m:r>
+          </m:sub>
+        </m:sSub>
+        <m:r>
+          <w:rPr>
+            <w:rFonts w:ascii="Cambria Math" w:eastAsiaTheme="minorEastAsia" w:hAnsi="Cambria Math" w:cs="Calibri"/>
+          </w:rPr>
+          <m:t>)</m:t>
+        </m:r>
+      </m:oMath>
+    </w:p>
+    <w:p>
+      <w:pPr>
+        <w:pStyle w:val="a7"/>
+        <w:numPr>
+          <w:ilvl w:val="0"/>
+          <w:numId w:val="30"/>
+        </w:numPr>
+        <w:spacing w:after="0" w:line="360" w:lineRule="auto"/>
+        <w:ind w:left="1134" w:hanging="349"/>
+        <w:jc w:val="both"/>
+        <w:rPr>
+          <w:rFonts w:ascii="Calibri" w:eastAsiaTheme="minorEastAsia" w:hAnsi="Calibri" w:cs="Calibri"/>
+        </w:rPr>
+      </w:pPr>
+      <w:r>
+        <w:rPr>
+          <w:rFonts w:ascii="Calibri" w:eastAsiaTheme="minorEastAsia" w:hAnsi="Calibri" w:cs="Calibri"/>
+        </w:rPr>
+        <w:t xml:space="preserve">Свойство селекции </w:t>
+      </w:r>
+      <m:oMath>
+        <m:sSub>
+          <m:sSubPr>
+            <m:ctrlPr>
+              <w:rPr>
+                <w:rFonts w:ascii="Cambria Math" w:hAnsi="Cambria Math" w:cs="Calibri"/>
+                <w:i/>
+                <w:lang w:val="en-US"/>
+              </w:rPr>
+            </m:ctrlPr>
+          </m:sSubPr>
+          <m:e>
+            <m:r>
+              <w:rPr>
+                <w:rFonts w:ascii="Cambria Math" w:hAnsi="Cambria Math" w:cs="Calibri"/>
+                <w:lang w:val="en-US"/>
+              </w:rPr>
+              <m:t>σ</m:t>
+            </m:r>
+          </m:e>
+          <m:sub>
+            <m:r>
+              <w:rPr>
+                <w:rFonts w:ascii="Cambria Math" w:hAnsi="Cambria Math" w:cs="Calibri"/>
+                <w:lang w:val="en-US"/>
+              </w:rPr>
+              <m:t>F</m:t>
+            </m:r>
+          </m:sub>
+        </m:sSub>
+        <m:r>
+          <w:rPr>
+            <w:rFonts w:ascii="Cambria Math" w:eastAsiaTheme="minorEastAsia" w:hAnsi="Cambria Math" w:cs="Calibri"/>
+          </w:rPr>
+          <m:t xml:space="preserve">( </m:t>
+        </m:r>
+        <m:sSub>
+          <m:sSubPr>
+            <m:ctrlPr>
+              <w:rPr>
+                <w:rFonts w:ascii="Cambria Math" w:hAnsi="Cambria Math" w:cs="Calibri"/>
+                <w:i/>
+                <w:lang w:val="en-US"/>
+              </w:rPr>
+            </m:ctrlPr>
+          </m:sSubPr>
+          <m:e>
+            <m:r>
+              <w:rPr>
+                <w:rFonts w:ascii="Cambria Math" w:hAnsi="Cambria Math" w:cs="Calibri"/>
+                <w:lang w:val="en-US"/>
+              </w:rPr>
+              <m:t>R</m:t>
+            </m:r>
+          </m:e>
+          <m:sub>
+            <m:r>
+              <w:rPr>
+                <w:rFonts w:ascii="Cambria Math" w:hAnsi="Cambria Math" w:cs="Calibri"/>
+              </w:rPr>
+              <m:t>1</m:t>
+            </m:r>
+          </m:sub>
+        </m:sSub>
+        <m:r>
+          <w:rPr>
+            <w:rFonts w:ascii="Cambria Math" w:hAnsi="Cambria Math" w:cs="Calibri"/>
+          </w:rPr>
+          <m:t xml:space="preserve"> × </m:t>
+        </m:r>
+        <m:sSub>
+          <m:sSubPr>
+            <m:ctrlPr>
+              <w:rPr>
+                <w:rFonts w:ascii="Cambria Math" w:hAnsi="Cambria Math" w:cs="Calibri"/>
+                <w:i/>
+                <w:lang w:val="en-US"/>
+              </w:rPr>
+            </m:ctrlPr>
+          </m:sSubPr>
+          <m:e>
+            <m:r>
+              <w:rPr>
+                <w:rFonts w:ascii="Cambria Math" w:hAnsi="Cambria Math" w:cs="Calibri"/>
+                <w:lang w:val="en-US"/>
+              </w:rPr>
+              <m:t>R</m:t>
+            </m:r>
+          </m:e>
+          <m:sub>
+            <m:r>
+              <w:rPr>
+                <w:rFonts w:ascii="Cambria Math" w:hAnsi="Cambria Math" w:cs="Calibri"/>
+              </w:rPr>
+              <m:t>2</m:t>
+            </m:r>
+          </m:sub>
+        </m:sSub>
+        <m:r>
+          <w:rPr>
+            <w:rFonts w:ascii="Cambria Math" w:eastAsiaTheme="minorEastAsia" w:hAnsi="Cambria Math" w:cs="Calibri"/>
+          </w:rPr>
+          <m:t>) =</m:t>
+        </m:r>
+        <m:sSub>
+          <m:sSubPr>
+            <m:ctrlPr>
+              <w:rPr>
+                <w:rFonts w:ascii="Cambria Math" w:hAnsi="Cambria Math" w:cs="Calibri"/>
+                <w:i/>
+                <w:lang w:val="en-US"/>
+              </w:rPr>
+            </m:ctrlPr>
+          </m:sSubPr>
+          <m:e>
+            <m:r>
+              <w:rPr>
+                <w:rFonts w:ascii="Cambria Math" w:hAnsi="Cambria Math" w:cs="Calibri"/>
+                <w:lang w:val="en-US"/>
+              </w:rPr>
+              <m:t>σ</m:t>
+            </m:r>
+          </m:e>
+          <m:sub>
+            <m:r>
+              <w:rPr>
+                <w:rFonts w:ascii="Cambria Math" w:hAnsi="Cambria Math" w:cs="Calibri"/>
+                <w:lang w:val="en-US"/>
+              </w:rPr>
+              <m:t>F</m:t>
+            </m:r>
+          </m:sub>
+        </m:sSub>
+        <m:r>
+          <w:rPr>
+            <w:rFonts w:ascii="Cambria Math" w:eastAsiaTheme="minorEastAsia" w:hAnsi="Cambria Math" w:cs="Calibri"/>
+          </w:rPr>
+          <m:t xml:space="preserve">( </m:t>
+        </m:r>
+        <m:sSub>
+          <m:sSubPr>
+            <m:ctrlPr>
+              <w:rPr>
+                <w:rFonts w:ascii="Cambria Math" w:hAnsi="Cambria Math" w:cs="Calibri"/>
+                <w:i/>
+                <w:lang w:val="en-US"/>
+              </w:rPr>
+            </m:ctrlPr>
+          </m:sSubPr>
+          <m:e>
+            <m:r>
+              <w:rPr>
+                <w:rFonts w:ascii="Cambria Math" w:hAnsi="Cambria Math" w:cs="Calibri"/>
+                <w:lang w:val="en-US"/>
+              </w:rPr>
+              <m:t>R</m:t>
+            </m:r>
+          </m:e>
+          <m:sub>
+            <m:r>
+              <w:rPr>
+                <w:rFonts w:ascii="Cambria Math" w:hAnsi="Cambria Math" w:cs="Calibri"/>
+              </w:rPr>
+              <m:t>1</m:t>
+            </m:r>
+          </m:sub>
+        </m:sSub>
+        <m:r>
+          <w:rPr>
+            <w:rFonts w:ascii="Cambria Math" w:eastAsiaTheme="minorEastAsia" w:hAnsi="Cambria Math" w:cs="Calibri"/>
+          </w:rPr>
+          <m:t>)</m:t>
+        </m:r>
+        <m:r>
+          <w:rPr>
+            <w:rFonts w:ascii="Cambria Math" w:hAnsi="Cambria Math" w:cs="Calibri"/>
+          </w:rPr>
+          <m:t>×</m:t>
+        </m:r>
+        <m:r>
+          <w:rPr>
+            <w:rFonts w:ascii="Cambria Math" w:eastAsiaTheme="minorEastAsia" w:hAnsi="Cambria Math" w:cs="Calibri"/>
+          </w:rPr>
+          <m:t xml:space="preserve"> </m:t>
+        </m:r>
+        <m:sSub>
+          <m:sSubPr>
+            <m:ctrlPr>
+              <w:rPr>
+                <w:rFonts w:ascii="Cambria Math" w:hAnsi="Cambria Math" w:cs="Calibri"/>
+                <w:i/>
+                <w:lang w:val="en-US"/>
+              </w:rPr>
+            </m:ctrlPr>
+          </m:sSubPr>
+          <m:e>
+            <m:r>
+              <w:rPr>
+                <w:rFonts w:ascii="Cambria Math" w:hAnsi="Cambria Math" w:cs="Calibri"/>
+                <w:lang w:val="en-US"/>
+              </w:rPr>
+              <m:t>σ</m:t>
+            </m:r>
+          </m:e>
+          <m:sub>
+            <m:r>
+              <w:rPr>
+                <w:rFonts w:ascii="Cambria Math" w:hAnsi="Cambria Math" w:cs="Calibri"/>
+                <w:lang w:val="en-US"/>
+              </w:rPr>
+              <m:t>F</m:t>
+            </m:r>
+          </m:sub>
+        </m:sSub>
+        <m:r>
+          <w:rPr>
+            <w:rFonts w:ascii="Cambria Math" w:eastAsiaTheme="minorEastAsia" w:hAnsi="Cambria Math" w:cs="Calibri"/>
+          </w:rPr>
+          <m:t xml:space="preserve">( </m:t>
+        </m:r>
+        <m:sSub>
+          <m:sSubPr>
+            <m:ctrlPr>
+              <w:rPr>
+                <w:rFonts w:ascii="Cambria Math" w:hAnsi="Cambria Math" w:cs="Calibri"/>
+                <w:i/>
+                <w:lang w:val="en-US"/>
+              </w:rPr>
+            </m:ctrlPr>
+          </m:sSubPr>
+          <m:e>
+            <m:r>
+              <w:rPr>
+                <w:rFonts w:ascii="Cambria Math" w:hAnsi="Cambria Math" w:cs="Calibri"/>
+                <w:lang w:val="en-US"/>
+              </w:rPr>
+              <m:t>R</m:t>
+            </m:r>
+          </m:e>
+          <m:sub>
+            <m:r>
+              <w:rPr>
+                <w:rFonts w:ascii="Cambria Math" w:hAnsi="Cambria Math" w:cs="Calibri"/>
+              </w:rPr>
+              <m:t>2</m:t>
+            </m:r>
+          </m:sub>
+        </m:sSub>
+        <m:r>
+          <w:rPr>
+            <w:rFonts w:ascii="Cambria Math" w:eastAsiaTheme="minorEastAsia" w:hAnsi="Cambria Math" w:cs="Calibri"/>
+          </w:rPr>
+          <m:t>)</m:t>
+        </m:r>
+      </m:oMath>
+    </w:p>
+    <w:p>
+      <w:pPr>
+        <w:pStyle w:val="a7"/>
+        <w:spacing w:after="0" w:line="360" w:lineRule="auto"/>
+        <w:ind w:left="1134"/>
+        <w:jc w:val="both"/>
+        <w:rPr>
+          <w:rFonts w:ascii="Calibri" w:eastAsiaTheme="minorEastAsia" w:hAnsi="Calibri" w:cs="Calibri"/>
+          <w:i/>
+        </w:rPr>
+      </w:pPr>
+      <m:oMathPara>
+        <m:oMath>
+          <m:sSub>
+            <m:sSubPr>
+              <m:ctrlPr>
+                <w:rPr>
+                  <w:rFonts w:ascii="Cambria Math" w:hAnsi="Cambria Math" w:cs="Calibri"/>
+                  <w:i/>
+                  <w:lang w:val="en-US"/>
+                </w:rPr>
+              </m:ctrlPr>
+            </m:sSubPr>
+            <m:e>
+              <m:r>
+                <w:rPr>
+                  <w:rFonts w:ascii="Cambria Math" w:hAnsi="Cambria Math" w:cs="Calibri"/>
+                  <w:lang w:val="en-US"/>
+                </w:rPr>
+                <m:t>σ</m:t>
+              </m:r>
+            </m:e>
+            <m:sub>
+              <m:r>
+                <w:rPr>
+                  <w:rFonts w:ascii="Cambria Math" w:hAnsi="Cambria Math" w:cs="Calibri"/>
+                  <w:lang w:val="en-US"/>
+                </w:rPr>
+                <m:t>F</m:t>
+              </m:r>
+            </m:sub>
+          </m:sSub>
+          <m:d>
+            <m:dPr>
+              <m:ctrlPr>
+                <w:rPr>
+                  <w:rFonts w:ascii="Cambria Math" w:eastAsiaTheme="minorEastAsia" w:hAnsi="Cambria Math" w:cs="Calibri"/>
+                  <w:i/>
+                </w:rPr>
+              </m:ctrlPr>
+            </m:dPr>
+            <m:e>
+              <m:sSub>
+                <m:sSubPr>
+                  <m:ctrlPr>
+                    <w:rPr>
+                      <w:rFonts w:ascii="Cambria Math" w:hAnsi="Cambria Math" w:cs="Calibri"/>
+                      <w:i/>
+                      <w:lang w:val="en-US"/>
+                    </w:rPr>
+                  </m:ctrlPr>
+                </m:sSubPr>
+                <m:e>
+                  <m:r>
+                    <w:rPr>
+                      <w:rFonts w:ascii="Cambria Math" w:hAnsi="Cambria Math" w:cs="Calibri"/>
+                      <w:lang w:val="en-US"/>
+                    </w:rPr>
+                    <m:t>R</m:t>
+                  </m:r>
+                </m:e>
+                <m:sub>
+                  <m:r>
+                    <w:rPr>
+                      <w:rFonts w:ascii="Cambria Math" w:hAnsi="Cambria Math" w:cs="Calibri"/>
+                    </w:rPr>
+                    <m:t>1</m:t>
+                  </m:r>
+                </m:sub>
+              </m:sSub>
+              <m:r>
+                <w:rPr>
+                  <w:rFonts w:ascii="Cambria Math" w:hAnsi="Cambria Math" w:cs="Calibri"/>
+                </w:rPr>
+                <m:t>⋈</m:t>
+              </m:r>
+              <m:sSub>
+                <m:sSubPr>
+                  <m:ctrlPr>
+                    <w:rPr>
+                      <w:rFonts w:ascii="Cambria Math" w:hAnsi="Cambria Math" w:cs="Calibri"/>
+                      <w:i/>
+                      <w:lang w:val="en-US"/>
+                    </w:rPr>
+                  </m:ctrlPr>
+                </m:sSubPr>
+                <m:e>
+                  <m:r>
+                    <w:rPr>
+                      <w:rFonts w:ascii="Cambria Math" w:hAnsi="Cambria Math" w:cs="Calibri"/>
+                      <w:lang w:val="en-US"/>
+                    </w:rPr>
+                    <m:t>R</m:t>
+                  </m:r>
+                </m:e>
+                <m:sub>
+                  <m:r>
+                    <w:rPr>
+                      <w:rFonts w:ascii="Cambria Math" w:hAnsi="Cambria Math" w:cs="Calibri"/>
+                    </w:rPr>
+                    <m:t>2</m:t>
+                  </m:r>
+                </m:sub>
+              </m:sSub>
+            </m:e>
+          </m:d>
+          <m:r>
+            <w:rPr>
+              <w:rFonts w:ascii="Cambria Math" w:eastAsiaTheme="minorEastAsia" w:hAnsi="Cambria Math" w:cs="Calibri"/>
+            </w:rPr>
+            <m:t>=</m:t>
+          </m:r>
+          <m:sSub>
+            <m:sSubPr>
+              <m:ctrlPr>
+                <w:rPr>
+                  <w:rFonts w:ascii="Cambria Math" w:hAnsi="Cambria Math" w:cs="Calibri"/>
+                  <w:i/>
+                  <w:lang w:val="en-US"/>
+                </w:rPr>
+              </m:ctrlPr>
+            </m:sSubPr>
+            <m:e>
+              <m:r>
+                <w:rPr>
+                  <w:rFonts w:ascii="Cambria Math" w:hAnsi="Cambria Math" w:cs="Calibri"/>
+                  <w:lang w:val="en-US"/>
+                </w:rPr>
+                <m:t>σ</m:t>
+              </m:r>
+            </m:e>
+            <m:sub>
+              <m:sSub>
+                <m:sSubPr>
+                  <m:ctrlPr>
+                    <w:rPr>
+                      <w:rFonts w:ascii="Cambria Math" w:hAnsi="Cambria Math" w:cs="Calibri"/>
+                      <w:i/>
+                      <w:lang w:val="en-US"/>
+                    </w:rPr>
+                  </m:ctrlPr>
+                </m:sSubPr>
+                <m:e>
+                  <m:r>
+                    <w:rPr>
+                      <w:rFonts w:ascii="Cambria Math" w:hAnsi="Cambria Math" w:cs="Calibri"/>
+                      <w:lang w:val="en-US"/>
+                    </w:rPr>
+                    <m:t>F</m:t>
+                  </m:r>
+                </m:e>
+                <m:sub>
+                  <m:r>
+                    <w:rPr>
+                      <w:rFonts w:ascii="Cambria Math" w:hAnsi="Cambria Math" w:cs="Calibri"/>
+                    </w:rPr>
+                    <m:t>1</m:t>
+                  </m:r>
+                </m:sub>
+              </m:sSub>
+            </m:sub>
+          </m:sSub>
+          <m:d>
+            <m:dPr>
+              <m:ctrlPr>
+                <w:rPr>
+                  <w:rFonts w:ascii="Cambria Math" w:eastAsiaTheme="minorEastAsia" w:hAnsi="Cambria Math" w:cs="Calibri"/>
+                  <w:i/>
+                </w:rPr>
+              </m:ctrlPr>
+            </m:dPr>
+            <m:e>
+              <m:sSub>
+                <m:sSubPr>
+                  <m:ctrlPr>
+                    <w:rPr>
+                      <w:rFonts w:ascii="Cambria Math" w:hAnsi="Cambria Math" w:cs="Calibri"/>
+                      <w:i/>
+                      <w:lang w:val="en-US"/>
+                    </w:rPr>
+                  </m:ctrlPr>
+                </m:sSubPr>
+                <m:e>
+                  <m:r>
+                    <w:rPr>
+                      <w:rFonts w:ascii="Cambria Math" w:hAnsi="Cambria Math" w:cs="Calibri"/>
+                      <w:lang w:val="en-US"/>
+                    </w:rPr>
+                    <m:t>R</m:t>
+                  </m:r>
+                </m:e>
+                <m:sub>
+                  <m:r>
+                    <w:rPr>
+                      <w:rFonts w:ascii="Cambria Math" w:hAnsi="Cambria Math" w:cs="Calibri"/>
+                    </w:rPr>
+                    <m:t>1</m:t>
+                  </m:r>
+                </m:sub>
+              </m:sSub>
+            </m:e>
+          </m:d>
+          <m:r>
+            <w:rPr>
+              <w:rFonts w:ascii="Cambria Math" w:hAnsi="Cambria Math" w:cs="Calibri"/>
+            </w:rPr>
+            <m:t>⋈</m:t>
+          </m:r>
+          <m:sSub>
+            <m:sSubPr>
+              <m:ctrlPr>
+                <w:rPr>
+                  <w:rFonts w:ascii="Cambria Math" w:hAnsi="Cambria Math" w:cs="Calibri"/>
+                  <w:i/>
+                  <w:lang w:val="en-US"/>
+                </w:rPr>
+              </m:ctrlPr>
+            </m:sSubPr>
+            <m:e>
+              <m:r>
+                <w:rPr>
+                  <w:rFonts w:ascii="Cambria Math" w:hAnsi="Cambria Math" w:cs="Calibri"/>
+                  <w:lang w:val="en-US"/>
+                </w:rPr>
+                <m:t>σ</m:t>
+              </m:r>
+            </m:e>
+            <m:sub>
+              <m:sSub>
+                <m:sSubPr>
+                  <m:ctrlPr>
+                    <w:rPr>
+                      <w:rFonts w:ascii="Cambria Math" w:hAnsi="Cambria Math" w:cs="Calibri"/>
+                      <w:i/>
+                      <w:lang w:val="en-US"/>
+                    </w:rPr>
+                  </m:ctrlPr>
+                </m:sSubPr>
+                <m:e>
+                  <m:r>
+                    <w:rPr>
+                      <w:rFonts w:ascii="Cambria Math" w:hAnsi="Cambria Math" w:cs="Calibri"/>
+                      <w:lang w:val="en-US"/>
+                    </w:rPr>
+                    <m:t>F</m:t>
+                  </m:r>
+                </m:e>
+                <m:sub>
+                  <m:r>
+                    <w:rPr>
+                      <w:rFonts w:ascii="Cambria Math" w:hAnsi="Cambria Math" w:cs="Calibri"/>
+                    </w:rPr>
+                    <m:t>2</m:t>
+                  </m:r>
+                </m:sub>
+              </m:sSub>
+            </m:sub>
+          </m:sSub>
+          <m:d>
+            <m:dPr>
+              <m:ctrlPr>
+                <w:rPr>
+                  <w:rFonts w:ascii="Cambria Math" w:eastAsiaTheme="minorEastAsia" w:hAnsi="Cambria Math" w:cs="Calibri"/>
+                  <w:i/>
+                </w:rPr>
+              </m:ctrlPr>
+            </m:dPr>
+            <m:e>
+              <m:sSub>
+                <m:sSubPr>
+                  <m:ctrlPr>
+                    <w:rPr>
+                      <w:rFonts w:ascii="Cambria Math" w:hAnsi="Cambria Math" w:cs="Calibri"/>
+                      <w:i/>
+                      <w:lang w:val="en-US"/>
+                    </w:rPr>
+                  </m:ctrlPr>
+                </m:sSubPr>
+                <m:e>
+                  <m:r>
+                    <w:rPr>
+                      <w:rFonts w:ascii="Cambria Math" w:hAnsi="Cambria Math" w:cs="Calibri"/>
+                      <w:lang w:val="en-US"/>
+                    </w:rPr>
+                    <m:t>R</m:t>
+                  </m:r>
+                </m:e>
+                <m:sub>
+                  <m:r>
+                    <w:rPr>
+                      <w:rFonts w:ascii="Cambria Math" w:hAnsi="Cambria Math" w:cs="Calibri"/>
+                    </w:rPr>
+                    <m:t>2</m:t>
+                  </m:r>
+                </m:sub>
+              </m:sSub>
+            </m:e>
+          </m:d>
+          <m:r>
+            <w:rPr>
+              <w:rFonts w:ascii="Cambria Math" w:eastAsiaTheme="minorEastAsia" w:hAnsi="Cambria Math" w:cs="Calibri"/>
+            </w:rPr>
+            <m:t>,</m:t>
+          </m:r>
+          <m:r>
+            <w:rPr>
+              <w:rFonts w:ascii="Cambria Math" w:eastAsiaTheme="minorEastAsia" w:hAnsi="Cambria Math" w:cs="Calibri"/>
+              <w:lang w:val="en-US"/>
+            </w:rPr>
+            <m:t>F=</m:t>
+          </m:r>
+          <m:sSub>
+            <m:sSubPr>
+              <m:ctrlPr>
+                <w:rPr>
+                  <w:rFonts w:ascii="Cambria Math" w:eastAsiaTheme="minorEastAsia" w:hAnsi="Cambria Math" w:cs="Calibri"/>
+                  <w:i/>
+                  <w:lang w:val="en-US"/>
+                </w:rPr>
+              </m:ctrlPr>
+            </m:sSubPr>
+            <m:e>
+              <m:r>
+                <w:rPr>
+                  <w:rFonts w:ascii="Cambria Math" w:eastAsiaTheme="minorEastAsia" w:hAnsi="Cambria Math" w:cs="Calibri"/>
+                  <w:lang w:val="en-US"/>
+                </w:rPr>
+                <m:t>F</m:t>
+              </m:r>
+            </m:e>
+            <m:sub>
+              <m:r>
+                <w:rPr>
+                  <w:rFonts w:ascii="Cambria Math" w:eastAsiaTheme="minorEastAsia" w:hAnsi="Cambria Math" w:cs="Calibri"/>
+                  <w:lang w:val="en-US"/>
+                </w:rPr>
+                <m:t>1</m:t>
+              </m:r>
+            </m:sub>
+          </m:sSub>
+          <m:r>
+            <w:rPr>
+              <w:rFonts w:ascii="Cambria Math" w:eastAsiaTheme="minorEastAsia" w:hAnsi="Cambria Math" w:cs="Calibri"/>
+              <w:lang w:val="en-US"/>
+            </w:rPr>
+            <m:t>∧</m:t>
+          </m:r>
+          <m:sSub>
+            <m:sSubPr>
+              <m:ctrlPr>
+                <w:rPr>
+                  <w:rFonts w:ascii="Cambria Math" w:eastAsiaTheme="minorEastAsia" w:hAnsi="Cambria Math" w:cs="Calibri"/>
+                  <w:i/>
+                  <w:lang w:val="en-US"/>
+                </w:rPr>
+              </m:ctrlPr>
+            </m:sSubPr>
+            <m:e>
+              <m:r>
+                <w:rPr>
+                  <w:rFonts w:ascii="Cambria Math" w:eastAsiaTheme="minorEastAsia" w:hAnsi="Cambria Math" w:cs="Calibri"/>
+                  <w:lang w:val="en-US"/>
+                </w:rPr>
+                <m:t>F</m:t>
+              </m:r>
+            </m:e>
+            <m:sub>
+              <m:r>
+                <w:rPr>
+                  <w:rFonts w:ascii="Cambria Math" w:eastAsiaTheme="minorEastAsia" w:hAnsi="Cambria Math" w:cs="Calibri"/>
+                  <w:lang w:val="en-US"/>
+                </w:rPr>
+                <m:t>2</m:t>
+              </m:r>
+            </m:sub>
+          </m:sSub>
+        </m:oMath>
+      </m:oMathPara>
+    </w:p>
+    <w:p>
+      <w:pPr>
+        <w:pStyle w:val="a7"/>
+        <w:spacing w:after="0" w:line="360" w:lineRule="auto"/>
+        <w:ind w:left="0"/>
+        <w:jc w:val="center"/>
+        <w:rPr>
+          <w:rFonts w:ascii="Calibri" w:eastAsiaTheme="minorEastAsia" w:hAnsi="Calibri" w:cs="Calibri"/>
+          <w:b/>
+          <w:bCs/>
+          <w:sz w:val="28"/>
+          <w:szCs w:val="28"/>
+        </w:rPr>
+      </w:pPr>
+      <w:r>
+        <w:rPr>
+          <w:rFonts w:ascii="Calibri" w:eastAsiaTheme="minorEastAsia" w:hAnsi="Calibri" w:cs="Calibri"/>
+          <w:b/>
+          <w:bCs/>
+          <w:sz w:val="28"/>
+          <w:szCs w:val="28"/>
+        </w:rPr>
+        <w:t>Нормальная оптимизация запросов</w:t>
+      </w:r>
+    </w:p>
+    <w:p>
+      <w:pPr>
+        <w:pStyle w:val="a7"/>
+        <w:spacing w:after="0" w:line="360" w:lineRule="auto"/>
+        <w:ind w:left="0" w:firstLine="567"/>
+        <w:jc w:val="both"/>
+        <w:rPr>
+          <w:rFonts w:ascii="Calibri" w:eastAsiaTheme="minorEastAsia" w:hAnsi="Calibri" w:cs="Calibri"/>
+        </w:rPr>
+      </w:pPr>
+      <w:r>
+        <w:rPr>
+          <w:rFonts w:ascii="Calibri" w:eastAsiaTheme="minorEastAsia" w:hAnsi="Calibri" w:cs="Calibri"/>
+        </w:rPr>
+        <w:t>Поскольку операции выполняются на логическом уровне</w:t>
+      </w:r>
+      <w:r>
+        <w:rPr>
+          <w:rFonts w:ascii="Calibri" w:eastAsiaTheme="minorEastAsia" w:hAnsi="Calibri" w:cs="Calibri"/>
+        </w:rPr>
+        <w:t>,</w:t>
+      </w:r>
+      <w:r>
+        <w:rPr>
+          <w:rFonts w:ascii="Calibri" w:eastAsiaTheme="minorEastAsia" w:hAnsi="Calibri" w:cs="Calibri"/>
+        </w:rPr>
+        <w:t xml:space="preserve"> следовательно отсутствует числовой критерий оптимизации. Поэтому оптимизация заключается в наборе следующих правил</w:t>
+      </w:r>
+      <w:r>
+        <w:rPr>
+          <w:rFonts w:ascii="Calibri" w:eastAsiaTheme="minorEastAsia" w:hAnsi="Calibri" w:cs="Calibri"/>
+          <w:lang w:val="en-US"/>
+        </w:rPr>
+        <w:t>:</w:t>
+      </w:r>
+    </w:p>
+    <w:p>
+      <w:pPr>
+        <w:pStyle w:val="a7"/>
+        <w:numPr>
+          <w:ilvl w:val="0"/>
+          <w:numId w:val="31"/>
+        </w:numPr>
+        <w:spacing w:after="0" w:line="360" w:lineRule="auto"/>
+        <w:jc w:val="both"/>
+        <w:rPr>
+          <w:rFonts w:ascii="Calibri" w:eastAsiaTheme="minorEastAsia" w:hAnsi="Calibri" w:cs="Calibri"/>
+        </w:rPr>
+      </w:pPr>
+      <w:r>
+        <w:rPr>
+          <w:rFonts w:ascii="Calibri" w:eastAsiaTheme="minorEastAsia" w:hAnsi="Calibri" w:cs="Calibri"/>
+        </w:rPr>
+        <w:t>Операция проекции выполняется раньше</w:t>
+      </w:r>
+      <w:r>
+        <w:rPr>
+          <w:rFonts w:ascii="Calibri" w:eastAsiaTheme="minorEastAsia" w:hAnsi="Calibri" w:cs="Calibri"/>
+        </w:rPr>
+        <w:t>,</w:t>
+      </w:r>
+      <w:r>
+        <w:rPr>
+          <w:rFonts w:ascii="Calibri" w:eastAsiaTheme="minorEastAsia" w:hAnsi="Calibri" w:cs="Calibri"/>
+        </w:rPr>
+        <w:t xml:space="preserve"> чем декартово произведение и соединение (лишние столбцы)</w:t>
+      </w:r>
+    </w:p>
+    <w:p>
+      <w:pPr>
+        <w:pStyle w:val="a7"/>
+        <w:numPr>
+          <w:ilvl w:val="0"/>
+          <w:numId w:val="31"/>
+        </w:numPr>
+        <w:spacing w:after="0" w:line="360" w:lineRule="auto"/>
+        <w:jc w:val="both"/>
+        <w:rPr>
+          <w:rFonts w:ascii="Calibri" w:eastAsiaTheme="minorEastAsia" w:hAnsi="Calibri" w:cs="Calibri"/>
+        </w:rPr>
+      </w:pPr>
+      <w:r>
+        <w:rPr>
+          <w:rFonts w:ascii="Calibri" w:eastAsiaTheme="minorEastAsia" w:hAnsi="Calibri" w:cs="Calibri"/>
+        </w:rPr>
+        <w:t>Операция селекции выполняется раньше</w:t>
+      </w:r>
+      <w:r>
+        <w:rPr>
+          <w:rFonts w:ascii="Calibri" w:eastAsiaTheme="minorEastAsia" w:hAnsi="Calibri" w:cs="Calibri"/>
+        </w:rPr>
+        <w:t xml:space="preserve">, </w:t>
+      </w:r>
+      <w:r>
+        <w:rPr>
+          <w:rFonts w:ascii="Calibri" w:eastAsiaTheme="minorEastAsia" w:hAnsi="Calibri" w:cs="Calibri"/>
+        </w:rPr>
+        <w:t>чем декартов произведение и соединения (лишние строки)</w:t>
+      </w:r>
+    </w:p>
+    <w:p>
+      <w:pPr>
+        <w:pStyle w:val="a7"/>
+        <w:numPr>
+          <w:ilvl w:val="0"/>
+          <w:numId w:val="31"/>
+        </w:numPr>
+        <w:spacing w:after="0" w:line="360" w:lineRule="auto"/>
+        <w:jc w:val="both"/>
+        <w:rPr>
+          <w:rFonts w:ascii="Calibri" w:eastAsiaTheme="minorEastAsia" w:hAnsi="Calibri" w:cs="Calibri"/>
+        </w:rPr>
+      </w:pPr>
+      <w:r>
+        <w:rPr>
+          <w:rFonts w:ascii="Calibri" w:eastAsiaTheme="minorEastAsia" w:hAnsi="Calibri" w:cs="Calibri"/>
+        </w:rPr>
+        <w:t>Операция селекции и проекции выполняются совместно</w:t>
+      </w:r>
+    </w:p>
+    <w:p>
+      <w:pPr>
+        <w:rPr>
+          <w:rFonts w:ascii="Calibri" w:eastAsiaTheme="minorEastAsia" w:hAnsi="Calibri" w:cs="Calibri"/>
+        </w:rPr>
+      </w:pPr>
+      <w:r>
+        <w:rPr>
+          <w:rFonts w:ascii="Calibri" w:eastAsiaTheme="minorEastAsia" w:hAnsi="Calibri" w:cs="Calibri"/>
+        </w:rPr>
+        <w:br w:type="page"/>
+      </w:r>
+    </w:p>
+    <w:p>
+      <w:pPr>
+        <w:spacing w:after="0" w:line="360" w:lineRule="auto"/>
+        <w:jc w:val="center"/>
+        <w:rPr>
+          <w:rFonts w:ascii="Calibri" w:eastAsiaTheme="minorEastAsia" w:hAnsi="Calibri" w:cs="Calibri"/>
+          <w:b/>
+          <w:bCs/>
+          <w:sz w:val="32"/>
+          <w:szCs w:val="32"/>
+        </w:rPr>
+      </w:pPr>
+      <w:r>
+        <w:rPr>
+          <w:rFonts w:ascii="Calibri" w:eastAsiaTheme="minorEastAsia" w:hAnsi="Calibri" w:cs="Calibri"/>
+          <w:b/>
+          <w:bCs/>
+          <w:sz w:val="32"/>
+          <w:szCs w:val="32"/>
+        </w:rPr>
+        <w:lastRenderedPageBreak/>
+        <w:t>1.8</w:t>
+      </w:r>
+      <w:r>
+        <w:rPr>
+          <w:rFonts w:ascii="Calibri" w:eastAsiaTheme="minorEastAsia" w:hAnsi="Calibri" w:cs="Calibri"/>
+          <w:b/>
+          <w:bCs/>
+          <w:sz w:val="32"/>
+          <w:szCs w:val="32"/>
+        </w:rPr>
+        <w:t xml:space="preserve"> Нормализация отношений</w:t>
+      </w:r>
+    </w:p>
+    <w:p>
+      <w:pPr>
+        <w:spacing w:after="0" w:line="360" w:lineRule="auto"/>
+        <w:jc w:val="both"/>
+        <w:rPr>
+          <w:rFonts w:ascii="Calibri" w:eastAsiaTheme="minorEastAsia" w:hAnsi="Calibri" w:cs="Calibri"/>
+        </w:rPr>
+      </w:pPr>
+      <w:r>
+        <w:rPr>
+          <w:rFonts w:ascii="Calibri" w:eastAsiaTheme="minorEastAsia" w:hAnsi="Calibri" w:cs="Calibri"/>
+        </w:rPr>
+        <w:t>Основная проблема проектирования – компоновка логических записей.</w:t>
+      </w:r>
+    </w:p>
+    <w:p>
+      <w:pPr>
+        <w:pStyle w:val="a7"/>
+        <w:numPr>
+          <w:ilvl w:val="0"/>
+          <w:numId w:val="32"/>
+        </w:numPr>
+        <w:spacing w:after="0" w:line="360" w:lineRule="auto"/>
+        <w:jc w:val="both"/>
+        <w:rPr>
+          <w:rFonts w:ascii="Calibri" w:eastAsiaTheme="minorEastAsia" w:hAnsi="Calibri" w:cs="Calibri"/>
+        </w:rPr>
+      </w:pPr>
+      <w:r>
+        <w:rPr>
+          <w:rFonts w:ascii="Calibri" w:eastAsiaTheme="minorEastAsia" w:hAnsi="Calibri" w:cs="Calibri"/>
+        </w:rPr>
+        <w:t xml:space="preserve">Аномалия дополнения </w:t>
+      </w:r>
+      <w:r>
+        <w:rPr>
+          <w:rFonts w:ascii="Calibri" w:eastAsiaTheme="minorEastAsia" w:hAnsi="Calibri" w:cs="Calibri"/>
+        </w:rPr>
+        <w:t>–</w:t>
+      </w:r>
+      <w:r>
+        <w:rPr>
+          <w:rFonts w:ascii="Calibri" w:eastAsiaTheme="minorEastAsia" w:hAnsi="Calibri" w:cs="Calibri"/>
+        </w:rPr>
+        <w:t xml:space="preserve"> модификация</w:t>
+      </w:r>
+      <w:r>
+        <w:rPr>
+          <w:rFonts w:ascii="Calibri" w:eastAsiaTheme="minorEastAsia" w:hAnsi="Calibri" w:cs="Calibri"/>
+        </w:rPr>
+        <w:t>. При дополнении или модификации 1 зависимости сразу возникает дополнение или модификации еще нескольких записей.</w:t>
+      </w:r>
+    </w:p>
+    <w:p>
+      <w:pPr>
+        <w:pStyle w:val="a7"/>
+        <w:numPr>
+          <w:ilvl w:val="0"/>
+          <w:numId w:val="32"/>
+        </w:numPr>
+        <w:spacing w:after="0" w:line="360" w:lineRule="auto"/>
+        <w:jc w:val="both"/>
+        <w:rPr>
+          <w:rFonts w:ascii="Calibri" w:eastAsiaTheme="minorEastAsia" w:hAnsi="Calibri" w:cs="Calibri"/>
+        </w:rPr>
+      </w:pPr>
+      <w:r>
+        <w:rPr>
+          <w:rFonts w:ascii="Calibri" w:eastAsiaTheme="minorEastAsia" w:hAnsi="Calibri" w:cs="Calibri"/>
+        </w:rPr>
+        <w:t>Аномалия Удаления</w:t>
+      </w:r>
+      <w:r>
+        <w:rPr>
+          <w:rFonts w:ascii="Calibri" w:eastAsiaTheme="minorEastAsia" w:hAnsi="Calibri" w:cs="Calibri"/>
+        </w:rPr>
+        <w:t xml:space="preserve">. При удалении 1 записи из </w:t>
+      </w:r>
+      <w:proofErr w:type="spellStart"/>
+      <w:r>
+        <w:rPr>
+          <w:rFonts w:ascii="Calibri" w:eastAsiaTheme="minorEastAsia" w:hAnsi="Calibri" w:cs="Calibri"/>
+        </w:rPr>
+        <w:t>бд</w:t>
+      </w:r>
+      <w:proofErr w:type="spellEnd"/>
+      <w:r>
+        <w:rPr>
+          <w:rFonts w:ascii="Calibri" w:eastAsiaTheme="minorEastAsia" w:hAnsi="Calibri" w:cs="Calibri"/>
+        </w:rPr>
+        <w:t xml:space="preserve"> вместе с ней удаляется и полезная информация</w:t>
+      </w:r>
+    </w:p>
+    <w:p>
+      <w:pPr>
+        <w:spacing w:after="0" w:line="360" w:lineRule="auto"/>
+        <w:jc w:val="center"/>
+        <w:rPr>
+          <w:rFonts w:ascii="Calibri" w:eastAsiaTheme="minorEastAsia" w:hAnsi="Calibri" w:cs="Calibri"/>
+          <w:b/>
+          <w:bCs/>
+          <w:sz w:val="32"/>
+          <w:szCs w:val="32"/>
+        </w:rPr>
+      </w:pPr>
+      <w:r>
+        <w:rPr>
+          <w:rFonts w:ascii="Calibri" w:eastAsiaTheme="minorEastAsia" w:hAnsi="Calibri" w:cs="Calibri"/>
+          <w:b/>
+          <w:bCs/>
+          <w:sz w:val="28"/>
+          <w:szCs w:val="28"/>
+        </w:rPr>
+        <w:t xml:space="preserve">Функциональные </w:t>
+      </w:r>
+      <w:r>
+        <w:rPr>
+          <w:rFonts w:ascii="Calibri" w:eastAsiaTheme="minorEastAsia" w:hAnsi="Calibri" w:cs="Calibri"/>
+          <w:b/>
+          <w:bCs/>
+          <w:sz w:val="32"/>
+          <w:szCs w:val="32"/>
+        </w:rPr>
+        <w:t>зависимости</w:t>
+      </w:r>
+    </w:p>
+    <w:p>
+      <w:pPr>
+        <w:spacing w:after="0" w:line="360" w:lineRule="auto"/>
+        <w:rPr>
+          <w:rFonts w:ascii="Calibri" w:eastAsiaTheme="minorEastAsia" w:hAnsi="Calibri" w:cs="Calibri"/>
+        </w:rPr>
+      </w:pPr>
+      <w:r>
+        <w:rPr>
+          <w:rFonts w:ascii="Calibri" w:eastAsiaTheme="minorEastAsia" w:hAnsi="Calibri" w:cs="Calibri"/>
+        </w:rPr>
+        <w:t xml:space="preserve">Пусть </w:t>
+      </w:r>
+      <m:oMath>
+        <m:r>
+          <w:rPr>
+            <w:rFonts w:ascii="Cambria Math" w:eastAsiaTheme="minorEastAsia" w:hAnsi="Cambria Math" w:cs="Calibri"/>
+          </w:rPr>
+          <m:t>X</m:t>
+        </m:r>
+        <m:r>
+          <w:rPr>
+            <w:rFonts w:ascii="Cambria Math" w:eastAsiaTheme="minorEastAsia" w:hAnsi="Cambria Math" w:cs="Calibri"/>
+          </w:rPr>
+          <m:t>,</m:t>
+        </m:r>
+        <m:r>
+          <w:rPr>
+            <w:rFonts w:ascii="Cambria Math" w:eastAsiaTheme="minorEastAsia" w:hAnsi="Cambria Math" w:cs="Calibri"/>
+            <w:lang w:val="en-US"/>
+          </w:rPr>
+          <m:t>Y</m:t>
+        </m:r>
+        <m:r>
+          <w:rPr>
+            <w:rFonts w:ascii="Cambria Math" w:eastAsiaTheme="minorEastAsia" w:hAnsi="Cambria Math" w:cs="Calibri"/>
+          </w:rPr>
+          <m:t xml:space="preserve"> </m:t>
+        </m:r>
+        <m:r>
+          <w:rPr>
+            <w:rFonts w:ascii="Cambria Math" w:eastAsiaTheme="minorEastAsia" w:hAnsi="Cambria Math" w:cs="Calibri"/>
+          </w:rPr>
+          <m:t>⊆</m:t>
+        </m:r>
+        <m:r>
+          <w:rPr>
+            <w:rFonts w:ascii="Cambria Math" w:eastAsiaTheme="minorEastAsia" w:hAnsi="Cambria Math" w:cs="Calibri"/>
+            <w:lang w:val="en-US"/>
+          </w:rPr>
+          <m:t>U</m:t>
+        </m:r>
+        <m:r>
+          <w:rPr>
+            <w:rFonts w:ascii="Cambria Math" w:eastAsiaTheme="minorEastAsia" w:hAnsi="Cambria Math" w:cs="Calibri"/>
+          </w:rPr>
+          <m:t xml:space="preserve">, </m:t>
+        </m:r>
+        <m:sSub>
+          <m:sSubPr>
+            <m:ctrlPr>
+              <w:rPr>
+                <w:rFonts w:ascii="Cambria Math" w:eastAsiaTheme="minorEastAsia" w:hAnsi="Cambria Math" w:cs="Calibri"/>
+                <w:i/>
+              </w:rPr>
+            </m:ctrlPr>
+          </m:sSubPr>
+          <m:e>
+            <m:r>
+              <w:rPr>
+                <w:rFonts w:ascii="Cambria Math" w:eastAsiaTheme="minorEastAsia" w:hAnsi="Cambria Math" w:cs="Calibri"/>
+              </w:rPr>
+              <m:t>t</m:t>
+            </m:r>
+          </m:e>
+          <m:sub>
+            <m:r>
+              <w:rPr>
+                <w:rFonts w:ascii="Cambria Math" w:eastAsiaTheme="minorEastAsia" w:hAnsi="Cambria Math" w:cs="Calibri"/>
+              </w:rPr>
+              <m:t>2</m:t>
+            </m:r>
+          </m:sub>
+        </m:sSub>
+        <m:r>
+          <w:rPr>
+            <w:rFonts w:ascii="Cambria Math" w:eastAsiaTheme="minorEastAsia" w:hAnsi="Cambria Math" w:cs="Calibri"/>
+          </w:rPr>
+          <m:t>,</m:t>
+        </m:r>
+        <m:sSub>
+          <m:sSubPr>
+            <m:ctrlPr>
+              <w:rPr>
+                <w:rFonts w:ascii="Cambria Math" w:eastAsiaTheme="minorEastAsia" w:hAnsi="Cambria Math" w:cs="Calibri"/>
+                <w:i/>
+              </w:rPr>
+            </m:ctrlPr>
+          </m:sSubPr>
+          <m:e>
+            <m:r>
+              <w:rPr>
+                <w:rFonts w:ascii="Cambria Math" w:eastAsiaTheme="minorEastAsia" w:hAnsi="Cambria Math" w:cs="Calibri"/>
+                <w:lang w:val="en-US"/>
+              </w:rPr>
+              <m:t>t</m:t>
+            </m:r>
+          </m:e>
+          <m:sub>
+            <m:r>
+              <w:rPr>
+                <w:rFonts w:ascii="Cambria Math" w:eastAsiaTheme="minorEastAsia" w:hAnsi="Cambria Math" w:cs="Calibri"/>
+              </w:rPr>
+              <m:t>1</m:t>
+            </m:r>
+          </m:sub>
+        </m:sSub>
+        <m:r>
+          <w:rPr>
+            <w:rFonts w:ascii="Cambria Math" w:eastAsiaTheme="minorEastAsia" w:hAnsi="Cambria Math" w:cs="Calibri"/>
+          </w:rPr>
+          <m:t>∈R,</m:t>
+        </m:r>
+        <m:r>
+          <w:rPr>
+            <w:rFonts w:ascii="Cambria Math" w:eastAsiaTheme="minorEastAsia" w:hAnsi="Cambria Math" w:cs="Calibri"/>
+          </w:rPr>
+          <m:t xml:space="preserve"> </m:t>
+        </m:r>
+        <m:sSub>
+          <m:sSubPr>
+            <m:ctrlPr>
+              <w:rPr>
+                <w:rFonts w:ascii="Cambria Math" w:eastAsiaTheme="minorEastAsia" w:hAnsi="Cambria Math" w:cs="Calibri"/>
+                <w:i/>
+              </w:rPr>
+            </m:ctrlPr>
+          </m:sSubPr>
+          <m:e>
+            <m:r>
+              <w:rPr>
+                <w:rFonts w:ascii="Cambria Math" w:eastAsiaTheme="minorEastAsia" w:hAnsi="Cambria Math" w:cs="Calibri"/>
+                <w:lang w:val="en-US"/>
+              </w:rPr>
+              <m:t>t</m:t>
+            </m:r>
+          </m:e>
+          <m:sub>
+            <m:r>
+              <w:rPr>
+                <w:rFonts w:ascii="Cambria Math" w:eastAsiaTheme="minorEastAsia" w:hAnsi="Cambria Math" w:cs="Calibri"/>
+              </w:rPr>
+              <m:t>1</m:t>
+            </m:r>
+          </m:sub>
+        </m:sSub>
+        <m:d>
+          <m:dPr>
+            <m:begChr m:val="["/>
+            <m:endChr m:val="]"/>
+            <m:ctrlPr>
+              <w:rPr>
+                <w:rFonts w:ascii="Cambria Math" w:eastAsiaTheme="minorEastAsia" w:hAnsi="Cambria Math" w:cs="Calibri"/>
+                <w:i/>
+              </w:rPr>
+            </m:ctrlPr>
+          </m:dPr>
+          <m:e>
+            <m:r>
+              <w:rPr>
+                <w:rFonts w:ascii="Cambria Math" w:eastAsiaTheme="minorEastAsia" w:hAnsi="Cambria Math" w:cs="Calibri"/>
+                <w:lang w:val="en-US"/>
+              </w:rPr>
+              <m:t>X</m:t>
+            </m:r>
+          </m:e>
+        </m:d>
+        <m:r>
+          <w:rPr>
+            <w:rFonts w:ascii="Cambria Math" w:eastAsiaTheme="minorEastAsia" w:hAnsi="Cambria Math" w:cs="Calibri"/>
+          </w:rPr>
+          <m:t>=</m:t>
+        </m:r>
+        <m:sSub>
+          <m:sSubPr>
+            <m:ctrlPr>
+              <w:rPr>
+                <w:rFonts w:ascii="Cambria Math" w:eastAsiaTheme="minorEastAsia" w:hAnsi="Cambria Math" w:cs="Calibri"/>
+                <w:i/>
+                <w:lang w:val="en-US"/>
+              </w:rPr>
+            </m:ctrlPr>
+          </m:sSubPr>
+          <m:e>
+            <m:r>
+              <w:rPr>
+                <w:rFonts w:ascii="Cambria Math" w:eastAsiaTheme="minorEastAsia" w:hAnsi="Cambria Math" w:cs="Calibri"/>
+              </w:rPr>
+              <m:t>t</m:t>
+            </m:r>
+            <m:ctrlPr>
+              <w:rPr>
+                <w:rFonts w:ascii="Cambria Math" w:eastAsiaTheme="minorEastAsia" w:hAnsi="Cambria Math" w:cs="Calibri"/>
+                <w:i/>
+              </w:rPr>
+            </m:ctrlPr>
+          </m:e>
+          <m:sub>
+            <m:r>
+              <w:rPr>
+                <w:rFonts w:ascii="Cambria Math" w:eastAsiaTheme="minorEastAsia" w:hAnsi="Cambria Math" w:cs="Calibri"/>
+              </w:rPr>
+              <m:t>2</m:t>
+            </m:r>
+          </m:sub>
+        </m:sSub>
+        <m:d>
+          <m:dPr>
+            <m:begChr m:val="["/>
+            <m:endChr m:val="]"/>
+            <m:ctrlPr>
+              <w:rPr>
+                <w:rFonts w:ascii="Cambria Math" w:eastAsiaTheme="minorEastAsia" w:hAnsi="Cambria Math" w:cs="Calibri"/>
+                <w:i/>
+                <w:lang w:val="en-US"/>
+              </w:rPr>
+            </m:ctrlPr>
+          </m:dPr>
+          <m:e>
+            <m:r>
+              <w:rPr>
+                <w:rFonts w:ascii="Cambria Math" w:eastAsiaTheme="minorEastAsia" w:hAnsi="Cambria Math" w:cs="Calibri"/>
+                <w:lang w:val="en-US"/>
+              </w:rPr>
+              <m:t>X</m:t>
+            </m:r>
+          </m:e>
+        </m:d>
+        <m:r>
+          <w:rPr>
+            <w:rFonts w:ascii="Cambria Math" w:eastAsiaTheme="minorEastAsia" w:hAnsi="Cambria Math" w:cs="Calibri"/>
+          </w:rPr>
+          <m:t>=</m:t>
+        </m:r>
+        <m:r>
+          <w:rPr>
+            <w:rFonts w:ascii="Cambria Math" w:eastAsiaTheme="minorEastAsia" w:hAnsi="Cambria Math" w:cs="Calibri"/>
+          </w:rPr>
+          <m:t>&gt;</m:t>
+        </m:r>
+        <m:sSub>
+          <m:sSubPr>
+            <m:ctrlPr>
+              <w:rPr>
+                <w:rFonts w:ascii="Cambria Math" w:eastAsiaTheme="minorEastAsia" w:hAnsi="Cambria Math" w:cs="Calibri"/>
+                <w:i/>
+                <w:lang w:val="en-US"/>
+              </w:rPr>
+            </m:ctrlPr>
+          </m:sSubPr>
+          <m:e>
+            <m:r>
+              <w:rPr>
+                <w:rFonts w:ascii="Cambria Math" w:eastAsiaTheme="minorEastAsia" w:hAnsi="Cambria Math" w:cs="Calibri"/>
+                <w:lang w:val="en-US"/>
+              </w:rPr>
+              <m:t>t</m:t>
+            </m:r>
+            <m:ctrlPr>
+              <w:rPr>
+                <w:rFonts w:ascii="Cambria Math" w:eastAsiaTheme="minorEastAsia" w:hAnsi="Cambria Math" w:cs="Calibri"/>
+                <w:i/>
+              </w:rPr>
+            </m:ctrlPr>
+          </m:e>
+          <m:sub>
+            <m:r>
+              <w:rPr>
+                <w:rFonts w:ascii="Cambria Math" w:eastAsiaTheme="minorEastAsia" w:hAnsi="Cambria Math" w:cs="Calibri"/>
+              </w:rPr>
+              <m:t>1</m:t>
+            </m:r>
+          </m:sub>
+        </m:sSub>
+        <m:d>
+          <m:dPr>
+            <m:begChr m:val="["/>
+            <m:endChr m:val="]"/>
+            <m:ctrlPr>
+              <w:rPr>
+                <w:rFonts w:ascii="Cambria Math" w:eastAsiaTheme="minorEastAsia" w:hAnsi="Cambria Math" w:cs="Calibri"/>
+                <w:i/>
+                <w:lang w:val="en-US"/>
+              </w:rPr>
+            </m:ctrlPr>
+          </m:dPr>
+          <m:e>
+            <m:r>
+              <w:rPr>
+                <w:rFonts w:ascii="Cambria Math" w:eastAsiaTheme="minorEastAsia" w:hAnsi="Cambria Math" w:cs="Calibri"/>
+                <w:lang w:val="en-US"/>
+              </w:rPr>
+              <m:t>Y</m:t>
+            </m:r>
+          </m:e>
+        </m:d>
+        <m:r>
+          <w:rPr>
+            <w:rFonts w:ascii="Cambria Math" w:eastAsiaTheme="minorEastAsia" w:hAnsi="Cambria Math" w:cs="Calibri"/>
+          </w:rPr>
+          <m:t>=</m:t>
+        </m:r>
+        <m:sSub>
+          <m:sSubPr>
+            <m:ctrlPr>
+              <w:rPr>
+                <w:rFonts w:ascii="Cambria Math" w:eastAsiaTheme="minorEastAsia" w:hAnsi="Cambria Math" w:cs="Calibri"/>
+                <w:i/>
+                <w:lang w:val="en-US"/>
+              </w:rPr>
+            </m:ctrlPr>
+          </m:sSubPr>
+          <m:e>
+            <m:r>
+              <w:rPr>
+                <w:rFonts w:ascii="Cambria Math" w:eastAsiaTheme="minorEastAsia" w:hAnsi="Cambria Math" w:cs="Calibri"/>
+                <w:lang w:val="en-US"/>
+              </w:rPr>
+              <m:t>t</m:t>
+            </m:r>
+            <m:ctrlPr>
+              <w:rPr>
+                <w:rFonts w:ascii="Cambria Math" w:eastAsiaTheme="minorEastAsia" w:hAnsi="Cambria Math" w:cs="Calibri"/>
+                <w:i/>
+              </w:rPr>
+            </m:ctrlPr>
+          </m:e>
+          <m:sub>
+            <m:r>
+              <w:rPr>
+                <w:rFonts w:ascii="Cambria Math" w:eastAsiaTheme="minorEastAsia" w:hAnsi="Cambria Math" w:cs="Calibri"/>
+              </w:rPr>
+              <m:t>2</m:t>
+            </m:r>
+          </m:sub>
+        </m:sSub>
+        <m:r>
+          <w:rPr>
+            <w:rFonts w:ascii="Cambria Math" w:eastAsiaTheme="minorEastAsia" w:hAnsi="Cambria Math" w:cs="Calibri"/>
+          </w:rPr>
+          <m:t>[</m:t>
+        </m:r>
+        <m:r>
+          <w:rPr>
+            <w:rFonts w:ascii="Cambria Math" w:eastAsiaTheme="minorEastAsia" w:hAnsi="Cambria Math" w:cs="Calibri"/>
+            <w:lang w:val="en-US"/>
+          </w:rPr>
+          <m:t>Y</m:t>
+        </m:r>
+        <m:r>
+          <w:rPr>
+            <w:rFonts w:ascii="Cambria Math" w:eastAsiaTheme="minorEastAsia" w:hAnsi="Cambria Math" w:cs="Calibri"/>
+          </w:rPr>
+          <m:t>]</m:t>
+        </m:r>
+      </m:oMath>
+      <w:r>
+        <w:rPr>
+          <w:rFonts w:ascii="Calibri" w:eastAsiaTheme="minorEastAsia" w:hAnsi="Calibri" w:cs="Calibri"/>
+        </w:rPr>
+        <w:t xml:space="preserve"> </w:t>
+      </w:r>
+      <w:r>
+        <w:rPr>
+          <w:rFonts w:ascii="Calibri" w:eastAsiaTheme="minorEastAsia" w:hAnsi="Calibri" w:cs="Calibri"/>
+        </w:rPr>
+        <w:t>–</w:t>
+      </w:r>
+      <w:r>
+        <w:rPr>
+          <w:rFonts w:ascii="Calibri" w:eastAsiaTheme="minorEastAsia" w:hAnsi="Calibri" w:cs="Calibri"/>
+        </w:rPr>
+        <w:t xml:space="preserve"> </w:t>
+      </w:r>
+      <w:r>
+        <w:rPr>
+          <w:rFonts w:ascii="Calibri" w:eastAsiaTheme="minorEastAsia" w:hAnsi="Calibri" w:cs="Calibri"/>
+        </w:rPr>
+        <w:t>функциональная зависимость</w:t>
+      </w:r>
+      <w:r>
+        <w:rPr>
+          <w:rFonts w:ascii="Calibri" w:eastAsiaTheme="minorEastAsia" w:hAnsi="Calibri" w:cs="Calibri"/>
+        </w:rPr>
+        <w:t>. В этом примере прямой способ определения функциональной зависимости</w:t>
+      </w:r>
+    </w:p>
+    <w:p>
+      <w:pPr>
+        <w:spacing w:after="0" w:line="360" w:lineRule="auto"/>
+        <w:rPr>
+          <w:rFonts w:ascii="Calibri" w:eastAsiaTheme="minorEastAsia" w:hAnsi="Calibri" w:cs="Calibri"/>
+          <w:i/>
+        </w:rPr>
+      </w:pPr>
+      <w:r>
+        <w:rPr>
+          <w:rFonts w:ascii="Calibri" w:eastAsiaTheme="minorEastAsia" w:hAnsi="Calibri" w:cs="Calibri"/>
+        </w:rPr>
+        <w:t>Функциональные зависимости – основной вид ограничений целостности</w:t>
+      </w:r>
+      <w:r>
+        <w:rPr>
+          <w:rFonts w:ascii="Calibri" w:eastAsiaTheme="minorEastAsia" w:hAnsi="Calibri" w:cs="Calibri"/>
+        </w:rPr>
+        <w:t>,</w:t>
+      </w:r>
+      <w:r>
+        <w:rPr>
+          <w:rFonts w:ascii="Calibri" w:eastAsiaTheme="minorEastAsia" w:hAnsi="Calibri" w:cs="Calibri"/>
+        </w:rPr>
+        <w:t xml:space="preserve"> который не может быть установлен алгоритмически</w:t>
+      </w:r>
+    </w:p>
+    <w:p>
+      <w:pPr>
+        <w:spacing w:after="0" w:line="360" w:lineRule="auto"/>
+        <w:jc w:val="center"/>
+        <w:rPr>
+          <w:rFonts w:ascii="Calibri" w:eastAsiaTheme="minorEastAsia" w:hAnsi="Calibri" w:cs="Calibri"/>
+          <w:b/>
+          <w:bCs/>
+          <w:sz w:val="28"/>
+          <w:szCs w:val="28"/>
+        </w:rPr>
+      </w:pPr>
+      <w:r>
+        <w:rPr>
+          <w:rFonts w:ascii="Calibri" w:eastAsiaTheme="minorEastAsia" w:hAnsi="Calibri" w:cs="Calibri"/>
+          <w:b/>
+          <w:bCs/>
+          <w:sz w:val="28"/>
+          <w:szCs w:val="28"/>
+        </w:rPr>
+        <w:t>Правило логического следствия</w:t>
+      </w:r>
+    </w:p>
+    <w:p>
+      <w:pPr>
+        <w:spacing w:after="0" w:line="360" w:lineRule="auto"/>
+        <w:jc w:val="both"/>
+        <w:rPr>
+          <w:rFonts w:ascii="Calibri" w:eastAsiaTheme="minorEastAsia" w:hAnsi="Calibri" w:cs="Calibri"/>
+        </w:rPr>
+      </w:pPr>
+      <w:r>
+        <w:rPr>
+          <w:rFonts w:ascii="Calibri" w:eastAsiaTheme="minorEastAsia" w:hAnsi="Calibri" w:cs="Calibri"/>
+        </w:rPr>
+        <w:t>Логическое следствие помогает обосновать выполнимость какого-либо утверждения.</w:t>
+      </w:r>
+    </w:p>
+    <w:p>
+      <w:pPr>
+        <w:spacing w:after="0" w:line="360" w:lineRule="auto"/>
+        <w:ind w:firstLine="708"/>
+        <w:jc w:val="both"/>
+        <w:rPr>
+          <w:rFonts w:ascii="Calibri" w:eastAsiaTheme="minorEastAsia" w:hAnsi="Calibri" w:cs="Calibri"/>
+        </w:rPr>
+      </w:pPr>
+      <w:r>
+        <w:rPr>
+          <w:rFonts w:ascii="Calibri" w:eastAsiaTheme="minorEastAsia" w:hAnsi="Calibri" w:cs="Calibri"/>
+        </w:rPr>
+        <w:t>УТВ</w:t>
+      </w:r>
+      <w:r>
+        <w:rPr>
+          <w:rFonts w:ascii="Calibri" w:eastAsiaTheme="minorEastAsia" w:hAnsi="Calibri" w:cs="Calibri"/>
+        </w:rPr>
+        <w:t xml:space="preserve">: </w:t>
+      </w:r>
+      <w:r>
+        <w:rPr>
+          <w:rFonts w:ascii="Calibri" w:eastAsiaTheme="minorEastAsia" w:hAnsi="Calibri" w:cs="Calibri"/>
+          <w:lang w:val="en-US"/>
+        </w:rPr>
+        <w:t>X</w:t>
+      </w:r>
+      <w:r>
+        <w:rPr>
+          <w:rFonts w:ascii="Calibri" w:eastAsiaTheme="minorEastAsia" w:hAnsi="Calibri" w:cs="Calibri"/>
+        </w:rPr>
+        <w:t>-&gt;</w:t>
+      </w:r>
+      <w:r>
+        <w:rPr>
+          <w:rFonts w:ascii="Calibri" w:eastAsiaTheme="minorEastAsia" w:hAnsi="Calibri" w:cs="Calibri"/>
+          <w:lang w:val="en-US"/>
+        </w:rPr>
+        <w:t>Y</w:t>
+      </w:r>
+      <w:r>
+        <w:rPr>
+          <w:rFonts w:ascii="Calibri" w:eastAsiaTheme="minorEastAsia" w:hAnsi="Calibri" w:cs="Calibri"/>
+        </w:rPr>
+        <w:t xml:space="preserve">, </w:t>
+      </w:r>
+      <w:r>
+        <w:rPr>
+          <w:rFonts w:ascii="Calibri" w:eastAsiaTheme="minorEastAsia" w:hAnsi="Calibri" w:cs="Calibri"/>
+          <w:lang w:val="en-US"/>
+        </w:rPr>
+        <w:t>Y</w:t>
+      </w:r>
+      <w:r>
+        <w:rPr>
+          <w:rFonts w:ascii="Calibri" w:eastAsiaTheme="minorEastAsia" w:hAnsi="Calibri" w:cs="Calibri"/>
+        </w:rPr>
+        <w:t>-&gt;</w:t>
+      </w:r>
+      <w:r>
+        <w:rPr>
+          <w:rFonts w:ascii="Calibri" w:eastAsiaTheme="minorEastAsia" w:hAnsi="Calibri" w:cs="Calibri"/>
+          <w:lang w:val="en-US"/>
+        </w:rPr>
+        <w:t>Z</w:t>
+      </w:r>
+      <w:r>
+        <w:rPr>
+          <w:rFonts w:ascii="Calibri" w:eastAsiaTheme="minorEastAsia" w:hAnsi="Calibri" w:cs="Calibri"/>
+        </w:rPr>
+        <w:t xml:space="preserve"> =&gt; </w:t>
+      </w:r>
+      <w:r>
+        <w:rPr>
+          <w:rFonts w:ascii="Calibri" w:eastAsiaTheme="minorEastAsia" w:hAnsi="Calibri" w:cs="Calibri"/>
+          <w:lang w:val="en-US"/>
+        </w:rPr>
+        <w:t>X</w:t>
+      </w:r>
+      <w:r>
+        <w:rPr>
+          <w:rFonts w:ascii="Calibri" w:eastAsiaTheme="minorEastAsia" w:hAnsi="Calibri" w:cs="Calibri"/>
+        </w:rPr>
+        <w:t>-&gt;</w:t>
+      </w:r>
+      <w:r>
+        <w:rPr>
+          <w:rFonts w:ascii="Calibri" w:eastAsiaTheme="minorEastAsia" w:hAnsi="Calibri" w:cs="Calibri"/>
+          <w:lang w:val="en-US"/>
+        </w:rPr>
+        <w:t>Y</w:t>
+      </w:r>
+    </w:p>
+    <w:p>
+      <w:pPr>
+        <w:spacing w:after="0" w:line="360" w:lineRule="auto"/>
+        <w:ind w:firstLine="708"/>
+        <w:jc w:val="both"/>
+        <w:rPr>
+          <w:rFonts w:ascii="Calibri" w:eastAsiaTheme="minorEastAsia" w:hAnsi="Calibri" w:cs="Calibri"/>
+          <w:lang w:val="en-US"/>
+        </w:rPr>
+      </w:pPr>
+      <w:r>
+        <w:rPr>
+          <w:rFonts w:ascii="Calibri" w:eastAsiaTheme="minorEastAsia" w:hAnsi="Calibri" w:cs="Calibri"/>
+        </w:rPr>
+        <w:t>Доказательство</w:t>
+      </w:r>
+      <w:r>
+        <w:rPr>
+          <w:rFonts w:ascii="Calibri" w:eastAsiaTheme="minorEastAsia" w:hAnsi="Calibri" w:cs="Calibri"/>
+        </w:rPr>
+        <w:t>:</w:t>
+      </w:r>
+      <m:oMath>
+        <m:sSub>
+          <m:sSubPr>
+            <m:ctrlPr>
+              <w:rPr>
+                <w:rFonts w:ascii="Cambria Math" w:eastAsiaTheme="minorEastAsia" w:hAnsi="Cambria Math" w:cs="Calibri"/>
+                <w:i/>
+                <w:lang w:val="en-US"/>
+              </w:rPr>
+            </m:ctrlPr>
+          </m:sSubPr>
+          <m:e>
+            <m:r>
+              <w:rPr>
+                <w:rFonts w:ascii="Cambria Math" w:eastAsiaTheme="minorEastAsia" w:hAnsi="Cambria Math" w:cs="Calibri"/>
+              </w:rPr>
+              <m:t>t</m:t>
+            </m:r>
+            <m:ctrlPr>
+              <w:rPr>
+                <w:rFonts w:ascii="Cambria Math" w:eastAsiaTheme="minorEastAsia" w:hAnsi="Cambria Math" w:cs="Calibri"/>
+                <w:i/>
+              </w:rPr>
+            </m:ctrlPr>
+          </m:e>
+          <m:sub>
+            <m:r>
+              <w:rPr>
+                <w:rFonts w:ascii="Cambria Math" w:eastAsiaTheme="minorEastAsia" w:hAnsi="Cambria Math" w:cs="Calibri"/>
+                <w:lang w:val="en-US"/>
+              </w:rPr>
+              <m:t>1</m:t>
+            </m:r>
+          </m:sub>
+        </m:sSub>
+        <m:r>
+          <w:rPr>
+            <w:rFonts w:ascii="Cambria Math" w:eastAsiaTheme="minorEastAsia" w:hAnsi="Cambria Math" w:cs="Calibri"/>
+            <w:lang w:val="en-US"/>
+          </w:rPr>
+          <m:t>,</m:t>
+        </m:r>
+        <m:sSub>
+          <m:sSubPr>
+            <m:ctrlPr>
+              <w:rPr>
+                <w:rFonts w:ascii="Cambria Math" w:eastAsiaTheme="minorEastAsia" w:hAnsi="Cambria Math" w:cs="Calibri"/>
+                <w:i/>
+                <w:lang w:val="en-US"/>
+              </w:rPr>
+            </m:ctrlPr>
+          </m:sSubPr>
+          <m:e>
+            <m:r>
+              <w:rPr>
+                <w:rFonts w:ascii="Cambria Math" w:eastAsiaTheme="minorEastAsia" w:hAnsi="Cambria Math" w:cs="Calibri"/>
+                <w:lang w:val="en-US"/>
+              </w:rPr>
+              <m:t>t</m:t>
+            </m:r>
+          </m:e>
+          <m:sub>
+            <m:r>
+              <w:rPr>
+                <w:rFonts w:ascii="Cambria Math" w:eastAsiaTheme="minorEastAsia" w:hAnsi="Cambria Math" w:cs="Calibri"/>
+                <w:lang w:val="en-US"/>
+              </w:rPr>
+              <m:t>2</m:t>
+            </m:r>
+          </m:sub>
+        </m:sSub>
+        <m:r>
+          <w:rPr>
+            <w:rFonts w:ascii="Cambria Math" w:eastAsiaTheme="minorEastAsia" w:hAnsi="Cambria Math" w:cs="Calibri"/>
+            <w:lang w:val="en-US"/>
+          </w:rPr>
+          <m:t xml:space="preserve">∈R.  </m:t>
+        </m:r>
+        <m:r>
+          <w:rPr>
+            <w:rFonts w:ascii="Cambria Math" w:eastAsiaTheme="minorEastAsia" w:hAnsi="Cambria Math" w:cs="Calibri"/>
+          </w:rPr>
+          <m:t xml:space="preserve">Пусть </m:t>
+        </m:r>
+        <m:sSub>
+          <m:sSubPr>
+            <m:ctrlPr>
+              <w:rPr>
+                <w:rFonts w:ascii="Cambria Math" w:eastAsiaTheme="minorEastAsia" w:hAnsi="Cambria Math" w:cs="Calibri"/>
+                <w:i/>
+                <w:lang w:val="en-US"/>
+              </w:rPr>
+            </m:ctrlPr>
+          </m:sSubPr>
+          <m:e>
+            <m:r>
+              <w:rPr>
+                <w:rFonts w:ascii="Cambria Math" w:eastAsiaTheme="minorEastAsia" w:hAnsi="Cambria Math" w:cs="Calibri"/>
+                <w:lang w:val="en-US"/>
+              </w:rPr>
+              <m:t>t</m:t>
+            </m:r>
+          </m:e>
+          <m:sub>
+            <m:r>
+              <w:rPr>
+                <w:rFonts w:ascii="Cambria Math" w:eastAsiaTheme="minorEastAsia" w:hAnsi="Cambria Math" w:cs="Calibri"/>
+                <w:lang w:val="en-US"/>
+              </w:rPr>
+              <m:t>1</m:t>
+            </m:r>
+          </m:sub>
+        </m:sSub>
+        <m:d>
+          <m:dPr>
+            <m:begChr m:val="["/>
+            <m:endChr m:val="]"/>
+            <m:ctrlPr>
+              <w:rPr>
+                <w:rFonts w:ascii="Cambria Math" w:eastAsiaTheme="minorEastAsia" w:hAnsi="Cambria Math" w:cs="Calibri"/>
+                <w:i/>
+                <w:lang w:val="en-US"/>
+              </w:rPr>
+            </m:ctrlPr>
+          </m:dPr>
+          <m:e>
+            <m:r>
+              <w:rPr>
+                <w:rFonts w:ascii="Cambria Math" w:eastAsiaTheme="minorEastAsia" w:hAnsi="Cambria Math" w:cs="Calibri"/>
+                <w:lang w:val="en-US"/>
+              </w:rPr>
+              <m:t>x</m:t>
+            </m:r>
+          </m:e>
+        </m:d>
+        <m:r>
+          <w:rPr>
+            <w:rFonts w:ascii="Cambria Math" w:eastAsiaTheme="minorEastAsia" w:hAnsi="Cambria Math" w:cs="Calibri"/>
+            <w:lang w:val="en-US"/>
+          </w:rPr>
+          <m:t>=</m:t>
+        </m:r>
+        <m:sSub>
+          <m:sSubPr>
+            <m:ctrlPr>
+              <w:rPr>
+                <w:rFonts w:ascii="Cambria Math" w:eastAsiaTheme="minorEastAsia" w:hAnsi="Cambria Math" w:cs="Calibri"/>
+                <w:i/>
+                <w:lang w:val="en-US"/>
+              </w:rPr>
+            </m:ctrlPr>
+          </m:sSubPr>
+          <m:e>
+            <m:r>
+              <w:rPr>
+                <w:rFonts w:ascii="Cambria Math" w:eastAsiaTheme="minorEastAsia" w:hAnsi="Cambria Math" w:cs="Calibri"/>
+                <w:lang w:val="en-US"/>
+              </w:rPr>
+              <m:t>t</m:t>
+            </m:r>
+          </m:e>
+          <m:sub>
+            <m:r>
+              <w:rPr>
+                <w:rFonts w:ascii="Cambria Math" w:eastAsiaTheme="minorEastAsia" w:hAnsi="Cambria Math" w:cs="Calibri"/>
+                <w:lang w:val="en-US"/>
+              </w:rPr>
+              <m:t>2</m:t>
+            </m:r>
+          </m:sub>
+        </m:sSub>
+        <m:d>
+          <m:dPr>
+            <m:begChr m:val="["/>
+            <m:endChr m:val="]"/>
+            <m:ctrlPr>
+              <w:rPr>
+                <w:rFonts w:ascii="Cambria Math" w:eastAsiaTheme="minorEastAsia" w:hAnsi="Cambria Math" w:cs="Calibri"/>
+                <w:i/>
+                <w:lang w:val="en-US"/>
+              </w:rPr>
+            </m:ctrlPr>
+          </m:dPr>
+          <m:e>
+            <m:r>
+              <w:rPr>
+                <w:rFonts w:ascii="Cambria Math" w:eastAsiaTheme="minorEastAsia" w:hAnsi="Cambria Math" w:cs="Calibri"/>
+                <w:lang w:val="en-US"/>
+              </w:rPr>
+              <m:t>x</m:t>
+            </m:r>
+          </m:e>
+        </m:d>
+        <m:r>
+          <w:rPr>
+            <w:rFonts w:ascii="Cambria Math" w:eastAsiaTheme="minorEastAsia" w:hAnsi="Cambria Math" w:cs="Calibri"/>
+            <w:lang w:val="en-US"/>
+          </w:rPr>
+          <m:t>,</m:t>
+        </m:r>
+        <m:sSub>
+          <m:sSubPr>
+            <m:ctrlPr>
+              <w:rPr>
+                <w:rFonts w:ascii="Cambria Math" w:eastAsiaTheme="minorEastAsia" w:hAnsi="Cambria Math" w:cs="Calibri"/>
+                <w:i/>
+                <w:lang w:val="en-US"/>
+              </w:rPr>
+            </m:ctrlPr>
+          </m:sSubPr>
+          <m:e>
+            <m:r>
+              <w:rPr>
+                <w:rFonts w:ascii="Cambria Math" w:eastAsiaTheme="minorEastAsia" w:hAnsi="Cambria Math" w:cs="Calibri"/>
+                <w:lang w:val="en-US"/>
+              </w:rPr>
+              <m:t>t</m:t>
+            </m:r>
+          </m:e>
+          <m:sub>
+            <m:r>
+              <w:rPr>
+                <w:rFonts w:ascii="Cambria Math" w:eastAsiaTheme="minorEastAsia" w:hAnsi="Cambria Math" w:cs="Calibri"/>
+                <w:lang w:val="en-US"/>
+              </w:rPr>
+              <m:t>1</m:t>
+            </m:r>
+          </m:sub>
+        </m:sSub>
+        <m:d>
+          <m:dPr>
+            <m:begChr m:val="["/>
+            <m:endChr m:val="]"/>
+            <m:ctrlPr>
+              <w:rPr>
+                <w:rFonts w:ascii="Cambria Math" w:eastAsiaTheme="minorEastAsia" w:hAnsi="Cambria Math" w:cs="Calibri"/>
+                <w:i/>
+                <w:lang w:val="en-US"/>
+              </w:rPr>
+            </m:ctrlPr>
+          </m:dPr>
+          <m:e>
+            <m:r>
+              <w:rPr>
+                <w:rFonts w:ascii="Cambria Math" w:eastAsiaTheme="minorEastAsia" w:hAnsi="Cambria Math" w:cs="Calibri"/>
+                <w:lang w:val="en-US"/>
+              </w:rPr>
+              <m:t>z</m:t>
+            </m:r>
+          </m:e>
+        </m:d>
+        <m:r>
+          <w:rPr>
+            <w:rFonts w:ascii="Cambria Math" w:eastAsiaTheme="minorEastAsia" w:hAnsi="Cambria Math" w:cs="Calibri"/>
+            <w:lang w:val="en-US"/>
+          </w:rPr>
+          <m:t>≠</m:t>
+        </m:r>
+        <m:sSub>
+          <m:sSubPr>
+            <m:ctrlPr>
+              <w:rPr>
+                <w:rFonts w:ascii="Cambria Math" w:eastAsiaTheme="minorEastAsia" w:hAnsi="Cambria Math" w:cs="Calibri"/>
+                <w:i/>
+                <w:lang w:val="en-US"/>
+              </w:rPr>
+            </m:ctrlPr>
+          </m:sSubPr>
+          <m:e>
+            <m:r>
+              <w:rPr>
+                <w:rFonts w:ascii="Cambria Math" w:eastAsiaTheme="minorEastAsia" w:hAnsi="Cambria Math" w:cs="Calibri"/>
+                <w:lang w:val="en-US"/>
+              </w:rPr>
+              <m:t>t</m:t>
+            </m:r>
+          </m:e>
+          <m:sub>
+            <m:r>
+              <w:rPr>
+                <w:rFonts w:ascii="Cambria Math" w:eastAsiaTheme="minorEastAsia" w:hAnsi="Cambria Math" w:cs="Calibri"/>
+                <w:lang w:val="en-US"/>
+              </w:rPr>
+              <m:t>2</m:t>
+            </m:r>
+          </m:sub>
+        </m:sSub>
+        <m:d>
+          <m:dPr>
+            <m:begChr m:val="["/>
+            <m:endChr m:val="]"/>
+            <m:ctrlPr>
+              <w:rPr>
+                <w:rFonts w:ascii="Cambria Math" w:eastAsiaTheme="minorEastAsia" w:hAnsi="Cambria Math" w:cs="Calibri"/>
+                <w:i/>
+                <w:lang w:val="en-US"/>
+              </w:rPr>
+            </m:ctrlPr>
+          </m:dPr>
+          <m:e>
+            <m:r>
+              <w:rPr>
+                <w:rFonts w:ascii="Cambria Math" w:eastAsiaTheme="minorEastAsia" w:hAnsi="Cambria Math" w:cs="Calibri"/>
+                <w:lang w:val="en-US"/>
+              </w:rPr>
+              <m:t>z</m:t>
+            </m:r>
+          </m:e>
+        </m:d>
+      </m:oMath>
+    </w:p>
+    <w:p>
+      <w:pPr>
+        <w:spacing w:after="0" w:line="360" w:lineRule="auto"/>
+        <w:ind w:firstLine="708"/>
+        <w:jc w:val="both"/>
+        <w:rPr>
+          <w:rFonts w:ascii="Calibri" w:eastAsiaTheme="minorEastAsia" w:hAnsi="Calibri" w:cs="Calibri"/>
+          <w:i/>
+        </w:rPr>
+      </w:pPr>
+      <m:oMathPara>
+        <m:oMath>
+          <m:r>
+            <w:rPr>
+              <w:rFonts w:ascii="Cambria Math" w:eastAsiaTheme="minorEastAsia" w:hAnsi="Cambria Math" w:cs="Calibri"/>
+              <w:lang w:val="en-US"/>
+            </w:rPr>
+            <m:t xml:space="preserve">1) </m:t>
+          </m:r>
+          <m:sSub>
+            <m:sSubPr>
+              <m:ctrlPr>
+                <w:rPr>
+                  <w:rFonts w:ascii="Cambria Math" w:eastAsiaTheme="minorEastAsia" w:hAnsi="Cambria Math" w:cs="Calibri"/>
+                  <w:i/>
+                  <w:lang w:val="en-US"/>
+                </w:rPr>
+              </m:ctrlPr>
+            </m:sSubPr>
+            <m:e>
+              <m:r>
+                <w:rPr>
+                  <w:rFonts w:ascii="Cambria Math" w:eastAsiaTheme="minorEastAsia" w:hAnsi="Cambria Math" w:cs="Calibri"/>
+                  <w:lang w:val="en-US"/>
+                </w:rPr>
+                <m:t>t</m:t>
+              </m:r>
+            </m:e>
+            <m:sub>
+              <m:r>
+                <w:rPr>
+                  <w:rFonts w:ascii="Cambria Math" w:eastAsiaTheme="minorEastAsia" w:hAnsi="Cambria Math" w:cs="Calibri"/>
+                  <w:lang w:val="en-US"/>
+                </w:rPr>
+                <m:t>1</m:t>
+              </m:r>
+            </m:sub>
+          </m:sSub>
+          <m:d>
+            <m:dPr>
+              <m:begChr m:val="["/>
+              <m:endChr m:val="]"/>
+              <m:ctrlPr>
+                <w:rPr>
+                  <w:rFonts w:ascii="Cambria Math" w:eastAsiaTheme="minorEastAsia" w:hAnsi="Cambria Math" w:cs="Calibri"/>
+                  <w:i/>
+                  <w:lang w:val="en-US"/>
+                </w:rPr>
+              </m:ctrlPr>
+            </m:dPr>
+            <m:e>
+              <m:r>
+                <w:rPr>
+                  <w:rFonts w:ascii="Cambria Math" w:eastAsiaTheme="minorEastAsia" w:hAnsi="Cambria Math" w:cs="Calibri"/>
+                  <w:lang w:val="en-US"/>
+                </w:rPr>
+                <m:t>y</m:t>
+              </m:r>
+            </m:e>
+          </m:d>
+          <m:r>
+            <w:rPr>
+              <w:rFonts w:ascii="Cambria Math" w:eastAsiaTheme="minorEastAsia" w:hAnsi="Cambria Math" w:cs="Calibri"/>
+              <w:lang w:val="en-US"/>
+            </w:rPr>
+            <m:t>=</m:t>
+          </m:r>
+          <m:sSub>
+            <m:sSubPr>
+              <m:ctrlPr>
+                <w:rPr>
+                  <w:rFonts w:ascii="Cambria Math" w:eastAsiaTheme="minorEastAsia" w:hAnsi="Cambria Math" w:cs="Calibri"/>
+                  <w:i/>
+                  <w:lang w:val="en-US"/>
+                </w:rPr>
+              </m:ctrlPr>
+            </m:sSubPr>
+            <m:e>
+              <m:r>
+                <w:rPr>
+                  <w:rFonts w:ascii="Cambria Math" w:eastAsiaTheme="minorEastAsia" w:hAnsi="Cambria Math" w:cs="Calibri"/>
+                  <w:lang w:val="en-US"/>
+                </w:rPr>
+                <m:t>t</m:t>
+              </m:r>
+            </m:e>
+            <m:sub>
+              <m:r>
+                <w:rPr>
+                  <w:rFonts w:ascii="Cambria Math" w:eastAsiaTheme="minorEastAsia" w:hAnsi="Cambria Math" w:cs="Calibri"/>
+                  <w:lang w:val="en-US"/>
+                </w:rPr>
+                <m:t>2</m:t>
+              </m:r>
+            </m:sub>
+          </m:sSub>
+          <m:d>
+            <m:dPr>
+              <m:begChr m:val="["/>
+              <m:endChr m:val="]"/>
+              <m:ctrlPr>
+                <w:rPr>
+                  <w:rFonts w:ascii="Cambria Math" w:eastAsiaTheme="minorEastAsia" w:hAnsi="Cambria Math" w:cs="Calibri"/>
+                  <w:i/>
+                  <w:lang w:val="en-US"/>
+                </w:rPr>
+              </m:ctrlPr>
+            </m:dPr>
+            <m:e>
+              <m:r>
+                <w:rPr>
+                  <w:rFonts w:ascii="Cambria Math" w:eastAsiaTheme="minorEastAsia" w:hAnsi="Cambria Math" w:cs="Calibri"/>
+                  <w:lang w:val="en-US"/>
+                </w:rPr>
+                <m:t>y</m:t>
+              </m:r>
+            </m:e>
+          </m:d>
+          <m:r>
+            <w:rPr>
+              <w:rFonts w:ascii="Cambria Math" w:eastAsiaTheme="minorEastAsia" w:hAnsi="Cambria Math" w:cs="Calibri"/>
+              <w:lang w:val="en-US"/>
+            </w:rPr>
+            <m:t>→y↛z</m:t>
+          </m:r>
+          <m:r>
+            <w:rPr>
+              <w:rFonts w:ascii="Cambria Math" w:eastAsiaTheme="minorEastAsia" w:hAnsi="Cambria Math" w:cs="Calibri"/>
+              <w:lang w:val="en-US"/>
+            </w:rPr>
+            <w:br/>
+          </m:r>
+        </m:oMath>
+        <m:oMath>
+          <m:r>
+            <w:rPr>
+              <w:rFonts w:ascii="Cambria Math" w:eastAsiaTheme="minorEastAsia" w:hAnsi="Cambria Math" w:cs="Calibri"/>
+              <w:lang w:val="en-US"/>
+            </w:rPr>
+            <m:t>2</m:t>
+          </m:r>
+          <m:r>
+            <w:rPr>
+              <w:rFonts w:ascii="Cambria Math" w:eastAsiaTheme="minorEastAsia" w:hAnsi="Cambria Math" w:cs="Calibri"/>
+              <w:lang w:val="en-US"/>
+            </w:rPr>
+            <m:t xml:space="preserve">) </m:t>
+          </m:r>
+          <m:sSub>
+            <m:sSubPr>
+              <m:ctrlPr>
+                <w:rPr>
+                  <w:rFonts w:ascii="Cambria Math" w:eastAsiaTheme="minorEastAsia" w:hAnsi="Cambria Math" w:cs="Calibri"/>
+                  <w:i/>
+                  <w:lang w:val="en-US"/>
+                </w:rPr>
+              </m:ctrlPr>
+            </m:sSubPr>
+            <m:e>
+              <m:r>
+                <w:rPr>
+                  <w:rFonts w:ascii="Cambria Math" w:eastAsiaTheme="minorEastAsia" w:hAnsi="Cambria Math" w:cs="Calibri"/>
+                  <w:lang w:val="en-US"/>
+                </w:rPr>
+                <m:t>t</m:t>
+              </m:r>
+            </m:e>
+            <m:sub>
+              <m:r>
+                <w:rPr>
+                  <w:rFonts w:ascii="Cambria Math" w:eastAsiaTheme="minorEastAsia" w:hAnsi="Cambria Math" w:cs="Calibri"/>
+                  <w:lang w:val="en-US"/>
+                </w:rPr>
+                <m:t>1</m:t>
+              </m:r>
+            </m:sub>
+          </m:sSub>
+          <m:d>
+            <m:dPr>
+              <m:begChr m:val="["/>
+              <m:endChr m:val="]"/>
+              <m:ctrlPr>
+                <w:rPr>
+                  <w:rFonts w:ascii="Cambria Math" w:eastAsiaTheme="minorEastAsia" w:hAnsi="Cambria Math" w:cs="Calibri"/>
+                  <w:i/>
+                  <w:lang w:val="en-US"/>
+                </w:rPr>
+              </m:ctrlPr>
+            </m:dPr>
+            <m:e>
+              <m:r>
+                <w:rPr>
+                  <w:rFonts w:ascii="Cambria Math" w:eastAsiaTheme="minorEastAsia" w:hAnsi="Cambria Math" w:cs="Calibri"/>
+                  <w:lang w:val="en-US"/>
+                </w:rPr>
+                <m:t>y</m:t>
+              </m:r>
+            </m:e>
+          </m:d>
+          <m:r>
+            <w:rPr>
+              <w:rFonts w:ascii="Cambria Math" w:eastAsiaTheme="minorEastAsia" w:hAnsi="Cambria Math" w:cs="Calibri"/>
+              <w:lang w:val="en-US"/>
+            </w:rPr>
+            <m:t>≠</m:t>
+          </m:r>
+          <m:sSub>
+            <m:sSubPr>
+              <m:ctrlPr>
+                <w:rPr>
+                  <w:rFonts w:ascii="Cambria Math" w:eastAsiaTheme="minorEastAsia" w:hAnsi="Cambria Math" w:cs="Calibri"/>
+                  <w:i/>
+                  <w:lang w:val="en-US"/>
+                </w:rPr>
+              </m:ctrlPr>
+            </m:sSubPr>
+            <m:e>
+              <m:r>
+                <w:rPr>
+                  <w:rFonts w:ascii="Cambria Math" w:eastAsiaTheme="minorEastAsia" w:hAnsi="Cambria Math" w:cs="Calibri"/>
+                  <w:lang w:val="en-US"/>
+                </w:rPr>
+                <m:t>t</m:t>
+              </m:r>
+            </m:e>
+            <m:sub>
+              <m:r>
+                <w:rPr>
+                  <w:rFonts w:ascii="Cambria Math" w:eastAsiaTheme="minorEastAsia" w:hAnsi="Cambria Math" w:cs="Calibri"/>
+                  <w:lang w:val="en-US"/>
+                </w:rPr>
+                <m:t>2</m:t>
+              </m:r>
+            </m:sub>
+          </m:sSub>
+          <m:d>
+            <m:dPr>
+              <m:begChr m:val="["/>
+              <m:endChr m:val="]"/>
+              <m:ctrlPr>
+                <w:rPr>
+                  <w:rFonts w:ascii="Cambria Math" w:eastAsiaTheme="minorEastAsia" w:hAnsi="Cambria Math" w:cs="Calibri"/>
+                  <w:i/>
+                  <w:lang w:val="en-US"/>
+                </w:rPr>
+              </m:ctrlPr>
+            </m:dPr>
+            <m:e>
+              <m:r>
+                <w:rPr>
+                  <w:rFonts w:ascii="Cambria Math" w:eastAsiaTheme="minorEastAsia" w:hAnsi="Cambria Math" w:cs="Calibri"/>
+                  <w:lang w:val="en-US"/>
+                </w:rPr>
+                <m:t>y</m:t>
+              </m:r>
+            </m:e>
+          </m:d>
+          <m:r>
+            <w:rPr>
+              <w:rFonts w:ascii="Cambria Math" w:eastAsiaTheme="minorEastAsia" w:hAnsi="Cambria Math" w:cs="Calibri"/>
+              <w:lang w:val="en-US"/>
+            </w:rPr>
+            <m:t>→x</m:t>
+          </m:r>
+          <m:r>
+            <w:rPr>
+              <w:rFonts w:ascii="Cambria Math" w:eastAsiaTheme="minorEastAsia" w:hAnsi="Cambria Math" w:cs="Calibri"/>
+              <w:lang w:val="en-US"/>
+            </w:rPr>
+            <m:t>↛</m:t>
+          </m:r>
+          <m:r>
+            <w:rPr>
+              <w:rFonts w:ascii="Cambria Math" w:eastAsiaTheme="minorEastAsia" w:hAnsi="Cambria Math" w:cs="Calibri"/>
+              <w:lang w:val="en-US"/>
+            </w:rPr>
+            <m:t xml:space="preserve">y. </m:t>
+          </m:r>
+          <m:r>
+            <w:rPr>
+              <w:rFonts w:ascii="Cambria Math" w:eastAsiaTheme="minorEastAsia" w:hAnsi="Cambria Math" w:cs="Calibri"/>
+            </w:rPr>
+            <m:t>Получено противоречие</m:t>
+          </m:r>
+        </m:oMath>
+      </m:oMathPara>
+    </w:p>
+    <w:p>
+      <w:pPr>
+        <w:spacing w:after="0" w:line="360" w:lineRule="auto"/>
+        <w:ind w:firstLine="708"/>
+        <w:jc w:val="center"/>
+        <w:rPr>
+          <w:rFonts w:ascii="Calibri" w:eastAsiaTheme="minorEastAsia" w:hAnsi="Calibri" w:cs="Calibri"/>
+          <w:b/>
+          <w:bCs/>
+          <w:iCs/>
+          <w:sz w:val="28"/>
+          <w:szCs w:val="28"/>
+        </w:rPr>
+      </w:pPr>
+      <w:r>
+        <w:rPr>
+          <w:rFonts w:ascii="Calibri" w:eastAsiaTheme="minorEastAsia" w:hAnsi="Calibri" w:cs="Calibri"/>
+          <w:b/>
+          <w:bCs/>
+          <w:iCs/>
+          <w:sz w:val="28"/>
+          <w:szCs w:val="28"/>
+        </w:rPr>
+        <w:t>Аксиомы функциональных зависимостей</w:t>
+      </w:r>
+    </w:p>
+    <w:p>
+      <w:pPr>
+        <w:pStyle w:val="a7"/>
+        <w:numPr>
+          <w:ilvl w:val="0"/>
+          <w:numId w:val="33"/>
+        </w:numPr>
+        <w:spacing w:after="0" w:line="360" w:lineRule="auto"/>
+        <w:jc w:val="both"/>
+        <w:rPr>
+          <w:rFonts w:ascii="Calibri" w:eastAsiaTheme="minorEastAsia" w:hAnsi="Calibri" w:cs="Calibri"/>
+          <w:iCs/>
+        </w:rPr>
+      </w:pPr>
+      <w:r>
+        <w:rPr>
+          <w:rFonts w:ascii="Calibri" w:eastAsiaTheme="minorEastAsia" w:hAnsi="Calibri" w:cs="Calibri"/>
+          <w:iCs/>
+        </w:rPr>
+        <w:t>А1 – рефлексия.</w:t>
+      </w:r>
+      <m:oMath>
+        <m:r>
+          <m:rPr>
+            <m:sty m:val="p"/>
+          </m:rPr>
+          <w:rPr>
+            <w:rFonts w:ascii="Cambria Math" w:eastAsiaTheme="minorEastAsia" w:hAnsi="Cambria Math" w:cs="Calibri"/>
+          </w:rPr>
+          <m:t>Y</m:t>
+        </m:r>
+        <m:r>
+          <w:rPr>
+            <w:rFonts w:ascii="Cambria Math" w:eastAsiaTheme="minorEastAsia" w:hAnsi="Cambria Math" w:cs="Calibri"/>
+          </w:rPr>
+          <m:t xml:space="preserve"> ⊆</m:t>
+        </m:r>
+        <m:r>
+          <w:rPr>
+            <w:rFonts w:ascii="Cambria Math" w:eastAsiaTheme="minorEastAsia" w:hAnsi="Cambria Math" w:cs="Calibri"/>
+            <w:lang w:val="en-US"/>
+          </w:rPr>
+          <m:t>X</m:t>
+        </m:r>
+        <m:r>
+          <w:rPr>
+            <w:rFonts w:ascii="Cambria Math" w:eastAsiaTheme="minorEastAsia" w:hAnsi="Cambria Math" w:cs="Calibri"/>
+          </w:rPr>
+          <m:t>=</m:t>
+        </m:r>
+        <m:r>
+          <w:rPr>
+            <w:rFonts w:ascii="Cambria Math" w:eastAsiaTheme="minorEastAsia" w:hAnsi="Cambria Math" w:cs="Calibri"/>
+          </w:rPr>
+          <m:t>&gt;</m:t>
+        </m:r>
+        <m:r>
+          <w:rPr>
+            <w:rFonts w:ascii="Cambria Math" w:eastAsiaTheme="minorEastAsia" w:hAnsi="Cambria Math" w:cs="Calibri"/>
+            <w:lang w:val="en-US"/>
+          </w:rPr>
+          <m:t>X</m:t>
+        </m:r>
+        <m:r>
+          <w:rPr>
+            <w:rFonts w:ascii="Cambria Math" w:eastAsiaTheme="minorEastAsia" w:hAnsi="Cambria Math" w:cs="Calibri"/>
+          </w:rPr>
+          <m:t>→Y</m:t>
+        </m:r>
+      </m:oMath>
+    </w:p>
+    <w:p>
+      <w:pPr>
+        <w:pStyle w:val="a7"/>
+        <w:numPr>
+          <w:ilvl w:val="0"/>
+          <w:numId w:val="33"/>
+        </w:numPr>
+        <w:spacing w:after="0" w:line="360" w:lineRule="auto"/>
+        <w:jc w:val="both"/>
+        <w:rPr>
+          <w:rFonts w:ascii="Calibri" w:eastAsiaTheme="minorEastAsia" w:hAnsi="Calibri" w:cs="Calibri"/>
+          <w:iCs/>
+        </w:rPr>
+      </w:pPr>
+      <w:r>
+        <w:rPr>
+          <w:rFonts w:ascii="Calibri" w:eastAsiaTheme="minorEastAsia" w:hAnsi="Calibri" w:cs="Calibri"/>
+          <w:iCs/>
+        </w:rPr>
+        <w:t xml:space="preserve">А2 – Аксиома пополнения. </w:t>
+      </w:r>
+      <m:oMath>
+        <m:r>
+          <w:rPr>
+            <w:rFonts w:ascii="Cambria Math" w:eastAsiaTheme="minorEastAsia" w:hAnsi="Cambria Math" w:cs="Calibri"/>
+          </w:rPr>
+          <m:t>X</m:t>
+        </m:r>
+        <m:r>
+          <w:rPr>
+            <w:rFonts w:ascii="Cambria Math" w:eastAsiaTheme="minorEastAsia" w:hAnsi="Cambria Math" w:cs="Calibri"/>
+            <w:lang w:val="en-US"/>
+          </w:rPr>
+          <m:t>→Y, Z⊆U=&gt;XZ→YZ</m:t>
+        </m:r>
+      </m:oMath>
+    </w:p>
+    <w:p>
+      <w:pPr>
+        <w:pStyle w:val="a7"/>
+        <w:numPr>
+          <w:ilvl w:val="0"/>
+          <w:numId w:val="33"/>
+        </w:numPr>
+        <w:spacing w:after="0" w:line="360" w:lineRule="auto"/>
+        <w:jc w:val="both"/>
+        <w:rPr>
+          <w:rFonts w:ascii="Calibri" w:eastAsiaTheme="minorEastAsia" w:hAnsi="Calibri" w:cs="Calibri"/>
+          <w:iCs/>
+        </w:rPr>
+      </w:pPr>
+      <w:r>
+        <w:rPr>
+          <w:rFonts w:ascii="Calibri" w:eastAsiaTheme="minorEastAsia" w:hAnsi="Calibri" w:cs="Calibri"/>
+          <w:iCs/>
+        </w:rPr>
+        <w:t>А3 –</w:t>
+      </w:r>
+      <w:r>
+        <w:rPr>
+          <w:rFonts w:ascii="Calibri" w:eastAsiaTheme="minorEastAsia" w:hAnsi="Calibri" w:cs="Calibri"/>
+        </w:rPr>
+        <w:t xml:space="preserve"> Транзитивность. </w:t>
+      </w:r>
+      <m:oMath>
+        <m:r>
+          <w:rPr>
+            <w:rFonts w:ascii="Cambria Math" w:eastAsiaTheme="minorEastAsia" w:hAnsi="Cambria Math" w:cs="Calibri"/>
+          </w:rPr>
+          <m:t>X</m:t>
+        </m:r>
+        <m:r>
+          <w:rPr>
+            <w:rFonts w:ascii="Cambria Math" w:eastAsiaTheme="minorEastAsia" w:hAnsi="Cambria Math" w:cs="Calibri"/>
+            <w:lang w:val="en-US"/>
+          </w:rPr>
+          <m:t>→Y, Y→Z=&gt;X→Z</m:t>
+        </m:r>
+      </m:oMath>
+    </w:p>
+    <w:p>
+      <w:pPr>
+        <w:spacing w:after="0" w:line="360" w:lineRule="auto"/>
+        <w:jc w:val="both"/>
+        <w:rPr>
+          <w:rFonts w:ascii="Calibri" w:eastAsiaTheme="minorEastAsia" w:hAnsi="Calibri" w:cs="Calibri"/>
+        </w:rPr>
+      </w:pPr>
+      <w:r>
+        <w:rPr>
+          <w:rFonts w:ascii="Calibri" w:eastAsiaTheme="minorEastAsia" w:hAnsi="Calibri" w:cs="Calibri"/>
+          <w:iCs/>
+        </w:rPr>
+        <w:t>Для любой системы аксиом нужно доказать полноту и непротиворечивость.</w:t>
+      </w:r>
+      <w:r>
+        <w:rPr>
+          <w:rFonts w:ascii="Calibri" w:eastAsiaTheme="minorEastAsia" w:hAnsi="Calibri" w:cs="Calibri"/>
+        </w:rPr>
+        <w:t xml:space="preserve"> Проще всего доказать непротиворечивость (надежность). А2 и А3 аналогично правилу логического следствия. А1 очевидно</w:t>
+      </w:r>
+    </w:p>
+    <w:p>
+      <w:pPr>
+        <w:spacing w:after="0" w:line="360" w:lineRule="auto"/>
+        <w:jc w:val="both"/>
+        <w:rPr>
+          <w:rFonts w:ascii="Calibri" w:eastAsiaTheme="minorEastAsia" w:hAnsi="Calibri" w:cs="Calibri"/>
+        </w:rPr>
+      </w:pPr>
+      <w:r>
+        <w:rPr>
+          <w:rFonts w:ascii="Calibri" w:eastAsiaTheme="minorEastAsia" w:hAnsi="Calibri" w:cs="Calibri"/>
+        </w:rPr>
+        <w:t xml:space="preserve">Пусть задано </w:t>
+      </w:r>
+      <w:r>
+        <w:rPr>
+          <w:rFonts w:ascii="Calibri" w:eastAsiaTheme="minorEastAsia" w:hAnsi="Calibri" w:cs="Calibri"/>
+        </w:rPr>
+        <w:t xml:space="preserve">множество </w:t>
+      </w:r>
+      <w:r>
+        <w:rPr>
+          <w:rFonts w:ascii="Calibri" w:eastAsiaTheme="minorEastAsia" w:hAnsi="Calibri" w:cs="Calibri"/>
+          <w:lang w:val="en-US"/>
+        </w:rPr>
+        <w:t>F</w:t>
+      </w:r>
+      <w:r>
+        <w:rPr>
+          <w:rFonts w:ascii="Calibri" w:eastAsiaTheme="minorEastAsia" w:hAnsi="Calibri" w:cs="Calibri"/>
+        </w:rPr>
+        <w:t xml:space="preserve"> </w:t>
+      </w:r>
+      <w:r>
+        <w:rPr>
+          <w:rFonts w:ascii="Calibri" w:eastAsiaTheme="minorEastAsia" w:hAnsi="Calibri" w:cs="Calibri"/>
+        </w:rPr>
+        <w:t>–</w:t>
+      </w:r>
+      <w:r>
+        <w:rPr>
+          <w:rFonts w:ascii="Calibri" w:eastAsiaTheme="minorEastAsia" w:hAnsi="Calibri" w:cs="Calibri"/>
+        </w:rPr>
+        <w:t xml:space="preserve"> </w:t>
+      </w:r>
+      <w:r>
+        <w:rPr>
+          <w:rFonts w:ascii="Calibri" w:eastAsiaTheme="minorEastAsia" w:hAnsi="Calibri" w:cs="Calibri"/>
+        </w:rPr>
+        <w:t xml:space="preserve">исходное множество функциональных зависимостей. </w:t>
+      </w:r>
+      <m:oMath>
+        <m:sSup>
+          <m:sSupPr>
+            <m:ctrlPr>
+              <w:rPr>
+                <w:rFonts w:ascii="Cambria Math" w:eastAsiaTheme="minorEastAsia" w:hAnsi="Cambria Math" w:cs="Calibri"/>
+                <w:i/>
+                <w:lang w:val="en-US"/>
+              </w:rPr>
+            </m:ctrlPr>
+          </m:sSupPr>
+          <m:e>
+            <m:r>
+              <w:rPr>
+                <w:rFonts w:ascii="Cambria Math" w:eastAsiaTheme="minorEastAsia" w:hAnsi="Cambria Math" w:cs="Calibri"/>
+              </w:rPr>
+              <m:t>F</m:t>
+            </m:r>
+            <m:ctrlPr>
+              <w:rPr>
+                <w:rFonts w:ascii="Cambria Math" w:eastAsiaTheme="minorEastAsia" w:hAnsi="Cambria Math" w:cs="Calibri"/>
+                <w:i/>
+              </w:rPr>
+            </m:ctrlPr>
+          </m:e>
+          <m:sup>
+            <m:r>
+              <w:rPr>
+                <w:rFonts w:ascii="Cambria Math" w:eastAsiaTheme="minorEastAsia" w:hAnsi="Cambria Math" w:cs="Calibri"/>
+              </w:rPr>
+              <m:t>+</m:t>
+            </m:r>
+          </m:sup>
+        </m:sSup>
+      </m:oMath>
+      <w:r>
+        <w:rPr>
+          <w:rFonts w:ascii="Calibri" w:eastAsiaTheme="minorEastAsia" w:hAnsi="Calibri" w:cs="Calibri"/>
+        </w:rPr>
+        <w:t xml:space="preserve"> называется все множество выводимых правил из </w:t>
+      </w:r>
+      <w:r>
+        <w:rPr>
+          <w:rFonts w:ascii="Calibri" w:eastAsiaTheme="minorEastAsia" w:hAnsi="Calibri" w:cs="Calibri"/>
+          <w:lang w:val="en-US"/>
+        </w:rPr>
+        <w:t>F</w:t>
+      </w:r>
+      <w:r>
+        <w:rPr>
+          <w:rFonts w:ascii="Calibri" w:eastAsiaTheme="minorEastAsia" w:hAnsi="Calibri" w:cs="Calibri"/>
+        </w:rPr>
+        <w:t xml:space="preserve"> </w:t>
+      </w:r>
+      <w:r>
+        <w:rPr>
+          <w:rFonts w:ascii="Calibri" w:eastAsiaTheme="minorEastAsia" w:hAnsi="Calibri" w:cs="Calibri"/>
+        </w:rPr>
+        <w:t>за счет аксиом.</w:t>
+      </w:r>
+    </w:p>
+    <w:p>
+      <w:pPr>
+        <w:spacing w:after="0" w:line="360" w:lineRule="auto"/>
+        <w:jc w:val="both"/>
+        <w:rPr>
+          <w:rFonts w:ascii="Calibri" w:eastAsiaTheme="minorEastAsia" w:hAnsi="Calibri" w:cs="Calibri"/>
+        </w:rPr>
+      </w:pPr>
+      <w:r>
+        <w:rPr>
+          <w:rFonts w:ascii="Calibri" w:eastAsiaTheme="minorEastAsia" w:hAnsi="Calibri" w:cs="Calibri"/>
+        </w:rPr>
+        <w:t>Дополнительное правило вывода</w:t>
+      </w:r>
+      <w:r>
+        <w:rPr>
+          <w:rFonts w:ascii="Calibri" w:eastAsiaTheme="minorEastAsia" w:hAnsi="Calibri" w:cs="Calibri"/>
+          <w:lang w:val="en-US"/>
+        </w:rPr>
+        <w:t>:</w:t>
+      </w:r>
+    </w:p>
+    <w:p>
+      <w:pPr>
+        <w:pStyle w:val="a7"/>
+        <w:numPr>
+          <w:ilvl w:val="0"/>
+          <w:numId w:val="36"/>
+        </w:numPr>
+        <w:spacing w:after="0" w:line="360" w:lineRule="auto"/>
+        <w:jc w:val="both"/>
+        <w:rPr>
+          <w:rFonts w:ascii="Calibri" w:eastAsiaTheme="minorEastAsia" w:hAnsi="Calibri" w:cs="Calibri"/>
+        </w:rPr>
+      </w:pPr>
+      <w:r>
+        <w:rPr>
+          <w:rFonts w:ascii="Calibri" w:eastAsiaTheme="minorEastAsia" w:hAnsi="Calibri" w:cs="Calibri"/>
+          <w:lang w:val="en-US"/>
+        </w:rPr>
+        <w:t>P</w:t>
+      </w:r>
+      <w:r>
+        <w:rPr>
+          <w:rFonts w:ascii="Calibri" w:eastAsiaTheme="minorEastAsia" w:hAnsi="Calibri" w:cs="Calibri"/>
+        </w:rPr>
+        <w:t xml:space="preserve">1 – </w:t>
+      </w:r>
+      <w:r>
+        <w:rPr>
+          <w:rFonts w:ascii="Calibri" w:eastAsiaTheme="minorEastAsia" w:hAnsi="Calibri" w:cs="Calibri"/>
+        </w:rPr>
+        <w:t xml:space="preserve">правило объединения. </w:t>
+      </w:r>
+      <m:oMath>
+        <m:r>
+          <w:rPr>
+            <w:rFonts w:ascii="Cambria Math" w:eastAsiaTheme="minorEastAsia" w:hAnsi="Cambria Math" w:cs="Calibri"/>
+          </w:rPr>
+          <m:t>X</m:t>
+        </m:r>
+        <m:r>
+          <w:rPr>
+            <w:rFonts w:ascii="Cambria Math" w:eastAsiaTheme="minorEastAsia" w:hAnsi="Cambria Math" w:cs="Calibri"/>
+          </w:rPr>
+          <m:t>→</m:t>
+        </m:r>
+        <m:r>
+          <w:rPr>
+            <w:rFonts w:ascii="Cambria Math" w:eastAsiaTheme="minorEastAsia" w:hAnsi="Cambria Math" w:cs="Calibri"/>
+            <w:lang w:val="en-US"/>
+          </w:rPr>
+          <m:t>Y</m:t>
+        </m:r>
+        <m:r>
+          <w:rPr>
+            <w:rFonts w:ascii="Cambria Math" w:eastAsiaTheme="minorEastAsia" w:hAnsi="Cambria Math" w:cs="Calibri"/>
+          </w:rPr>
+          <m:t xml:space="preserve">, </m:t>
+        </m:r>
+        <m:r>
+          <w:rPr>
+            <w:rFonts w:ascii="Cambria Math" w:eastAsiaTheme="minorEastAsia" w:hAnsi="Cambria Math" w:cs="Calibri"/>
+            <w:lang w:val="en-US"/>
+          </w:rPr>
+          <m:t>X</m:t>
+        </m:r>
+        <m:r>
+          <w:rPr>
+            <w:rFonts w:ascii="Cambria Math" w:eastAsiaTheme="minorEastAsia" w:hAnsi="Cambria Math" w:cs="Calibri"/>
+          </w:rPr>
+          <m:t>→</m:t>
+        </m:r>
+        <m:r>
+          <w:rPr>
+            <w:rFonts w:ascii="Cambria Math" w:eastAsiaTheme="minorEastAsia" w:hAnsi="Cambria Math" w:cs="Calibri"/>
+            <w:lang w:val="en-US"/>
+          </w:rPr>
+          <m:t>Z</m:t>
+        </m:r>
+        <m:r>
+          <w:rPr>
+            <w:rFonts w:ascii="Cambria Math" w:eastAsiaTheme="minorEastAsia" w:hAnsi="Cambria Math" w:cs="Calibri"/>
+          </w:rPr>
+          <m:t>=&gt;</m:t>
+        </m:r>
+        <m:r>
+          <w:rPr>
+            <w:rFonts w:ascii="Cambria Math" w:eastAsiaTheme="minorEastAsia" w:hAnsi="Cambria Math" w:cs="Calibri"/>
+            <w:lang w:val="en-US"/>
+          </w:rPr>
+          <m:t>X</m:t>
+        </m:r>
+        <m:r>
+          <w:rPr>
+            <w:rFonts w:ascii="Cambria Math" w:eastAsiaTheme="minorEastAsia" w:hAnsi="Cambria Math" w:cs="Calibri"/>
+          </w:rPr>
+          <m:t>→</m:t>
+        </m:r>
+        <m:r>
+          <w:rPr>
+            <w:rFonts w:ascii="Cambria Math" w:eastAsiaTheme="minorEastAsia" w:hAnsi="Cambria Math" w:cs="Calibri"/>
+            <w:lang w:val="en-US"/>
+          </w:rPr>
+          <m:t>YZ</m:t>
+        </m:r>
+      </m:oMath>
+      <w:r>
+        <w:rPr>
+          <w:rFonts w:ascii="Calibri" w:eastAsiaTheme="minorEastAsia" w:hAnsi="Calibri" w:cs="Calibri"/>
+        </w:rPr>
+        <w:t xml:space="preserve"> – основное правило для синтеза схем </w:t>
+      </w:r>
+      <w:proofErr w:type="spellStart"/>
+      <w:r>
+        <w:rPr>
+          <w:rFonts w:ascii="Calibri" w:eastAsiaTheme="minorEastAsia" w:hAnsi="Calibri" w:cs="Calibri"/>
+        </w:rPr>
+        <w:t>бд</w:t>
+      </w:r>
+      <w:proofErr w:type="spellEnd"/>
+      <w:r>
+        <w:rPr>
+          <w:rFonts w:ascii="Calibri" w:eastAsiaTheme="minorEastAsia" w:hAnsi="Calibri" w:cs="Calibri"/>
+        </w:rPr>
+        <w:t>.</w:t>
+      </w:r>
+    </w:p>
+    <w:p>
+      <w:pPr>
+        <w:pStyle w:val="a7"/>
+        <w:numPr>
+          <w:ilvl w:val="0"/>
+          <w:numId w:val="36"/>
+        </w:numPr>
+        <w:spacing w:after="0" w:line="360" w:lineRule="auto"/>
+        <w:jc w:val="both"/>
+        <w:rPr>
+          <w:rFonts w:ascii="Calibri" w:eastAsiaTheme="minorEastAsia" w:hAnsi="Calibri" w:cs="Calibri"/>
+        </w:rPr>
+      </w:pPr>
+      <w:r>
+        <w:rPr>
+          <w:rFonts w:ascii="Calibri" w:eastAsiaTheme="minorEastAsia" w:hAnsi="Calibri" w:cs="Calibri"/>
+          <w:lang w:val="en-US"/>
+        </w:rPr>
+        <w:t>P</w:t>
+      </w:r>
+      <w:r>
+        <w:rPr>
+          <w:rFonts w:ascii="Calibri" w:eastAsiaTheme="minorEastAsia" w:hAnsi="Calibri" w:cs="Calibri"/>
+        </w:rPr>
+        <w:t xml:space="preserve">2 – </w:t>
+      </w:r>
+      <w:r>
+        <w:rPr>
+          <w:rFonts w:ascii="Calibri" w:eastAsiaTheme="minorEastAsia" w:hAnsi="Calibri" w:cs="Calibri"/>
+        </w:rPr>
+        <w:t xml:space="preserve">правило декомпозиции. </w:t>
+      </w:r>
+      <m:oMath>
+        <m:r>
+          <m:rPr>
+            <m:sty m:val="p"/>
+          </m:rPr>
+          <w:rPr>
+            <w:rFonts w:ascii="Cambria Math" w:eastAsiaTheme="minorEastAsia" w:hAnsi="Cambria Math" w:cs="Calibri"/>
+          </w:rPr>
+          <m:t>X</m:t>
+        </m:r>
+        <m:r>
+          <w:rPr>
+            <w:rFonts w:ascii="Cambria Math" w:eastAsiaTheme="minorEastAsia" w:hAnsi="Cambria Math" w:cs="Calibri"/>
+          </w:rPr>
+          <m:t>→</m:t>
+        </m:r>
+        <m:r>
+          <w:rPr>
+            <w:rFonts w:ascii="Cambria Math" w:eastAsiaTheme="minorEastAsia" w:hAnsi="Cambria Math" w:cs="Calibri"/>
+            <w:lang w:val="en-US"/>
+          </w:rPr>
+          <m:t>Y</m:t>
+        </m:r>
+        <m:r>
+          <w:rPr>
+            <w:rFonts w:ascii="Cambria Math" w:eastAsiaTheme="minorEastAsia" w:hAnsi="Cambria Math" w:cs="Calibri"/>
+          </w:rPr>
+          <m:t xml:space="preserve">,  </m:t>
+        </m:r>
+        <m:r>
+          <w:rPr>
+            <w:rFonts w:ascii="Cambria Math" w:eastAsiaTheme="minorEastAsia" w:hAnsi="Cambria Math" w:cs="Calibri"/>
+            <w:lang w:val="en-US"/>
+          </w:rPr>
+          <m:t>Z</m:t>
+        </m:r>
+        <m:r>
+          <w:rPr>
+            <w:rFonts w:ascii="Cambria Math" w:eastAsiaTheme="minorEastAsia" w:hAnsi="Cambria Math" w:cs="Calibri"/>
+          </w:rPr>
+          <m:t>⊆</m:t>
+        </m:r>
+        <m:r>
+          <w:rPr>
+            <w:rFonts w:ascii="Cambria Math" w:eastAsiaTheme="minorEastAsia" w:hAnsi="Cambria Math" w:cs="Calibri"/>
+            <w:lang w:val="en-US"/>
+          </w:rPr>
+          <m:t>Y</m:t>
+        </m:r>
+        <m:r>
+          <w:rPr>
+            <w:rFonts w:ascii="Cambria Math" w:eastAsiaTheme="minorEastAsia" w:hAnsi="Cambria Math" w:cs="Calibri"/>
+          </w:rPr>
+          <m:t>=&gt;</m:t>
+        </m:r>
+        <m:r>
+          <w:rPr>
+            <w:rFonts w:ascii="Cambria Math" w:eastAsiaTheme="minorEastAsia" w:hAnsi="Cambria Math" w:cs="Calibri"/>
+            <w:lang w:val="en-US"/>
+          </w:rPr>
+          <m:t>X</m:t>
+        </m:r>
+        <m:r>
+          <w:rPr>
+            <w:rFonts w:ascii="Cambria Math" w:eastAsiaTheme="minorEastAsia" w:hAnsi="Cambria Math" w:cs="Calibri"/>
+          </w:rPr>
+          <m:t>→</m:t>
+        </m:r>
+        <m:r>
+          <w:rPr>
+            <w:rFonts w:ascii="Cambria Math" w:eastAsiaTheme="minorEastAsia" w:hAnsi="Cambria Math" w:cs="Calibri"/>
+            <w:lang w:val="en-US"/>
+          </w:rPr>
+          <m:t>Z</m:t>
+        </m:r>
+      </m:oMath>
+    </w:p>
+    <w:p>
+      <w:pPr>
+        <w:spacing w:after="0" w:line="360" w:lineRule="auto"/>
+        <w:jc w:val="both"/>
+        <w:rPr>
+          <w:rFonts w:ascii="Calibri" w:eastAsiaTheme="minorEastAsia" w:hAnsi="Calibri" w:cs="Calibri"/>
+        </w:rPr>
+      </w:pPr>
+      <w:r>
+        <w:rPr>
+          <w:rFonts w:ascii="Calibri" w:eastAsiaTheme="minorEastAsia" w:hAnsi="Calibri" w:cs="Calibri"/>
+          <w:lang w:val="en-US"/>
+        </w:rPr>
+        <w:t xml:space="preserve">P2 </w:t>
+      </w:r>
+      <w:r>
+        <w:rPr>
+          <w:rFonts w:ascii="Calibri" w:eastAsiaTheme="minorEastAsia" w:hAnsi="Calibri" w:cs="Calibri"/>
+        </w:rPr>
+        <w:t>доказательство</w:t>
+      </w:r>
+      <w:r>
+        <w:rPr>
+          <w:rFonts w:ascii="Calibri" w:eastAsiaTheme="minorEastAsia" w:hAnsi="Calibri" w:cs="Calibri"/>
+          <w:lang w:val="en-US"/>
+        </w:rPr>
+        <w:t>:</w:t>
+      </w:r>
+    </w:p>
+    <w:p>
+      <w:pPr>
+        <w:spacing w:after="0" w:line="360" w:lineRule="auto"/>
+        <w:jc w:val="both"/>
+        <w:rPr>
+          <w:rFonts w:ascii="Calibri" w:eastAsiaTheme="minorEastAsia" w:hAnsi="Calibri" w:cs="Calibri"/>
+          <w:i/>
+          <w:lang w:val="en-US"/>
+        </w:rPr>
+      </w:pPr>
+      <m:oMathPara>
+        <m:oMath>
+          <m:r>
+            <w:rPr>
+              <w:rFonts w:ascii="Cambria Math" w:eastAsiaTheme="minorEastAsia" w:hAnsi="Cambria Math" w:cs="Calibri"/>
+            </w:rPr>
+            <m:t>X</m:t>
+          </m:r>
+          <m:r>
+            <w:rPr>
+              <w:rFonts w:ascii="Cambria Math" w:eastAsiaTheme="minorEastAsia" w:hAnsi="Cambria Math" w:cs="Calibri"/>
+              <w:lang w:val="en-US"/>
+            </w:rPr>
+            <m:t xml:space="preserve">→Y </m:t>
+          </m:r>
+          <m:d>
+            <m:dPr>
+              <m:ctrlPr>
+                <w:rPr>
+                  <w:rFonts w:ascii="Cambria Math" w:eastAsiaTheme="minorEastAsia" w:hAnsi="Cambria Math" w:cs="Calibri"/>
+                  <w:i/>
+                </w:rPr>
+              </m:ctrlPr>
+            </m:dPr>
+            <m:e>
+              <m:r>
+                <w:rPr>
+                  <w:rFonts w:ascii="Cambria Math" w:eastAsiaTheme="minorEastAsia" w:hAnsi="Cambria Math" w:cs="Calibri"/>
+                </w:rPr>
+                <m:t>по</m:t>
+              </m:r>
+              <m:r>
+                <w:rPr>
+                  <w:rFonts w:ascii="Cambria Math" w:eastAsiaTheme="minorEastAsia" w:hAnsi="Cambria Math" w:cs="Calibri"/>
+                  <w:lang w:val="en-US"/>
+                </w:rPr>
+                <m:t xml:space="preserve"> </m:t>
+              </m:r>
+              <m:r>
+                <w:rPr>
+                  <w:rFonts w:ascii="Cambria Math" w:eastAsiaTheme="minorEastAsia" w:hAnsi="Cambria Math" w:cs="Calibri"/>
+                </w:rPr>
+                <m:t>А</m:t>
+              </m:r>
+              <m:r>
+                <w:rPr>
+                  <w:rFonts w:ascii="Cambria Math" w:eastAsiaTheme="minorEastAsia" w:hAnsi="Cambria Math" w:cs="Calibri"/>
+                  <w:lang w:val="en-US"/>
+                </w:rPr>
+                <m:t>2</m:t>
+              </m:r>
+            </m:e>
+          </m:d>
+          <m:r>
+            <w:rPr>
+              <w:rFonts w:ascii="Cambria Math" w:eastAsiaTheme="minorEastAsia" w:hAnsi="Cambria Math" w:cs="Calibri"/>
+              <w:lang w:val="en-US"/>
+            </w:rPr>
+            <m:t xml:space="preserve"> </m:t>
+          </m:r>
+          <m:r>
+            <w:rPr>
+              <w:rFonts w:ascii="Cambria Math" w:eastAsiaTheme="minorEastAsia" w:hAnsi="Cambria Math" w:cs="Calibri"/>
+              <w:lang w:val="en-US"/>
+            </w:rPr>
+            <m:t>XX→XY</m:t>
+          </m:r>
+          <m:r>
+            <w:rPr>
+              <w:rFonts w:ascii="Cambria Math" w:eastAsiaTheme="minorEastAsia" w:hAnsi="Cambria Math" w:cs="Calibri"/>
+              <w:lang w:val="en-US"/>
+            </w:rPr>
+            <m:t>=X→XY</m:t>
+          </m:r>
+          <m:r>
+            <w:rPr>
+              <w:rFonts w:ascii="Cambria Math" w:eastAsiaTheme="minorEastAsia" w:hAnsi="Cambria Math" w:cs="Calibri"/>
+              <w:lang w:val="en-US"/>
+            </w:rPr>
+            <w:br/>
+          </m:r>
+        </m:oMath>
+        <m:oMath>
+          <m:r>
+            <w:rPr>
+              <w:rFonts w:ascii="Cambria Math" w:eastAsiaTheme="minorEastAsia" w:hAnsi="Cambria Math" w:cs="Calibri"/>
+              <w:lang w:val="en-US"/>
+            </w:rPr>
+            <m:t xml:space="preserve">X→Z </m:t>
+          </m:r>
+          <m:d>
+            <m:dPr>
+              <m:ctrlPr>
+                <w:rPr>
+                  <w:rFonts w:ascii="Cambria Math" w:eastAsiaTheme="minorEastAsia" w:hAnsi="Cambria Math" w:cs="Calibri"/>
+                  <w:i/>
+                  <w:lang w:val="en-US"/>
+                </w:rPr>
+              </m:ctrlPr>
+            </m:dPr>
+            <m:e>
+              <m:r>
+                <w:rPr>
+                  <w:rFonts w:ascii="Cambria Math" w:eastAsiaTheme="minorEastAsia" w:hAnsi="Cambria Math" w:cs="Calibri"/>
+                </w:rPr>
+                <m:t>по</m:t>
+              </m:r>
+              <m:r>
+                <w:rPr>
+                  <w:rFonts w:ascii="Cambria Math" w:eastAsiaTheme="minorEastAsia" w:hAnsi="Cambria Math" w:cs="Calibri"/>
+                  <w:lang w:val="en-US"/>
+                </w:rPr>
+                <m:t xml:space="preserve"> </m:t>
+              </m:r>
+              <m:r>
+                <w:rPr>
+                  <w:rFonts w:ascii="Cambria Math" w:eastAsiaTheme="minorEastAsia" w:hAnsi="Cambria Math" w:cs="Calibri"/>
+                </w:rPr>
+                <m:t>А</m:t>
+              </m:r>
+              <m:r>
+                <w:rPr>
+                  <w:rFonts w:ascii="Cambria Math" w:eastAsiaTheme="minorEastAsia" w:hAnsi="Cambria Math" w:cs="Calibri"/>
+                  <w:lang w:val="en-US"/>
+                </w:rPr>
+                <m:t>2</m:t>
+              </m:r>
+              <m:ctrlPr>
+                <w:rPr>
+                  <w:rFonts w:ascii="Cambria Math" w:eastAsiaTheme="minorEastAsia" w:hAnsi="Cambria Math" w:cs="Calibri"/>
+                  <w:i/>
+                </w:rPr>
+              </m:ctrlPr>
+            </m:e>
+          </m:d>
+          <m:r>
+            <w:rPr>
+              <w:rFonts w:ascii="Cambria Math" w:eastAsiaTheme="minorEastAsia" w:hAnsi="Cambria Math" w:cs="Calibri"/>
+              <w:lang w:val="en-US"/>
+            </w:rPr>
+            <m:t xml:space="preserve"> </m:t>
+          </m:r>
+          <m:r>
+            <w:rPr>
+              <w:rFonts w:ascii="Cambria Math" w:eastAsiaTheme="minorEastAsia" w:hAnsi="Cambria Math" w:cs="Calibri"/>
+              <w:lang w:val="en-US"/>
+            </w:rPr>
+            <m:t>YX→YZ</m:t>
+          </m:r>
+          <m:r>
+            <w:rPr>
+              <w:rFonts w:ascii="Cambria Math" w:eastAsiaTheme="minorEastAsia" w:hAnsi="Cambria Math" w:cs="Calibri"/>
+              <w:lang w:val="en-US"/>
+            </w:rPr>
+            <w:br/>
+          </m:r>
+        </m:oMath>
+        <m:oMath>
+          <m:d>
+            <m:dPr>
+              <m:ctrlPr>
+                <w:rPr>
+                  <w:rFonts w:ascii="Cambria Math" w:eastAsiaTheme="minorEastAsia" w:hAnsi="Cambria Math" w:cs="Calibri"/>
+                  <w:i/>
+                  <w:lang w:val="en-US"/>
+                </w:rPr>
+              </m:ctrlPr>
+            </m:dPr>
+            <m:e>
+              <m:r>
+                <w:rPr>
+                  <w:rFonts w:ascii="Cambria Math" w:eastAsiaTheme="minorEastAsia" w:hAnsi="Cambria Math" w:cs="Calibri"/>
+                </w:rPr>
+                <m:t>по А3</m:t>
+              </m:r>
+              <m:ctrlPr>
+                <w:rPr>
+                  <w:rFonts w:ascii="Cambria Math" w:eastAsiaTheme="minorEastAsia" w:hAnsi="Cambria Math" w:cs="Calibri"/>
+                  <w:i/>
+                </w:rPr>
+              </m:ctrlPr>
+            </m:e>
+          </m:d>
+          <m:r>
+            <w:rPr>
+              <w:rFonts w:ascii="Cambria Math" w:eastAsiaTheme="minorEastAsia" w:hAnsi="Cambria Math" w:cs="Calibri"/>
+              <w:lang w:val="en-US"/>
+            </w:rPr>
+            <m:t xml:space="preserve"> X→XY→YZ=X→YZ</m:t>
+          </m:r>
+        </m:oMath>
+      </m:oMathPara>
     </w:p>
     <w:sectPr>
       <w:pgSz w:w="11906" w:h="16838"/>
@@ -5349,6 +13312,119 @@
 <file path=word/numbering.xml><?xml version="1.0" encoding="utf-8"?>
 <w:numbering xmlns:wpc="http://schemas.microsoft.com/office/word/2010/wordprocessingCanvas" xmlns:cx="http://schemas.microsoft.com/office/drawing/2014/chartex" xmlns:cx1="http://schemas.microsoft.com/office/drawing/2015/9/8/chartex" xmlns:cx2="http://schemas.microsoft.com/office/drawing/2015/10/21/chartex" xmlns:cx3="http://schemas.microsoft.com/office/drawing/2016/5/9/chartex" xmlns:cx4="http://schemas.microsoft.com/office/drawing/2016/5/10/chartex" xmlns:cx5="http://schemas.microsoft.com/office/drawing/2016/5/11/chartex" xmlns:cx6="http://schemas.microsoft.com/office/drawing/2016/5/12/chartex" xmlns:cx7="http://schemas.microsoft.com/office/drawing/2016/5/13/chartex" xmlns:cx8="http://schemas.microsoft.com/office/drawing/2016/5/14/chartex" xmlns:mc="http://schemas.openxmlformats.org/markup-compatibility/2006" xmlns:aink="http://schemas.microsoft.com/office/drawing/2016/ink" xmlns:am3d="http://schemas.microsoft.com/office/drawing/2017/model3d" xmlns:o="urn:schemas-microsoft-com:office:office" xmlns:oel="http://schemas.microsoft.com/office/2019/extlst" xmlns:r="http://schemas.openxmlformats.org/officeDocument/2006/relationships" xmlns:m="http://schemas.openxmlformats.org/officeDocument/2006/math" xmlns:v="urn:schemas-microsoft-com:vml" xmlns:wp14="http://schemas.microsoft.com/office/word/2010/wordprocessingDrawing" xmlns:wp="http://schemas.openxmlformats.org/drawingml/2006/wordprocessingDrawing" xmlns:w10="urn:schemas-microsoft-com:office:word" xmlns:w="http://schemas.openxmlformats.org/wordprocessingml/2006/main" xmlns:w14="http://schemas.microsoft.com/office/word/2010/wordml" xmlns:w15="http://schemas.microsoft.com/office/word/2012/wordml" xmlns:w16cex="http://schemas.microsoft.com/office/word/2018/wordml/cex" xmlns:w16cid="http://schemas.microsoft.com/office/word/2016/wordml/cid" xmlns:w16="http://schemas.microsoft.com/office/word/2018/wordml" xmlns:w16du="http://schemas.microsoft.com/office/word/2023/wordml/word16du" xmlns:w16sdtdh="http://schemas.microsoft.com/office/word/2020/wordml/sdtdatahash" xmlns:w16sdtfl="http://schemas.microsoft.com/office/word/2024/wordml/sdtformatlock" xmlns:w16se="http://schemas.microsoft.com/office/word/2015/wordml/symex" xmlns:wpg="http://schemas.microsoft.com/office/word/2010/wordprocessingGroup" xmlns:wpi="http://schemas.microsoft.com/office/word/2010/wordprocessingInk" xmlns:wne="http://schemas.microsoft.com/office/word/2006/wordml" xmlns:wps="http://schemas.microsoft.com/office/word/2010/wordprocessingShape" mc:Ignorable="w14 w15 w16se w16cid w16 w16cex w16sdtdh w16sdtfl w16du wp14">
   <w:abstractNum w:abstractNumId="0" w15:restartNumberingAfterBreak="0">
+    <w:nsid w:val="00B55941"/>
+    <w:multiLevelType w:val="hybridMultilevel"/>
+    <w:tmpl w:val="D99829B2"/>
+    <w:lvl w:ilvl="0" w:tplc="04190001">
+      <w:start w:val="1"/>
+      <w:numFmt w:val="bullet"/>
+      <w:lvlText w:val=""/>
+      <w:lvlJc w:val="left"/>
+      <w:pPr>
+        <w:ind w:left="1440" w:hanging="360"/>
+      </w:pPr>
+      <w:rPr>
+        <w:rFonts w:ascii="Symbol" w:hAnsi="Symbol" w:hint="default"/>
+      </w:rPr>
+    </w:lvl>
+    <w:lvl w:ilvl="1" w:tplc="04190003" w:tentative="1">
+      <w:start w:val="1"/>
+      <w:numFmt w:val="bullet"/>
+      <w:lvlText w:val="o"/>
+      <w:lvlJc w:val="left"/>
+      <w:pPr>
+        <w:ind w:left="2160" w:hanging="360"/>
+      </w:pPr>
+      <w:rPr>
+        <w:rFonts w:ascii="Courier New" w:hAnsi="Courier New" w:cs="Courier New" w:hint="default"/>
+      </w:rPr>
+    </w:lvl>
+    <w:lvl w:ilvl="2" w:tplc="04190005" w:tentative="1">
+      <w:start w:val="1"/>
+      <w:numFmt w:val="bullet"/>
+      <w:lvlText w:val=""/>
+      <w:lvlJc w:val="left"/>
+      <w:pPr>
+        <w:ind w:left="2880" w:hanging="360"/>
+      </w:pPr>
+      <w:rPr>
+        <w:rFonts w:ascii="Wingdings" w:hAnsi="Wingdings" w:hint="default"/>
+      </w:rPr>
+    </w:lvl>
+    <w:lvl w:ilvl="3" w:tplc="04190001" w:tentative="1">
+      <w:start w:val="1"/>
+      <w:numFmt w:val="bullet"/>
+      <w:lvlText w:val=""/>
+      <w:lvlJc w:val="left"/>
+      <w:pPr>
+        <w:ind w:left="3600" w:hanging="360"/>
+      </w:pPr>
+      <w:rPr>
+        <w:rFonts w:ascii="Symbol" w:hAnsi="Symbol" w:hint="default"/>
+      </w:rPr>
+    </w:lvl>
+    <w:lvl w:ilvl="4" w:tplc="04190003" w:tentative="1">
+      <w:start w:val="1"/>
+      <w:numFmt w:val="bullet"/>
+      <w:lvlText w:val="o"/>
+      <w:lvlJc w:val="left"/>
+      <w:pPr>
+        <w:ind w:left="4320" w:hanging="360"/>
+      </w:pPr>
+      <w:rPr>
+        <w:rFonts w:ascii="Courier New" w:hAnsi="Courier New" w:cs="Courier New" w:hint="default"/>
+      </w:rPr>
+    </w:lvl>
+    <w:lvl w:ilvl="5" w:tplc="04190005" w:tentative="1">
+      <w:start w:val="1"/>
+      <w:numFmt w:val="bullet"/>
+      <w:lvlText w:val=""/>
+      <w:lvlJc w:val="left"/>
+      <w:pPr>
+        <w:ind w:left="5040" w:hanging="360"/>
+      </w:pPr>
+      <w:rPr>
+        <w:rFonts w:ascii="Wingdings" w:hAnsi="Wingdings" w:hint="default"/>
+      </w:rPr>
+    </w:lvl>
+    <w:lvl w:ilvl="6" w:tplc="04190001" w:tentative="1">
+      <w:start w:val="1"/>
+      <w:numFmt w:val="bullet"/>
+      <w:lvlText w:val=""/>
+      <w:lvlJc w:val="left"/>
+      <w:pPr>
+        <w:ind w:left="5760" w:hanging="360"/>
+      </w:pPr>
+      <w:rPr>
+        <w:rFonts w:ascii="Symbol" w:hAnsi="Symbol" w:hint="default"/>
+      </w:rPr>
+    </w:lvl>
+    <w:lvl w:ilvl="7" w:tplc="04190003" w:tentative="1">
+      <w:start w:val="1"/>
+      <w:numFmt w:val="bullet"/>
+      <w:lvlText w:val="o"/>
+      <w:lvlJc w:val="left"/>
+      <w:pPr>
+        <w:ind w:left="6480" w:hanging="360"/>
+      </w:pPr>
+      <w:rPr>
+        <w:rFonts w:ascii="Courier New" w:hAnsi="Courier New" w:cs="Courier New" w:hint="default"/>
+      </w:rPr>
+    </w:lvl>
+    <w:lvl w:ilvl="8" w:tplc="04190005" w:tentative="1">
+      <w:start w:val="1"/>
+      <w:numFmt w:val="bullet"/>
+      <w:lvlText w:val=""/>
+      <w:lvlJc w:val="left"/>
+      <w:pPr>
+        <w:ind w:left="7200" w:hanging="360"/>
+      </w:pPr>
+      <w:rPr>
+        <w:rFonts w:ascii="Wingdings" w:hAnsi="Wingdings" w:hint="default"/>
+      </w:rPr>
+    </w:lvl>
+  </w:abstractNum>
+  <w:abstractNum w:abstractNumId="1" w15:restartNumberingAfterBreak="0">
     <w:nsid w:val="02C03245"/>
     <w:multiLevelType w:val="hybridMultilevel"/>
     <w:tmpl w:val="A746C5F8"/>
@@ -5437,7 +13513,7 @@
       </w:pPr>
     </w:lvl>
   </w:abstractNum>
-  <w:abstractNum w:abstractNumId="1" w15:restartNumberingAfterBreak="0">
+  <w:abstractNum w:abstractNumId="2" w15:restartNumberingAfterBreak="0">
     <w:nsid w:val="04E627E2"/>
     <w:multiLevelType w:val="hybridMultilevel"/>
     <w:tmpl w:val="60840954"/>
@@ -5550,7 +13626,7 @@
       </w:rPr>
     </w:lvl>
   </w:abstractNum>
-  <w:abstractNum w:abstractNumId="2" w15:restartNumberingAfterBreak="0">
+  <w:abstractNum w:abstractNumId="3" w15:restartNumberingAfterBreak="0">
     <w:nsid w:val="06354B5B"/>
     <w:multiLevelType w:val="hybridMultilevel"/>
     <w:tmpl w:val="6E8A3C2A"/>
@@ -5663,7 +13739,7 @@
       </w:rPr>
     </w:lvl>
   </w:abstractNum>
-  <w:abstractNum w:abstractNumId="3" w15:restartNumberingAfterBreak="0">
+  <w:abstractNum w:abstractNumId="4" w15:restartNumberingAfterBreak="0">
     <w:nsid w:val="097328BF"/>
     <w:multiLevelType w:val="hybridMultilevel"/>
     <w:tmpl w:val="C7D03230"/>
@@ -5752,7 +13828,7 @@
       </w:pPr>
     </w:lvl>
   </w:abstractNum>
-  <w:abstractNum w:abstractNumId="4" w15:restartNumberingAfterBreak="0">
+  <w:abstractNum w:abstractNumId="5" w15:restartNumberingAfterBreak="0">
     <w:nsid w:val="0EA46F1C"/>
     <w:multiLevelType w:val="hybridMultilevel"/>
     <w:tmpl w:val="B218B072"/>
@@ -5865,7 +13941,7 @@
       </w:rPr>
     </w:lvl>
   </w:abstractNum>
-  <w:abstractNum w:abstractNumId="5" w15:restartNumberingAfterBreak="0">
+  <w:abstractNum w:abstractNumId="6" w15:restartNumberingAfterBreak="0">
     <w:nsid w:val="16C4139F"/>
     <w:multiLevelType w:val="hybridMultilevel"/>
     <w:tmpl w:val="BBE496CA"/>
@@ -5951,7 +14027,7 @@
       </w:pPr>
     </w:lvl>
   </w:abstractNum>
-  <w:abstractNum w:abstractNumId="6" w15:restartNumberingAfterBreak="0">
+  <w:abstractNum w:abstractNumId="7" w15:restartNumberingAfterBreak="0">
     <w:nsid w:val="16F278AC"/>
     <w:multiLevelType w:val="hybridMultilevel"/>
     <w:tmpl w:val="6ABE95B0"/>
@@ -6040,7 +14116,7 @@
       </w:pPr>
     </w:lvl>
   </w:abstractNum>
-  <w:abstractNum w:abstractNumId="7" w15:restartNumberingAfterBreak="0">
+  <w:abstractNum w:abstractNumId="8" w15:restartNumberingAfterBreak="0">
     <w:nsid w:val="1B6E7671"/>
     <w:multiLevelType w:val="hybridMultilevel"/>
     <w:tmpl w:val="5368193E"/>
@@ -6126,7 +14202,93 @@
       </w:pPr>
     </w:lvl>
   </w:abstractNum>
-  <w:abstractNum w:abstractNumId="8" w15:restartNumberingAfterBreak="0">
+  <w:abstractNum w:abstractNumId="9" w15:restartNumberingAfterBreak="0">
+    <w:nsid w:val="1F357886"/>
+    <w:multiLevelType w:val="hybridMultilevel"/>
+    <w:tmpl w:val="2046A25C"/>
+    <w:lvl w:ilvl="0" w:tplc="0419000F">
+      <w:start w:val="1"/>
+      <w:numFmt w:val="decimal"/>
+      <w:lvlText w:val="%1."/>
+      <w:lvlJc w:val="left"/>
+      <w:pPr>
+        <w:ind w:left="1068" w:hanging="360"/>
+      </w:pPr>
+    </w:lvl>
+    <w:lvl w:ilvl="1" w:tplc="04190019" w:tentative="1">
+      <w:start w:val="1"/>
+      <w:numFmt w:val="lowerLetter"/>
+      <w:lvlText w:val="%2."/>
+      <w:lvlJc w:val="left"/>
+      <w:pPr>
+        <w:ind w:left="1788" w:hanging="360"/>
+      </w:pPr>
+    </w:lvl>
+    <w:lvl w:ilvl="2" w:tplc="0419001B" w:tentative="1">
+      <w:start w:val="1"/>
+      <w:numFmt w:val="lowerRoman"/>
+      <w:lvlText w:val="%3."/>
+      <w:lvlJc w:val="right"/>
+      <w:pPr>
+        <w:ind w:left="2508" w:hanging="180"/>
+      </w:pPr>
+    </w:lvl>
+    <w:lvl w:ilvl="3" w:tplc="0419000F" w:tentative="1">
+      <w:start w:val="1"/>
+      <w:numFmt w:val="decimal"/>
+      <w:lvlText w:val="%4."/>
+      <w:lvlJc w:val="left"/>
+      <w:pPr>
+        <w:ind w:left="3228" w:hanging="360"/>
+      </w:pPr>
+    </w:lvl>
+    <w:lvl w:ilvl="4" w:tplc="04190019" w:tentative="1">
+      <w:start w:val="1"/>
+      <w:numFmt w:val="lowerLetter"/>
+      <w:lvlText w:val="%5."/>
+      <w:lvlJc w:val="left"/>
+      <w:pPr>
+        <w:ind w:left="3948" w:hanging="360"/>
+      </w:pPr>
+    </w:lvl>
+    <w:lvl w:ilvl="5" w:tplc="0419001B" w:tentative="1">
+      <w:start w:val="1"/>
+      <w:numFmt w:val="lowerRoman"/>
+      <w:lvlText w:val="%6."/>
+      <w:lvlJc w:val="right"/>
+      <w:pPr>
+        <w:ind w:left="4668" w:hanging="180"/>
+      </w:pPr>
+    </w:lvl>
+    <w:lvl w:ilvl="6" w:tplc="0419000F" w:tentative="1">
+      <w:start w:val="1"/>
+      <w:numFmt w:val="decimal"/>
+      <w:lvlText w:val="%7."/>
+      <w:lvlJc w:val="left"/>
+      <w:pPr>
+        <w:ind w:left="5388" w:hanging="360"/>
+      </w:pPr>
+    </w:lvl>
+    <w:lvl w:ilvl="7" w:tplc="04190019" w:tentative="1">
+      <w:start w:val="1"/>
+      <w:numFmt w:val="lowerLetter"/>
+      <w:lvlText w:val="%8."/>
+      <w:lvlJc w:val="left"/>
+      <w:pPr>
+        <w:ind w:left="6108" w:hanging="360"/>
+      </w:pPr>
+    </w:lvl>
+    <w:lvl w:ilvl="8" w:tplc="0419001B" w:tentative="1">
+      <w:start w:val="1"/>
+      <w:numFmt w:val="lowerRoman"/>
+      <w:lvlText w:val="%9."/>
+      <w:lvlJc w:val="right"/>
+      <w:pPr>
+        <w:ind w:left="6828" w:hanging="180"/>
+      </w:pPr>
+    </w:lvl>
+  </w:abstractNum>
+  <w:abstractNum w:abstractNumId="10" w15:restartNumberingAfterBreak="0">
     <w:nsid w:val="21E87153"/>
     <w:multiLevelType w:val="hybridMultilevel"/>
     <w:tmpl w:val="9A7C2E24"/>
@@ -6239,7 +14401,7 @@
       </w:rPr>
     </w:lvl>
   </w:abstractNum>
-  <w:abstractNum w:abstractNumId="9" w15:restartNumberingAfterBreak="0">
+  <w:abstractNum w:abstractNumId="11" w15:restartNumberingAfterBreak="0">
     <w:nsid w:val="247C6681"/>
     <w:multiLevelType w:val="hybridMultilevel"/>
     <w:tmpl w:val="72F0E4EE"/>
@@ -6330,7 +14492,7 @@
       </w:pPr>
     </w:lvl>
   </w:abstractNum>
-  <w:abstractNum w:abstractNumId="10" w15:restartNumberingAfterBreak="0">
+  <w:abstractNum w:abstractNumId="12" w15:restartNumberingAfterBreak="0">
     <w:nsid w:val="2A1F2F0A"/>
     <w:multiLevelType w:val="hybridMultilevel"/>
     <w:tmpl w:val="013C9A6A"/>
@@ -6443,7 +14605,206 @@
       </w:rPr>
     </w:lvl>
   </w:abstractNum>
-  <w:abstractNum w:abstractNumId="11" w15:restartNumberingAfterBreak="0">
+  <w:abstractNum w:abstractNumId="13" w15:restartNumberingAfterBreak="0">
+    <w:nsid w:val="2E32641B"/>
+    <w:multiLevelType w:val="hybridMultilevel"/>
+    <w:tmpl w:val="6A9A047A"/>
+    <w:lvl w:ilvl="0" w:tplc="0419000F">
+      <w:start w:val="1"/>
+      <w:numFmt w:val="decimal"/>
+      <w:lvlText w:val="%1."/>
+      <w:lvlJc w:val="left"/>
+      <w:pPr>
+        <w:ind w:left="1287" w:hanging="360"/>
+      </w:pPr>
+    </w:lvl>
+    <w:lvl w:ilvl="1" w:tplc="04190019" w:tentative="1">
+      <w:start w:val="1"/>
+      <w:numFmt w:val="lowerLetter"/>
+      <w:lvlText w:val="%2."/>
+      <w:lvlJc w:val="left"/>
+      <w:pPr>
+        <w:ind w:left="2007" w:hanging="360"/>
+      </w:pPr>
+    </w:lvl>
+    <w:lvl w:ilvl="2" w:tplc="0419001B" w:tentative="1">
+      <w:start w:val="1"/>
+      <w:numFmt w:val="lowerRoman"/>
+      <w:lvlText w:val="%3."/>
+      <w:lvlJc w:val="right"/>
+      <w:pPr>
+        <w:ind w:left="2727" w:hanging="180"/>
+      </w:pPr>
+    </w:lvl>
+    <w:lvl w:ilvl="3" w:tplc="0419000F" w:tentative="1">
+      <w:start w:val="1"/>
+      <w:numFmt w:val="decimal"/>
+      <w:lvlText w:val="%4."/>
+      <w:lvlJc w:val="left"/>
+      <w:pPr>
+        <w:ind w:left="3447" w:hanging="360"/>
+      </w:pPr>
+    </w:lvl>
+    <w:lvl w:ilvl="4" w:tplc="04190019" w:tentative="1">
+      <w:start w:val="1"/>
+      <w:numFmt w:val="lowerLetter"/>
+      <w:lvlText w:val="%5."/>
+      <w:lvlJc w:val="left"/>
+      <w:pPr>
+        <w:ind w:left="4167" w:hanging="360"/>
+      </w:pPr>
+    </w:lvl>
+    <w:lvl w:ilvl="5" w:tplc="0419001B" w:tentative="1">
+      <w:start w:val="1"/>
+      <w:numFmt w:val="lowerRoman"/>
+      <w:lvlText w:val="%6."/>
+      <w:lvlJc w:val="right"/>
+      <w:pPr>
+        <w:ind w:left="4887" w:hanging="180"/>
+      </w:pPr>
+    </w:lvl>
+    <w:lvl w:ilvl="6" w:tplc="0419000F" w:tentative="1">
+      <w:start w:val="1"/>
+      <w:numFmt w:val="decimal"/>
+      <w:lvlText w:val="%7."/>
+      <w:lvlJc w:val="left"/>
+      <w:pPr>
+        <w:ind w:left="5607" w:hanging="360"/>
+      </w:pPr>
+    </w:lvl>
+    <w:lvl w:ilvl="7" w:tplc="04190019" w:tentative="1">
+      <w:start w:val="1"/>
+      <w:numFmt w:val="lowerLetter"/>
+      <w:lvlText w:val="%8."/>
+      <w:lvlJc w:val="left"/>
+      <w:pPr>
+        <w:ind w:left="6327" w:hanging="360"/>
+      </w:pPr>
+    </w:lvl>
+    <w:lvl w:ilvl="8" w:tplc="0419001B" w:tentative="1">
+      <w:start w:val="1"/>
+      <w:numFmt w:val="lowerRoman"/>
+      <w:lvlText w:val="%9."/>
+      <w:lvlJc w:val="right"/>
+      <w:pPr>
+        <w:ind w:left="7047" w:hanging="180"/>
+      </w:pPr>
+    </w:lvl>
+  </w:abstractNum>
+  <w:abstractNum w:abstractNumId="14" w15:restartNumberingAfterBreak="0">
+    <w:nsid w:val="3148553C"/>
+    <w:multiLevelType w:val="hybridMultilevel"/>
+    <w:tmpl w:val="671AD48A"/>
+    <w:lvl w:ilvl="0" w:tplc="04190001">
+      <w:start w:val="1"/>
+      <w:numFmt w:val="bullet"/>
+      <w:lvlText w:val=""/>
+      <w:lvlJc w:val="left"/>
+      <w:pPr>
+        <w:ind w:left="720" w:hanging="360"/>
+      </w:pPr>
+      <w:rPr>
+        <w:rFonts w:ascii="Symbol" w:hAnsi="Symbol" w:hint="default"/>
+      </w:rPr>
+    </w:lvl>
+    <w:lvl w:ilvl="1" w:tplc="04190003" w:tentative="1">
+      <w:start w:val="1"/>
+      <w:numFmt w:val="bullet"/>
+      <w:lvlText w:val="o"/>
+      <w:lvlJc w:val="left"/>
+      <w:pPr>
+        <w:ind w:left="1440" w:hanging="360"/>
+      </w:pPr>
+      <w:rPr>
+        <w:rFonts w:ascii="Courier New" w:hAnsi="Courier New" w:cs="Courier New" w:hint="default"/>
+      </w:rPr>
+    </w:lvl>
+    <w:lvl w:ilvl="2" w:tplc="04190005" w:tentative="1">
+      <w:start w:val="1"/>
+      <w:numFmt w:val="bullet"/>
+      <w:lvlText w:val=""/>
+      <w:lvlJc w:val="left"/>
+      <w:pPr>
+        <w:ind w:left="2160" w:hanging="360"/>
+      </w:pPr>
+      <w:rPr>
+        <w:rFonts w:ascii="Wingdings" w:hAnsi="Wingdings" w:hint="default"/>
+      </w:rPr>
+    </w:lvl>
+    <w:lvl w:ilvl="3" w:tplc="04190001" w:tentative="1">
+      <w:start w:val="1"/>
+      <w:numFmt w:val="bullet"/>
+      <w:lvlText w:val=""/>
+      <w:lvlJc w:val="left"/>
+      <w:pPr>
+        <w:ind w:left="2880" w:hanging="360"/>
+      </w:pPr>
+      <w:rPr>
+        <w:rFonts w:ascii="Symbol" w:hAnsi="Symbol" w:hint="default"/>
+      </w:rPr>
+    </w:lvl>
+    <w:lvl w:ilvl="4" w:tplc="04190003" w:tentative="1">
+      <w:start w:val="1"/>
+      <w:numFmt w:val="bullet"/>
+      <w:lvlText w:val="o"/>
+      <w:lvlJc w:val="left"/>
+      <w:pPr>
+        <w:ind w:left="3600" w:hanging="360"/>
+      </w:pPr>
+      <w:rPr>
+        <w:rFonts w:ascii="Courier New" w:hAnsi="Courier New" w:cs="Courier New" w:hint="default"/>
+      </w:rPr>
+    </w:lvl>
+    <w:lvl w:ilvl="5" w:tplc="04190005" w:tentative="1">
+      <w:start w:val="1"/>
+      <w:numFmt w:val="bullet"/>
+      <w:lvlText w:val=""/>
+      <w:lvlJc w:val="left"/>
+      <w:pPr>
+        <w:ind w:left="4320" w:hanging="360"/>
+      </w:pPr>
+      <w:rPr>
+        <w:rFonts w:ascii="Wingdings" w:hAnsi="Wingdings" w:hint="default"/>
+      </w:rPr>
+    </w:lvl>
+    <w:lvl w:ilvl="6" w:tplc="04190001" w:tentative="1">
+      <w:start w:val="1"/>
+      <w:numFmt w:val="bullet"/>
+      <w:lvlText w:val=""/>
+      <w:lvlJc w:val="left"/>
+      <w:pPr>
+        <w:ind w:left="5040" w:hanging="360"/>
+      </w:pPr>
+      <w:rPr>
+        <w:rFonts w:ascii="Symbol" w:hAnsi="Symbol" w:hint="default"/>
+      </w:rPr>
+    </w:lvl>
+    <w:lvl w:ilvl="7" w:tplc="04190003" w:tentative="1">
+      <w:start w:val="1"/>
+      <w:numFmt w:val="bullet"/>
+      <w:lvlText w:val="o"/>
+      <w:lvlJc w:val="left"/>
+      <w:pPr>
+        <w:ind w:left="5760" w:hanging="360"/>
+      </w:pPr>
+      <w:rPr>
+        <w:rFonts w:ascii="Courier New" w:hAnsi="Courier New" w:cs="Courier New" w:hint="default"/>
+      </w:rPr>
+    </w:lvl>
+    <w:lvl w:ilvl="8" w:tplc="04190005" w:tentative="1">
+      <w:start w:val="1"/>
+      <w:numFmt w:val="bullet"/>
+      <w:lvlText w:val=""/>
+      <w:lvlJc w:val="left"/>
+      <w:pPr>
+        <w:ind w:left="6480" w:hanging="360"/>
+      </w:pPr>
+      <w:rPr>
+        <w:rFonts w:ascii="Wingdings" w:hAnsi="Wingdings" w:hint="default"/>
+      </w:rPr>
+    </w:lvl>
+  </w:abstractNum>
+  <w:abstractNum w:abstractNumId="15" w15:restartNumberingAfterBreak="0">
     <w:nsid w:val="31984715"/>
     <w:multiLevelType w:val="hybridMultilevel"/>
     <w:tmpl w:val="57107164"/>
@@ -6556,7 +14917,7 @@
       </w:rPr>
     </w:lvl>
   </w:abstractNum>
-  <w:abstractNum w:abstractNumId="12" w15:restartNumberingAfterBreak="0">
+  <w:abstractNum w:abstractNumId="16" w15:restartNumberingAfterBreak="0">
     <w:nsid w:val="346D7473"/>
     <w:multiLevelType w:val="hybridMultilevel"/>
     <w:tmpl w:val="679AF5FE"/>
@@ -6669,7 +15030,7 @@
       </w:rPr>
     </w:lvl>
   </w:abstractNum>
-  <w:abstractNum w:abstractNumId="13" w15:restartNumberingAfterBreak="0">
+  <w:abstractNum w:abstractNumId="17" w15:restartNumberingAfterBreak="0">
     <w:nsid w:val="448C6BD6"/>
     <w:multiLevelType w:val="hybridMultilevel"/>
     <w:tmpl w:val="77822A86"/>
@@ -6782,7 +15143,120 @@
       </w:rPr>
     </w:lvl>
   </w:abstractNum>
-  <w:abstractNum w:abstractNumId="14" w15:restartNumberingAfterBreak="0">
+  <w:abstractNum w:abstractNumId="18" w15:restartNumberingAfterBreak="0">
+    <w:nsid w:val="4C257218"/>
+    <w:multiLevelType w:val="hybridMultilevel"/>
+    <w:tmpl w:val="94A2B462"/>
+    <w:lvl w:ilvl="0" w:tplc="04190001">
+      <w:start w:val="1"/>
+      <w:numFmt w:val="bullet"/>
+      <w:lvlText w:val=""/>
+      <w:lvlJc w:val="left"/>
+      <w:pPr>
+        <w:ind w:left="1287" w:hanging="360"/>
+      </w:pPr>
+      <w:rPr>
+        <w:rFonts w:ascii="Symbol" w:hAnsi="Symbol" w:hint="default"/>
+      </w:rPr>
+    </w:lvl>
+    <w:lvl w:ilvl="1" w:tplc="04190003" w:tentative="1">
+      <w:start w:val="1"/>
+      <w:numFmt w:val="bullet"/>
+      <w:lvlText w:val="o"/>
+      <w:lvlJc w:val="left"/>
+      <w:pPr>
+        <w:ind w:left="2007" w:hanging="360"/>
+      </w:pPr>
+      <w:rPr>
+        <w:rFonts w:ascii="Courier New" w:hAnsi="Courier New" w:cs="Courier New" w:hint="default"/>
+      </w:rPr>
+    </w:lvl>
+    <w:lvl w:ilvl="2" w:tplc="04190005" w:tentative="1">
+      <w:start w:val="1"/>
+      <w:numFmt w:val="bullet"/>
+      <w:lvlText w:val=""/>
+      <w:lvlJc w:val="left"/>
+      <w:pPr>
+        <w:ind w:left="2727" w:hanging="360"/>
+      </w:pPr>
+      <w:rPr>
+        <w:rFonts w:ascii="Wingdings" w:hAnsi="Wingdings" w:hint="default"/>
+      </w:rPr>
+    </w:lvl>
+    <w:lvl w:ilvl="3" w:tplc="04190001" w:tentative="1">
+      <w:start w:val="1"/>
+      <w:numFmt w:val="bullet"/>
+      <w:lvlText w:val=""/>
+      <w:lvlJc w:val="left"/>
+      <w:pPr>
+        <w:ind w:left="3447" w:hanging="360"/>
+      </w:pPr>
+      <w:rPr>
+        <w:rFonts w:ascii="Symbol" w:hAnsi="Symbol" w:hint="default"/>
+      </w:rPr>
+    </w:lvl>
+    <w:lvl w:ilvl="4" w:tplc="04190003" w:tentative="1">
+      <w:start w:val="1"/>
+      <w:numFmt w:val="bullet"/>
+      <w:lvlText w:val="o"/>
+      <w:lvlJc w:val="left"/>
+      <w:pPr>
+        <w:ind w:left="4167" w:hanging="360"/>
+      </w:pPr>
+      <w:rPr>
+        <w:rFonts w:ascii="Courier New" w:hAnsi="Courier New" w:cs="Courier New" w:hint="default"/>
+      </w:rPr>
+    </w:lvl>
+    <w:lvl w:ilvl="5" w:tplc="04190005" w:tentative="1">
+      <w:start w:val="1"/>
+      <w:numFmt w:val="bullet"/>
+      <w:lvlText w:val=""/>
+      <w:lvlJc w:val="left"/>
+      <w:pPr>
+        <w:ind w:left="4887" w:hanging="360"/>
+      </w:pPr>
+      <w:rPr>
+        <w:rFonts w:ascii="Wingdings" w:hAnsi="Wingdings" w:hint="default"/>
+      </w:rPr>
+    </w:lvl>
+    <w:lvl w:ilvl="6" w:tplc="04190001" w:tentative="1">
+      <w:start w:val="1"/>
+      <w:numFmt w:val="bullet"/>
+      <w:lvlText w:val=""/>
+      <w:lvlJc w:val="left"/>
+      <w:pPr>
+        <w:ind w:left="5607" w:hanging="360"/>
+      </w:pPr>
+      <w:rPr>
+        <w:rFonts w:ascii="Symbol" w:hAnsi="Symbol" w:hint="default"/>
+      </w:rPr>
+    </w:lvl>
+    <w:lvl w:ilvl="7" w:tplc="04190003" w:tentative="1">
+      <w:start w:val="1"/>
+      <w:numFmt w:val="bullet"/>
+      <w:lvlText w:val="o"/>
+      <w:lvlJc w:val="left"/>
+      <w:pPr>
+        <w:ind w:left="6327" w:hanging="360"/>
+      </w:pPr>
+      <w:rPr>
+        <w:rFonts w:ascii="Courier New" w:hAnsi="Courier New" w:cs="Courier New" w:hint="default"/>
+      </w:rPr>
+    </w:lvl>
+    <w:lvl w:ilvl="8" w:tplc="04190005" w:tentative="1">
+      <w:start w:val="1"/>
+      <w:numFmt w:val="bullet"/>
+      <w:lvlText w:val=""/>
+      <w:lvlJc w:val="left"/>
+      <w:pPr>
+        <w:ind w:left="7047" w:hanging="360"/>
+      </w:pPr>
+      <w:rPr>
+        <w:rFonts w:ascii="Wingdings" w:hAnsi="Wingdings" w:hint="default"/>
+      </w:rPr>
+    </w:lvl>
+  </w:abstractNum>
+  <w:abstractNum w:abstractNumId="19" w15:restartNumberingAfterBreak="0">
     <w:nsid w:val="4D04539D"/>
     <w:multiLevelType w:val="hybridMultilevel"/>
     <w:tmpl w:val="D66C97B8"/>
@@ -6868,7 +15342,7 @@
       </w:pPr>
     </w:lvl>
   </w:abstractNum>
-  <w:abstractNum w:abstractNumId="15" w15:restartNumberingAfterBreak="0">
+  <w:abstractNum w:abstractNumId="20" w15:restartNumberingAfterBreak="0">
     <w:nsid w:val="5005248C"/>
     <w:multiLevelType w:val="hybridMultilevel"/>
     <w:tmpl w:val="7700C94A"/>
@@ -6981,7 +15455,7 @@
       </w:rPr>
     </w:lvl>
   </w:abstractNum>
-  <w:abstractNum w:abstractNumId="16" w15:restartNumberingAfterBreak="0">
+  <w:abstractNum w:abstractNumId="21" w15:restartNumberingAfterBreak="0">
     <w:nsid w:val="50A35276"/>
     <w:multiLevelType w:val="hybridMultilevel"/>
     <w:tmpl w:val="5AFABBAE"/>
@@ -7070,7 +15544,7 @@
       </w:pPr>
     </w:lvl>
   </w:abstractNum>
-  <w:abstractNum w:abstractNumId="17" w15:restartNumberingAfterBreak="0">
+  <w:abstractNum w:abstractNumId="22" w15:restartNumberingAfterBreak="0">
     <w:nsid w:val="50E403BF"/>
     <w:multiLevelType w:val="hybridMultilevel"/>
     <w:tmpl w:val="D35CFD9A"/>
@@ -7183,7 +15657,7 @@
       </w:rPr>
     </w:lvl>
   </w:abstractNum>
-  <w:abstractNum w:abstractNumId="18" w15:restartNumberingAfterBreak="0">
+  <w:abstractNum w:abstractNumId="23" w15:restartNumberingAfterBreak="0">
     <w:nsid w:val="55B36904"/>
     <w:multiLevelType w:val="multilevel"/>
     <w:tmpl w:val="FC5E700A"/>
@@ -7296,7 +15770,7 @@
       </w:rPr>
     </w:lvl>
   </w:abstractNum>
-  <w:abstractNum w:abstractNumId="19" w15:restartNumberingAfterBreak="0">
+  <w:abstractNum w:abstractNumId="24" w15:restartNumberingAfterBreak="0">
     <w:nsid w:val="580D3FA8"/>
     <w:multiLevelType w:val="hybridMultilevel"/>
     <w:tmpl w:val="84008942"/>
@@ -7386,7 +15860,292 @@
       </w:pPr>
     </w:lvl>
   </w:abstractNum>
-  <w:abstractNum w:abstractNumId="20" w15:restartNumberingAfterBreak="0">
+  <w:abstractNum w:abstractNumId="25" w15:restartNumberingAfterBreak="0">
+    <w:nsid w:val="586847F0"/>
+    <w:multiLevelType w:val="hybridMultilevel"/>
+    <w:tmpl w:val="F10AA54A"/>
+    <w:lvl w:ilvl="0" w:tplc="0419000F">
+      <w:start w:val="1"/>
+      <w:numFmt w:val="decimal"/>
+      <w:lvlText w:val="%1."/>
+      <w:lvlJc w:val="left"/>
+      <w:pPr>
+        <w:ind w:left="1287" w:hanging="360"/>
+      </w:pPr>
+    </w:lvl>
+    <w:lvl w:ilvl="1" w:tplc="04190019" w:tentative="1">
+      <w:start w:val="1"/>
+      <w:numFmt w:val="lowerLetter"/>
+      <w:lvlText w:val="%2."/>
+      <w:lvlJc w:val="left"/>
+      <w:pPr>
+        <w:ind w:left="2007" w:hanging="360"/>
+      </w:pPr>
+    </w:lvl>
+    <w:lvl w:ilvl="2" w:tplc="0419001B" w:tentative="1">
+      <w:start w:val="1"/>
+      <w:numFmt w:val="lowerRoman"/>
+      <w:lvlText w:val="%3."/>
+      <w:lvlJc w:val="right"/>
+      <w:pPr>
+        <w:ind w:left="2727" w:hanging="180"/>
+      </w:pPr>
+    </w:lvl>
+    <w:lvl w:ilvl="3" w:tplc="0419000F" w:tentative="1">
+      <w:start w:val="1"/>
+      <w:numFmt w:val="decimal"/>
+      <w:lvlText w:val="%4."/>
+      <w:lvlJc w:val="left"/>
+      <w:pPr>
+        <w:ind w:left="3447" w:hanging="360"/>
+      </w:pPr>
+    </w:lvl>
+    <w:lvl w:ilvl="4" w:tplc="04190019" w:tentative="1">
+      <w:start w:val="1"/>
+      <w:numFmt w:val="lowerLetter"/>
+      <w:lvlText w:val="%5."/>
+      <w:lvlJc w:val="left"/>
+      <w:pPr>
+        <w:ind w:left="4167" w:hanging="360"/>
+      </w:pPr>
+    </w:lvl>
+    <w:lvl w:ilvl="5" w:tplc="0419001B" w:tentative="1">
+      <w:start w:val="1"/>
+      <w:numFmt w:val="lowerRoman"/>
+      <w:lvlText w:val="%6."/>
+      <w:lvlJc w:val="right"/>
+      <w:pPr>
+        <w:ind w:left="4887" w:hanging="180"/>
+      </w:pPr>
+    </w:lvl>
+    <w:lvl w:ilvl="6" w:tplc="0419000F" w:tentative="1">
+      <w:start w:val="1"/>
+      <w:numFmt w:val="decimal"/>
+      <w:lvlText w:val="%7."/>
+      <w:lvlJc w:val="left"/>
+      <w:pPr>
+        <w:ind w:left="5607" w:hanging="360"/>
+      </w:pPr>
+    </w:lvl>
+    <w:lvl w:ilvl="7" w:tplc="04190019" w:tentative="1">
+      <w:start w:val="1"/>
+      <w:numFmt w:val="lowerLetter"/>
+      <w:lvlText w:val="%8."/>
+      <w:lvlJc w:val="left"/>
+      <w:pPr>
+        <w:ind w:left="6327" w:hanging="360"/>
+      </w:pPr>
+    </w:lvl>
+    <w:lvl w:ilvl="8" w:tplc="0419001B" w:tentative="1">
+      <w:start w:val="1"/>
+      <w:numFmt w:val="lowerRoman"/>
+      <w:lvlText w:val="%9."/>
+      <w:lvlJc w:val="right"/>
+      <w:pPr>
+        <w:ind w:left="7047" w:hanging="180"/>
+      </w:pPr>
+    </w:lvl>
+  </w:abstractNum>
+  <w:abstractNum w:abstractNumId="26" w15:restartNumberingAfterBreak="0">
+    <w:nsid w:val="5C11380A"/>
+    <w:multiLevelType w:val="hybridMultilevel"/>
+    <w:tmpl w:val="084248E4"/>
+    <w:lvl w:ilvl="0" w:tplc="0419000F">
+      <w:start w:val="1"/>
+      <w:numFmt w:val="decimal"/>
+      <w:lvlText w:val="%1."/>
+      <w:lvlJc w:val="left"/>
+      <w:pPr>
+        <w:ind w:left="720" w:hanging="360"/>
+      </w:pPr>
+    </w:lvl>
+    <w:lvl w:ilvl="1" w:tplc="04190019" w:tentative="1">
+      <w:start w:val="1"/>
+      <w:numFmt w:val="lowerLetter"/>
+      <w:lvlText w:val="%2."/>
+      <w:lvlJc w:val="left"/>
+      <w:pPr>
+        <w:ind w:left="1440" w:hanging="360"/>
+      </w:pPr>
+    </w:lvl>
+    <w:lvl w:ilvl="2" w:tplc="0419001B" w:tentative="1">
+      <w:start w:val="1"/>
+      <w:numFmt w:val="lowerRoman"/>
+      <w:lvlText w:val="%3."/>
+      <w:lvlJc w:val="right"/>
+      <w:pPr>
+        <w:ind w:left="2160" w:hanging="180"/>
+      </w:pPr>
+    </w:lvl>
+    <w:lvl w:ilvl="3" w:tplc="0419000F" w:tentative="1">
+      <w:start w:val="1"/>
+      <w:numFmt w:val="decimal"/>
+      <w:lvlText w:val="%4."/>
+      <w:lvlJc w:val="left"/>
+      <w:pPr>
+        <w:ind w:left="2880" w:hanging="360"/>
+      </w:pPr>
+    </w:lvl>
+    <w:lvl w:ilvl="4" w:tplc="04190019" w:tentative="1">
+      <w:start w:val="1"/>
+      <w:numFmt w:val="lowerLetter"/>
+      <w:lvlText w:val="%5."/>
+      <w:lvlJc w:val="left"/>
+      <w:pPr>
+        <w:ind w:left="3600" w:hanging="360"/>
+      </w:pPr>
+    </w:lvl>
+    <w:lvl w:ilvl="5" w:tplc="0419001B" w:tentative="1">
+      <w:start w:val="1"/>
+      <w:numFmt w:val="lowerRoman"/>
+      <w:lvlText w:val="%6."/>
+      <w:lvlJc w:val="right"/>
+      <w:pPr>
+        <w:ind w:left="4320" w:hanging="180"/>
+      </w:pPr>
+    </w:lvl>
+    <w:lvl w:ilvl="6" w:tplc="0419000F" w:tentative="1">
+      <w:start w:val="1"/>
+      <w:numFmt w:val="decimal"/>
+      <w:lvlText w:val="%7."/>
+      <w:lvlJc w:val="left"/>
+      <w:pPr>
+        <w:ind w:left="5040" w:hanging="360"/>
+      </w:pPr>
+    </w:lvl>
+    <w:lvl w:ilvl="7" w:tplc="04190019" w:tentative="1">
+      <w:start w:val="1"/>
+      <w:numFmt w:val="lowerLetter"/>
+      <w:lvlText w:val="%8."/>
+      <w:lvlJc w:val="left"/>
+      <w:pPr>
+        <w:ind w:left="5760" w:hanging="360"/>
+      </w:pPr>
+    </w:lvl>
+    <w:lvl w:ilvl="8" w:tplc="0419001B" w:tentative="1">
+      <w:start w:val="1"/>
+      <w:numFmt w:val="lowerRoman"/>
+      <w:lvlText w:val="%9."/>
+      <w:lvlJc w:val="right"/>
+      <w:pPr>
+        <w:ind w:left="6480" w:hanging="180"/>
+      </w:pPr>
+    </w:lvl>
+  </w:abstractNum>
+  <w:abstractNum w:abstractNumId="27" w15:restartNumberingAfterBreak="0">
+    <w:nsid w:val="5D75186D"/>
+    <w:multiLevelType w:val="hybridMultilevel"/>
+    <w:tmpl w:val="889A18DE"/>
+    <w:lvl w:ilvl="0" w:tplc="04190001">
+      <w:start w:val="1"/>
+      <w:numFmt w:val="bullet"/>
+      <w:lvlText w:val=""/>
+      <w:lvlJc w:val="left"/>
+      <w:pPr>
+        <w:ind w:left="720" w:hanging="360"/>
+      </w:pPr>
+      <w:rPr>
+        <w:rFonts w:ascii="Symbol" w:hAnsi="Symbol" w:hint="default"/>
+      </w:rPr>
+    </w:lvl>
+    <w:lvl w:ilvl="1" w:tplc="04190003" w:tentative="1">
+      <w:start w:val="1"/>
+      <w:numFmt w:val="bullet"/>
+      <w:lvlText w:val="o"/>
+      <w:lvlJc w:val="left"/>
+      <w:pPr>
+        <w:ind w:left="1440" w:hanging="360"/>
+      </w:pPr>
+      <w:rPr>
+        <w:rFonts w:ascii="Courier New" w:hAnsi="Courier New" w:cs="Courier New" w:hint="default"/>
+      </w:rPr>
+    </w:lvl>
+    <w:lvl w:ilvl="2" w:tplc="04190005" w:tentative="1">
+      <w:start w:val="1"/>
+      <w:numFmt w:val="bullet"/>
+      <w:lvlText w:val=""/>
+      <w:lvlJc w:val="left"/>
+      <w:pPr>
+        <w:ind w:left="2160" w:hanging="360"/>
+      </w:pPr>
+      <w:rPr>
+        <w:rFonts w:ascii="Wingdings" w:hAnsi="Wingdings" w:hint="default"/>
+      </w:rPr>
+    </w:lvl>
+    <w:lvl w:ilvl="3" w:tplc="04190001" w:tentative="1">
+      <w:start w:val="1"/>
+      <w:numFmt w:val="bullet"/>
+      <w:lvlText w:val=""/>
+      <w:lvlJc w:val="left"/>
+      <w:pPr>
+        <w:ind w:left="2880" w:hanging="360"/>
+      </w:pPr>
+      <w:rPr>
+        <w:rFonts w:ascii="Symbol" w:hAnsi="Symbol" w:hint="default"/>
+      </w:rPr>
+    </w:lvl>
+    <w:lvl w:ilvl="4" w:tplc="04190003" w:tentative="1">
+      <w:start w:val="1"/>
+      <w:numFmt w:val="bullet"/>
+      <w:lvlText w:val="o"/>
+      <w:lvlJc w:val="left"/>
+      <w:pPr>
+        <w:ind w:left="3600" w:hanging="360"/>
+      </w:pPr>
+      <w:rPr>
+        <w:rFonts w:ascii="Courier New" w:hAnsi="Courier New" w:cs="Courier New" w:hint="default"/>
+      </w:rPr>
+    </w:lvl>
+    <w:lvl w:ilvl="5" w:tplc="04190005" w:tentative="1">
+      <w:start w:val="1"/>
+      <w:numFmt w:val="bullet"/>
+      <w:lvlText w:val=""/>
+      <w:lvlJc w:val="left"/>
+      <w:pPr>
+        <w:ind w:left="4320" w:hanging="360"/>
+      </w:pPr>
+      <w:rPr>
+        <w:rFonts w:ascii="Wingdings" w:hAnsi="Wingdings" w:hint="default"/>
+      </w:rPr>
+    </w:lvl>
+    <w:lvl w:ilvl="6" w:tplc="04190001" w:tentative="1">
+      <w:start w:val="1"/>
+      <w:numFmt w:val="bullet"/>
+      <w:lvlText w:val=""/>
+      <w:lvlJc w:val="left"/>
+      <w:pPr>
+        <w:ind w:left="5040" w:hanging="360"/>
+      </w:pPr>
+      <w:rPr>
+        <w:rFonts w:ascii="Symbol" w:hAnsi="Symbol" w:hint="default"/>
+      </w:rPr>
+    </w:lvl>
+    <w:lvl w:ilvl="7" w:tplc="04190003" w:tentative="1">
+      <w:start w:val="1"/>
+      <w:numFmt w:val="bullet"/>
+      <w:lvlText w:val="o"/>
+      <w:lvlJc w:val="left"/>
+      <w:pPr>
+        <w:ind w:left="5760" w:hanging="360"/>
+      </w:pPr>
+      <w:rPr>
+        <w:rFonts w:ascii="Courier New" w:hAnsi="Courier New" w:cs="Courier New" w:hint="default"/>
+      </w:rPr>
+    </w:lvl>
+    <w:lvl w:ilvl="8" w:tplc="04190005" w:tentative="1">
+      <w:start w:val="1"/>
+      <w:numFmt w:val="bullet"/>
+      <w:lvlText w:val=""/>
+      <w:lvlJc w:val="left"/>
+      <w:pPr>
+        <w:ind w:left="6480" w:hanging="360"/>
+      </w:pPr>
+      <w:rPr>
+        <w:rFonts w:ascii="Wingdings" w:hAnsi="Wingdings" w:hint="default"/>
+      </w:rPr>
+    </w:lvl>
+  </w:abstractNum>
+  <w:abstractNum w:abstractNumId="28" w15:restartNumberingAfterBreak="0">
     <w:nsid w:val="61E71835"/>
     <w:multiLevelType w:val="hybridMultilevel"/>
     <w:tmpl w:val="D196F07C"/>
@@ -7499,7 +16258,120 @@
       </w:rPr>
     </w:lvl>
   </w:abstractNum>
-  <w:abstractNum w:abstractNumId="21" w15:restartNumberingAfterBreak="0">
+  <w:abstractNum w:abstractNumId="29" w15:restartNumberingAfterBreak="0">
+    <w:nsid w:val="65792B8C"/>
+    <w:multiLevelType w:val="hybridMultilevel"/>
+    <w:tmpl w:val="992C9A1E"/>
+    <w:lvl w:ilvl="0" w:tplc="04190001">
+      <w:start w:val="1"/>
+      <w:numFmt w:val="bullet"/>
+      <w:lvlText w:val=""/>
+      <w:lvlJc w:val="left"/>
+      <w:pPr>
+        <w:ind w:left="1287" w:hanging="360"/>
+      </w:pPr>
+      <w:rPr>
+        <w:rFonts w:ascii="Symbol" w:hAnsi="Symbol" w:hint="default"/>
+      </w:rPr>
+    </w:lvl>
+    <w:lvl w:ilvl="1" w:tplc="04190003" w:tentative="1">
+      <w:start w:val="1"/>
+      <w:numFmt w:val="bullet"/>
+      <w:lvlText w:val="o"/>
+      <w:lvlJc w:val="left"/>
+      <w:pPr>
+        <w:ind w:left="2007" w:hanging="360"/>
+      </w:pPr>
+      <w:rPr>
+        <w:rFonts w:ascii="Courier New" w:hAnsi="Courier New" w:cs="Courier New" w:hint="default"/>
+      </w:rPr>
+    </w:lvl>
+    <w:lvl w:ilvl="2" w:tplc="04190005" w:tentative="1">
+      <w:start w:val="1"/>
+      <w:numFmt w:val="bullet"/>
+      <w:lvlText w:val=""/>
+      <w:lvlJc w:val="left"/>
+      <w:pPr>
+        <w:ind w:left="2727" w:hanging="360"/>
+      </w:pPr>
+      <w:rPr>
+        <w:rFonts w:ascii="Wingdings" w:hAnsi="Wingdings" w:hint="default"/>
+      </w:rPr>
+    </w:lvl>
+    <w:lvl w:ilvl="3" w:tplc="04190001" w:tentative="1">
+      <w:start w:val="1"/>
+      <w:numFmt w:val="bullet"/>
+      <w:lvlText w:val=""/>
+      <w:lvlJc w:val="left"/>
+      <w:pPr>
+        <w:ind w:left="3447" w:hanging="360"/>
+      </w:pPr>
+      <w:rPr>
+        <w:rFonts w:ascii="Symbol" w:hAnsi="Symbol" w:hint="default"/>
+      </w:rPr>
+    </w:lvl>
+    <w:lvl w:ilvl="4" w:tplc="04190003" w:tentative="1">
+      <w:start w:val="1"/>
+      <w:numFmt w:val="bullet"/>
+      <w:lvlText w:val="o"/>
+      <w:lvlJc w:val="left"/>
+      <w:pPr>
+        <w:ind w:left="4167" w:hanging="360"/>
+      </w:pPr>
+      <w:rPr>
+        <w:rFonts w:ascii="Courier New" w:hAnsi="Courier New" w:cs="Courier New" w:hint="default"/>
+      </w:rPr>
+    </w:lvl>
+    <w:lvl w:ilvl="5" w:tplc="04190005" w:tentative="1">
+      <w:start w:val="1"/>
+      <w:numFmt w:val="bullet"/>
+      <w:lvlText w:val=""/>
+      <w:lvlJc w:val="left"/>
+      <w:pPr>
+        <w:ind w:left="4887" w:hanging="360"/>
+      </w:pPr>
+      <w:rPr>
+        <w:rFonts w:ascii="Wingdings" w:hAnsi="Wingdings" w:hint="default"/>
+      </w:rPr>
+    </w:lvl>
+    <w:lvl w:ilvl="6" w:tplc="04190001" w:tentative="1">
+      <w:start w:val="1"/>
+      <w:numFmt w:val="bullet"/>
+      <w:lvlText w:val=""/>
+      <w:lvlJc w:val="left"/>
+      <w:pPr>
+        <w:ind w:left="5607" w:hanging="360"/>
+      </w:pPr>
+      <w:rPr>
+        <w:rFonts w:ascii="Symbol" w:hAnsi="Symbol" w:hint="default"/>
+      </w:rPr>
+    </w:lvl>
+    <w:lvl w:ilvl="7" w:tplc="04190003" w:tentative="1">
+      <w:start w:val="1"/>
+      <w:numFmt w:val="bullet"/>
+      <w:lvlText w:val="o"/>
+      <w:lvlJc w:val="left"/>
+      <w:pPr>
+        <w:ind w:left="6327" w:hanging="360"/>
+      </w:pPr>
+      <w:rPr>
+        <w:rFonts w:ascii="Courier New" w:hAnsi="Courier New" w:cs="Courier New" w:hint="default"/>
+      </w:rPr>
+    </w:lvl>
+    <w:lvl w:ilvl="8" w:tplc="04190005" w:tentative="1">
+      <w:start w:val="1"/>
+      <w:numFmt w:val="bullet"/>
+      <w:lvlText w:val=""/>
+      <w:lvlJc w:val="left"/>
+      <w:pPr>
+        <w:ind w:left="7047" w:hanging="360"/>
+      </w:pPr>
+      <w:rPr>
+        <w:rFonts w:ascii="Wingdings" w:hAnsi="Wingdings" w:hint="default"/>
+      </w:rPr>
+    </w:lvl>
+  </w:abstractNum>
+  <w:abstractNum w:abstractNumId="30" w15:restartNumberingAfterBreak="0">
     <w:nsid w:val="69C338F3"/>
     <w:multiLevelType w:val="hybridMultilevel"/>
     <w:tmpl w:val="7D7ED7AC"/>
@@ -7585,7 +16457,120 @@
       </w:pPr>
     </w:lvl>
   </w:abstractNum>
-  <w:abstractNum w:abstractNumId="22" w15:restartNumberingAfterBreak="0">
+  <w:abstractNum w:abstractNumId="31" w15:restartNumberingAfterBreak="0">
+    <w:nsid w:val="6CFB233A"/>
+    <w:multiLevelType w:val="hybridMultilevel"/>
+    <w:tmpl w:val="6194EA84"/>
+    <w:lvl w:ilvl="0" w:tplc="04190001">
+      <w:start w:val="1"/>
+      <w:numFmt w:val="bullet"/>
+      <w:lvlText w:val=""/>
+      <w:lvlJc w:val="left"/>
+      <w:pPr>
+        <w:ind w:left="720" w:hanging="360"/>
+      </w:pPr>
+      <w:rPr>
+        <w:rFonts w:ascii="Symbol" w:hAnsi="Symbol" w:hint="default"/>
+      </w:rPr>
+    </w:lvl>
+    <w:lvl w:ilvl="1" w:tplc="04190003" w:tentative="1">
+      <w:start w:val="1"/>
+      <w:numFmt w:val="bullet"/>
+      <w:lvlText w:val="o"/>
+      <w:lvlJc w:val="left"/>
+      <w:pPr>
+        <w:ind w:left="1440" w:hanging="360"/>
+      </w:pPr>
+      <w:rPr>
+        <w:rFonts w:ascii="Courier New" w:hAnsi="Courier New" w:cs="Courier New" w:hint="default"/>
+      </w:rPr>
+    </w:lvl>
+    <w:lvl w:ilvl="2" w:tplc="04190005" w:tentative="1">
+      <w:start w:val="1"/>
+      <w:numFmt w:val="bullet"/>
+      <w:lvlText w:val=""/>
+      <w:lvlJc w:val="left"/>
+      <w:pPr>
+        <w:ind w:left="2160" w:hanging="360"/>
+      </w:pPr>
+      <w:rPr>
+        <w:rFonts w:ascii="Wingdings" w:hAnsi="Wingdings" w:hint="default"/>
+      </w:rPr>
+    </w:lvl>
+    <w:lvl w:ilvl="3" w:tplc="04190001" w:tentative="1">
+      <w:start w:val="1"/>
+      <w:numFmt w:val="bullet"/>
+      <w:lvlText w:val=""/>
+      <w:lvlJc w:val="left"/>
+      <w:pPr>
+        <w:ind w:left="2880" w:hanging="360"/>
+      </w:pPr>
+      <w:rPr>
+        <w:rFonts w:ascii="Symbol" w:hAnsi="Symbol" w:hint="default"/>
+      </w:rPr>
+    </w:lvl>
+    <w:lvl w:ilvl="4" w:tplc="04190003" w:tentative="1">
+      <w:start w:val="1"/>
+      <w:numFmt w:val="bullet"/>
+      <w:lvlText w:val="o"/>
+      <w:lvlJc w:val="left"/>
+      <w:pPr>
+        <w:ind w:left="3600" w:hanging="360"/>
+      </w:pPr>
+      <w:rPr>
+        <w:rFonts w:ascii="Courier New" w:hAnsi="Courier New" w:cs="Courier New" w:hint="default"/>
+      </w:rPr>
+    </w:lvl>
+    <w:lvl w:ilvl="5" w:tplc="04190005" w:tentative="1">
+      <w:start w:val="1"/>
+      <w:numFmt w:val="bullet"/>
+      <w:lvlText w:val=""/>
+      <w:lvlJc w:val="left"/>
+      <w:pPr>
+        <w:ind w:left="4320" w:hanging="360"/>
+      </w:pPr>
+      <w:rPr>
+        <w:rFonts w:ascii="Wingdings" w:hAnsi="Wingdings" w:hint="default"/>
+      </w:rPr>
+    </w:lvl>
+    <w:lvl w:ilvl="6" w:tplc="04190001" w:tentative="1">
+      <w:start w:val="1"/>
+      <w:numFmt w:val="bullet"/>
+      <w:lvlText w:val=""/>
+      <w:lvlJc w:val="left"/>
+      <w:pPr>
+        <w:ind w:left="5040" w:hanging="360"/>
+      </w:pPr>
+      <w:rPr>
+        <w:rFonts w:ascii="Symbol" w:hAnsi="Symbol" w:hint="default"/>
+      </w:rPr>
+    </w:lvl>
+    <w:lvl w:ilvl="7" w:tplc="04190003" w:tentative="1">
+      <w:start w:val="1"/>
+      <w:numFmt w:val="bullet"/>
+      <w:lvlText w:val="o"/>
+      <w:lvlJc w:val="left"/>
+      <w:pPr>
+        <w:ind w:left="5760" w:hanging="360"/>
+      </w:pPr>
+      <w:rPr>
+        <w:rFonts w:ascii="Courier New" w:hAnsi="Courier New" w:cs="Courier New" w:hint="default"/>
+      </w:rPr>
+    </w:lvl>
+    <w:lvl w:ilvl="8" w:tplc="04190005" w:tentative="1">
+      <w:start w:val="1"/>
+      <w:numFmt w:val="bullet"/>
+      <w:lvlText w:val=""/>
+      <w:lvlJc w:val="left"/>
+      <w:pPr>
+        <w:ind w:left="6480" w:hanging="360"/>
+      </w:pPr>
+      <w:rPr>
+        <w:rFonts w:ascii="Wingdings" w:hAnsi="Wingdings" w:hint="default"/>
+      </w:rPr>
+    </w:lvl>
+  </w:abstractNum>
+  <w:abstractNum w:abstractNumId="32" w15:restartNumberingAfterBreak="0">
     <w:nsid w:val="6ED2505D"/>
     <w:multiLevelType w:val="hybridMultilevel"/>
     <w:tmpl w:val="9710CD3E"/>
@@ -7671,7 +16656,93 @@
       </w:pPr>
     </w:lvl>
   </w:abstractNum>
-  <w:abstractNum w:abstractNumId="23" w15:restartNumberingAfterBreak="0">
+  <w:abstractNum w:abstractNumId="33" w15:restartNumberingAfterBreak="0">
+    <w:nsid w:val="75FD2E64"/>
+    <w:multiLevelType w:val="hybridMultilevel"/>
+    <w:tmpl w:val="012EB1EC"/>
+    <w:lvl w:ilvl="0" w:tplc="0419000F">
+      <w:start w:val="1"/>
+      <w:numFmt w:val="decimal"/>
+      <w:lvlText w:val="%1."/>
+      <w:lvlJc w:val="left"/>
+      <w:pPr>
+        <w:ind w:left="1287" w:hanging="360"/>
+      </w:pPr>
+    </w:lvl>
+    <w:lvl w:ilvl="1" w:tplc="04190019" w:tentative="1">
+      <w:start w:val="1"/>
+      <w:numFmt w:val="lowerLetter"/>
+      <w:lvlText w:val="%2."/>
+      <w:lvlJc w:val="left"/>
+      <w:pPr>
+        <w:ind w:left="2007" w:hanging="360"/>
+      </w:pPr>
+    </w:lvl>
+    <w:lvl w:ilvl="2" w:tplc="0419001B" w:tentative="1">
+      <w:start w:val="1"/>
+      <w:numFmt w:val="lowerRoman"/>
+      <w:lvlText w:val="%3."/>
+      <w:lvlJc w:val="right"/>
+      <w:pPr>
+        <w:ind w:left="2727" w:hanging="180"/>
+      </w:pPr>
+    </w:lvl>
+    <w:lvl w:ilvl="3" w:tplc="0419000F" w:tentative="1">
+      <w:start w:val="1"/>
+      <w:numFmt w:val="decimal"/>
+      <w:lvlText w:val="%4."/>
+      <w:lvlJc w:val="left"/>
+      <w:pPr>
+        <w:ind w:left="3447" w:hanging="360"/>
+      </w:pPr>
+    </w:lvl>
+    <w:lvl w:ilvl="4" w:tplc="04190019" w:tentative="1">
+      <w:start w:val="1"/>
+      <w:numFmt w:val="lowerLetter"/>
+      <w:lvlText w:val="%5."/>
+      <w:lvlJc w:val="left"/>
+      <w:pPr>
+        <w:ind w:left="4167" w:hanging="360"/>
+      </w:pPr>
+    </w:lvl>
+    <w:lvl w:ilvl="5" w:tplc="0419001B" w:tentative="1">
+      <w:start w:val="1"/>
+      <w:numFmt w:val="lowerRoman"/>
+      <w:lvlText w:val="%6."/>
+      <w:lvlJc w:val="right"/>
+      <w:pPr>
+        <w:ind w:left="4887" w:hanging="180"/>
+      </w:pPr>
+    </w:lvl>
+    <w:lvl w:ilvl="6" w:tplc="0419000F" w:tentative="1">
+      <w:start w:val="1"/>
+      <w:numFmt w:val="decimal"/>
+      <w:lvlText w:val="%7."/>
+      <w:lvlJc w:val="left"/>
+      <w:pPr>
+        <w:ind w:left="5607" w:hanging="360"/>
+      </w:pPr>
+    </w:lvl>
+    <w:lvl w:ilvl="7" w:tplc="04190019" w:tentative="1">
+      <w:start w:val="1"/>
+      <w:numFmt w:val="lowerLetter"/>
+      <w:lvlText w:val="%8."/>
+      <w:lvlJc w:val="left"/>
+      <w:pPr>
+        <w:ind w:left="6327" w:hanging="360"/>
+      </w:pPr>
+    </w:lvl>
+    <w:lvl w:ilvl="8" w:tplc="0419001B" w:tentative="1">
+      <w:start w:val="1"/>
+      <w:numFmt w:val="lowerRoman"/>
+      <w:lvlText w:val="%9."/>
+      <w:lvlJc w:val="right"/>
+      <w:pPr>
+        <w:ind w:left="7047" w:hanging="180"/>
+      </w:pPr>
+    </w:lvl>
+  </w:abstractNum>
+  <w:abstractNum w:abstractNumId="34" w15:restartNumberingAfterBreak="0">
     <w:nsid w:val="785E10AE"/>
     <w:multiLevelType w:val="hybridMultilevel"/>
     <w:tmpl w:val="8FB45384"/>
@@ -7784,7 +16855,7 @@
       </w:rPr>
     </w:lvl>
   </w:abstractNum>
-  <w:abstractNum w:abstractNumId="24" w15:restartNumberingAfterBreak="0">
+  <w:abstractNum w:abstractNumId="35" w15:restartNumberingAfterBreak="0">
     <w:nsid w:val="79312522"/>
     <w:multiLevelType w:val="hybridMultilevel"/>
     <w:tmpl w:val="647C776E"/>
@@ -7874,79 +16945,112 @@
     </w:lvl>
   </w:abstractNum>
   <w:num w:numId="1" w16cid:durableId="2112434347">
+    <w:abstractNumId w:val="24"/>
+  </w:num>
+  <w:num w:numId="2" w16cid:durableId="1693338079">
+    <w:abstractNumId w:val="11"/>
+  </w:num>
+  <w:num w:numId="3" w16cid:durableId="480148905">
+    <w:abstractNumId w:val="5"/>
+  </w:num>
+  <w:num w:numId="4" w16cid:durableId="49961828">
+    <w:abstractNumId w:val="22"/>
+  </w:num>
+  <w:num w:numId="5" w16cid:durableId="327560865">
+    <w:abstractNumId w:val="10"/>
+  </w:num>
+  <w:num w:numId="6" w16cid:durableId="280301520">
+    <w:abstractNumId w:val="20"/>
+  </w:num>
+  <w:num w:numId="7" w16cid:durableId="1982953052">
+    <w:abstractNumId w:val="2"/>
+  </w:num>
+  <w:num w:numId="8" w16cid:durableId="377897519">
+    <w:abstractNumId w:val="34"/>
+  </w:num>
+  <w:num w:numId="9" w16cid:durableId="1644433110">
+    <w:abstractNumId w:val="28"/>
+  </w:num>
+  <w:num w:numId="10" w16cid:durableId="1509099856">
+    <w:abstractNumId w:val="12"/>
+  </w:num>
+  <w:num w:numId="11" w16cid:durableId="1974747785">
+    <w:abstractNumId w:val="21"/>
+  </w:num>
+  <w:num w:numId="12" w16cid:durableId="2067951062">
+    <w:abstractNumId w:val="1"/>
+  </w:num>
+  <w:num w:numId="13" w16cid:durableId="409276473">
+    <w:abstractNumId w:val="7"/>
+  </w:num>
+  <w:num w:numId="14" w16cid:durableId="163593082">
+    <w:abstractNumId w:val="4"/>
+  </w:num>
+  <w:num w:numId="15" w16cid:durableId="736245553">
+    <w:abstractNumId w:val="8"/>
+  </w:num>
+  <w:num w:numId="16" w16cid:durableId="808671483">
     <w:abstractNumId w:val="19"/>
   </w:num>
-  <w:num w:numId="2" w16cid:durableId="1693338079">
+  <w:num w:numId="17" w16cid:durableId="1259213512">
+    <w:abstractNumId w:val="35"/>
+  </w:num>
+  <w:num w:numId="18" w16cid:durableId="1401828840">
+    <w:abstractNumId w:val="23"/>
+  </w:num>
+  <w:num w:numId="19" w16cid:durableId="1013847678">
+    <w:abstractNumId w:val="6"/>
+  </w:num>
+  <w:num w:numId="20" w16cid:durableId="892741808">
+    <w:abstractNumId w:val="16"/>
+  </w:num>
+  <w:num w:numId="21" w16cid:durableId="749734878">
+    <w:abstractNumId w:val="30"/>
+  </w:num>
+  <w:num w:numId="22" w16cid:durableId="1794783784">
+    <w:abstractNumId w:val="17"/>
+  </w:num>
+  <w:num w:numId="23" w16cid:durableId="1674600817">
+    <w:abstractNumId w:val="3"/>
+  </w:num>
+  <w:num w:numId="24" w16cid:durableId="1295405994">
+    <w:abstractNumId w:val="32"/>
+  </w:num>
+  <w:num w:numId="25" w16cid:durableId="1658415949">
+    <w:abstractNumId w:val="15"/>
+  </w:num>
+  <w:num w:numId="26" w16cid:durableId="366832415">
+    <w:abstractNumId w:val="29"/>
+  </w:num>
+  <w:num w:numId="27" w16cid:durableId="314385258">
+    <w:abstractNumId w:val="18"/>
+  </w:num>
+  <w:num w:numId="28" w16cid:durableId="120079314">
     <w:abstractNumId w:val="9"/>
   </w:num>
-  <w:num w:numId="3" w16cid:durableId="480148905">
-    <w:abstractNumId w:val="4"/>
+  <w:num w:numId="29" w16cid:durableId="1420368730">
+    <w:abstractNumId w:val="33"/>
   </w:num>
-  <w:num w:numId="4" w16cid:durableId="49961828">
-    <w:abstractNumId w:val="17"/>
+  <w:num w:numId="30" w16cid:durableId="741830345">
+    <w:abstractNumId w:val="25"/>
   </w:num>
-  <w:num w:numId="5" w16cid:durableId="327560865">
-    <w:abstractNumId w:val="8"/>
+  <w:num w:numId="31" w16cid:durableId="997997419">
+    <w:abstractNumId w:val="13"/>
   </w:num>
-  <w:num w:numId="6" w16cid:durableId="280301520">
-    <w:abstractNumId w:val="15"/>
+  <w:num w:numId="32" w16cid:durableId="1027757282">
+    <w:abstractNumId w:val="14"/>
   </w:num>
-  <w:num w:numId="7" w16cid:durableId="1982953052">
-    <w:abstractNumId w:val="1"/>
+  <w:num w:numId="33" w16cid:durableId="1930573686">
+    <w:abstractNumId w:val="31"/>
   </w:num>
-  <w:num w:numId="8" w16cid:durableId="377897519">
-    <w:abstractNumId w:val="23"/>
+  <w:num w:numId="34" w16cid:durableId="433670210">
+    <w:abstractNumId w:val="26"/>
   </w:num>
-  <w:num w:numId="9" w16cid:durableId="1644433110">
-    <w:abstractNumId w:val="20"/>
-  </w:num>
-  <w:num w:numId="10" w16cid:durableId="1509099856">
-    <w:abstractNumId w:val="10"/>
-  </w:num>
-  <w:num w:numId="11" w16cid:durableId="1974747785">
-    <w:abstractNumId w:val="16"/>
-  </w:num>
-  <w:num w:numId="12" w16cid:durableId="2067951062">
+  <w:num w:numId="35" w16cid:durableId="868839631">
     <w:abstractNumId w:val="0"/>
   </w:num>
-  <w:num w:numId="13" w16cid:durableId="409276473">
-    <w:abstractNumId w:val="6"/>
-  </w:num>
-  <w:num w:numId="14" w16cid:durableId="163593082">
-    <w:abstractNumId w:val="3"/>
-  </w:num>
-  <w:num w:numId="15" w16cid:durableId="736245553">
-    <w:abstractNumId w:val="7"/>
-  </w:num>
-  <w:num w:numId="16" w16cid:durableId="808671483">
-    <w:abstractNumId w:val="14"/>
-  </w:num>
-  <w:num w:numId="17" w16cid:durableId="1259213512">
-    <w:abstractNumId w:val="24"/>
-  </w:num>
-  <w:num w:numId="18" w16cid:durableId="1401828840">
-    <w:abstractNumId w:val="18"/>
-  </w:num>
-  <w:num w:numId="19" w16cid:durableId="1013847678">
-    <w:abstractNumId w:val="5"/>
-  </w:num>
-  <w:num w:numId="20" w16cid:durableId="892741808">
-    <w:abstractNumId w:val="12"/>
-  </w:num>
-  <w:num w:numId="21" w16cid:durableId="749734878">
-    <w:abstractNumId w:val="21"/>
-  </w:num>
-  <w:num w:numId="22" w16cid:durableId="1794783784">
-    <w:abstractNumId w:val="13"/>
-  </w:num>
-  <w:num w:numId="23" w16cid:durableId="1674600817">
-    <w:abstractNumId w:val="2"/>
-  </w:num>
-  <w:num w:numId="24" w16cid:durableId="1295405994">
-    <w:abstractNumId w:val="22"/>
-  </w:num>
-  <w:num w:numId="25" w16cid:durableId="1658415949">
-    <w:abstractNumId w:val="11"/>
+  <w:num w:numId="36" w16cid:durableId="920599220">
+    <w:abstractNumId w:val="27"/>
   </w:num>
 </w:numbering>
 </file>
@@ -8931,6 +18035,25 @@
       </w:tblBorders>
     </w:tblPr>
   </w:style>
+  <w:style w:type="character" w:styleId="af1">
+    <w:name w:val="Placeholder Text"/>
+    <w:basedOn w:val="a0"/>
+    <w:uiPriority w:val="99"/>
+    <w:semiHidden/>
+    <w:rsid w:val="00867746"/>
+    <w:rPr>
+      <w:color w:val="666666"/>
+    </w:rPr>
+  </w:style>
+  <w:style w:type="paragraph" w:styleId="af2">
+    <w:name w:val="No Spacing"/>
+    <w:uiPriority w:val="1"/>
+    <w:qFormat/>
+    <w:rsid w:val="00473932"/>
+    <w:pPr>
+      <w:spacing w:after="0" w:line="240" w:lineRule="auto"/>
+    </w:pPr>
+  </w:style>
 </w:styles>
 </file>
 
